--- a/Paper/Drafts/Paper (draft).docx
+++ b/Paper/Drafts/Paper (draft).docx
@@ -2890,6 +2890,7 @@
     </w:p>
     <w:p>
       <w:pPr>
+        <w:ind w:firstLine="720"/>
         <w:jc w:val="both"/>
         <w:rPr>
           <w:rFonts w:ascii="Times New Roman" w:hAnsi="Times New Roman" w:cs="Times New Roman"/>
@@ -3215,16 +3216,7 @@
           <w:sz w:val="22"/>
           <w:szCs w:val="22"/>
         </w:rPr>
-        <w:t xml:space="preserve">treated </w:t>
-      </w:r>
-      <w:r>
-        <w:rPr>
-          <w:rFonts w:ascii="Times New Roman" w:hAnsi="Times New Roman" w:cs="Times New Roman"/>
-          <w:color w:val="000000" w:themeColor="text1"/>
-          <w:sz w:val="22"/>
-          <w:szCs w:val="22"/>
-        </w:rPr>
-        <w:t>as known inputs</w:t>
+        <w:t>treated as fixed parameters rather than as sources of uncertainty</w:t>
       </w:r>
       <w:r>
         <w:rPr>
@@ -4106,6 +4098,7 @@
     </w:p>
     <w:p>
       <w:pPr>
+        <w:ind w:firstLine="720"/>
         <w:jc w:val="both"/>
         <w:rPr>
           <w:rFonts w:ascii="Times New Roman" w:hAnsi="Times New Roman" w:cs="Times New Roman"/>
@@ -4200,7 +4193,7 @@
           <w:sz w:val="22"/>
           <w:szCs w:val="22"/>
         </w:rPr>
-        <w:t xml:space="preserve"> in terms of key economic variables </w:t>
+        <w:t xml:space="preserve"> in terms of key economic </w:t>
       </w:r>
       <w:r>
         <w:rPr>
@@ -4209,7 +4202,7 @@
           <w:szCs w:val="22"/>
         </w:rPr>
         <w:lastRenderedPageBreak/>
-        <w:t>(GDP, employment, investment</w:t>
+        <w:t>variables (GDP, employment, investment</w:t>
       </w:r>
       <w:r>
         <w:rPr>

--- a/Paper/Drafts/Paper (draft).docx
+++ b/Paper/Drafts/Paper (draft).docx
@@ -1472,7 +1472,39 @@
           <w:sz w:val="22"/>
           <w:szCs w:val="22"/>
         </w:rPr>
-        <w:t xml:space="preserve">key structural conditions </w:t>
+        <w:t>key</w:t>
+      </w:r>
+      <w:r>
+        <w:rPr>
+          <w:rFonts w:ascii="Times New Roman" w:hAnsi="Times New Roman" w:cs="Times New Roman"/>
+          <w:sz w:val="22"/>
+          <w:szCs w:val="22"/>
+        </w:rPr>
+        <w:t xml:space="preserve"> </w:t>
+      </w:r>
+      <w:r>
+        <w:rPr>
+          <w:rFonts w:ascii="Times New Roman" w:hAnsi="Times New Roman" w:cs="Times New Roman"/>
+          <w:sz w:val="22"/>
+          <w:szCs w:val="22"/>
+        </w:rPr>
+        <w:t xml:space="preserve">characteristics </w:t>
+      </w:r>
+      <w:r>
+        <w:rPr>
+          <w:rFonts w:ascii="Times New Roman" w:hAnsi="Times New Roman" w:cs="Times New Roman"/>
+          <w:sz w:val="22"/>
+          <w:szCs w:val="22"/>
+        </w:rPr>
+        <w:t>and</w:t>
+      </w:r>
+      <w:r>
+        <w:rPr>
+          <w:rFonts w:ascii="Times New Roman" w:hAnsi="Times New Roman" w:cs="Times New Roman"/>
+          <w:sz w:val="22"/>
+          <w:szCs w:val="22"/>
+        </w:rPr>
+        <w:t xml:space="preserve"> structural conditions </w:t>
       </w:r>
       <w:r>
         <w:rPr>
@@ -4452,6 +4484,30 @@
           <w:sz w:val="22"/>
           <w:szCs w:val="22"/>
         </w:rPr>
+        <w:t xml:space="preserve"> embedding </w:t>
+      </w:r>
+      <w:r>
+        <w:rPr>
+          <w:rFonts w:ascii="Times New Roman" w:hAnsi="Times New Roman" w:cs="Times New Roman"/>
+          <w:sz w:val="22"/>
+          <w:szCs w:val="22"/>
+        </w:rPr>
+        <w:t>in the model’s coefficient</w:t>
+      </w:r>
+      <w:r>
+        <w:rPr>
+          <w:rFonts w:ascii="Times New Roman" w:hAnsi="Times New Roman" w:cs="Times New Roman"/>
+          <w:sz w:val="22"/>
+          <w:szCs w:val="22"/>
+        </w:rPr>
+        <w:t>s</w:t>
+      </w:r>
+      <w:r>
+        <w:rPr>
+          <w:rFonts w:ascii="Times New Roman" w:hAnsi="Times New Roman" w:cs="Times New Roman"/>
+          <w:sz w:val="22"/>
+          <w:szCs w:val="22"/>
+        </w:rPr>
         <w:t xml:space="preserve"> </w:t>
       </w:r>
       <w:r>
@@ -4460,15 +4516,7 @@
           <w:sz w:val="22"/>
           <w:szCs w:val="22"/>
         </w:rPr>
-        <w:t>embed</w:t>
-      </w:r>
-      <w:r>
-        <w:rPr>
-          <w:rFonts w:ascii="Times New Roman" w:hAnsi="Times New Roman" w:cs="Times New Roman"/>
-          <w:sz w:val="22"/>
-          <w:szCs w:val="22"/>
-        </w:rPr>
-        <w:t>ding</w:t>
+        <w:t>sectoral interdependencies (e.g., labor-output elasticities)</w:t>
       </w:r>
       <w:r>
         <w:rPr>
@@ -4484,7 +4532,2980 @@
           <w:sz w:val="22"/>
           <w:szCs w:val="22"/>
         </w:rPr>
-        <w:t>in the model’s coefficient</w:t>
+        <w:t>that may be less reliable for forward-looking policy analysis.</w:t>
+      </w:r>
+      <w:r>
+        <w:rPr>
+          <w:rFonts w:ascii="Times New Roman" w:hAnsi="Times New Roman" w:cs="Times New Roman"/>
+          <w:sz w:val="22"/>
+          <w:szCs w:val="22"/>
+        </w:rPr>
+        <w:t xml:space="preserve"> </w:t>
+      </w:r>
+      <w:r>
+        <w:rPr>
+          <w:rFonts w:ascii="Times New Roman" w:hAnsi="Times New Roman" w:cs="Times New Roman"/>
+          <w:sz w:val="22"/>
+          <w:szCs w:val="22"/>
+        </w:rPr>
+        <w:t xml:space="preserve">When applied to sectors whose cost and input structures are rapidly changing, </w:t>
+      </w:r>
+      <w:r>
+        <w:rPr>
+          <w:rFonts w:ascii="Times New Roman" w:hAnsi="Times New Roman" w:cs="Times New Roman"/>
+          <w:sz w:val="22"/>
+          <w:szCs w:val="22"/>
+        </w:rPr>
+        <w:t>these coefficients are themselves a source of uncertainty in employment estimates.</w:t>
+      </w:r>
+    </w:p>
+    <w:p>
+      <w:pPr>
+        <w:pStyle w:val="Heading2"/>
+      </w:pPr>
+      <w:r>
+        <w:t xml:space="preserve">2.2 </w:t>
+      </w:r>
+      <w:r>
+        <w:t xml:space="preserve">Beyond cost structures: </w:t>
+      </w:r>
+      <w:r>
+        <w:t>uncertainty and conditional findings</w:t>
+      </w:r>
+    </w:p>
+    <w:p>
+      <w:pPr>
+        <w:ind w:firstLine="720"/>
+        <w:jc w:val="both"/>
+        <w:rPr>
+          <w:rFonts w:ascii="Times New Roman" w:hAnsi="Times New Roman" w:cs="Times New Roman"/>
+          <w:color w:val="000000" w:themeColor="text1"/>
+          <w:sz w:val="22"/>
+          <w:szCs w:val="22"/>
+        </w:rPr>
+      </w:pPr>
+      <w:r>
+        <w:rPr>
+          <w:rFonts w:ascii="Times New Roman" w:hAnsi="Times New Roman" w:cs="Times New Roman"/>
+          <w:color w:val="000000" w:themeColor="text1"/>
+          <w:sz w:val="22"/>
+          <w:szCs w:val="22"/>
+        </w:rPr>
+        <w:t xml:space="preserve">As discussed in </w:t>
+      </w:r>
+      <w:r>
+        <w:rPr>
+          <w:rFonts w:ascii="Times New Roman" w:hAnsi="Times New Roman" w:cs="Times New Roman"/>
+          <w:color w:val="000000" w:themeColor="text1"/>
+          <w:sz w:val="22"/>
+          <w:szCs w:val="22"/>
+        </w:rPr>
+        <w:t>the previous section</w:t>
+      </w:r>
+      <w:r>
+        <w:rPr>
+          <w:rFonts w:ascii="Times New Roman" w:hAnsi="Times New Roman" w:cs="Times New Roman"/>
+          <w:color w:val="000000" w:themeColor="text1"/>
+          <w:sz w:val="22"/>
+          <w:szCs w:val="22"/>
+        </w:rPr>
+        <w:t xml:space="preserve">, each tradition of estimating the job creation potential of green investments embeds fixed cost-structure assumptions </w:t>
+      </w:r>
+      <w:r>
+        <w:rPr>
+          <w:rFonts w:ascii="Times New Roman" w:hAnsi="Times New Roman" w:cs="Times New Roman"/>
+          <w:color w:val="000000" w:themeColor="text1"/>
+          <w:sz w:val="22"/>
+          <w:szCs w:val="22"/>
+        </w:rPr>
+        <w:t xml:space="preserve">and historical </w:t>
+      </w:r>
+      <w:r>
+        <w:rPr>
+          <w:rFonts w:ascii="Times New Roman" w:hAnsi="Times New Roman" w:cs="Times New Roman"/>
+          <w:sz w:val="22"/>
+          <w:szCs w:val="22"/>
+        </w:rPr>
+        <w:t>relationships</w:t>
+      </w:r>
+      <w:r>
+        <w:rPr>
+          <w:rFonts w:ascii="Times New Roman" w:hAnsi="Times New Roman" w:cs="Times New Roman"/>
+          <w:color w:val="000000" w:themeColor="text1"/>
+          <w:sz w:val="22"/>
+          <w:szCs w:val="22"/>
+        </w:rPr>
+        <w:t xml:space="preserve"> </w:t>
+      </w:r>
+      <w:r>
+        <w:rPr>
+          <w:rFonts w:ascii="Times New Roman" w:hAnsi="Times New Roman" w:cs="Times New Roman"/>
+          <w:color w:val="000000" w:themeColor="text1"/>
+          <w:sz w:val="22"/>
+          <w:szCs w:val="22"/>
+        </w:rPr>
+        <w:t>in its</w:t>
+      </w:r>
+      <w:r>
+        <w:rPr>
+          <w:rFonts w:ascii="Times New Roman" w:hAnsi="Times New Roman" w:cs="Times New Roman"/>
+          <w:color w:val="000000" w:themeColor="text1"/>
+          <w:sz w:val="22"/>
+          <w:szCs w:val="22"/>
+        </w:rPr>
+        <w:t xml:space="preserve"> </w:t>
+      </w:r>
+      <w:r>
+        <w:rPr>
+          <w:rFonts w:ascii="Times New Roman" w:hAnsi="Times New Roman" w:cs="Times New Roman"/>
+          <w:color w:val="000000" w:themeColor="text1"/>
+          <w:sz w:val="22"/>
+          <w:szCs w:val="22"/>
+        </w:rPr>
+        <w:t>models, but none treats them as uncertain. The same mitigation action modeled under alternative cost-structure assumptions can produce</w:t>
+      </w:r>
+      <w:r>
+        <w:rPr>
+          <w:rFonts w:ascii="Times New Roman" w:hAnsi="Times New Roman" w:cs="Times New Roman"/>
+          <w:color w:val="000000" w:themeColor="text1"/>
+          <w:sz w:val="22"/>
+          <w:szCs w:val="22"/>
+        </w:rPr>
+        <w:t xml:space="preserve"> </w:t>
+      </w:r>
+      <w:r>
+        <w:rPr>
+          <w:rFonts w:ascii="Times New Roman" w:hAnsi="Times New Roman" w:cs="Times New Roman"/>
+          <w:color w:val="000000" w:themeColor="text1"/>
+          <w:sz w:val="22"/>
+          <w:szCs w:val="22"/>
+        </w:rPr>
+        <w:t xml:space="preserve">substantially different employment estimates, yet studies report single estimates per action under one assumed configuration. A further limitation is that no study systematically explores how employment outcomes respond when the cost structure of a climate investment shifts with implementation level. </w:t>
+      </w:r>
+    </w:p>
+    <w:p>
+      <w:pPr>
+        <w:ind w:firstLine="720"/>
+        <w:jc w:val="both"/>
+        <w:rPr>
+          <w:rFonts w:ascii="Times New Roman" w:hAnsi="Times New Roman" w:cs="Times New Roman"/>
+          <w:color w:val="000000" w:themeColor="text1"/>
+          <w:sz w:val="22"/>
+          <w:szCs w:val="22"/>
+        </w:rPr>
+      </w:pPr>
+      <w:r>
+        <w:rPr>
+          <w:rFonts w:ascii="Times New Roman" w:hAnsi="Times New Roman" w:cs="Times New Roman"/>
+          <w:color w:val="000000" w:themeColor="text1"/>
+          <w:sz w:val="22"/>
+          <w:szCs w:val="22"/>
+        </w:rPr>
+        <w:t xml:space="preserve">Reporting a wider range of employment outcomes is not the same as identifying when employment materializes. To our knowledge, no study in this literature asks which cost-structure configurations </w:t>
+      </w:r>
+      <w:r>
+        <w:rPr>
+          <w:rFonts w:ascii="Times New Roman" w:hAnsi="Times New Roman" w:cs="Times New Roman"/>
+          <w:color w:val="000000" w:themeColor="text1"/>
+          <w:sz w:val="22"/>
+          <w:szCs w:val="22"/>
+        </w:rPr>
+        <w:t xml:space="preserve">– </w:t>
+      </w:r>
+      <w:r>
+        <w:rPr>
+          <w:rFonts w:ascii="Times New Roman" w:hAnsi="Times New Roman" w:cs="Times New Roman"/>
+          <w:color w:val="000000" w:themeColor="text1"/>
+          <w:sz w:val="22"/>
+          <w:szCs w:val="22"/>
+        </w:rPr>
+        <w:t xml:space="preserve">at which implementation levels </w:t>
+      </w:r>
+      <w:r>
+        <w:rPr>
+          <w:rFonts w:ascii="Times New Roman" w:hAnsi="Times New Roman" w:cs="Times New Roman"/>
+          <w:color w:val="000000" w:themeColor="text1"/>
+          <w:sz w:val="22"/>
+          <w:szCs w:val="22"/>
+        </w:rPr>
+        <w:t xml:space="preserve">– </w:t>
+      </w:r>
+      <w:r>
+        <w:rPr>
+          <w:rFonts w:ascii="Times New Roman" w:hAnsi="Times New Roman" w:cs="Times New Roman"/>
+          <w:color w:val="000000" w:themeColor="text1"/>
+          <w:sz w:val="22"/>
+          <w:szCs w:val="22"/>
+        </w:rPr>
+        <w:t>separate cases where climate investments create substantial employment from those where they do not. Results are reported as point estimates or sensitivity ranges, without identifying the conditions under which outcomes change.</w:t>
+      </w:r>
+      <w:r>
+        <w:rPr>
+          <w:rFonts w:ascii="Times New Roman" w:hAnsi="Times New Roman" w:cs="Times New Roman"/>
+          <w:color w:val="000000" w:themeColor="text1"/>
+          <w:sz w:val="22"/>
+          <w:szCs w:val="22"/>
+        </w:rPr>
+        <w:t xml:space="preserve"> </w:t>
+      </w:r>
+      <w:r>
+        <w:rPr>
+          <w:rFonts w:ascii="Times New Roman" w:hAnsi="Times New Roman" w:cs="Times New Roman"/>
+          <w:color w:val="000000" w:themeColor="text1"/>
+          <w:sz w:val="22"/>
+          <w:szCs w:val="22"/>
+        </w:rPr>
+        <w:t xml:space="preserve">This is a problem well suited to decision making under deep uncertainty (DMDU). The cost-structure parameters that determine employment outcomes </w:t>
+      </w:r>
+      <w:r>
+        <w:rPr>
+          <w:rFonts w:ascii="Times New Roman" w:hAnsi="Times New Roman" w:cs="Times New Roman"/>
+          <w:color w:val="000000" w:themeColor="text1"/>
+          <w:sz w:val="22"/>
+          <w:szCs w:val="22"/>
+        </w:rPr>
+        <w:t xml:space="preserve">– </w:t>
+      </w:r>
+      <w:r>
+        <w:rPr>
+          <w:rFonts w:ascii="Times New Roman" w:hAnsi="Times New Roman" w:cs="Times New Roman"/>
+          <w:color w:val="000000" w:themeColor="text1"/>
+          <w:sz w:val="22"/>
+          <w:szCs w:val="22"/>
+        </w:rPr>
+        <w:t>capital</w:t>
+      </w:r>
+      <w:r>
+        <w:rPr>
+          <w:rFonts w:ascii="Times New Roman" w:hAnsi="Times New Roman" w:cs="Times New Roman"/>
+          <w:color w:val="000000" w:themeColor="text1"/>
+          <w:sz w:val="22"/>
+          <w:szCs w:val="22"/>
+        </w:rPr>
+        <w:t xml:space="preserve"> </w:t>
+      </w:r>
+      <w:r>
+        <w:rPr>
+          <w:rFonts w:ascii="Times New Roman" w:hAnsi="Times New Roman" w:cs="Times New Roman"/>
+          <w:color w:val="000000" w:themeColor="text1"/>
+          <w:sz w:val="22"/>
+          <w:szCs w:val="22"/>
+        </w:rPr>
+        <w:t xml:space="preserve">intensity, import shares, technology costs at varying deployment scales </w:t>
+      </w:r>
+      <w:r>
+        <w:rPr>
+          <w:rFonts w:ascii="Times New Roman" w:hAnsi="Times New Roman" w:cs="Times New Roman"/>
+          <w:color w:val="000000" w:themeColor="text1"/>
+          <w:sz w:val="22"/>
+          <w:szCs w:val="22"/>
+        </w:rPr>
+        <w:t xml:space="preserve">– </w:t>
+      </w:r>
+      <w:r>
+        <w:rPr>
+          <w:rFonts w:ascii="Times New Roman" w:hAnsi="Times New Roman" w:cs="Times New Roman"/>
+          <w:color w:val="000000" w:themeColor="text1"/>
+          <w:sz w:val="22"/>
+          <w:szCs w:val="22"/>
+        </w:rPr>
+        <w:t xml:space="preserve">cannot be characterized by stable probability distributions, particularly in </w:t>
+      </w:r>
+      <w:r>
+        <w:rPr>
+          <w:rFonts w:ascii="Times New Roman" w:hAnsi="Times New Roman" w:cs="Times New Roman"/>
+          <w:color w:val="000000" w:themeColor="text1"/>
+          <w:sz w:val="22"/>
+          <w:szCs w:val="22"/>
+        </w:rPr>
+        <w:t>settings</w:t>
+      </w:r>
+      <w:r>
+        <w:rPr>
+          <w:rFonts w:ascii="Times New Roman" w:hAnsi="Times New Roman" w:cs="Times New Roman"/>
+          <w:color w:val="000000" w:themeColor="text1"/>
+          <w:sz w:val="22"/>
+          <w:szCs w:val="22"/>
+        </w:rPr>
+        <w:t xml:space="preserve"> where domestic industrial capacity and trade dependence are evolving. </w:t>
+      </w:r>
+    </w:p>
+    <w:p>
+      <w:pPr>
+        <w:ind w:firstLine="720"/>
+        <w:jc w:val="both"/>
+        <w:rPr>
+          <w:rFonts w:ascii="Times New Roman" w:hAnsi="Times New Roman" w:cs="Times New Roman"/>
+          <w:color w:val="000000" w:themeColor="text1"/>
+          <w:sz w:val="22"/>
+          <w:szCs w:val="22"/>
+        </w:rPr>
+      </w:pPr>
+    </w:p>
+    <w:p>
+      <w:pPr>
+        <w:ind w:firstLine="720"/>
+        <w:jc w:val="both"/>
+        <w:rPr>
+          <w:rFonts w:ascii="Times New Roman" w:hAnsi="Times New Roman" w:cs="Times New Roman"/>
+          <w:color w:val="000000" w:themeColor="text1"/>
+          <w:sz w:val="22"/>
+          <w:szCs w:val="22"/>
+        </w:rPr>
+      </w:pPr>
+    </w:p>
+    <w:p>
+      <w:pPr>
+        <w:ind w:firstLine="720"/>
+        <w:jc w:val="both"/>
+        <w:rPr>
+          <w:rFonts w:ascii="Times New Roman" w:hAnsi="Times New Roman" w:cs="Times New Roman"/>
+          <w:color w:val="000000" w:themeColor="text1"/>
+          <w:sz w:val="22"/>
+          <w:szCs w:val="22"/>
+        </w:rPr>
+      </w:pPr>
+    </w:p>
+    <w:p>
+      <w:pPr>
+        <w:ind w:firstLine="720"/>
+        <w:jc w:val="both"/>
+        <w:rPr>
+          <w:rFonts w:ascii="Times New Roman" w:hAnsi="Times New Roman" w:cs="Times New Roman"/>
+          <w:color w:val="000000" w:themeColor="text1"/>
+          <w:sz w:val="22"/>
+          <w:szCs w:val="22"/>
+        </w:rPr>
+      </w:pPr>
+    </w:p>
+    <w:p>
+      <w:pPr>
+        <w:ind w:firstLine="720"/>
+        <w:jc w:val="both"/>
+        <w:rPr>
+          <w:rFonts w:ascii="Times New Roman" w:hAnsi="Times New Roman" w:cs="Times New Roman"/>
+          <w:color w:val="000000" w:themeColor="text1"/>
+          <w:sz w:val="22"/>
+          <w:szCs w:val="22"/>
+        </w:rPr>
+      </w:pPr>
+    </w:p>
+    <w:p>
+      <w:pPr>
+        <w:ind w:firstLine="720"/>
+        <w:jc w:val="both"/>
+        <w:rPr>
+          <w:rFonts w:ascii="Times New Roman" w:hAnsi="Times New Roman" w:cs="Times New Roman"/>
+          <w:color w:val="000000" w:themeColor="text1"/>
+          <w:sz w:val="22"/>
+          <w:szCs w:val="22"/>
+        </w:rPr>
+      </w:pPr>
+    </w:p>
+    <w:p>
+      <w:pPr>
+        <w:ind w:firstLine="720"/>
+        <w:jc w:val="both"/>
+        <w:rPr>
+          <w:rFonts w:ascii="Times New Roman" w:hAnsi="Times New Roman" w:cs="Times New Roman"/>
+          <w:color w:val="000000" w:themeColor="text1"/>
+          <w:sz w:val="22"/>
+          <w:szCs w:val="22"/>
+        </w:rPr>
+      </w:pPr>
+    </w:p>
+    <w:p>
+      <w:pPr>
+        <w:ind w:firstLine="720"/>
+        <w:jc w:val="both"/>
+        <w:rPr>
+          <w:rFonts w:ascii="Times New Roman" w:hAnsi="Times New Roman" w:cs="Times New Roman"/>
+          <w:color w:val="000000" w:themeColor="text1"/>
+          <w:sz w:val="22"/>
+          <w:szCs w:val="22"/>
+        </w:rPr>
+      </w:pPr>
+    </w:p>
+    <w:p>
+      <w:pPr>
+        <w:ind w:firstLine="720"/>
+        <w:jc w:val="both"/>
+        <w:rPr>
+          <w:rFonts w:ascii="Times New Roman" w:hAnsi="Times New Roman" w:cs="Times New Roman"/>
+          <w:color w:val="000000" w:themeColor="text1"/>
+          <w:sz w:val="22"/>
+          <w:szCs w:val="22"/>
+        </w:rPr>
+      </w:pPr>
+      <w:r>
+        <w:rPr>
+          <w:rFonts w:ascii="Times New Roman" w:hAnsi="Times New Roman" w:cs="Times New Roman"/>
+          <w:color w:val="000000" w:themeColor="text1"/>
+          <w:sz w:val="22"/>
+          <w:szCs w:val="22"/>
+        </w:rPr>
+        <w:lastRenderedPageBreak/>
+        <w:t>This is a problem well suited to the tradition of decision making under deep uncertainty (DMDU). The cost-structure parameters that determine employment</w:t>
+      </w:r>
+      <w:r>
+        <w:rPr>
+          <w:rFonts w:ascii="Times New Roman" w:hAnsi="Times New Roman" w:cs="Times New Roman"/>
+          <w:color w:val="000000" w:themeColor="text1"/>
+          <w:sz w:val="22"/>
+          <w:szCs w:val="22"/>
+        </w:rPr>
+        <w:t xml:space="preserve"> </w:t>
+      </w:r>
+      <w:r>
+        <w:rPr>
+          <w:rFonts w:ascii="Times New Roman" w:hAnsi="Times New Roman" w:cs="Times New Roman"/>
+          <w:color w:val="000000" w:themeColor="text1"/>
+          <w:sz w:val="22"/>
+          <w:szCs w:val="22"/>
+        </w:rPr>
+        <w:t xml:space="preserve">outcomes </w:t>
+      </w:r>
+      <w:r>
+        <w:rPr>
+          <w:rFonts w:ascii="Times New Roman" w:hAnsi="Times New Roman" w:cs="Times New Roman"/>
+          <w:color w:val="000000" w:themeColor="text1"/>
+          <w:sz w:val="22"/>
+          <w:szCs w:val="22"/>
+        </w:rPr>
+        <w:t xml:space="preserve">– </w:t>
+      </w:r>
+      <w:r>
+        <w:rPr>
+          <w:rFonts w:ascii="Times New Roman" w:hAnsi="Times New Roman" w:cs="Times New Roman"/>
+          <w:color w:val="000000" w:themeColor="text1"/>
+          <w:sz w:val="22"/>
+          <w:szCs w:val="22"/>
+        </w:rPr>
+        <w:t xml:space="preserve">capital intensity, import shares, technology costs at varying deployment scales </w:t>
+      </w:r>
+      <w:r>
+        <w:rPr>
+          <w:rFonts w:ascii="Times New Roman" w:hAnsi="Times New Roman" w:cs="Times New Roman"/>
+          <w:color w:val="000000" w:themeColor="text1"/>
+          <w:sz w:val="22"/>
+          <w:szCs w:val="22"/>
+        </w:rPr>
+        <w:t xml:space="preserve">– </w:t>
+      </w:r>
+      <w:r>
+        <w:rPr>
+          <w:rFonts w:ascii="Times New Roman" w:hAnsi="Times New Roman" w:cs="Times New Roman"/>
+          <w:color w:val="000000" w:themeColor="text1"/>
+          <w:sz w:val="22"/>
+          <w:szCs w:val="22"/>
+        </w:rPr>
+        <w:t>cannot be characterized by stable probability distributions, particularly in developing countries where markets are thin, industrial capacity is uncertain, and structural change is rapid. Robust Decision Making</w:t>
+      </w:r>
+      <w:r>
+        <w:rPr>
+          <w:rFonts w:ascii="Times New Roman" w:hAnsi="Times New Roman" w:cs="Times New Roman"/>
+          <w:color w:val="000000" w:themeColor="text1"/>
+          <w:sz w:val="22"/>
+          <w:szCs w:val="22"/>
+        </w:rPr>
+        <w:t xml:space="preserve"> </w:t>
+      </w:r>
+      <w:r>
+        <w:rPr>
+          <w:rFonts w:ascii="Times New Roman" w:hAnsi="Times New Roman" w:cs="Times New Roman"/>
+          <w:color w:val="000000" w:themeColor="text1"/>
+          <w:sz w:val="22"/>
+          <w:szCs w:val="22"/>
+        </w:rPr>
+        <w:t>(RDM), one class of DMDU methods (Marchau et al., 2019), systematically explores the consequences of assumptions across a wide range of plausible futures, then uses algorithmic methods to identify the combinations of conditions that distinguish favorable from unfavorable outcomes (Lempert, 2025). Rather than relying on predictions under specific assumptions, RDM produces a map of vulnerabilities: the structural conditions under which a policy succeeds or fails.</w:t>
+      </w:r>
+    </w:p>
+    <w:p>
+      <w:pPr>
+        <w:ind w:firstLine="720"/>
+        <w:jc w:val="both"/>
+        <w:rPr>
+          <w:rFonts w:ascii="Times New Roman" w:hAnsi="Times New Roman" w:cs="Times New Roman"/>
+          <w:color w:val="000000" w:themeColor="text1"/>
+          <w:sz w:val="22"/>
+          <w:szCs w:val="22"/>
+        </w:rPr>
+      </w:pPr>
+    </w:p>
+    <w:p>
+      <w:pPr>
+        <w:ind w:firstLine="720"/>
+        <w:jc w:val="both"/>
+        <w:rPr>
+          <w:rFonts w:ascii="Times New Roman" w:hAnsi="Times New Roman" w:cs="Times New Roman"/>
+          <w:sz w:val="22"/>
+          <w:szCs w:val="22"/>
+        </w:rPr>
+      </w:pPr>
+      <w:r>
+        <w:rPr>
+          <w:rFonts w:ascii="Times New Roman" w:hAnsi="Times New Roman" w:cs="Times New Roman"/>
+          <w:color w:val="000000" w:themeColor="text1"/>
+          <w:sz w:val="22"/>
+          <w:szCs w:val="22"/>
+        </w:rPr>
+        <w:t>As discussed</w:t>
+      </w:r>
+      <w:r>
+        <w:rPr>
+          <w:rFonts w:ascii="Times New Roman" w:hAnsi="Times New Roman" w:cs="Times New Roman"/>
+          <w:color w:val="000000" w:themeColor="text1"/>
+          <w:sz w:val="22"/>
+          <w:szCs w:val="22"/>
+        </w:rPr>
+        <w:t xml:space="preserve"> in section 2.1, e</w:t>
+      </w:r>
+      <w:r>
+        <w:rPr>
+          <w:rFonts w:ascii="Times New Roman" w:hAnsi="Times New Roman" w:cs="Times New Roman"/>
+          <w:color w:val="000000" w:themeColor="text1"/>
+          <w:sz w:val="22"/>
+          <w:szCs w:val="22"/>
+        </w:rPr>
+        <w:t>ach tradition</w:t>
+      </w:r>
+      <w:r>
+        <w:rPr>
+          <w:rFonts w:ascii="Times New Roman" w:hAnsi="Times New Roman" w:cs="Times New Roman"/>
+          <w:color w:val="000000" w:themeColor="text1"/>
+          <w:sz w:val="22"/>
+          <w:szCs w:val="22"/>
+        </w:rPr>
+        <w:t xml:space="preserve"> of estimating </w:t>
+      </w:r>
+      <w:r>
+        <w:rPr>
+          <w:rFonts w:ascii="Times New Roman" w:hAnsi="Times New Roman" w:cs="Times New Roman"/>
+          <w:color w:val="000000" w:themeColor="text1"/>
+          <w:sz w:val="22"/>
+          <w:szCs w:val="22"/>
+        </w:rPr>
+        <w:t>the job creation potential of green investments</w:t>
+      </w:r>
+      <w:r>
+        <w:rPr>
+          <w:rFonts w:ascii="Times New Roman" w:hAnsi="Times New Roman" w:cs="Times New Roman"/>
+          <w:color w:val="000000" w:themeColor="text1"/>
+          <w:sz w:val="22"/>
+          <w:szCs w:val="22"/>
+        </w:rPr>
+        <w:t xml:space="preserve"> embeds cost</w:t>
+      </w:r>
+      <w:r>
+        <w:rPr>
+          <w:rFonts w:ascii="Times New Roman" w:hAnsi="Times New Roman" w:cs="Times New Roman"/>
+          <w:color w:val="000000" w:themeColor="text1"/>
+          <w:sz w:val="22"/>
+          <w:szCs w:val="22"/>
+        </w:rPr>
+        <w:t xml:space="preserve"> </w:t>
+      </w:r>
+      <w:r>
+        <w:rPr>
+          <w:rFonts w:ascii="Times New Roman" w:hAnsi="Times New Roman" w:cs="Times New Roman"/>
+          <w:color w:val="000000" w:themeColor="text1"/>
+          <w:sz w:val="22"/>
+          <w:szCs w:val="22"/>
+        </w:rPr>
+        <w:t xml:space="preserve">structure </w:t>
+      </w:r>
+      <w:r>
+        <w:rPr>
+          <w:rFonts w:ascii="Times New Roman" w:hAnsi="Times New Roman" w:cs="Times New Roman"/>
+          <w:color w:val="000000" w:themeColor="text1"/>
+          <w:sz w:val="22"/>
+          <w:szCs w:val="22"/>
+        </w:rPr>
+        <w:t xml:space="preserve">and </w:t>
+      </w:r>
+      <w:r>
+        <w:rPr>
+          <w:rFonts w:ascii="Times New Roman" w:hAnsi="Times New Roman" w:cs="Times New Roman"/>
+          <w:color w:val="000000" w:themeColor="text1"/>
+          <w:sz w:val="22"/>
+          <w:szCs w:val="22"/>
+        </w:rPr>
+        <w:t xml:space="preserve">historical </w:t>
+      </w:r>
+      <w:r>
+        <w:rPr>
+          <w:rFonts w:ascii="Times New Roman" w:hAnsi="Times New Roman" w:cs="Times New Roman"/>
+          <w:color w:val="000000" w:themeColor="text1"/>
+          <w:sz w:val="22"/>
+          <w:szCs w:val="22"/>
+        </w:rPr>
+        <w:t xml:space="preserve">coefficient </w:t>
+      </w:r>
+      <w:r>
+        <w:rPr>
+          <w:rFonts w:ascii="Times New Roman" w:hAnsi="Times New Roman" w:cs="Times New Roman"/>
+          <w:color w:val="000000" w:themeColor="text1"/>
+          <w:sz w:val="22"/>
+          <w:szCs w:val="22"/>
+        </w:rPr>
+        <w:t xml:space="preserve">assumptions </w:t>
+      </w:r>
+      <w:r>
+        <w:rPr>
+          <w:rFonts w:ascii="Times New Roman" w:hAnsi="Times New Roman" w:cs="Times New Roman"/>
+          <w:color w:val="000000" w:themeColor="text1"/>
+          <w:sz w:val="22"/>
+          <w:szCs w:val="22"/>
+        </w:rPr>
+        <w:t>in their models and results</w:t>
+      </w:r>
+      <w:r>
+        <w:rPr>
+          <w:rFonts w:ascii="Times New Roman" w:hAnsi="Times New Roman" w:cs="Times New Roman"/>
+          <w:color w:val="000000" w:themeColor="text1"/>
+          <w:sz w:val="22"/>
+          <w:szCs w:val="22"/>
+        </w:rPr>
+        <w:t>, but none treats them as uncertain.</w:t>
+      </w:r>
+      <w:r>
+        <w:rPr>
+          <w:rFonts w:ascii="Times New Roman" w:hAnsi="Times New Roman" w:cs="Times New Roman"/>
+          <w:color w:val="000000" w:themeColor="text1"/>
+          <w:sz w:val="22"/>
+          <w:szCs w:val="22"/>
+        </w:rPr>
+        <w:t xml:space="preserve"> </w:t>
+      </w:r>
+      <w:r>
+        <w:rPr>
+          <w:rFonts w:ascii="Times New Roman" w:hAnsi="Times New Roman" w:cs="Times New Roman"/>
+          <w:color w:val="000000" w:themeColor="text1"/>
+          <w:sz w:val="22"/>
+          <w:szCs w:val="22"/>
+        </w:rPr>
+        <w:t xml:space="preserve">An additional gap </w:t>
+      </w:r>
+      <w:r>
+        <w:rPr>
+          <w:rFonts w:ascii="Times New Roman" w:hAnsi="Times New Roman" w:cs="Times New Roman"/>
+          <w:color w:val="000000" w:themeColor="text1"/>
+          <w:sz w:val="22"/>
+          <w:szCs w:val="22"/>
+        </w:rPr>
+        <w:t xml:space="preserve">identified is that </w:t>
+      </w:r>
+      <w:r>
+        <w:rPr>
+          <w:rFonts w:ascii="Times New Roman" w:hAnsi="Times New Roman" w:cs="Times New Roman"/>
+          <w:sz w:val="22"/>
+          <w:szCs w:val="22"/>
+        </w:rPr>
+        <w:t>studies</w:t>
+      </w:r>
+      <w:r>
+        <w:rPr>
+          <w:rFonts w:ascii="Times New Roman" w:hAnsi="Times New Roman" w:cs="Times New Roman"/>
+          <w:sz w:val="22"/>
+          <w:szCs w:val="22"/>
+        </w:rPr>
+        <w:t xml:space="preserve"> ha</w:t>
+      </w:r>
+      <w:r>
+        <w:rPr>
+          <w:rFonts w:ascii="Times New Roman" w:hAnsi="Times New Roman" w:cs="Times New Roman"/>
+          <w:sz w:val="22"/>
+          <w:szCs w:val="22"/>
+        </w:rPr>
+        <w:t>ve</w:t>
+      </w:r>
+      <w:r>
+        <w:rPr>
+          <w:rFonts w:ascii="Times New Roman" w:hAnsi="Times New Roman" w:cs="Times New Roman"/>
+          <w:sz w:val="22"/>
+          <w:szCs w:val="22"/>
+        </w:rPr>
+        <w:t>n’t</w:t>
+      </w:r>
+      <w:r>
+        <w:rPr>
+          <w:rFonts w:ascii="Times New Roman" w:hAnsi="Times New Roman" w:cs="Times New Roman"/>
+          <w:sz w:val="22"/>
+          <w:szCs w:val="22"/>
+        </w:rPr>
+        <w:t xml:space="preserve"> systematically explored how employment outcomes respond to varied implementation levels of climate polic</w:t>
+      </w:r>
+      <w:r>
+        <w:rPr>
+          <w:rFonts w:ascii="Times New Roman" w:hAnsi="Times New Roman" w:cs="Times New Roman"/>
+          <w:sz w:val="22"/>
+          <w:szCs w:val="22"/>
+        </w:rPr>
+        <w:t>ies</w:t>
+      </w:r>
+      <w:r>
+        <w:rPr>
+          <w:rFonts w:ascii="Times New Roman" w:hAnsi="Times New Roman" w:cs="Times New Roman"/>
+          <w:sz w:val="22"/>
+          <w:szCs w:val="22"/>
+        </w:rPr>
+        <w:t xml:space="preserve"> </w:t>
+      </w:r>
+      <w:r>
+        <w:rPr>
+          <w:rFonts w:ascii="Times New Roman" w:hAnsi="Times New Roman" w:cs="Times New Roman"/>
+          <w:sz w:val="22"/>
+          <w:szCs w:val="22"/>
+        </w:rPr>
+        <w:t xml:space="preserve">individually </w:t>
+      </w:r>
+      <w:r>
+        <w:rPr>
+          <w:rFonts w:ascii="Times New Roman" w:hAnsi="Times New Roman" w:cs="Times New Roman"/>
+          <w:sz w:val="22"/>
+          <w:szCs w:val="22"/>
+        </w:rPr>
+        <w:t>and</w:t>
+      </w:r>
+      <w:r>
+        <w:rPr>
+          <w:rFonts w:ascii="Times New Roman" w:hAnsi="Times New Roman" w:cs="Times New Roman"/>
+          <w:sz w:val="22"/>
+          <w:szCs w:val="22"/>
+        </w:rPr>
+        <w:t xml:space="preserve"> </w:t>
+      </w:r>
+      <w:r>
+        <w:rPr>
+          <w:rFonts w:ascii="Times New Roman" w:hAnsi="Times New Roman" w:cs="Times New Roman"/>
+          <w:sz w:val="22"/>
+          <w:szCs w:val="22"/>
+        </w:rPr>
+        <w:t>between</w:t>
+      </w:r>
+      <w:r>
+        <w:rPr>
+          <w:rFonts w:ascii="Times New Roman" w:hAnsi="Times New Roman" w:cs="Times New Roman"/>
+          <w:sz w:val="22"/>
+          <w:szCs w:val="22"/>
+        </w:rPr>
+        <w:t xml:space="preserve"> </w:t>
+      </w:r>
+      <w:r>
+        <w:rPr>
+          <w:rFonts w:ascii="Times New Roman" w:hAnsi="Times New Roman" w:cs="Times New Roman"/>
+          <w:sz w:val="22"/>
+          <w:szCs w:val="22"/>
+        </w:rPr>
+        <w:t>policy packages</w:t>
+      </w:r>
+      <w:r>
+        <w:rPr>
+          <w:rFonts w:ascii="Times New Roman" w:hAnsi="Times New Roman" w:cs="Times New Roman"/>
+          <w:sz w:val="22"/>
+          <w:szCs w:val="22"/>
+        </w:rPr>
+        <w:t>.</w:t>
+      </w:r>
+      <w:r>
+        <w:rPr>
+          <w:rFonts w:ascii="Times New Roman" w:hAnsi="Times New Roman" w:cs="Times New Roman"/>
+          <w:sz w:val="22"/>
+          <w:szCs w:val="22"/>
+        </w:rPr>
+        <w:t xml:space="preserve"> </w:t>
+      </w:r>
+      <w:r>
+        <w:rPr>
+          <w:rFonts w:ascii="Times New Roman" w:hAnsi="Times New Roman" w:cs="Times New Roman"/>
+          <w:sz w:val="22"/>
+          <w:szCs w:val="22"/>
+        </w:rPr>
+        <w:t>This is particularly relevant</w:t>
+      </w:r>
+      <w:r>
+        <w:rPr>
+          <w:rFonts w:ascii="Times New Roman" w:hAnsi="Times New Roman" w:cs="Times New Roman"/>
+          <w:sz w:val="22"/>
+          <w:szCs w:val="22"/>
+        </w:rPr>
+        <w:t xml:space="preserve"> to inform</w:t>
+      </w:r>
+      <w:r>
+        <w:rPr>
+          <w:rFonts w:ascii="Times New Roman" w:hAnsi="Times New Roman" w:cs="Times New Roman"/>
+          <w:sz w:val="22"/>
+          <w:szCs w:val="22"/>
+        </w:rPr>
+        <w:t xml:space="preserve"> </w:t>
+      </w:r>
+      <w:r>
+        <w:rPr>
+          <w:rFonts w:ascii="Times New Roman" w:hAnsi="Times New Roman" w:cs="Times New Roman"/>
+          <w:sz w:val="22"/>
+          <w:szCs w:val="22"/>
+        </w:rPr>
+        <w:t xml:space="preserve">national </w:t>
+      </w:r>
+      <w:r>
+        <w:rPr>
+          <w:rFonts w:ascii="Times New Roman" w:hAnsi="Times New Roman" w:cs="Times New Roman"/>
+          <w:sz w:val="22"/>
+          <w:szCs w:val="22"/>
+        </w:rPr>
+        <w:t>decarbonization plans</w:t>
+      </w:r>
+      <w:r>
+        <w:rPr>
+          <w:rFonts w:ascii="Times New Roman" w:hAnsi="Times New Roman" w:cs="Times New Roman"/>
+          <w:sz w:val="22"/>
+          <w:szCs w:val="22"/>
+        </w:rPr>
+        <w:t xml:space="preserve"> and the formation of </w:t>
+      </w:r>
+      <w:r>
+        <w:rPr>
+          <w:rFonts w:ascii="Times New Roman" w:hAnsi="Times New Roman" w:cs="Times New Roman"/>
+          <w:sz w:val="22"/>
+          <w:szCs w:val="22"/>
+        </w:rPr>
+        <w:t xml:space="preserve">tailored </w:t>
+      </w:r>
+      <w:r>
+        <w:rPr>
+          <w:rFonts w:ascii="Times New Roman" w:hAnsi="Times New Roman" w:cs="Times New Roman"/>
+          <w:sz w:val="22"/>
+          <w:szCs w:val="22"/>
+        </w:rPr>
+        <w:t>policy packages</w:t>
+      </w:r>
+      <w:r>
+        <w:rPr>
+          <w:rFonts w:ascii="Times New Roman" w:hAnsi="Times New Roman" w:cs="Times New Roman"/>
+          <w:sz w:val="22"/>
+          <w:szCs w:val="22"/>
+        </w:rPr>
+        <w:t>, which</w:t>
+      </w:r>
+      <w:r>
+        <w:rPr>
+          <w:rFonts w:ascii="Times New Roman" w:hAnsi="Times New Roman" w:cs="Times New Roman"/>
+          <w:sz w:val="22"/>
+          <w:szCs w:val="22"/>
+        </w:rPr>
+        <w:t xml:space="preserve"> </w:t>
+      </w:r>
+      <w:r>
+        <w:rPr>
+          <w:rFonts w:ascii="Times New Roman" w:hAnsi="Times New Roman" w:cs="Times New Roman"/>
+          <w:sz w:val="22"/>
+          <w:szCs w:val="22"/>
+        </w:rPr>
+        <w:t xml:space="preserve">should </w:t>
+      </w:r>
+      <w:r>
+        <w:rPr>
+          <w:rFonts w:ascii="Times New Roman" w:hAnsi="Times New Roman" w:cs="Times New Roman"/>
+          <w:sz w:val="22"/>
+          <w:szCs w:val="22"/>
+        </w:rPr>
+        <w:t xml:space="preserve">be </w:t>
+      </w:r>
+      <w:r>
+        <w:rPr>
+          <w:rFonts w:ascii="Times New Roman" w:hAnsi="Times New Roman" w:cs="Times New Roman"/>
+          <w:sz w:val="22"/>
+          <w:szCs w:val="22"/>
+        </w:rPr>
+        <w:t xml:space="preserve">explicit about </w:t>
+      </w:r>
+      <w:r>
+        <w:rPr>
+          <w:rFonts w:ascii="Times New Roman" w:hAnsi="Times New Roman" w:cs="Times New Roman"/>
+          <w:sz w:val="22"/>
+          <w:szCs w:val="22"/>
+        </w:rPr>
+        <w:t xml:space="preserve">the </w:t>
+      </w:r>
+      <w:r>
+        <w:rPr>
+          <w:rFonts w:ascii="Times New Roman" w:hAnsi="Times New Roman" w:cs="Times New Roman"/>
+          <w:sz w:val="22"/>
+          <w:szCs w:val="22"/>
+        </w:rPr>
+        <w:t>integrat</w:t>
+      </w:r>
+      <w:r>
+        <w:rPr>
+          <w:rFonts w:ascii="Times New Roman" w:hAnsi="Times New Roman" w:cs="Times New Roman"/>
+          <w:sz w:val="22"/>
+          <w:szCs w:val="22"/>
+        </w:rPr>
+        <w:t>i</w:t>
+      </w:r>
+      <w:r>
+        <w:rPr>
+          <w:rFonts w:ascii="Times New Roman" w:hAnsi="Times New Roman" w:cs="Times New Roman"/>
+          <w:sz w:val="22"/>
+          <w:szCs w:val="22"/>
+        </w:rPr>
+        <w:t>on of</w:t>
+      </w:r>
+      <w:r>
+        <w:rPr>
+          <w:rFonts w:ascii="Times New Roman" w:hAnsi="Times New Roman" w:cs="Times New Roman"/>
+          <w:sz w:val="22"/>
+          <w:szCs w:val="22"/>
+        </w:rPr>
+        <w:t xml:space="preserve"> socio-economic objectives </w:t>
+      </w:r>
+      <w:r>
+        <w:rPr>
+          <w:rFonts w:ascii="Times New Roman" w:hAnsi="Times New Roman" w:cs="Times New Roman"/>
+          <w:sz w:val="22"/>
+          <w:szCs w:val="22"/>
+        </w:rPr>
+        <w:t>– job creation, reduction of inequalities –</w:t>
+      </w:r>
+      <w:r>
+        <w:rPr>
+          <w:rFonts w:ascii="Times New Roman" w:hAnsi="Times New Roman" w:cs="Times New Roman"/>
+          <w:sz w:val="22"/>
+          <w:szCs w:val="22"/>
+        </w:rPr>
+        <w:t xml:space="preserve"> </w:t>
+      </w:r>
+      <w:r>
+        <w:rPr>
+          <w:rFonts w:ascii="Times New Roman" w:hAnsi="Times New Roman" w:cs="Times New Roman"/>
+          <w:sz w:val="22"/>
+          <w:szCs w:val="22"/>
+        </w:rPr>
+        <w:t>to be policy-relevant (Waisman et al., 2026)</w:t>
+      </w:r>
+      <w:r>
+        <w:rPr>
+          <w:rFonts w:ascii="Times New Roman" w:hAnsi="Times New Roman" w:cs="Times New Roman"/>
+          <w:sz w:val="22"/>
+          <w:szCs w:val="22"/>
+        </w:rPr>
+        <w:t>.</w:t>
+      </w:r>
+      <w:r>
+        <w:rPr>
+          <w:rFonts w:ascii="Times New Roman" w:hAnsi="Times New Roman" w:cs="Times New Roman"/>
+          <w:sz w:val="22"/>
+          <w:szCs w:val="22"/>
+        </w:rPr>
+        <w:t xml:space="preserve"> </w:t>
+      </w:r>
+    </w:p>
+    <w:p>
+      <w:pPr>
+        <w:ind w:firstLine="720"/>
+        <w:jc w:val="both"/>
+        <w:rPr>
+          <w:rFonts w:ascii="Times New Roman" w:hAnsi="Times New Roman" w:cs="Times New Roman"/>
+          <w:sz w:val="22"/>
+          <w:szCs w:val="22"/>
+        </w:rPr>
+      </w:pPr>
+      <w:r>
+        <w:rPr>
+          <w:rFonts w:ascii="Times New Roman" w:hAnsi="Times New Roman" w:cs="Times New Roman"/>
+          <w:sz w:val="22"/>
+          <w:szCs w:val="22"/>
+        </w:rPr>
+        <w:t>to</w:t>
+      </w:r>
+      <w:r>
+        <w:rPr>
+          <w:rFonts w:ascii="Times New Roman" w:hAnsi="Times New Roman" w:cs="Times New Roman"/>
+          <w:sz w:val="22"/>
+          <w:szCs w:val="22"/>
+        </w:rPr>
+        <w:t xml:space="preserve"> improve guidance to policymakers</w:t>
+      </w:r>
+      <w:r>
+        <w:rPr>
+          <w:rFonts w:ascii="Times New Roman" w:hAnsi="Times New Roman" w:cs="Times New Roman"/>
+          <w:sz w:val="22"/>
+          <w:szCs w:val="22"/>
+        </w:rPr>
+        <w:t xml:space="preserve"> who are required to balance </w:t>
+      </w:r>
+      <w:r>
+        <w:rPr>
+          <w:rFonts w:ascii="Times New Roman" w:hAnsi="Times New Roman" w:cs="Times New Roman"/>
+          <w:sz w:val="22"/>
+          <w:szCs w:val="22"/>
+        </w:rPr>
+        <w:t xml:space="preserve">current </w:t>
+      </w:r>
+      <w:r>
+        <w:rPr>
+          <w:rFonts w:ascii="Times New Roman" w:hAnsi="Times New Roman" w:cs="Times New Roman"/>
+          <w:sz w:val="22"/>
+          <w:szCs w:val="22"/>
+        </w:rPr>
+        <w:t>social needs</w:t>
+      </w:r>
+      <w:r>
+        <w:rPr>
+          <w:rFonts w:ascii="Times New Roman" w:hAnsi="Times New Roman" w:cs="Times New Roman"/>
+          <w:sz w:val="22"/>
+          <w:szCs w:val="22"/>
+        </w:rPr>
+        <w:t xml:space="preserve"> </w:t>
+      </w:r>
+      <w:r>
+        <w:rPr>
+          <w:rFonts w:ascii="Times New Roman" w:hAnsi="Times New Roman" w:cs="Times New Roman"/>
+          <w:sz w:val="22"/>
+          <w:szCs w:val="22"/>
+        </w:rPr>
+        <w:t>of the population</w:t>
+      </w:r>
+      <w:r>
+        <w:rPr>
+          <w:rFonts w:ascii="Times New Roman" w:hAnsi="Times New Roman" w:cs="Times New Roman"/>
+          <w:sz w:val="22"/>
+          <w:szCs w:val="22"/>
+        </w:rPr>
+        <w:t xml:space="preserve"> (e.g., </w:t>
+      </w:r>
+      <w:r>
+        <w:rPr>
+          <w:rFonts w:ascii="Times New Roman" w:hAnsi="Times New Roman" w:cs="Times New Roman"/>
+          <w:sz w:val="22"/>
+          <w:szCs w:val="22"/>
+        </w:rPr>
+        <w:t>job creation,</w:t>
+      </w:r>
+      <w:r>
+        <w:rPr>
+          <w:rFonts w:ascii="Times New Roman" w:hAnsi="Times New Roman" w:cs="Times New Roman"/>
+          <w:sz w:val="22"/>
+          <w:szCs w:val="22"/>
+        </w:rPr>
+        <w:t xml:space="preserve"> public services) </w:t>
+      </w:r>
+      <w:r>
+        <w:rPr>
+          <w:rFonts w:ascii="Times New Roman" w:hAnsi="Times New Roman" w:cs="Times New Roman"/>
+          <w:sz w:val="22"/>
+          <w:szCs w:val="22"/>
+        </w:rPr>
+        <w:t>and the climate agenda</w:t>
+      </w:r>
+      <w:r>
+        <w:rPr>
+          <w:rFonts w:ascii="Times New Roman" w:hAnsi="Times New Roman" w:cs="Times New Roman"/>
+          <w:sz w:val="22"/>
+          <w:szCs w:val="22"/>
+        </w:rPr>
+        <w:t xml:space="preserve">, but lacking </w:t>
+      </w:r>
+      <w:r>
+        <w:rPr>
+          <w:rFonts w:ascii="Times New Roman" w:hAnsi="Times New Roman" w:cs="Times New Roman"/>
+          <w:sz w:val="22"/>
+          <w:szCs w:val="22"/>
+        </w:rPr>
+        <w:t xml:space="preserve">full depth or inputs </w:t>
+      </w:r>
+      <w:r>
+        <w:rPr>
+          <w:rFonts w:ascii="Times New Roman" w:hAnsi="Times New Roman" w:cs="Times New Roman"/>
+          <w:sz w:val="22"/>
+          <w:szCs w:val="22"/>
+        </w:rPr>
+        <w:t>to</w:t>
+      </w:r>
+      <w:r>
+        <w:rPr>
+          <w:rFonts w:ascii="Times New Roman" w:hAnsi="Times New Roman" w:cs="Times New Roman"/>
+          <w:sz w:val="22"/>
+          <w:szCs w:val="22"/>
+        </w:rPr>
+        <w:t xml:space="preserve"> better assess</w:t>
+      </w:r>
+      <w:r>
+        <w:rPr>
+          <w:rFonts w:ascii="Times New Roman" w:hAnsi="Times New Roman" w:cs="Times New Roman"/>
+          <w:sz w:val="22"/>
+          <w:szCs w:val="22"/>
+        </w:rPr>
+        <w:t xml:space="preserve"> </w:t>
+      </w:r>
+      <w:r>
+        <w:rPr>
+          <w:rFonts w:ascii="Times New Roman" w:hAnsi="Times New Roman" w:cs="Times New Roman"/>
+          <w:sz w:val="22"/>
+          <w:szCs w:val="22"/>
+        </w:rPr>
+        <w:t>current options available.</w:t>
+      </w:r>
+      <w:r>
+        <w:rPr>
+          <w:rFonts w:ascii="Times New Roman" w:hAnsi="Times New Roman" w:cs="Times New Roman"/>
+          <w:sz w:val="22"/>
+          <w:szCs w:val="22"/>
+        </w:rPr>
+        <w:t xml:space="preserve"> </w:t>
+      </w:r>
+      <w:r>
+        <w:rPr>
+          <w:rFonts w:ascii="Times New Roman" w:hAnsi="Times New Roman" w:cs="Times New Roman"/>
+          <w:sz w:val="22"/>
+          <w:szCs w:val="22"/>
+        </w:rPr>
+        <w:t xml:space="preserve">On top of </w:t>
+      </w:r>
+      <w:r>
+        <w:rPr>
+          <w:rFonts w:ascii="Times New Roman" w:hAnsi="Times New Roman" w:cs="Times New Roman"/>
+          <w:sz w:val="22"/>
+          <w:szCs w:val="22"/>
+        </w:rPr>
+        <w:t>designing climate p</w:t>
+      </w:r>
+      <w:r>
+        <w:rPr>
+          <w:rFonts w:ascii="Times New Roman" w:hAnsi="Times New Roman" w:cs="Times New Roman"/>
+          <w:sz w:val="22"/>
+          <w:szCs w:val="22"/>
+        </w:rPr>
+        <w:t>olicies</w:t>
+      </w:r>
+      <w:r>
+        <w:rPr>
+          <w:rFonts w:ascii="Times New Roman" w:hAnsi="Times New Roman" w:cs="Times New Roman"/>
+          <w:sz w:val="22"/>
+          <w:szCs w:val="22"/>
+        </w:rPr>
+        <w:t xml:space="preserve"> leading to net zero</w:t>
+      </w:r>
+      <w:r>
+        <w:rPr>
+          <w:rFonts w:ascii="Times New Roman" w:hAnsi="Times New Roman" w:cs="Times New Roman"/>
+          <w:sz w:val="22"/>
+          <w:szCs w:val="22"/>
+        </w:rPr>
+        <w:t xml:space="preserve"> – </w:t>
+      </w:r>
+      <w:r>
+        <w:rPr>
+          <w:rFonts w:ascii="Times New Roman" w:hAnsi="Times New Roman" w:cs="Times New Roman"/>
+          <w:sz w:val="22"/>
+          <w:szCs w:val="22"/>
+        </w:rPr>
+        <w:t>p</w:t>
+      </w:r>
+      <w:r>
+        <w:rPr>
+          <w:rFonts w:ascii="Times New Roman" w:hAnsi="Times New Roman" w:cs="Times New Roman"/>
+          <w:sz w:val="22"/>
+          <w:szCs w:val="22"/>
+        </w:rPr>
+        <w:t>ursu</w:t>
+      </w:r>
+      <w:r>
+        <w:rPr>
+          <w:rFonts w:ascii="Times New Roman" w:hAnsi="Times New Roman" w:cs="Times New Roman"/>
+          <w:sz w:val="22"/>
+          <w:szCs w:val="22"/>
+        </w:rPr>
+        <w:t>ing</w:t>
+      </w:r>
+      <w:r>
+        <w:rPr>
+          <w:rFonts w:ascii="Times New Roman" w:hAnsi="Times New Roman" w:cs="Times New Roman"/>
+          <w:sz w:val="22"/>
+          <w:szCs w:val="22"/>
+        </w:rPr>
+        <w:t xml:space="preserve"> electricity production</w:t>
+      </w:r>
+      <w:r>
+        <w:rPr>
+          <w:rFonts w:ascii="Times New Roman" w:hAnsi="Times New Roman" w:cs="Times New Roman"/>
+          <w:sz w:val="22"/>
+          <w:szCs w:val="22"/>
+        </w:rPr>
+        <w:t xml:space="preserve"> </w:t>
+      </w:r>
+      <w:r>
+        <w:rPr>
+          <w:rFonts w:ascii="Times New Roman" w:hAnsi="Times New Roman" w:cs="Times New Roman"/>
+          <w:sz w:val="22"/>
+          <w:szCs w:val="22"/>
+        </w:rPr>
+        <w:t>with 50% hydro and solar power or shift investments to</w:t>
+      </w:r>
+      <w:r>
+        <w:rPr>
+          <w:rFonts w:ascii="Times New Roman" w:hAnsi="Times New Roman" w:cs="Times New Roman"/>
+          <w:sz w:val="22"/>
+          <w:szCs w:val="22"/>
+        </w:rPr>
+        <w:t xml:space="preserve"> </w:t>
+      </w:r>
+      <w:r>
+        <w:rPr>
+          <w:rFonts w:ascii="Times New Roman" w:hAnsi="Times New Roman" w:cs="Times New Roman"/>
+          <w:sz w:val="22"/>
+          <w:szCs w:val="22"/>
+        </w:rPr>
+        <w:t>expand</w:t>
+      </w:r>
+      <w:r>
+        <w:rPr>
+          <w:rFonts w:ascii="Times New Roman" w:hAnsi="Times New Roman" w:cs="Times New Roman"/>
+          <w:sz w:val="22"/>
+          <w:szCs w:val="22"/>
+        </w:rPr>
+        <w:t xml:space="preserve"> wastewater treatment in urban areas</w:t>
+      </w:r>
+      <w:r>
+        <w:rPr>
+          <w:rFonts w:ascii="Times New Roman" w:hAnsi="Times New Roman" w:cs="Times New Roman"/>
+          <w:sz w:val="22"/>
+          <w:szCs w:val="22"/>
+        </w:rPr>
+        <w:t xml:space="preserve"> by 40%</w:t>
+      </w:r>
+      <w:r>
+        <w:rPr>
+          <w:rFonts w:ascii="Times New Roman" w:hAnsi="Times New Roman" w:cs="Times New Roman"/>
+          <w:sz w:val="22"/>
+          <w:szCs w:val="22"/>
+        </w:rPr>
+        <w:t xml:space="preserve"> - </w:t>
+      </w:r>
+      <w:r>
+        <w:rPr>
+          <w:rFonts w:ascii="Times New Roman" w:hAnsi="Times New Roman" w:cs="Times New Roman"/>
+          <w:sz w:val="22"/>
+          <w:szCs w:val="22"/>
+        </w:rPr>
+        <w:t xml:space="preserve">those decisions could be better informed if </w:t>
+      </w:r>
+      <w:r>
+        <w:rPr>
+          <w:rFonts w:ascii="Times New Roman" w:hAnsi="Times New Roman" w:cs="Times New Roman"/>
+          <w:sz w:val="22"/>
+          <w:szCs w:val="22"/>
+        </w:rPr>
+        <w:t xml:space="preserve">potential job creation trajectories </w:t>
+      </w:r>
+      <w:r>
+        <w:rPr>
+          <w:rFonts w:ascii="Times New Roman" w:hAnsi="Times New Roman" w:cs="Times New Roman"/>
+          <w:sz w:val="22"/>
+          <w:szCs w:val="22"/>
+        </w:rPr>
+        <w:t xml:space="preserve">could </w:t>
+      </w:r>
+      <w:r>
+        <w:rPr>
+          <w:rFonts w:ascii="Times New Roman" w:hAnsi="Times New Roman" w:cs="Times New Roman"/>
+          <w:sz w:val="22"/>
+          <w:szCs w:val="22"/>
+        </w:rPr>
+        <w:t xml:space="preserve">be </w:t>
+      </w:r>
+      <w:r>
+        <w:rPr>
+          <w:rFonts w:ascii="Times New Roman" w:hAnsi="Times New Roman" w:cs="Times New Roman"/>
+          <w:sz w:val="22"/>
+          <w:szCs w:val="22"/>
+        </w:rPr>
+        <w:t>considered</w:t>
+      </w:r>
+      <w:r>
+        <w:rPr>
+          <w:rFonts w:ascii="Times New Roman" w:hAnsi="Times New Roman" w:cs="Times New Roman"/>
+          <w:sz w:val="22"/>
+          <w:szCs w:val="22"/>
+        </w:rPr>
+        <w:t xml:space="preserve">, </w:t>
+      </w:r>
+      <w:r>
+        <w:rPr>
+          <w:rFonts w:ascii="Times New Roman" w:hAnsi="Times New Roman" w:cs="Times New Roman"/>
+          <w:sz w:val="22"/>
+          <w:szCs w:val="22"/>
+        </w:rPr>
+        <w:t xml:space="preserve">leveraging each country’s </w:t>
+      </w:r>
+      <w:r>
+        <w:rPr>
+          <w:rFonts w:ascii="Times New Roman" w:hAnsi="Times New Roman" w:cs="Times New Roman"/>
+          <w:sz w:val="22"/>
+          <w:szCs w:val="22"/>
+        </w:rPr>
+        <w:t xml:space="preserve">economic structures to </w:t>
+      </w:r>
+      <w:r>
+        <w:rPr>
+          <w:rFonts w:ascii="Times New Roman" w:hAnsi="Times New Roman" w:cs="Times New Roman"/>
+          <w:sz w:val="22"/>
+          <w:szCs w:val="22"/>
+        </w:rPr>
+        <w:t xml:space="preserve">maximize the co-benefits </w:t>
+      </w:r>
+      <w:r>
+        <w:rPr>
+          <w:rFonts w:ascii="Times New Roman" w:hAnsi="Times New Roman" w:cs="Times New Roman"/>
+          <w:sz w:val="22"/>
+          <w:szCs w:val="22"/>
+        </w:rPr>
+        <w:t>of climate policies. This goes in line with showing tangible economic benefits of climate policies, gathering the required political support required to sustained implementation, while meeting short and medium-term goals of government agencies, balancing climate and development goals (REFERENCE).</w:t>
+      </w:r>
+    </w:p>
+    <w:p>
+      <w:pPr>
+        <w:ind w:firstLine="720"/>
+        <w:jc w:val="both"/>
+        <w:rPr>
+          <w:rFonts w:ascii="Times New Roman" w:hAnsi="Times New Roman" w:cs="Times New Roman"/>
+          <w:sz w:val="22"/>
+          <w:szCs w:val="22"/>
+        </w:rPr>
+      </w:pPr>
+    </w:p>
+    <w:p>
+      <w:pPr>
+        <w:ind w:firstLine="720"/>
+        <w:jc w:val="both"/>
+        <w:rPr>
+          <w:rFonts w:ascii="Times New Roman" w:hAnsi="Times New Roman" w:cs="Times New Roman"/>
+          <w:sz w:val="22"/>
+          <w:szCs w:val="22"/>
+        </w:rPr>
+      </w:pPr>
+      <w:r>
+        <w:rPr>
+          <w:rFonts w:ascii="Times New Roman" w:hAnsi="Times New Roman" w:cs="Times New Roman"/>
+          <w:sz w:val="22"/>
+          <w:szCs w:val="22"/>
+        </w:rPr>
+        <w:t>Job creation and destruction are one of the key considerations policymakers take into account when deciding whether to pursue electricity production</w:t>
+      </w:r>
+      <w:r>
+        <w:rPr>
+          <w:rFonts w:ascii="Times New Roman" w:hAnsi="Times New Roman" w:cs="Times New Roman"/>
+          <w:sz w:val="22"/>
+          <w:szCs w:val="22"/>
+        </w:rPr>
+        <w:t xml:space="preserve"> </w:t>
+      </w:r>
+      <w:r>
+        <w:rPr>
+          <w:rFonts w:ascii="Times New Roman" w:hAnsi="Times New Roman" w:cs="Times New Roman"/>
+          <w:sz w:val="22"/>
+          <w:szCs w:val="22"/>
+        </w:rPr>
+        <w:t xml:space="preserve">with 50% hydro and solar power or shift investments </w:t>
+      </w:r>
+      <w:r>
+        <w:rPr>
+          <w:rFonts w:ascii="Times New Roman" w:hAnsi="Times New Roman" w:cs="Times New Roman"/>
+          <w:sz w:val="22"/>
+          <w:szCs w:val="22"/>
+        </w:rPr>
+        <w:t>to</w:t>
+      </w:r>
+      <w:r>
+        <w:rPr>
+          <w:rFonts w:ascii="Times New Roman" w:hAnsi="Times New Roman" w:cs="Times New Roman"/>
+          <w:sz w:val="22"/>
+          <w:szCs w:val="22"/>
+        </w:rPr>
+        <w:t xml:space="preserve"> </w:t>
+      </w:r>
+      <w:r>
+        <w:rPr>
+          <w:rFonts w:ascii="Times New Roman" w:hAnsi="Times New Roman" w:cs="Times New Roman"/>
+          <w:sz w:val="22"/>
+          <w:szCs w:val="22"/>
+        </w:rPr>
+        <w:t>expand</w:t>
+      </w:r>
+      <w:r>
+        <w:rPr>
+          <w:rFonts w:ascii="Times New Roman" w:hAnsi="Times New Roman" w:cs="Times New Roman"/>
+          <w:sz w:val="22"/>
+          <w:szCs w:val="22"/>
+        </w:rPr>
+        <w:t xml:space="preserve"> wastewater treatment in urban areas</w:t>
+      </w:r>
+      <w:r>
+        <w:rPr>
+          <w:rFonts w:ascii="Times New Roman" w:hAnsi="Times New Roman" w:cs="Times New Roman"/>
+          <w:sz w:val="22"/>
+          <w:szCs w:val="22"/>
+        </w:rPr>
+        <w:t xml:space="preserve"> by 40%, for example.</w:t>
+      </w:r>
+      <w:r>
+        <w:rPr>
+          <w:rFonts w:ascii="Times New Roman" w:hAnsi="Times New Roman" w:cs="Times New Roman"/>
+          <w:sz w:val="22"/>
+          <w:szCs w:val="22"/>
+        </w:rPr>
+        <w:t xml:space="preserve"> </w:t>
+      </w:r>
+      <w:r>
+        <w:rPr>
+          <w:rFonts w:ascii="Times New Roman" w:hAnsi="Times New Roman" w:cs="Times New Roman"/>
+          <w:sz w:val="22"/>
+          <w:szCs w:val="22"/>
+        </w:rPr>
+        <w:t xml:space="preserve">This goes in line with </w:t>
+      </w:r>
+      <w:r>
+        <w:rPr>
+          <w:rFonts w:ascii="Times New Roman" w:hAnsi="Times New Roman" w:cs="Times New Roman"/>
+          <w:sz w:val="22"/>
+          <w:szCs w:val="22"/>
+        </w:rPr>
+        <w:t>showing tangible</w:t>
+      </w:r>
+      <w:r>
+        <w:rPr>
+          <w:rFonts w:ascii="Times New Roman" w:hAnsi="Times New Roman" w:cs="Times New Roman"/>
+          <w:sz w:val="22"/>
+          <w:szCs w:val="22"/>
+        </w:rPr>
+        <w:t xml:space="preserve"> economic benefits </w:t>
+      </w:r>
+      <w:r>
+        <w:rPr>
+          <w:rFonts w:ascii="Times New Roman" w:hAnsi="Times New Roman" w:cs="Times New Roman"/>
+          <w:sz w:val="22"/>
+          <w:szCs w:val="22"/>
+        </w:rPr>
+        <w:t>of climate policies,</w:t>
+      </w:r>
+      <w:r>
+        <w:rPr>
+          <w:rFonts w:ascii="Times New Roman" w:hAnsi="Times New Roman" w:cs="Times New Roman"/>
+          <w:sz w:val="22"/>
+          <w:szCs w:val="22"/>
+        </w:rPr>
+        <w:t xml:space="preserve"> gathering the required </w:t>
+      </w:r>
+      <w:r>
+        <w:rPr>
+          <w:rFonts w:ascii="Times New Roman" w:hAnsi="Times New Roman" w:cs="Times New Roman"/>
+          <w:sz w:val="22"/>
+          <w:szCs w:val="22"/>
+        </w:rPr>
+        <w:t>political support required to sustained implementation, while</w:t>
+      </w:r>
+      <w:r>
+        <w:rPr>
+          <w:rFonts w:ascii="Times New Roman" w:hAnsi="Times New Roman" w:cs="Times New Roman"/>
+          <w:sz w:val="22"/>
+          <w:szCs w:val="22"/>
+        </w:rPr>
+        <w:t xml:space="preserve"> </w:t>
+      </w:r>
+      <w:r>
+        <w:rPr>
+          <w:rFonts w:ascii="Times New Roman" w:hAnsi="Times New Roman" w:cs="Times New Roman"/>
+          <w:sz w:val="22"/>
+          <w:szCs w:val="22"/>
+        </w:rPr>
+        <w:t>meeting</w:t>
+      </w:r>
+      <w:r>
+        <w:rPr>
+          <w:rFonts w:ascii="Times New Roman" w:hAnsi="Times New Roman" w:cs="Times New Roman"/>
+          <w:sz w:val="22"/>
+          <w:szCs w:val="22"/>
+        </w:rPr>
+        <w:t xml:space="preserve"> short and medium-term goals</w:t>
+      </w:r>
+      <w:r>
+        <w:rPr>
+          <w:rFonts w:ascii="Times New Roman" w:hAnsi="Times New Roman" w:cs="Times New Roman"/>
+          <w:sz w:val="22"/>
+          <w:szCs w:val="22"/>
+        </w:rPr>
+        <w:t xml:space="preserve"> of</w:t>
+      </w:r>
+      <w:r>
+        <w:rPr>
+          <w:rFonts w:ascii="Times New Roman" w:hAnsi="Times New Roman" w:cs="Times New Roman"/>
+          <w:sz w:val="22"/>
+          <w:szCs w:val="22"/>
+        </w:rPr>
+        <w:t xml:space="preserve"> </w:t>
+      </w:r>
+      <w:r>
+        <w:rPr>
+          <w:rFonts w:ascii="Times New Roman" w:hAnsi="Times New Roman" w:cs="Times New Roman"/>
+          <w:sz w:val="22"/>
+          <w:szCs w:val="22"/>
+        </w:rPr>
+        <w:t>government agencies</w:t>
+      </w:r>
+      <w:r>
+        <w:rPr>
+          <w:rFonts w:ascii="Times New Roman" w:hAnsi="Times New Roman" w:cs="Times New Roman"/>
+          <w:sz w:val="22"/>
+          <w:szCs w:val="22"/>
+        </w:rPr>
+        <w:t xml:space="preserve">, balancing </w:t>
+      </w:r>
+      <w:r>
+        <w:rPr>
+          <w:rFonts w:ascii="Times New Roman" w:hAnsi="Times New Roman" w:cs="Times New Roman"/>
+          <w:sz w:val="22"/>
+          <w:szCs w:val="22"/>
+        </w:rPr>
+        <w:t>climate and development goals</w:t>
+      </w:r>
+      <w:r>
+        <w:rPr>
+          <w:rFonts w:ascii="Times New Roman" w:hAnsi="Times New Roman" w:cs="Times New Roman"/>
+          <w:sz w:val="22"/>
+          <w:szCs w:val="22"/>
+        </w:rPr>
+        <w:t xml:space="preserve"> (REFERENCE).</w:t>
+      </w:r>
+    </w:p>
+    <w:p>
+      <w:pPr>
+        <w:ind w:firstLine="720"/>
+        <w:jc w:val="both"/>
+        <w:rPr>
+          <w:rFonts w:ascii="Times New Roman" w:hAnsi="Times New Roman" w:cs="Times New Roman"/>
+          <w:color w:val="FF0000"/>
+          <w:sz w:val="22"/>
+          <w:szCs w:val="22"/>
+        </w:rPr>
+      </w:pPr>
+      <w:r>
+        <w:rPr>
+          <w:rFonts w:ascii="Times New Roman" w:hAnsi="Times New Roman" w:cs="Times New Roman"/>
+          <w:color w:val="FF0000"/>
+          <w:sz w:val="22"/>
+          <w:szCs w:val="22"/>
+        </w:rPr>
+        <w:t xml:space="preserve">Section 2.2 should argue what </w:t>
+      </w:r>
+      <w:r>
+        <w:rPr>
+          <w:rFonts w:ascii="Times New Roman" w:hAnsi="Times New Roman" w:cs="Times New Roman"/>
+          <w:color w:val="FF0000"/>
+          <w:sz w:val="22"/>
+          <w:szCs w:val="22"/>
+        </w:rPr>
+        <w:t>literature</w:t>
+      </w:r>
+      <w:r>
+        <w:rPr>
+          <w:rFonts w:ascii="Times New Roman" w:hAnsi="Times New Roman" w:cs="Times New Roman"/>
+          <w:color w:val="FF0000"/>
+          <w:sz w:val="22"/>
+          <w:szCs w:val="22"/>
+        </w:rPr>
+        <w:t xml:space="preserve"> fails to do — not how you do it. The script from 2.1:</w:t>
+      </w:r>
+    </w:p>
+    <w:p>
+      <w:pPr>
+        <w:ind w:firstLine="720"/>
+        <w:jc w:val="both"/>
+        <w:rPr>
+          <w:rFonts w:ascii="Times New Roman" w:hAnsi="Times New Roman" w:cs="Times New Roman"/>
+          <w:color w:val="FF0000"/>
+          <w:sz w:val="22"/>
+          <w:szCs w:val="22"/>
+        </w:rPr>
+      </w:pPr>
+      <w:r>
+        <w:rPr>
+          <w:rFonts w:ascii="Times New Roman" w:hAnsi="Times New Roman" w:cs="Times New Roman"/>
+          <w:color w:val="FF0000"/>
+          <w:sz w:val="22"/>
+          <w:szCs w:val="22"/>
+        </w:rPr>
+        <w:t xml:space="preserve">  - 2.2 should establish:</w:t>
+      </w:r>
+    </w:p>
+    <w:p>
+      <w:pPr>
+        <w:ind w:firstLine="720"/>
+        <w:jc w:val="both"/>
+        <w:rPr>
+          <w:rFonts w:ascii="Times New Roman" w:hAnsi="Times New Roman" w:cs="Times New Roman"/>
+          <w:color w:val="FF0000"/>
+          <w:sz w:val="22"/>
+          <w:szCs w:val="22"/>
+        </w:rPr>
+      </w:pPr>
+      <w:r>
+        <w:rPr>
+          <w:rFonts w:ascii="Times New Roman" w:hAnsi="Times New Roman" w:cs="Times New Roman"/>
+          <w:color w:val="FF0000"/>
+          <w:sz w:val="22"/>
+          <w:szCs w:val="22"/>
+        </w:rPr>
+        <w:t xml:space="preserve">    - (a) Those parameters are deeply uncertain — not just "could differ" but fundamentally uncharacterizable by stable distributions (the deep uncertainty argument)</w:t>
+      </w:r>
+      <w:r>
+        <w:rPr>
+          <w:rFonts w:ascii="Times New Roman" w:hAnsi="Times New Roman" w:cs="Times New Roman"/>
+          <w:color w:val="FF0000"/>
+          <w:sz w:val="22"/>
+          <w:szCs w:val="22"/>
+        </w:rPr>
+        <w:t>.</w:t>
+      </w:r>
+    </w:p>
+    <w:p>
+      <w:pPr>
+        <w:ind w:firstLine="720"/>
+        <w:jc w:val="both"/>
+        <w:rPr>
+          <w:rFonts w:ascii="Times New Roman" w:hAnsi="Times New Roman" w:cs="Times New Roman"/>
+          <w:color w:val="FF0000"/>
+          <w:sz w:val="22"/>
+          <w:szCs w:val="22"/>
+        </w:rPr>
+      </w:pPr>
+      <w:r>
+        <w:rPr>
+          <w:rFonts w:ascii="Times New Roman" w:hAnsi="Times New Roman" w:cs="Times New Roman"/>
+          <w:color w:val="FF0000"/>
+          <w:sz w:val="22"/>
+          <w:szCs w:val="22"/>
+        </w:rPr>
+        <w:t xml:space="preserve">    - (b) No study explores different implementation levels or combinations of policies at varied intensities (your advisor's gap — this is a literature gap, not a methods claim)</w:t>
+      </w:r>
+      <w:r>
+        <w:rPr>
+          <w:rFonts w:ascii="Times New Roman" w:hAnsi="Times New Roman" w:cs="Times New Roman"/>
+          <w:color w:val="FF0000"/>
+          <w:sz w:val="22"/>
+          <w:szCs w:val="22"/>
+        </w:rPr>
+        <w:t>.</w:t>
+      </w:r>
+    </w:p>
+    <w:p>
+      <w:pPr>
+        <w:ind w:firstLine="720"/>
+        <w:jc w:val="both"/>
+        <w:rPr>
+          <w:rFonts w:ascii="Times New Roman" w:hAnsi="Times New Roman" w:cs="Times New Roman"/>
+          <w:color w:val="FF0000"/>
+          <w:sz w:val="22"/>
+          <w:szCs w:val="22"/>
+        </w:rPr>
+      </w:pPr>
+      <w:r>
+        <w:rPr>
+          <w:rFonts w:ascii="Times New Roman" w:hAnsi="Times New Roman" w:cs="Times New Roman"/>
+          <w:color w:val="FF0000"/>
+          <w:sz w:val="22"/>
+          <w:szCs w:val="22"/>
+        </w:rPr>
+        <w:lastRenderedPageBreak/>
+        <w:t xml:space="preserve">    - (c) The consequence: the literature cannot produce conditional findings — it cannot say when or why employment co-benefits hold</w:t>
+      </w:r>
+      <w:r>
+        <w:rPr>
+          <w:rFonts w:ascii="Times New Roman" w:hAnsi="Times New Roman" w:cs="Times New Roman"/>
+          <w:color w:val="FF0000"/>
+          <w:sz w:val="22"/>
+          <w:szCs w:val="22"/>
+        </w:rPr>
+        <w:t>.</w:t>
+      </w:r>
+    </w:p>
+    <w:p>
+      <w:pPr>
+        <w:ind w:firstLine="720"/>
+        <w:jc w:val="both"/>
+        <w:rPr>
+          <w:rFonts w:ascii="Times New Roman" w:hAnsi="Times New Roman" w:cs="Times New Roman"/>
+          <w:color w:val="FF0000"/>
+          <w:sz w:val="22"/>
+          <w:szCs w:val="22"/>
+        </w:rPr>
+      </w:pPr>
+      <w:r>
+        <w:rPr>
+          <w:rFonts w:ascii="Times New Roman" w:hAnsi="Times New Roman" w:cs="Times New Roman"/>
+          <w:color w:val="FF0000"/>
+          <w:sz w:val="22"/>
+          <w:szCs w:val="22"/>
+        </w:rPr>
+        <w:t xml:space="preserve">  Scenario discovery as method belongs in Section 3. But the absence of conditional findings in the literature — and why that absence matters for policy — belongs in 2.2.</w:t>
+      </w:r>
+    </w:p>
+    <w:p>
+      <w:pPr>
+        <w:ind w:firstLine="720"/>
+        <w:jc w:val="both"/>
+        <w:rPr>
+          <w:rFonts w:ascii="Times New Roman" w:hAnsi="Times New Roman" w:cs="Times New Roman"/>
+          <w:color w:val="FF0000"/>
+          <w:sz w:val="22"/>
+          <w:szCs w:val="22"/>
+        </w:rPr>
+      </w:pPr>
+      <w:r>
+        <w:rPr>
+          <w:rFonts w:ascii="Times New Roman" w:hAnsi="Times New Roman" w:cs="Times New Roman"/>
+          <w:color w:val="FF0000"/>
+          <w:sz w:val="22"/>
+          <w:szCs w:val="22"/>
+        </w:rPr>
+        <w:t>Then in 2.2 you can argue: beyond single policies with fixed assumptions, no study examines how portfolios of climate actions at different</w:t>
+      </w:r>
+      <w:r>
+        <w:rPr>
+          <w:rFonts w:ascii="Times New Roman" w:hAnsi="Times New Roman" w:cs="Times New Roman"/>
+          <w:color w:val="FF0000"/>
+          <w:sz w:val="22"/>
+          <w:szCs w:val="22"/>
+        </w:rPr>
+        <w:t xml:space="preserve"> </w:t>
+      </w:r>
+      <w:r>
+        <w:rPr>
+          <w:rFonts w:ascii="Times New Roman" w:hAnsi="Times New Roman" w:cs="Times New Roman"/>
+          <w:color w:val="FF0000"/>
+          <w:sz w:val="22"/>
+          <w:szCs w:val="22"/>
+        </w:rPr>
+        <w:t>implementation levels interact in their employment effects. A country doesn't implement one policy at full scale — it implements many at partial scale, and their joint employment effect may differ from the sum of individual estimates (due to shared supply chains, labor market competition between simultaneous deployments, or complementary domestic capacity building).</w:t>
+      </w:r>
+    </w:p>
+    <w:p>
+      <w:pPr>
+        <w:ind w:firstLine="720"/>
+        <w:jc w:val="both"/>
+        <w:rPr>
+          <w:rFonts w:ascii="Times New Roman" w:hAnsi="Times New Roman" w:cs="Times New Roman"/>
+          <w:color w:val="FF0000"/>
+          <w:sz w:val="22"/>
+          <w:szCs w:val="22"/>
+        </w:rPr>
+      </w:pPr>
+    </w:p>
+    <w:p>
+      <w:pPr>
+        <w:ind w:firstLine="720"/>
+        <w:jc w:val="both"/>
+        <w:rPr>
+          <w:rFonts w:ascii="Times New Roman" w:hAnsi="Times New Roman" w:cs="Times New Roman"/>
+          <w:color w:val="4EA72E" w:themeColor="accent6"/>
+          <w:sz w:val="22"/>
+          <w:szCs w:val="22"/>
+        </w:rPr>
+      </w:pPr>
+      <w:r>
+        <w:rPr>
+          <w:rFonts w:ascii="Times New Roman" w:hAnsi="Times New Roman" w:cs="Times New Roman"/>
+          <w:color w:val="4EA72E" w:themeColor="accent6"/>
+          <w:sz w:val="22"/>
+          <w:szCs w:val="22"/>
+        </w:rPr>
+        <w:t>Existing employment estimates do not explore how outcomes respond to variation in cost-structure assumptions. The employment generated by a given climate investment depends on whether equipment is produced</w:t>
+      </w:r>
+      <w:r>
+        <w:rPr>
+          <w:rFonts w:ascii="Times New Roman" w:hAnsi="Times New Roman" w:cs="Times New Roman"/>
+          <w:color w:val="4EA72E" w:themeColor="accent6"/>
+          <w:sz w:val="22"/>
+          <w:szCs w:val="22"/>
+        </w:rPr>
+        <w:t xml:space="preserve"> </w:t>
+      </w:r>
+      <w:r>
+        <w:rPr>
+          <w:rFonts w:ascii="Times New Roman" w:hAnsi="Times New Roman" w:cs="Times New Roman"/>
+          <w:color w:val="4EA72E" w:themeColor="accent6"/>
+          <w:sz w:val="22"/>
+          <w:szCs w:val="22"/>
+        </w:rPr>
+        <w:t>domestically or imported, whether installation is labor-intensive or capital-intensive, and how technology costs evolve with deployment scale — factors that vary substantially across countries and over time. Yet the</w:t>
+      </w:r>
+      <w:r>
+        <w:rPr>
+          <w:rFonts w:ascii="Times New Roman" w:hAnsi="Times New Roman" w:cs="Times New Roman"/>
+          <w:color w:val="4EA72E" w:themeColor="accent6"/>
+          <w:sz w:val="22"/>
+          <w:szCs w:val="22"/>
+        </w:rPr>
+        <w:t xml:space="preserve"> </w:t>
+      </w:r>
+      <w:r>
+        <w:rPr>
+          <w:rFonts w:ascii="Times New Roman" w:hAnsi="Times New Roman" w:cs="Times New Roman"/>
+          <w:color w:val="4EA72E" w:themeColor="accent6"/>
+          <w:sz w:val="22"/>
+          <w:szCs w:val="22"/>
+        </w:rPr>
+        <w:t>literature produces one estimate per intervention under a single assumed cost configuration, without examining how outcomes change as these structural conditions vary.</w:t>
+      </w:r>
+    </w:p>
+    <w:p>
+      <w:pPr>
+        <w:ind w:firstLine="720"/>
+        <w:jc w:val="both"/>
+        <w:rPr>
+          <w:rFonts w:ascii="Times New Roman" w:hAnsi="Times New Roman" w:cs="Times New Roman"/>
+          <w:color w:val="4EA72E" w:themeColor="accent6"/>
+          <w:sz w:val="22"/>
+          <w:szCs w:val="22"/>
+        </w:rPr>
+      </w:pPr>
+      <w:r>
+        <w:rPr>
+          <w:rFonts w:ascii="Times New Roman" w:hAnsi="Times New Roman" w:cs="Times New Roman"/>
+          <w:color w:val="4EA72E" w:themeColor="accent6"/>
+          <w:sz w:val="22"/>
+          <w:szCs w:val="22"/>
+        </w:rPr>
+        <w:t xml:space="preserve">  Even where sensitivity to individual parameters has been examined, the literature does not identify which combinations of structural conditions — and at what thresholds — determine whether a climate investment generates substantial or negligible employment. Employment outcomes depend on interactions among domestic production capacity, labor intensity, and technology costs; identifying the joint  configurations that produce favorable results requires systematic exploration of the multi-dimensional parameter space, a step no existing study undertakes.</w:t>
+      </w:r>
+    </w:p>
+    <w:p>
+      <w:pPr>
+        <w:ind w:firstLine="720"/>
+        <w:jc w:val="both"/>
+        <w:rPr>
+          <w:rFonts w:ascii="Times New Roman" w:hAnsi="Times New Roman" w:cs="Times New Roman"/>
+          <w:color w:val="4EA72E" w:themeColor="accent6"/>
+          <w:sz w:val="22"/>
+          <w:szCs w:val="22"/>
+        </w:rPr>
+      </w:pPr>
+      <w:r>
+        <w:rPr>
+          <w:rFonts w:ascii="Times New Roman" w:hAnsi="Times New Roman" w:cs="Times New Roman"/>
+          <w:color w:val="4EA72E" w:themeColor="accent6"/>
+          <w:sz w:val="22"/>
+          <w:szCs w:val="22"/>
+        </w:rPr>
+        <w:t>That imports, labor intensity, and wage levels influence employment multipliers is well established — cross-country differences in these structural</w:t>
+      </w:r>
+      <w:r>
+        <w:rPr>
+          <w:rFonts w:ascii="Times New Roman" w:hAnsi="Times New Roman" w:cs="Times New Roman"/>
+          <w:color w:val="4EA72E" w:themeColor="accent6"/>
+          <w:sz w:val="22"/>
+          <w:szCs w:val="22"/>
+        </w:rPr>
+        <w:t xml:space="preserve"> </w:t>
+      </w:r>
+      <w:r>
+        <w:rPr>
+          <w:rFonts w:ascii="Times New Roman" w:hAnsi="Times New Roman" w:cs="Times New Roman"/>
+          <w:color w:val="4EA72E" w:themeColor="accent6"/>
+          <w:sz w:val="22"/>
+          <w:szCs w:val="22"/>
+        </w:rPr>
+        <w:t>characteristics already produce different estimates for the same investment when processed through multi-region input-output models. What remains unexplored is how employment estimates change when cost structures themselves shift — as they do when technologies mature, deployment scales up, and learning reduces equipment costs relative to installation. At low deployment levels, a climate investment allocates proportionally more to capital-intensive equipment; at higher levels, learning-driven cost reductions shift the cost structure toward installation and services. These dynamics mean that the employment generated by a given intervention depends not only on the receiving economy's structure but on the scale and stage of deployment — a dependence that static cost-structure assumptions cannot capture.</w:t>
+      </w:r>
+    </w:p>
+    <w:p>
+      <w:pPr>
+        <w:ind w:firstLine="720"/>
+        <w:jc w:val="both"/>
+        <w:rPr>
+          <w:rFonts w:ascii="Times New Roman" w:hAnsi="Times New Roman" w:cs="Times New Roman"/>
+          <w:color w:val="4EA72E" w:themeColor="accent6"/>
+          <w:sz w:val="22"/>
+          <w:szCs w:val="22"/>
+        </w:rPr>
+      </w:pPr>
+      <w:r>
+        <w:rPr>
+          <w:rFonts w:ascii="Times New Roman" w:hAnsi="Times New Roman" w:cs="Times New Roman"/>
+          <w:color w:val="4EA72E" w:themeColor="accent6"/>
+          <w:sz w:val="22"/>
+          <w:szCs w:val="22"/>
+        </w:rPr>
+        <w:t xml:space="preserve">  Even where the relationship between cost structures and employment is acknowledged, no study identifies the conditions — across deployment levels, cost</w:t>
+      </w:r>
+      <w:r>
+        <w:rPr>
+          <w:rFonts w:ascii="Times New Roman" w:hAnsi="Times New Roman" w:cs="Times New Roman"/>
+          <w:color w:val="4EA72E" w:themeColor="accent6"/>
+          <w:sz w:val="22"/>
+          <w:szCs w:val="22"/>
+        </w:rPr>
+        <w:t xml:space="preserve"> </w:t>
+      </w:r>
+      <w:r>
+        <w:rPr>
+          <w:rFonts w:ascii="Times New Roman" w:hAnsi="Times New Roman" w:cs="Times New Roman"/>
+          <w:color w:val="4EA72E" w:themeColor="accent6"/>
+          <w:sz w:val="22"/>
+          <w:szCs w:val="22"/>
+        </w:rPr>
+        <w:t>configurations, and country contexts — under which climate investments generate substantial employment rather than negligible returns. A systematic exploration of how employment responds to simultaneous variation in deployment scale, cost-structure composition, and country-specific economic structure</w:t>
+      </w:r>
+      <w:r>
+        <w:rPr>
+          <w:rFonts w:ascii="Times New Roman" w:hAnsi="Times New Roman" w:cs="Times New Roman"/>
+          <w:color w:val="4EA72E" w:themeColor="accent6"/>
+          <w:sz w:val="22"/>
+          <w:szCs w:val="22"/>
+        </w:rPr>
+        <w:t xml:space="preserve"> </w:t>
+      </w:r>
+      <w:r>
+        <w:rPr>
+          <w:rFonts w:ascii="Times New Roman" w:hAnsi="Times New Roman" w:cs="Times New Roman"/>
+          <w:color w:val="4EA72E" w:themeColor="accent6"/>
+          <w:sz w:val="22"/>
+          <w:szCs w:val="22"/>
+        </w:rPr>
+        <w:t>has not been undertaken. The literature cannot distinguish climate investments whose employment co-benefits hold across plausible configurations from  those whose co-benefits depend on specific conditions that may not obtain in a given context.</w:t>
+      </w:r>
+    </w:p>
+    <w:p>
+      <w:pPr>
+        <w:ind w:firstLine="720"/>
+        <w:jc w:val="both"/>
+        <w:rPr>
+          <w:rFonts w:ascii="Times New Roman" w:hAnsi="Times New Roman" w:cs="Times New Roman"/>
+          <w:color w:val="4EA72E" w:themeColor="accent6"/>
+          <w:sz w:val="22"/>
+          <w:szCs w:val="22"/>
+        </w:rPr>
+      </w:pPr>
+    </w:p>
+    <w:p>
+      <w:pPr>
+        <w:ind w:firstLine="720"/>
+        <w:jc w:val="both"/>
+        <w:rPr>
+          <w:rFonts w:ascii="Times New Roman" w:hAnsi="Times New Roman" w:cs="Times New Roman"/>
+          <w:color w:val="4EA72E" w:themeColor="accent6"/>
+          <w:sz w:val="22"/>
+          <w:szCs w:val="22"/>
+        </w:rPr>
+      </w:pPr>
+      <w:r>
+        <w:rPr>
+          <w:rFonts w:ascii="Times New Roman" w:hAnsi="Times New Roman" w:cs="Times New Roman"/>
+          <w:color w:val="4EA72E" w:themeColor="accent6"/>
+          <w:sz w:val="22"/>
+          <w:szCs w:val="22"/>
+        </w:rPr>
+        <w:t xml:space="preserve">  That structural characteristics </w:t>
+      </w:r>
+      <w:r>
+        <w:rPr>
+          <w:rFonts w:ascii="Times New Roman" w:hAnsi="Times New Roman" w:cs="Times New Roman"/>
+          <w:color w:val="4EA72E" w:themeColor="accent6"/>
+          <w:sz w:val="22"/>
+          <w:szCs w:val="22"/>
+        </w:rPr>
+        <w:t>–</w:t>
+      </w:r>
+      <w:r>
+        <w:rPr>
+          <w:rFonts w:ascii="Times New Roman" w:hAnsi="Times New Roman" w:cs="Times New Roman"/>
+          <w:color w:val="4EA72E" w:themeColor="accent6"/>
+          <w:sz w:val="22"/>
+          <w:szCs w:val="22"/>
+        </w:rPr>
+        <w:t xml:space="preserve"> import dependence, sectoral labor intensity, wage levels </w:t>
+      </w:r>
+      <w:r>
+        <w:rPr>
+          <w:rFonts w:ascii="Times New Roman" w:hAnsi="Times New Roman" w:cs="Times New Roman"/>
+          <w:color w:val="4EA72E" w:themeColor="accent6"/>
+          <w:sz w:val="22"/>
+          <w:szCs w:val="22"/>
+        </w:rPr>
+        <w:t>–</w:t>
+      </w:r>
+      <w:r>
+        <w:rPr>
+          <w:rFonts w:ascii="Times New Roman" w:hAnsi="Times New Roman" w:cs="Times New Roman"/>
+          <w:color w:val="4EA72E" w:themeColor="accent6"/>
+          <w:sz w:val="22"/>
+          <w:szCs w:val="22"/>
+        </w:rPr>
+        <w:t xml:space="preserve"> influence employment multipliers is not in dispute; </w:t>
+      </w:r>
+      <w:r>
+        <w:rPr>
+          <w:rFonts w:ascii="Times New Roman" w:hAnsi="Times New Roman" w:cs="Times New Roman"/>
+          <w:color w:val="4EA72E" w:themeColor="accent6"/>
+          <w:sz w:val="22"/>
+          <w:szCs w:val="22"/>
+        </w:rPr>
+        <w:t xml:space="preserve">the </w:t>
+      </w:r>
+      <w:r>
+        <w:rPr>
+          <w:rFonts w:ascii="Times New Roman" w:hAnsi="Times New Roman" w:cs="Times New Roman"/>
+          <w:color w:val="4EA72E" w:themeColor="accent6"/>
+          <w:sz w:val="22"/>
+          <w:szCs w:val="22"/>
+        </w:rPr>
+        <w:t>models</w:t>
+      </w:r>
+      <w:r>
+        <w:rPr>
+          <w:rFonts w:ascii="Times New Roman" w:hAnsi="Times New Roman" w:cs="Times New Roman"/>
+          <w:color w:val="4EA72E" w:themeColor="accent6"/>
+          <w:sz w:val="22"/>
+          <w:szCs w:val="22"/>
+        </w:rPr>
+        <w:t xml:space="preserve"> discussed in the previous se</w:t>
+      </w:r>
+      <w:r>
+        <w:rPr>
+          <w:rFonts w:ascii="Times New Roman" w:hAnsi="Times New Roman" w:cs="Times New Roman"/>
+          <w:color w:val="4EA72E" w:themeColor="accent6"/>
+          <w:sz w:val="22"/>
+          <w:szCs w:val="22"/>
+        </w:rPr>
+        <w:t>ction</w:t>
+      </w:r>
+      <w:r>
+        <w:rPr>
+          <w:rFonts w:ascii="Times New Roman" w:hAnsi="Times New Roman" w:cs="Times New Roman"/>
+          <w:color w:val="4EA72E" w:themeColor="accent6"/>
+          <w:sz w:val="22"/>
+          <w:szCs w:val="22"/>
+        </w:rPr>
+        <w:t xml:space="preserve"> already </w:t>
+      </w:r>
+      <w:r>
+        <w:rPr>
+          <w:rFonts w:ascii="Times New Roman" w:hAnsi="Times New Roman" w:cs="Times New Roman"/>
+          <w:color w:val="4EA72E" w:themeColor="accent6"/>
+          <w:sz w:val="22"/>
+          <w:szCs w:val="22"/>
+        </w:rPr>
+        <w:t>embed those characteristics</w:t>
+      </w:r>
+      <w:r>
+        <w:rPr>
+          <w:rFonts w:ascii="Times New Roman" w:hAnsi="Times New Roman" w:cs="Times New Roman"/>
+          <w:color w:val="4EA72E" w:themeColor="accent6"/>
+          <w:sz w:val="22"/>
+          <w:szCs w:val="22"/>
+        </w:rPr>
+        <w:t xml:space="preserve"> </w:t>
+      </w:r>
+      <w:r>
+        <w:rPr>
+          <w:rFonts w:ascii="Times New Roman" w:hAnsi="Times New Roman" w:cs="Times New Roman"/>
+          <w:color w:val="4EA72E" w:themeColor="accent6"/>
+          <w:sz w:val="22"/>
+          <w:szCs w:val="22"/>
+        </w:rPr>
+        <w:t xml:space="preserve">and </w:t>
+      </w:r>
+      <w:r>
+        <w:rPr>
+          <w:rFonts w:ascii="Times New Roman" w:hAnsi="Times New Roman" w:cs="Times New Roman"/>
+          <w:color w:val="4EA72E" w:themeColor="accent6"/>
+          <w:sz w:val="22"/>
+          <w:szCs w:val="22"/>
+        </w:rPr>
+        <w:t xml:space="preserve">produce </w:t>
+      </w:r>
+      <w:r>
+        <w:rPr>
+          <w:rFonts w:ascii="Times New Roman" w:hAnsi="Times New Roman" w:cs="Times New Roman"/>
+          <w:color w:val="4EA72E" w:themeColor="accent6"/>
+          <w:sz w:val="22"/>
+          <w:szCs w:val="22"/>
+        </w:rPr>
+        <w:t>country-specific</w:t>
+      </w:r>
+      <w:r>
+        <w:rPr>
+          <w:rFonts w:ascii="Times New Roman" w:hAnsi="Times New Roman" w:cs="Times New Roman"/>
+          <w:color w:val="4EA72E" w:themeColor="accent6"/>
+          <w:sz w:val="22"/>
+          <w:szCs w:val="22"/>
+        </w:rPr>
+        <w:t xml:space="preserve"> estimates</w:t>
+      </w:r>
+      <w:r>
+        <w:rPr>
+          <w:rFonts w:ascii="Times New Roman" w:hAnsi="Times New Roman" w:cs="Times New Roman"/>
+          <w:color w:val="4EA72E" w:themeColor="accent6"/>
+          <w:sz w:val="22"/>
+          <w:szCs w:val="22"/>
+        </w:rPr>
+        <w:t xml:space="preserve"> </w:t>
+      </w:r>
+      <w:r>
+        <w:rPr>
+          <w:rFonts w:ascii="Times New Roman" w:hAnsi="Times New Roman" w:cs="Times New Roman"/>
+          <w:color w:val="4EA72E" w:themeColor="accent6"/>
+          <w:sz w:val="22"/>
+          <w:szCs w:val="22"/>
+        </w:rPr>
+        <w:t>taking them into account</w:t>
+      </w:r>
+      <w:r>
+        <w:rPr>
+          <w:rFonts w:ascii="Times New Roman" w:hAnsi="Times New Roman" w:cs="Times New Roman"/>
+          <w:color w:val="4EA72E" w:themeColor="accent6"/>
+          <w:sz w:val="22"/>
+          <w:szCs w:val="22"/>
+        </w:rPr>
+        <w:t xml:space="preserve">. </w:t>
+      </w:r>
+      <w:r>
+        <w:rPr>
+          <w:rFonts w:ascii="Times New Roman" w:hAnsi="Times New Roman" w:cs="Times New Roman"/>
+          <w:color w:val="4EA72E" w:themeColor="accent6"/>
+          <w:sz w:val="22"/>
+          <w:szCs w:val="22"/>
+        </w:rPr>
+        <w:t xml:space="preserve">An additional </w:t>
+      </w:r>
+      <w:r>
+        <w:rPr>
+          <w:rFonts w:ascii="Times New Roman" w:hAnsi="Times New Roman" w:cs="Times New Roman"/>
+          <w:color w:val="4EA72E" w:themeColor="accent6"/>
+          <w:sz w:val="22"/>
+          <w:szCs w:val="22"/>
+        </w:rPr>
+        <w:t xml:space="preserve">gap </w:t>
+      </w:r>
+      <w:r>
+        <w:rPr>
+          <w:rFonts w:ascii="Times New Roman" w:hAnsi="Times New Roman" w:cs="Times New Roman"/>
+          <w:color w:val="4EA72E" w:themeColor="accent6"/>
+          <w:sz w:val="22"/>
+          <w:szCs w:val="22"/>
+        </w:rPr>
+        <w:t xml:space="preserve">identified </w:t>
+      </w:r>
+      <w:r>
+        <w:rPr>
+          <w:rFonts w:ascii="Times New Roman" w:hAnsi="Times New Roman" w:cs="Times New Roman"/>
+          <w:color w:val="4EA72E" w:themeColor="accent6"/>
+          <w:sz w:val="22"/>
+          <w:szCs w:val="22"/>
+        </w:rPr>
+        <w:t xml:space="preserve">is </w:t>
+      </w:r>
+      <w:r>
+        <w:rPr>
+          <w:rFonts w:ascii="Times New Roman" w:hAnsi="Times New Roman" w:cs="Times New Roman"/>
+          <w:color w:val="4EA72E" w:themeColor="accent6"/>
+          <w:sz w:val="22"/>
+          <w:szCs w:val="22"/>
+        </w:rPr>
+        <w:t xml:space="preserve">examining </w:t>
+      </w:r>
+      <w:r>
+        <w:rPr>
+          <w:rFonts w:ascii="Times New Roman" w:hAnsi="Times New Roman" w:cs="Times New Roman"/>
+          <w:color w:val="4EA72E" w:themeColor="accent6"/>
+          <w:sz w:val="22"/>
+          <w:szCs w:val="22"/>
+        </w:rPr>
+        <w:t>how employment estimates change when the cost structure of a climate investment shifts with deployment. As technologies scale up</w:t>
+      </w:r>
+      <w:r>
+        <w:rPr>
+          <w:rFonts w:ascii="Times New Roman" w:hAnsi="Times New Roman" w:cs="Times New Roman"/>
+          <w:color w:val="4EA72E" w:themeColor="accent6"/>
+          <w:sz w:val="22"/>
+          <w:szCs w:val="22"/>
+        </w:rPr>
+        <w:t xml:space="preserve"> over time</w:t>
+      </w:r>
+      <w:r>
+        <w:rPr>
+          <w:rFonts w:ascii="Times New Roman" w:hAnsi="Times New Roman" w:cs="Times New Roman"/>
+          <w:color w:val="4EA72E" w:themeColor="accent6"/>
+          <w:sz w:val="22"/>
+          <w:szCs w:val="22"/>
+        </w:rPr>
+        <w:t xml:space="preserve">, </w:t>
+      </w:r>
+      <w:r>
+        <w:rPr>
+          <w:rFonts w:ascii="Times New Roman" w:hAnsi="Times New Roman" w:cs="Times New Roman"/>
+          <w:color w:val="4EA72E" w:themeColor="accent6"/>
+          <w:sz w:val="22"/>
+          <w:szCs w:val="22"/>
+        </w:rPr>
+        <w:t xml:space="preserve">reduced </w:t>
+      </w:r>
+      <w:r>
+        <w:rPr>
+          <w:rFonts w:ascii="Times New Roman" w:hAnsi="Times New Roman" w:cs="Times New Roman"/>
+          <w:color w:val="4EA72E" w:themeColor="accent6"/>
+          <w:sz w:val="22"/>
+          <w:szCs w:val="22"/>
+        </w:rPr>
+        <w:t>equipment costs relative to installation</w:t>
+      </w:r>
+      <w:r>
+        <w:rPr>
+          <w:rFonts w:ascii="Times New Roman" w:hAnsi="Times New Roman" w:cs="Times New Roman"/>
+          <w:color w:val="4EA72E" w:themeColor="accent6"/>
+          <w:sz w:val="22"/>
+          <w:szCs w:val="22"/>
+        </w:rPr>
+        <w:t xml:space="preserve"> are expected </w:t>
+      </w:r>
+      <w:r>
+        <w:rPr>
+          <w:rFonts w:ascii="Times New Roman" w:hAnsi="Times New Roman" w:cs="Times New Roman"/>
+          <w:color w:val="4EA72E" w:themeColor="accent6"/>
+          <w:sz w:val="22"/>
+          <w:szCs w:val="22"/>
+        </w:rPr>
+        <w:t xml:space="preserve">due </w:t>
+      </w:r>
+      <w:r>
+        <w:rPr>
+          <w:rFonts w:ascii="Times New Roman" w:hAnsi="Times New Roman" w:cs="Times New Roman"/>
+          <w:color w:val="4EA72E" w:themeColor="accent6"/>
+          <w:sz w:val="22"/>
+          <w:szCs w:val="22"/>
+        </w:rPr>
+        <w:t xml:space="preserve">to </w:t>
+      </w:r>
+      <w:r>
+        <w:rPr>
+          <w:rFonts w:ascii="Times New Roman" w:hAnsi="Times New Roman" w:cs="Times New Roman"/>
+          <w:color w:val="4EA72E" w:themeColor="accent6"/>
+          <w:sz w:val="22"/>
+          <w:szCs w:val="22"/>
+        </w:rPr>
+        <w:t>learning effects</w:t>
+      </w:r>
+      <w:r>
+        <w:rPr>
+          <w:rFonts w:ascii="Times New Roman" w:hAnsi="Times New Roman" w:cs="Times New Roman"/>
+          <w:color w:val="4EA72E" w:themeColor="accent6"/>
+          <w:sz w:val="22"/>
+          <w:szCs w:val="22"/>
+        </w:rPr>
+        <w:t>, altering the composition of expenditure across sectors</w:t>
+      </w:r>
+      <w:r>
+        <w:rPr>
+          <w:rFonts w:ascii="Times New Roman" w:hAnsi="Times New Roman" w:cs="Times New Roman"/>
+          <w:color w:val="4EA72E" w:themeColor="accent6"/>
+          <w:sz w:val="22"/>
+          <w:szCs w:val="22"/>
+        </w:rPr>
+        <w:t xml:space="preserve"> (REFERENCE)</w:t>
+      </w:r>
+      <w:r>
+        <w:rPr>
+          <w:rFonts w:ascii="Times New Roman" w:hAnsi="Times New Roman" w:cs="Times New Roman"/>
+          <w:color w:val="4EA72E" w:themeColor="accent6"/>
+          <w:sz w:val="22"/>
+          <w:szCs w:val="22"/>
+        </w:rPr>
+        <w:t xml:space="preserve">. </w:t>
+      </w:r>
+      <w:r>
+        <w:rPr>
+          <w:rFonts w:ascii="Times New Roman" w:hAnsi="Times New Roman" w:cs="Times New Roman"/>
+          <w:color w:val="4EA72E" w:themeColor="accent6"/>
+          <w:sz w:val="22"/>
+          <w:szCs w:val="22"/>
+        </w:rPr>
+        <w:t xml:space="preserve">In this sense, </w:t>
+      </w:r>
+      <w:r>
+        <w:rPr>
+          <w:rFonts w:ascii="Times New Roman" w:hAnsi="Times New Roman" w:cs="Times New Roman"/>
+          <w:color w:val="4EA72E" w:themeColor="accent6"/>
+          <w:sz w:val="22"/>
+          <w:szCs w:val="22"/>
+        </w:rPr>
+        <w:t>t</w:t>
+      </w:r>
+      <w:r>
+        <w:rPr>
+          <w:rFonts w:ascii="Times New Roman" w:hAnsi="Times New Roman" w:cs="Times New Roman"/>
+          <w:color w:val="4EA72E" w:themeColor="accent6"/>
+          <w:sz w:val="22"/>
+          <w:szCs w:val="22"/>
+        </w:rPr>
+        <w:t xml:space="preserve">he same </w:t>
+      </w:r>
+      <w:r>
+        <w:rPr>
+          <w:rFonts w:ascii="Times New Roman" w:hAnsi="Times New Roman" w:cs="Times New Roman"/>
+          <w:color w:val="4EA72E" w:themeColor="accent6"/>
+          <w:sz w:val="22"/>
+          <w:szCs w:val="22"/>
+        </w:rPr>
+        <w:t xml:space="preserve">climate </w:t>
+      </w:r>
+      <w:r>
+        <w:rPr>
+          <w:rFonts w:ascii="Times New Roman" w:hAnsi="Times New Roman" w:cs="Times New Roman"/>
+          <w:color w:val="4EA72E" w:themeColor="accent6"/>
+          <w:sz w:val="22"/>
+          <w:szCs w:val="22"/>
+        </w:rPr>
+        <w:t xml:space="preserve">intervention at different deployment levels </w:t>
+      </w:r>
+      <w:r>
+        <w:rPr>
+          <w:rFonts w:ascii="Times New Roman" w:hAnsi="Times New Roman" w:cs="Times New Roman"/>
+          <w:color w:val="4EA72E" w:themeColor="accent6"/>
+          <w:sz w:val="22"/>
+          <w:szCs w:val="22"/>
+        </w:rPr>
+        <w:t>requires</w:t>
+      </w:r>
+      <w:r>
+        <w:rPr>
+          <w:rFonts w:ascii="Times New Roman" w:hAnsi="Times New Roman" w:cs="Times New Roman"/>
+          <w:color w:val="4EA72E" w:themeColor="accent6"/>
+          <w:sz w:val="22"/>
+          <w:szCs w:val="22"/>
+        </w:rPr>
+        <w:t xml:space="preserve"> </w:t>
+      </w:r>
+      <w:r>
+        <w:rPr>
+          <w:rFonts w:ascii="Times New Roman" w:hAnsi="Times New Roman" w:cs="Times New Roman"/>
+          <w:color w:val="4EA72E" w:themeColor="accent6"/>
+          <w:sz w:val="22"/>
+          <w:szCs w:val="22"/>
+        </w:rPr>
+        <w:t xml:space="preserve">different investment levels and </w:t>
+      </w:r>
+      <w:r>
+        <w:rPr>
+          <w:rFonts w:ascii="Times New Roman" w:hAnsi="Times New Roman" w:cs="Times New Roman"/>
+          <w:color w:val="4EA72E" w:themeColor="accent6"/>
+          <w:sz w:val="22"/>
+          <w:szCs w:val="22"/>
+        </w:rPr>
+        <w:t xml:space="preserve">channels </w:t>
+      </w:r>
+      <w:r>
+        <w:rPr>
+          <w:rFonts w:ascii="Times New Roman" w:hAnsi="Times New Roman" w:cs="Times New Roman"/>
+          <w:color w:val="4EA72E" w:themeColor="accent6"/>
+          <w:sz w:val="22"/>
+          <w:szCs w:val="22"/>
+        </w:rPr>
+        <w:t>it</w:t>
+      </w:r>
+      <w:r>
+        <w:rPr>
+          <w:rFonts w:ascii="Times New Roman" w:hAnsi="Times New Roman" w:cs="Times New Roman"/>
+          <w:color w:val="4EA72E" w:themeColor="accent6"/>
+          <w:sz w:val="22"/>
+          <w:szCs w:val="22"/>
+        </w:rPr>
+        <w:t xml:space="preserve"> different</w:t>
+      </w:r>
+      <w:r>
+        <w:rPr>
+          <w:rFonts w:ascii="Times New Roman" w:hAnsi="Times New Roman" w:cs="Times New Roman"/>
+          <w:color w:val="4EA72E" w:themeColor="accent6"/>
+          <w:sz w:val="22"/>
+          <w:szCs w:val="22"/>
+        </w:rPr>
+        <w:t>ly to</w:t>
+      </w:r>
+      <w:r>
+        <w:rPr>
+          <w:rFonts w:ascii="Times New Roman" w:hAnsi="Times New Roman" w:cs="Times New Roman"/>
+          <w:color w:val="4EA72E" w:themeColor="accent6"/>
+          <w:sz w:val="22"/>
+          <w:szCs w:val="22"/>
+        </w:rPr>
+        <w:t xml:space="preserve"> sectors of the economy</w:t>
+      </w:r>
+      <w:r>
+        <w:rPr>
+          <w:rFonts w:ascii="Times New Roman" w:hAnsi="Times New Roman" w:cs="Times New Roman"/>
+          <w:color w:val="4EA72E" w:themeColor="accent6"/>
+          <w:sz w:val="22"/>
+          <w:szCs w:val="22"/>
+        </w:rPr>
+        <w:t xml:space="preserve">. </w:t>
+      </w:r>
+      <w:r>
+        <w:rPr>
+          <w:rFonts w:ascii="Times New Roman" w:hAnsi="Times New Roman" w:cs="Times New Roman"/>
+          <w:color w:val="4EA72E" w:themeColor="accent6"/>
+          <w:sz w:val="22"/>
+          <w:szCs w:val="22"/>
+        </w:rPr>
+        <w:t xml:space="preserve">Studies have </w:t>
+      </w:r>
+      <w:r>
+        <w:rPr>
+          <w:rFonts w:ascii="Times New Roman" w:hAnsi="Times New Roman" w:cs="Times New Roman"/>
+          <w:color w:val="4EA72E" w:themeColor="accent6"/>
+          <w:sz w:val="22"/>
+          <w:szCs w:val="22"/>
+        </w:rPr>
+        <w:t xml:space="preserve">incorporated the impact of technology deployment levels in job creation </w:t>
+      </w:r>
+      <w:r>
+        <w:rPr>
+          <w:rFonts w:ascii="Times New Roman" w:hAnsi="Times New Roman" w:cs="Times New Roman"/>
+          <w:color w:val="4EA72E" w:themeColor="accent6"/>
+          <w:sz w:val="22"/>
+          <w:szCs w:val="22"/>
+        </w:rPr>
+        <w:t>in the energy sector</w:t>
+      </w:r>
+      <w:r>
+        <w:rPr>
+          <w:rFonts w:ascii="Times New Roman" w:hAnsi="Times New Roman" w:cs="Times New Roman"/>
+          <w:color w:val="4EA72E" w:themeColor="accent6"/>
+          <w:sz w:val="22"/>
+          <w:szCs w:val="22"/>
+        </w:rPr>
+        <w:t xml:space="preserve"> (REFERENCE), yet </w:t>
+      </w:r>
+      <w:r>
+        <w:rPr>
+          <w:rFonts w:ascii="Times New Roman" w:hAnsi="Times New Roman" w:cs="Times New Roman"/>
+          <w:color w:val="4EA72E" w:themeColor="accent6"/>
+          <w:sz w:val="22"/>
+          <w:szCs w:val="22"/>
+        </w:rPr>
+        <w:t xml:space="preserve">this hasn’t been done </w:t>
+      </w:r>
+      <w:r>
+        <w:rPr>
+          <w:rFonts w:ascii="Times New Roman" w:hAnsi="Times New Roman" w:cs="Times New Roman"/>
+          <w:color w:val="4EA72E" w:themeColor="accent6"/>
+          <w:sz w:val="22"/>
+          <w:szCs w:val="22"/>
+        </w:rPr>
+        <w:t xml:space="preserve">considering </w:t>
+      </w:r>
+      <w:r>
+        <w:rPr>
+          <w:rFonts w:ascii="Times New Roman" w:hAnsi="Times New Roman" w:cs="Times New Roman"/>
+          <w:color w:val="4EA72E" w:themeColor="accent6"/>
+          <w:sz w:val="22"/>
+          <w:szCs w:val="22"/>
+        </w:rPr>
+        <w:t xml:space="preserve">climate </w:t>
+      </w:r>
+      <w:r>
+        <w:rPr>
+          <w:rFonts w:ascii="Times New Roman" w:hAnsi="Times New Roman" w:cs="Times New Roman"/>
+          <w:color w:val="4EA72E" w:themeColor="accent6"/>
+          <w:sz w:val="22"/>
+          <w:szCs w:val="22"/>
+        </w:rPr>
+        <w:t xml:space="preserve">policies </w:t>
+      </w:r>
+    </w:p>
+    <w:p>
+      <w:pPr>
+        <w:ind w:firstLine="720"/>
+        <w:jc w:val="both"/>
+        <w:rPr>
+          <w:rFonts w:ascii="Times New Roman" w:hAnsi="Times New Roman" w:cs="Times New Roman"/>
+          <w:color w:val="4EA72E" w:themeColor="accent6"/>
+          <w:sz w:val="22"/>
+          <w:szCs w:val="22"/>
+        </w:rPr>
+      </w:pPr>
+      <w:r>
+        <w:rPr>
+          <w:rFonts w:ascii="Times New Roman" w:hAnsi="Times New Roman" w:cs="Times New Roman"/>
+          <w:color w:val="4EA72E" w:themeColor="accent6"/>
+          <w:sz w:val="22"/>
+          <w:szCs w:val="22"/>
+        </w:rPr>
+        <w:t xml:space="preserve">through different parts of the economy </w:t>
+      </w:r>
+      <w:r>
+        <w:rPr>
+          <w:rFonts w:ascii="Times New Roman" w:hAnsi="Times New Roman" w:cs="Times New Roman"/>
+          <w:color w:val="4EA72E" w:themeColor="accent6"/>
+          <w:sz w:val="22"/>
+          <w:szCs w:val="22"/>
+        </w:rPr>
+        <w:t>–</w:t>
+      </w:r>
+      <w:r>
+        <w:rPr>
+          <w:rFonts w:ascii="Times New Roman" w:hAnsi="Times New Roman" w:cs="Times New Roman"/>
+          <w:color w:val="4EA72E" w:themeColor="accent6"/>
+          <w:sz w:val="22"/>
+          <w:szCs w:val="22"/>
+        </w:rPr>
+        <w:t xml:space="preserve"> </w:t>
+      </w:r>
+      <w:r>
+        <w:rPr>
+          <w:rFonts w:ascii="Times New Roman" w:hAnsi="Times New Roman" w:cs="Times New Roman"/>
+          <w:color w:val="4EA72E" w:themeColor="accent6"/>
+          <w:sz w:val="22"/>
+          <w:szCs w:val="22"/>
+        </w:rPr>
+        <w:t>yet the literature estimates employment at a single assumed scale under a fixed cost breakdown, treating as static a structure that is, by its nature, evolving.</w:t>
+      </w:r>
+    </w:p>
+    <w:p>
+      <w:pPr>
+        <w:ind w:firstLine="720"/>
+        <w:jc w:val="both"/>
+        <w:rPr>
+          <w:rFonts w:ascii="Times New Roman" w:hAnsi="Times New Roman" w:cs="Times New Roman"/>
+          <w:color w:val="4EA72E" w:themeColor="accent6"/>
+          <w:sz w:val="22"/>
+          <w:szCs w:val="22"/>
+        </w:rPr>
+      </w:pPr>
+      <w:r>
+        <w:rPr>
+          <w:rFonts w:ascii="Times New Roman" w:hAnsi="Times New Roman" w:cs="Times New Roman"/>
+          <w:color w:val="4EA72E" w:themeColor="accent6"/>
+          <w:sz w:val="22"/>
+          <w:szCs w:val="22"/>
+        </w:rPr>
+        <w:t>Even where the dependence of employment on cost-structure assumptions is acknowledged, no study identifies the conditions — across deployment levels, learning trajectories, and country contexts — under which climate investments generate substantial rather than negligible employment. The interaction between deployment scale, cost-structure evolution, and a country's sectoral composition determines employment outcomes in ways not derivable from inspecting individual factors in isolation. The literature can report that multipliers differ across contexts; it cannot specify the configurations under which employment co-benefits are robust, fragile, or unlikely to materialize.</w:t>
+      </w:r>
+    </w:p>
+    <w:p>
+      <w:pPr>
+        <w:ind w:firstLine="720"/>
+        <w:jc w:val="both"/>
+        <w:rPr>
+          <w:rFonts w:ascii="Times New Roman" w:hAnsi="Times New Roman" w:cs="Times New Roman"/>
+          <w:color w:val="FF0000"/>
+          <w:sz w:val="22"/>
+          <w:szCs w:val="22"/>
+        </w:rPr>
+      </w:pPr>
+      <w:r>
+        <w:rPr>
+          <w:rFonts w:ascii="Times New Roman" w:hAnsi="Times New Roman" w:cs="Times New Roman"/>
+          <w:color w:val="FF0000"/>
+          <w:sz w:val="22"/>
+          <w:szCs w:val="22"/>
+        </w:rPr>
+        <w:t>No existing study systematically explores how employment outcomes respond to variation in cost-structure assumptions — whether across implementation</w:t>
+      </w:r>
+      <w:r>
+        <w:rPr>
+          <w:rFonts w:ascii="Times New Roman" w:hAnsi="Times New Roman" w:cs="Times New Roman"/>
+          <w:color w:val="FF0000"/>
+          <w:sz w:val="22"/>
+          <w:szCs w:val="22"/>
+        </w:rPr>
+        <w:t xml:space="preserve"> </w:t>
+      </w:r>
+      <w:r>
+        <w:rPr>
+          <w:rFonts w:ascii="Times New Roman" w:hAnsi="Times New Roman" w:cs="Times New Roman"/>
+          <w:color w:val="FF0000"/>
+          <w:sz w:val="22"/>
+          <w:szCs w:val="22"/>
+        </w:rPr>
+        <w:t>levels of individual climate policies or across combinations of policies deployed simultaneously. In practice, countries do not implement a single  mitigation action at full scale under known conditions; they implement multiple actions at partial scale, where costs depend on deployment trajectories,</w:t>
+      </w:r>
+      <w:r>
+        <w:rPr>
+          <w:rFonts w:ascii="Times New Roman" w:hAnsi="Times New Roman" w:cs="Times New Roman"/>
+          <w:color w:val="FF0000"/>
+          <w:sz w:val="22"/>
+          <w:szCs w:val="22"/>
+        </w:rPr>
+        <w:t xml:space="preserve"> </w:t>
+      </w:r>
+      <w:r>
+        <w:rPr>
+          <w:rFonts w:ascii="Times New Roman" w:hAnsi="Times New Roman" w:cs="Times New Roman"/>
+          <w:color w:val="FF0000"/>
+          <w:sz w:val="22"/>
+          <w:szCs w:val="22"/>
+        </w:rPr>
+        <w:t>supply chain development, and interactions between concurrent investments. Yet the literature produces one employment estimate per action under one assumed configuration, leaving unexplored how outcomes vary across plausible structural conditions.</w:t>
+      </w:r>
+    </w:p>
+    <w:p>
+      <w:pPr>
+        <w:ind w:firstLine="720"/>
+        <w:jc w:val="both"/>
+        <w:rPr>
+          <w:rFonts w:ascii="Times New Roman" w:hAnsi="Times New Roman" w:cs="Times New Roman"/>
+          <w:color w:val="FF0000"/>
+          <w:sz w:val="22"/>
+          <w:szCs w:val="22"/>
+        </w:rPr>
+      </w:pPr>
+      <w:r>
+        <w:rPr>
+          <w:rFonts w:ascii="Times New Roman" w:hAnsi="Times New Roman" w:cs="Times New Roman"/>
+          <w:color w:val="FF0000"/>
+          <w:sz w:val="22"/>
+          <w:szCs w:val="22"/>
+        </w:rPr>
+        <w:t xml:space="preserve">  This is the domain of deep uncertainty: situations where parties to a decision cannot agree on the probability distributions governing key parameters or</w:t>
+      </w:r>
+      <w:r>
+        <w:rPr>
+          <w:rFonts w:ascii="Times New Roman" w:hAnsi="Times New Roman" w:cs="Times New Roman"/>
+          <w:color w:val="FF0000"/>
+          <w:sz w:val="22"/>
+          <w:szCs w:val="22"/>
+        </w:rPr>
+        <w:t xml:space="preserve"> </w:t>
+      </w:r>
+      <w:r>
+        <w:rPr>
+          <w:rFonts w:ascii="Times New Roman" w:hAnsi="Times New Roman" w:cs="Times New Roman"/>
+          <w:color w:val="FF0000"/>
+          <w:sz w:val="22"/>
+          <w:szCs w:val="22"/>
+        </w:rPr>
+        <w:t>on the appropriate model linking actions to consequences (Lempert, 2025). Robust decision making (RDM), a class of decision making under deep uncertainty (DMDU) methods (Marchau et al., 2019), offers a framework for policy analysis under these conditions. Rather than reporting point estimates conditional on fixed assumptions, RDM systematically explores consequences across plausible futures and uses scenario discovery algorithms to identify the conditions under which a policy outcome is favorable or unfavorable (Lempert, 2025). The output is not a prediction but a map of conditions — those under which</w:t>
+      </w:r>
+      <w:r>
+        <w:rPr>
+          <w:rFonts w:ascii="Times New Roman" w:hAnsi="Times New Roman" w:cs="Times New Roman"/>
+          <w:color w:val="FF0000"/>
+          <w:sz w:val="22"/>
+          <w:szCs w:val="22"/>
+        </w:rPr>
+        <w:t xml:space="preserve"> </w:t>
+      </w:r>
+      <w:r>
+        <w:rPr>
+          <w:rFonts w:ascii="Times New Roman" w:hAnsi="Times New Roman" w:cs="Times New Roman"/>
+          <w:color w:val="FF0000"/>
+          <w:sz w:val="22"/>
+          <w:szCs w:val="22"/>
+        </w:rPr>
+        <w:t>employment co-benefits materialize and those under which they do not.</w:t>
+      </w:r>
+    </w:p>
+    <w:p>
+      <w:pPr>
+        <w:ind w:firstLine="720"/>
+        <w:jc w:val="both"/>
+        <w:rPr>
+          <w:rFonts w:ascii="Times New Roman" w:hAnsi="Times New Roman" w:cs="Times New Roman"/>
+          <w:color w:val="FF0000"/>
+          <w:sz w:val="22"/>
+          <w:szCs w:val="22"/>
+        </w:rPr>
+      </w:pPr>
+    </w:p>
+    <w:p>
+      <w:pPr>
+        <w:jc w:val="both"/>
+        <w:rPr>
+          <w:rFonts w:ascii="Times New Roman" w:hAnsi="Times New Roman" w:cs="Times New Roman"/>
+          <w:sz w:val="22"/>
+          <w:szCs w:val="22"/>
+        </w:rPr>
+      </w:pPr>
+      <w:r>
+        <w:rPr>
+          <w:rFonts w:ascii="Times New Roman" w:hAnsi="Times New Roman" w:cs="Times New Roman"/>
+          <w:color w:val="FF0000"/>
+          <w:sz w:val="22"/>
+          <w:szCs w:val="22"/>
+        </w:rPr>
+        <w:t xml:space="preserve">Existing studies have connected climate policies to estimated job creation potential at the sector </w:t>
+      </w:r>
+      <w:r>
+        <w:rPr>
+          <w:rFonts w:ascii="Times New Roman" w:hAnsi="Times New Roman" w:cs="Times New Roman"/>
+          <w:color w:val="FF0000"/>
+          <w:sz w:val="22"/>
+          <w:szCs w:val="22"/>
+        </w:rPr>
+        <w:t>and occupational levels</w:t>
+      </w:r>
+      <w:r>
+        <w:rPr>
+          <w:rFonts w:ascii="Times New Roman" w:hAnsi="Times New Roman" w:cs="Times New Roman"/>
+          <w:sz w:val="22"/>
+          <w:szCs w:val="22"/>
+        </w:rPr>
+        <w:t>.</w:t>
+      </w:r>
+      <w:r>
+        <w:rPr>
+          <w:rFonts w:ascii="Times New Roman" w:hAnsi="Times New Roman" w:cs="Times New Roman"/>
+          <w:sz w:val="22"/>
+          <w:szCs w:val="22"/>
+        </w:rPr>
+        <w:t xml:space="preserve"> </w:t>
+      </w:r>
+      <w:r>
+        <w:rPr>
+          <w:rFonts w:ascii="Times New Roman" w:hAnsi="Times New Roman" w:cs="Times New Roman"/>
+          <w:sz w:val="22"/>
+          <w:szCs w:val="22"/>
+        </w:rPr>
+        <w:t xml:space="preserve">For instance, </w:t>
+      </w:r>
+      <w:r>
+        <w:rPr>
+          <w:rFonts w:ascii="Times New Roman" w:hAnsi="Times New Roman" w:cs="Times New Roman"/>
+          <w:sz w:val="22"/>
+          <w:szCs w:val="22"/>
+        </w:rPr>
+        <w:t>Bücker et al.</w:t>
+      </w:r>
+      <w:r>
+        <w:rPr>
+          <w:rFonts w:ascii="Times New Roman" w:hAnsi="Times New Roman" w:cs="Times New Roman"/>
+          <w:sz w:val="22"/>
+          <w:szCs w:val="22"/>
+        </w:rPr>
+        <w:t xml:space="preserve"> (</w:t>
+      </w:r>
+      <w:r>
+        <w:rPr>
+          <w:rFonts w:ascii="Times New Roman" w:hAnsi="Times New Roman" w:cs="Times New Roman"/>
+          <w:sz w:val="22"/>
+          <w:szCs w:val="22"/>
+        </w:rPr>
+        <w:t>2025</w:t>
+      </w:r>
+      <w:r>
+        <w:rPr>
+          <w:rFonts w:ascii="Times New Roman" w:hAnsi="Times New Roman" w:cs="Times New Roman"/>
+          <w:sz w:val="22"/>
+          <w:szCs w:val="22"/>
+        </w:rPr>
+        <w:t xml:space="preserve">) explores </w:t>
+      </w:r>
+      <w:r>
+        <w:rPr>
+          <w:rFonts w:ascii="Times New Roman" w:hAnsi="Times New Roman" w:cs="Times New Roman"/>
+          <w:sz w:val="22"/>
+          <w:szCs w:val="22"/>
+        </w:rPr>
+        <w:t>cyclical patterns</w:t>
+      </w:r>
+      <w:r>
+        <w:rPr>
+          <w:rFonts w:ascii="Times New Roman" w:hAnsi="Times New Roman" w:cs="Times New Roman"/>
+          <w:sz w:val="22"/>
+          <w:szCs w:val="22"/>
+        </w:rPr>
+        <w:t xml:space="preserve"> of job creation in the U.S. power sector, t</w:t>
+      </w:r>
+      <w:r>
+        <w:rPr>
+          <w:rFonts w:ascii="Times New Roman" w:hAnsi="Times New Roman" w:cs="Times New Roman"/>
+          <w:sz w:val="22"/>
+          <w:szCs w:val="22"/>
+        </w:rPr>
+        <w:t>racking the transition into the</w:t>
+      </w:r>
+      <w:r>
+        <w:rPr>
+          <w:rFonts w:ascii="Times New Roman" w:hAnsi="Times New Roman" w:cs="Times New Roman"/>
+          <w:sz w:val="22"/>
+          <w:szCs w:val="22"/>
+        </w:rPr>
+        <w:t xml:space="preserve"> different phases of climate investment - </w:t>
+      </w:r>
+      <w:r>
+        <w:rPr>
+          <w:rFonts w:ascii="Times New Roman" w:hAnsi="Times New Roman" w:cs="Times New Roman"/>
+          <w:sz w:val="22"/>
+          <w:szCs w:val="22"/>
+        </w:rPr>
+        <w:t xml:space="preserve">renewable </w:t>
+      </w:r>
+      <w:r>
+        <w:rPr>
+          <w:rFonts w:ascii="Times New Roman" w:hAnsi="Times New Roman" w:cs="Times New Roman"/>
+          <w:sz w:val="22"/>
+          <w:szCs w:val="22"/>
+        </w:rPr>
+        <w:lastRenderedPageBreak/>
+        <w:t>infrastructure expansion</w:t>
+      </w:r>
+      <w:r>
+        <w:rPr>
+          <w:rFonts w:ascii="Times New Roman" w:hAnsi="Times New Roman" w:cs="Times New Roman"/>
+          <w:sz w:val="22"/>
+          <w:szCs w:val="22"/>
+        </w:rPr>
+        <w:t>, slow down once large projects conclude, and a steady-state job creation level. However,</w:t>
+      </w:r>
+      <w:r>
+        <w:rPr>
+          <w:rFonts w:ascii="Times New Roman" w:hAnsi="Times New Roman" w:cs="Times New Roman"/>
+          <w:sz w:val="22"/>
+          <w:szCs w:val="22"/>
+        </w:rPr>
+        <w:t xml:space="preserve"> </w:t>
+      </w:r>
+      <w:r>
+        <w:rPr>
+          <w:rFonts w:ascii="Times New Roman" w:hAnsi="Times New Roman" w:cs="Times New Roman"/>
+          <w:sz w:val="22"/>
+          <w:szCs w:val="22"/>
+        </w:rPr>
+        <w:t xml:space="preserve">no study to </w:t>
+      </w:r>
+      <w:r>
+        <w:rPr>
+          <w:rFonts w:ascii="Times New Roman" w:hAnsi="Times New Roman" w:cs="Times New Roman"/>
+          <w:sz w:val="22"/>
+          <w:szCs w:val="22"/>
+        </w:rPr>
+        <w:t>the</w:t>
+      </w:r>
+      <w:r>
+        <w:rPr>
+          <w:rFonts w:ascii="Times New Roman" w:hAnsi="Times New Roman" w:cs="Times New Roman"/>
+          <w:sz w:val="22"/>
+          <w:szCs w:val="22"/>
+        </w:rPr>
+        <w:t xml:space="preserve"> best</w:t>
+      </w:r>
+      <w:r>
+        <w:rPr>
+          <w:rFonts w:ascii="Times New Roman" w:hAnsi="Times New Roman" w:cs="Times New Roman"/>
+          <w:sz w:val="22"/>
+          <w:szCs w:val="22"/>
+        </w:rPr>
+        <w:t xml:space="preserve"> of our</w:t>
+      </w:r>
+      <w:r>
+        <w:rPr>
+          <w:rFonts w:ascii="Times New Roman" w:hAnsi="Times New Roman" w:cs="Times New Roman"/>
+          <w:sz w:val="22"/>
+          <w:szCs w:val="22"/>
+        </w:rPr>
+        <w:t xml:space="preserve"> knowledge </w:t>
+      </w:r>
+      <w:r>
+        <w:rPr>
+          <w:rFonts w:ascii="Times New Roman" w:hAnsi="Times New Roman" w:cs="Times New Roman"/>
+          <w:sz w:val="22"/>
+          <w:szCs w:val="22"/>
+        </w:rPr>
+        <w:t xml:space="preserve">has </w:t>
+      </w:r>
+      <w:r>
+        <w:rPr>
+          <w:rFonts w:ascii="Times New Roman" w:hAnsi="Times New Roman" w:cs="Times New Roman"/>
+          <w:sz w:val="22"/>
+          <w:szCs w:val="22"/>
+        </w:rPr>
+        <w:t>systematically explore</w:t>
+      </w:r>
+      <w:r>
+        <w:rPr>
+          <w:rFonts w:ascii="Times New Roman" w:hAnsi="Times New Roman" w:cs="Times New Roman"/>
+          <w:sz w:val="22"/>
+          <w:szCs w:val="22"/>
+        </w:rPr>
+        <w:t>d</w:t>
+      </w:r>
+      <w:r>
+        <w:rPr>
+          <w:rFonts w:ascii="Times New Roman" w:hAnsi="Times New Roman" w:cs="Times New Roman"/>
+          <w:sz w:val="22"/>
+          <w:szCs w:val="22"/>
+        </w:rPr>
+        <w:t xml:space="preserve"> </w:t>
+      </w:r>
+      <w:r>
+        <w:rPr>
+          <w:rFonts w:ascii="Times New Roman" w:hAnsi="Times New Roman" w:cs="Times New Roman"/>
+          <w:sz w:val="22"/>
+          <w:szCs w:val="22"/>
+        </w:rPr>
+        <w:t xml:space="preserve">how employment outcomes respond to </w:t>
+      </w:r>
+      <w:r>
+        <w:rPr>
+          <w:rFonts w:ascii="Times New Roman" w:hAnsi="Times New Roman" w:cs="Times New Roman"/>
+          <w:sz w:val="22"/>
+          <w:szCs w:val="22"/>
+        </w:rPr>
+        <w:t>varied implementation levels</w:t>
+      </w:r>
+      <w:r>
+        <w:rPr>
+          <w:rFonts w:ascii="Times New Roman" w:hAnsi="Times New Roman" w:cs="Times New Roman"/>
+          <w:sz w:val="22"/>
+          <w:szCs w:val="22"/>
+        </w:rPr>
+        <w:t xml:space="preserve"> of a specific climate policy or a combination </w:t>
+      </w:r>
+      <w:r>
+        <w:rPr>
+          <w:rFonts w:ascii="Times New Roman" w:hAnsi="Times New Roman" w:cs="Times New Roman"/>
+          <w:sz w:val="22"/>
+          <w:szCs w:val="22"/>
+        </w:rPr>
+        <w:t xml:space="preserve">with different implementation levels. </w:t>
+      </w:r>
+      <w:r>
+        <w:rPr>
+          <w:rFonts w:ascii="Times New Roman" w:hAnsi="Times New Roman" w:cs="Times New Roman"/>
+          <w:sz w:val="22"/>
+          <w:szCs w:val="22"/>
+        </w:rPr>
+        <w:t>Development goals, such as job creation</w:t>
+      </w:r>
+      <w:r>
+        <w:rPr>
+          <w:rFonts w:ascii="Times New Roman" w:hAnsi="Times New Roman" w:cs="Times New Roman"/>
+          <w:sz w:val="22"/>
+          <w:szCs w:val="22"/>
+        </w:rPr>
+        <w:t xml:space="preserve"> and destruction</w:t>
+      </w:r>
+      <w:r>
+        <w:rPr>
+          <w:rFonts w:ascii="Times New Roman" w:hAnsi="Times New Roman" w:cs="Times New Roman"/>
+          <w:sz w:val="22"/>
+          <w:szCs w:val="22"/>
+        </w:rPr>
+        <w:t>, are</w:t>
+      </w:r>
+      <w:r>
+        <w:rPr>
+          <w:rFonts w:ascii="Times New Roman" w:hAnsi="Times New Roman" w:cs="Times New Roman"/>
+          <w:sz w:val="22"/>
+          <w:szCs w:val="22"/>
+        </w:rPr>
+        <w:t xml:space="preserve"> key </w:t>
+      </w:r>
+      <w:r>
+        <w:rPr>
+          <w:rFonts w:ascii="Times New Roman" w:hAnsi="Times New Roman" w:cs="Times New Roman"/>
+          <w:sz w:val="22"/>
+          <w:szCs w:val="22"/>
+        </w:rPr>
+        <w:t>consideration</w:t>
       </w:r>
       <w:r>
         <w:rPr>
@@ -4500,6 +7521,46 @@
           <w:sz w:val="22"/>
           <w:szCs w:val="22"/>
         </w:rPr>
+        <w:t xml:space="preserve"> policymakers </w:t>
+      </w:r>
+      <w:r>
+        <w:rPr>
+          <w:rFonts w:ascii="Times New Roman" w:hAnsi="Times New Roman" w:cs="Times New Roman"/>
+          <w:sz w:val="22"/>
+          <w:szCs w:val="22"/>
+        </w:rPr>
+        <w:t xml:space="preserve">take into account when </w:t>
+      </w:r>
+      <w:r>
+        <w:rPr>
+          <w:rFonts w:ascii="Times New Roman" w:hAnsi="Times New Roman" w:cs="Times New Roman"/>
+          <w:sz w:val="22"/>
+          <w:szCs w:val="22"/>
+        </w:rPr>
+        <w:t xml:space="preserve">deciding whether to </w:t>
+      </w:r>
+      <w:r>
+        <w:rPr>
+          <w:rFonts w:ascii="Times New Roman" w:hAnsi="Times New Roman" w:cs="Times New Roman"/>
+          <w:sz w:val="22"/>
+          <w:szCs w:val="22"/>
+        </w:rPr>
+        <w:t>pursue</w:t>
+      </w:r>
+      <w:r>
+        <w:rPr>
+          <w:rFonts w:ascii="Times New Roman" w:hAnsi="Times New Roman" w:cs="Times New Roman"/>
+          <w:sz w:val="22"/>
+          <w:szCs w:val="22"/>
+        </w:rPr>
+        <w:t xml:space="preserve"> electricity production</w:t>
+      </w:r>
+      <w:r>
+        <w:rPr>
+          <w:rFonts w:ascii="Times New Roman" w:hAnsi="Times New Roman" w:cs="Times New Roman"/>
+          <w:sz w:val="22"/>
+          <w:szCs w:val="22"/>
+        </w:rPr>
         <w:t xml:space="preserve"> </w:t>
       </w:r>
       <w:r>
@@ -4508,7 +7569,7 @@
           <w:sz w:val="22"/>
           <w:szCs w:val="22"/>
         </w:rPr>
-        <w:t>sectoral interdependencies (e.g., labor-output elasticities)</w:t>
+        <w:t>with 50% hydro and solar power or shift investments</w:t>
       </w:r>
       <w:r>
         <w:rPr>
@@ -4524,15 +7585,1019 @@
           <w:sz w:val="22"/>
           <w:szCs w:val="22"/>
         </w:rPr>
-        <w:t xml:space="preserve">that </w:t>
-      </w:r>
-      <w:r>
-        <w:rPr>
-          <w:rFonts w:ascii="Times New Roman" w:hAnsi="Times New Roman" w:cs="Times New Roman"/>
-          <w:sz w:val="22"/>
-          <w:szCs w:val="22"/>
-        </w:rPr>
-        <w:t>may be less reliable for forward-looking policy analysis</w:t>
+        <w:t xml:space="preserve">or </w:t>
+      </w:r>
+      <w:r>
+        <w:rPr>
+          <w:rFonts w:ascii="Times New Roman" w:hAnsi="Times New Roman" w:cs="Times New Roman"/>
+          <w:sz w:val="22"/>
+          <w:szCs w:val="22"/>
+        </w:rPr>
+        <w:t>expand</w:t>
+      </w:r>
+      <w:r>
+        <w:rPr>
+          <w:rFonts w:ascii="Times New Roman" w:hAnsi="Times New Roman" w:cs="Times New Roman"/>
+          <w:sz w:val="22"/>
+          <w:szCs w:val="22"/>
+        </w:rPr>
+        <w:t xml:space="preserve"> wastewater treatment in urban areas</w:t>
+      </w:r>
+      <w:r>
+        <w:rPr>
+          <w:rFonts w:ascii="Times New Roman" w:hAnsi="Times New Roman" w:cs="Times New Roman"/>
+          <w:sz w:val="22"/>
+          <w:szCs w:val="22"/>
+        </w:rPr>
+        <w:t xml:space="preserve"> by </w:t>
+      </w:r>
+      <w:r>
+        <w:rPr>
+          <w:rFonts w:ascii="Times New Roman" w:hAnsi="Times New Roman" w:cs="Times New Roman"/>
+          <w:sz w:val="22"/>
+          <w:szCs w:val="22"/>
+        </w:rPr>
+        <w:t>40%, for example.</w:t>
+      </w:r>
+    </w:p>
+    <w:p>
+      <w:pPr>
+        <w:jc w:val="both"/>
+        <w:rPr>
+          <w:rFonts w:ascii="Times New Roman" w:hAnsi="Times New Roman" w:cs="Times New Roman"/>
+          <w:sz w:val="22"/>
+          <w:szCs w:val="22"/>
+        </w:rPr>
+      </w:pPr>
+      <w:r>
+        <w:rPr>
+          <w:rFonts w:ascii="Times New Roman" w:hAnsi="Times New Roman" w:cs="Times New Roman"/>
+          <w:sz w:val="22"/>
+          <w:szCs w:val="22"/>
+        </w:rPr>
+        <w:t xml:space="preserve">This </w:t>
+      </w:r>
+      <w:r>
+        <w:rPr>
+          <w:rFonts w:ascii="Times New Roman" w:hAnsi="Times New Roman" w:cs="Times New Roman"/>
+          <w:sz w:val="22"/>
+          <w:szCs w:val="22"/>
+        </w:rPr>
+        <w:t xml:space="preserve">is key input to </w:t>
+      </w:r>
+      <w:r>
+        <w:rPr>
+          <w:rFonts w:ascii="Times New Roman" w:hAnsi="Times New Roman" w:cs="Times New Roman"/>
+          <w:sz w:val="22"/>
+          <w:szCs w:val="22"/>
+        </w:rPr>
+        <w:t>government and development agencies</w:t>
+      </w:r>
+      <w:r>
+        <w:rPr>
+          <w:rFonts w:ascii="Times New Roman" w:hAnsi="Times New Roman" w:cs="Times New Roman"/>
+          <w:sz w:val="22"/>
+          <w:szCs w:val="22"/>
+        </w:rPr>
+        <w:t xml:space="preserve"> that can anticipate </w:t>
+      </w:r>
+      <w:r>
+        <w:rPr>
+          <w:rFonts w:ascii="Times New Roman" w:hAnsi="Times New Roman" w:cs="Times New Roman"/>
+          <w:sz w:val="22"/>
+          <w:szCs w:val="22"/>
+        </w:rPr>
+        <w:t xml:space="preserve">peak </w:t>
+      </w:r>
+      <w:r>
+        <w:rPr>
+          <w:rFonts w:ascii="Times New Roman" w:hAnsi="Times New Roman" w:cs="Times New Roman"/>
+          <w:sz w:val="22"/>
+          <w:szCs w:val="22"/>
+        </w:rPr>
+        <w:t xml:space="preserve">in </w:t>
+      </w:r>
+      <w:r>
+        <w:rPr>
+          <w:rFonts w:ascii="Times New Roman" w:hAnsi="Times New Roman" w:cs="Times New Roman"/>
+          <w:sz w:val="22"/>
+          <w:szCs w:val="22"/>
+        </w:rPr>
+        <w:t>employment demand</w:t>
+      </w:r>
+      <w:r>
+        <w:rPr>
+          <w:rFonts w:ascii="Times New Roman" w:hAnsi="Times New Roman" w:cs="Times New Roman"/>
+          <w:sz w:val="22"/>
+          <w:szCs w:val="22"/>
+        </w:rPr>
+        <w:t xml:space="preserve"> in specific </w:t>
+      </w:r>
+      <w:r>
+        <w:rPr>
+          <w:rFonts w:ascii="Times New Roman" w:hAnsi="Times New Roman" w:cs="Times New Roman"/>
+          <w:sz w:val="22"/>
+          <w:szCs w:val="22"/>
+        </w:rPr>
+        <w:t>sectors</w:t>
+      </w:r>
+      <w:r>
+        <w:rPr>
+          <w:rFonts w:ascii="Times New Roman" w:hAnsi="Times New Roman" w:cs="Times New Roman"/>
+          <w:sz w:val="22"/>
+          <w:szCs w:val="22"/>
+        </w:rPr>
+        <w:t xml:space="preserve">, </w:t>
+      </w:r>
+      <w:r>
+        <w:rPr>
+          <w:rFonts w:ascii="Times New Roman" w:hAnsi="Times New Roman" w:cs="Times New Roman"/>
+          <w:sz w:val="22"/>
+          <w:szCs w:val="22"/>
+        </w:rPr>
+        <w:t>align</w:t>
+      </w:r>
+      <w:r>
+        <w:rPr>
+          <w:rFonts w:ascii="Times New Roman" w:hAnsi="Times New Roman" w:cs="Times New Roman"/>
+          <w:sz w:val="22"/>
+          <w:szCs w:val="22"/>
+        </w:rPr>
+        <w:t>ing</w:t>
+      </w:r>
+      <w:r>
+        <w:rPr>
+          <w:rFonts w:ascii="Times New Roman" w:hAnsi="Times New Roman" w:cs="Times New Roman"/>
+          <w:sz w:val="22"/>
+          <w:szCs w:val="22"/>
+        </w:rPr>
+        <w:t xml:space="preserve"> labor‑market and training programs</w:t>
+      </w:r>
+      <w:r>
+        <w:rPr>
+          <w:rFonts w:ascii="Times New Roman" w:hAnsi="Times New Roman" w:cs="Times New Roman"/>
+          <w:sz w:val="22"/>
+          <w:szCs w:val="22"/>
+        </w:rPr>
+        <w:t>, and avoiding</w:t>
+      </w:r>
+      <w:r>
+        <w:rPr>
+          <w:rFonts w:ascii="Times New Roman" w:hAnsi="Times New Roman" w:cs="Times New Roman"/>
+          <w:sz w:val="22"/>
+          <w:szCs w:val="22"/>
+        </w:rPr>
+        <w:t xml:space="preserve"> </w:t>
+      </w:r>
+      <w:r>
+        <w:rPr>
+          <w:rFonts w:ascii="Times New Roman" w:hAnsi="Times New Roman" w:cs="Times New Roman"/>
+          <w:sz w:val="22"/>
+          <w:szCs w:val="22"/>
+        </w:rPr>
+        <w:t>sector</w:t>
+      </w:r>
+      <w:r>
+        <w:rPr>
+          <w:rFonts w:ascii="Times New Roman" w:hAnsi="Times New Roman" w:cs="Times New Roman"/>
+          <w:sz w:val="22"/>
+          <w:szCs w:val="22"/>
+        </w:rPr>
+        <w:t>al</w:t>
+      </w:r>
+      <w:r>
+        <w:rPr>
+          <w:rFonts w:ascii="Times New Roman" w:hAnsi="Times New Roman" w:cs="Times New Roman"/>
+          <w:sz w:val="22"/>
+          <w:szCs w:val="22"/>
+        </w:rPr>
+        <w:t xml:space="preserve"> bottlenecks</w:t>
+      </w:r>
+      <w:r>
+        <w:rPr>
+          <w:rFonts w:ascii="Times New Roman" w:hAnsi="Times New Roman" w:cs="Times New Roman"/>
+          <w:sz w:val="22"/>
+          <w:szCs w:val="22"/>
+        </w:rPr>
+        <w:t xml:space="preserve">. </w:t>
+      </w:r>
+    </w:p>
+    <w:p>
+      <w:pPr>
+        <w:jc w:val="both"/>
+        <w:rPr>
+          <w:rFonts w:ascii="Times New Roman" w:hAnsi="Times New Roman" w:cs="Times New Roman"/>
+          <w:sz w:val="22"/>
+          <w:szCs w:val="22"/>
+        </w:rPr>
+      </w:pPr>
+      <w:r>
+        <w:rPr>
+          <w:rFonts w:ascii="Times New Roman" w:hAnsi="Times New Roman" w:cs="Times New Roman"/>
+          <w:sz w:val="22"/>
+          <w:szCs w:val="22"/>
+        </w:rPr>
+        <w:t>The success of long-term climate strategies depends on their being understood and supported by both those responsible for implementing them and those affected by them</w:t>
+      </w:r>
+      <w:r>
+        <w:rPr>
+          <w:rFonts w:ascii="Times New Roman" w:hAnsi="Times New Roman" w:cs="Times New Roman"/>
+          <w:sz w:val="22"/>
+          <w:szCs w:val="22"/>
+        </w:rPr>
+        <w:t xml:space="preserve"> (Waisman et al., 2019)</w:t>
+      </w:r>
+      <w:r>
+        <w:rPr>
+          <w:rFonts w:ascii="Times New Roman" w:hAnsi="Times New Roman" w:cs="Times New Roman"/>
+          <w:sz w:val="22"/>
+          <w:szCs w:val="22"/>
+        </w:rPr>
+        <w:t xml:space="preserve">, yet decarbonization plans and climate research findings often </w:t>
+      </w:r>
+      <w:r>
+        <w:rPr>
+          <w:rFonts w:ascii="Times New Roman" w:hAnsi="Times New Roman" w:cs="Times New Roman"/>
+          <w:sz w:val="22"/>
+          <w:szCs w:val="22"/>
+        </w:rPr>
+        <w:t xml:space="preserve">lack </w:t>
+      </w:r>
+      <w:r>
+        <w:rPr>
+          <w:rFonts w:ascii="Times New Roman" w:hAnsi="Times New Roman" w:cs="Times New Roman"/>
+          <w:sz w:val="22"/>
+          <w:szCs w:val="22"/>
+        </w:rPr>
+        <w:t xml:space="preserve">guidance </w:t>
+      </w:r>
+      <w:r>
+        <w:rPr>
+          <w:rFonts w:ascii="Times New Roman" w:hAnsi="Times New Roman" w:cs="Times New Roman"/>
+          <w:sz w:val="22"/>
+          <w:szCs w:val="22"/>
+        </w:rPr>
+        <w:t xml:space="preserve">expressed </w:t>
+      </w:r>
+      <w:r>
+        <w:rPr>
+          <w:rFonts w:ascii="Times New Roman" w:hAnsi="Times New Roman" w:cs="Times New Roman"/>
+          <w:sz w:val="22"/>
+          <w:szCs w:val="22"/>
+        </w:rPr>
+        <w:t xml:space="preserve">in tangible and actionable </w:t>
+      </w:r>
+      <w:r>
+        <w:rPr>
+          <w:rFonts w:ascii="Times New Roman" w:hAnsi="Times New Roman" w:cs="Times New Roman"/>
+          <w:sz w:val="22"/>
+          <w:szCs w:val="22"/>
+        </w:rPr>
+        <w:t>pathways</w:t>
+      </w:r>
+      <w:r>
+        <w:rPr>
+          <w:rFonts w:ascii="Times New Roman" w:hAnsi="Times New Roman" w:cs="Times New Roman"/>
+          <w:sz w:val="22"/>
+          <w:szCs w:val="22"/>
+        </w:rPr>
+        <w:t xml:space="preserve"> </w:t>
+      </w:r>
+      <w:r>
+        <w:rPr>
+          <w:rFonts w:ascii="Times New Roman" w:hAnsi="Times New Roman" w:cs="Times New Roman"/>
+          <w:sz w:val="22"/>
+          <w:szCs w:val="22"/>
+        </w:rPr>
+        <w:t>that</w:t>
+      </w:r>
+      <w:r>
+        <w:rPr>
+          <w:rFonts w:ascii="Times New Roman" w:hAnsi="Times New Roman" w:cs="Times New Roman"/>
+          <w:sz w:val="22"/>
+          <w:szCs w:val="22"/>
+        </w:rPr>
+        <w:t xml:space="preserve"> </w:t>
+      </w:r>
+      <w:r>
+        <w:rPr>
+          <w:rFonts w:ascii="Times New Roman" w:hAnsi="Times New Roman" w:cs="Times New Roman"/>
+          <w:sz w:val="22"/>
+          <w:szCs w:val="22"/>
+        </w:rPr>
+        <w:t xml:space="preserve">stakeholders, such as </w:t>
+      </w:r>
+      <w:r>
+        <w:rPr>
+          <w:rFonts w:ascii="Times New Roman" w:hAnsi="Times New Roman" w:cs="Times New Roman"/>
+          <w:sz w:val="22"/>
+          <w:szCs w:val="22"/>
+        </w:rPr>
+        <w:t xml:space="preserve">policymakers and </w:t>
+      </w:r>
+      <w:r>
+        <w:rPr>
+          <w:rFonts w:ascii="Times New Roman" w:hAnsi="Times New Roman" w:cs="Times New Roman"/>
+          <w:sz w:val="22"/>
+          <w:szCs w:val="22"/>
+        </w:rPr>
+        <w:t>private sector</w:t>
+      </w:r>
+      <w:r>
+        <w:rPr>
+          <w:rFonts w:ascii="Times New Roman" w:hAnsi="Times New Roman" w:cs="Times New Roman"/>
+          <w:sz w:val="22"/>
+          <w:szCs w:val="22"/>
+        </w:rPr>
+        <w:t xml:space="preserve">, can </w:t>
+      </w:r>
+      <w:r>
+        <w:rPr>
+          <w:rFonts w:ascii="Times New Roman" w:hAnsi="Times New Roman" w:cs="Times New Roman"/>
+          <w:sz w:val="22"/>
+          <w:szCs w:val="22"/>
+        </w:rPr>
+        <w:t>comprehend and act (Kalra et al., 2024</w:t>
+      </w:r>
+      <w:r>
+        <w:rPr>
+          <w:rFonts w:ascii="Times New Roman" w:hAnsi="Times New Roman" w:cs="Times New Roman"/>
+          <w:sz w:val="22"/>
+          <w:szCs w:val="22"/>
+        </w:rPr>
+        <w:t>).</w:t>
+      </w:r>
+      <w:r>
+        <w:rPr>
+          <w:rFonts w:ascii="Times New Roman" w:hAnsi="Times New Roman" w:cs="Times New Roman"/>
+          <w:sz w:val="22"/>
+          <w:szCs w:val="22"/>
+        </w:rPr>
+        <w:t xml:space="preserve"> </w:t>
+      </w:r>
+      <w:r>
+        <w:rPr>
+          <w:rFonts w:ascii="Times New Roman" w:hAnsi="Times New Roman" w:cs="Times New Roman"/>
+          <w:sz w:val="22"/>
+          <w:szCs w:val="22"/>
+        </w:rPr>
+        <w:t xml:space="preserve">An additional gap explored in this paper is that similarly, estimated job creation potential from climate policies are also not expressed in the context of tangible actions and </w:t>
+      </w:r>
+      <w:r>
+        <w:rPr>
+          <w:rFonts w:ascii="Times New Roman" w:hAnsi="Times New Roman" w:cs="Times New Roman"/>
+          <w:sz w:val="22"/>
+          <w:szCs w:val="22"/>
+        </w:rPr>
+        <w:t>lack traceability from specific mitigation actions to employment outcomes</w:t>
+      </w:r>
+      <w:r>
+        <w:rPr>
+          <w:rFonts w:ascii="Times New Roman" w:hAnsi="Times New Roman" w:cs="Times New Roman"/>
+          <w:sz w:val="22"/>
+          <w:szCs w:val="22"/>
+        </w:rPr>
+        <w:t xml:space="preserve">. </w:t>
+      </w:r>
+    </w:p>
+    <w:p>
+      <w:pPr>
+        <w:jc w:val="both"/>
+        <w:rPr>
+          <w:rFonts w:ascii="Times New Roman" w:hAnsi="Times New Roman" w:cs="Times New Roman"/>
+          <w:sz w:val="22"/>
+          <w:szCs w:val="22"/>
+        </w:rPr>
+      </w:pPr>
+      <w:r>
+        <w:rPr>
+          <w:rFonts w:ascii="Times New Roman" w:hAnsi="Times New Roman" w:cs="Times New Roman"/>
+          <w:sz w:val="22"/>
+          <w:szCs w:val="22"/>
+        </w:rPr>
+        <w:t>Existing studies lack traceability from specific mitigation actions to employment outcomes. They connect broad sectors or investment categories to jobs, but not the specific decisions that policymakers face – whether to pursue rooftop solar at 30% penetration or industrial efficiency upgrades at 50% penetration, and what each choice implies for labor demand.</w:t>
+      </w:r>
+    </w:p>
+    <w:p>
+      <w:pPr>
+        <w:jc w:val="both"/>
+        <w:rPr>
+          <w:rFonts w:ascii="Times New Roman" w:hAnsi="Times New Roman" w:cs="Times New Roman"/>
+          <w:sz w:val="22"/>
+          <w:szCs w:val="22"/>
+        </w:rPr>
+      </w:pPr>
+    </w:p>
+    <w:p>
+      <w:pPr>
+        <w:jc w:val="both"/>
+        <w:rPr>
+          <w:rFonts w:ascii="Times New Roman" w:hAnsi="Times New Roman" w:cs="Times New Roman"/>
+          <w:color w:val="FF0000"/>
+          <w:sz w:val="22"/>
+          <w:szCs w:val="22"/>
+        </w:rPr>
+      </w:pPr>
+      <w:r>
+        <w:rPr>
+          <w:rFonts w:ascii="Times New Roman" w:hAnsi="Times New Roman" w:cs="Times New Roman"/>
+          <w:color w:val="FF0000"/>
+          <w:sz w:val="22"/>
+          <w:szCs w:val="22"/>
+        </w:rPr>
+        <w:t xml:space="preserve">The treatment of cost structures as known inputs, documented across all three modelling traditions in the preceding section, generates two downstream limitations. First, because cost parameters are fixed, no study systematically explores how employment outcomes respond to variation in these parameters </w:t>
+      </w:r>
+      <w:r>
+        <w:rPr>
+          <w:rFonts w:ascii="Times New Roman" w:hAnsi="Times New Roman" w:cs="Times New Roman"/>
+          <w:color w:val="FF0000"/>
+          <w:sz w:val="22"/>
+          <w:szCs w:val="22"/>
+        </w:rPr>
+        <w:t xml:space="preserve">- </w:t>
+      </w:r>
+      <w:r>
+        <w:rPr>
+          <w:rFonts w:ascii="Times New Roman" w:hAnsi="Times New Roman" w:cs="Times New Roman"/>
+          <w:color w:val="FF0000"/>
+          <w:sz w:val="22"/>
+          <w:szCs w:val="22"/>
+        </w:rPr>
+        <w:t>different implementation levels, deployment scales, import configurations, or learning trajectories. The same mitigation action modeled under alternative cost-structure assumptions can produce substantially different employment estimates, yet the literature reports a single estimate per action under one assumed configuration. Second, even if studies varied cost-structure parameters — running multiple scenarios or sensitivity analyses — this alone would not identify the conditions under which employment co-benefits materialize. A distribution of outcomes is not a conditional finding. Identifying which combinations of structural parameters (capital intensity thresholds, import share ceilings, minimum learning rates) separate substantial from negligible</w:t>
+      </w:r>
+      <w:r>
+        <w:rPr>
+          <w:rFonts w:ascii="Times New Roman" w:hAnsi="Times New Roman" w:cs="Times New Roman"/>
+          <w:color w:val="FF0000"/>
+          <w:sz w:val="22"/>
+          <w:szCs w:val="22"/>
+        </w:rPr>
+        <w:t xml:space="preserve"> </w:t>
+      </w:r>
+      <w:r>
+        <w:rPr>
+          <w:rFonts w:ascii="Times New Roman" w:hAnsi="Times New Roman" w:cs="Times New Roman"/>
+          <w:color w:val="FF0000"/>
+          <w:sz w:val="22"/>
+          <w:szCs w:val="22"/>
+        </w:rPr>
+        <w:t>employment creation requires an additional analytical step: systematic exploration of the multi-dimensional parameter space paired with algorithms that extract decision-relevant rules from the resulting variation. No existing study performs this step. The consequence is that the literature cannot offer policymakers conditional guidance — it cannot say under which cost-structure configurations a given climate investment is likely to generate significant employment, nor how those configurations vary across country contexts.</w:t>
+      </w:r>
+    </w:p>
+    <w:p>
+      <w:pPr>
+        <w:jc w:val="both"/>
+        <w:rPr>
+          <w:rFonts w:ascii="Times New Roman" w:hAnsi="Times New Roman" w:cs="Times New Roman"/>
+          <w:color w:val="FF0000"/>
+          <w:sz w:val="22"/>
+          <w:szCs w:val="22"/>
+        </w:rPr>
+      </w:pPr>
+      <w:r>
+        <w:rPr>
+          <w:rFonts w:ascii="Times New Roman" w:hAnsi="Times New Roman" w:cs="Times New Roman"/>
+          <w:color w:val="FF0000"/>
+          <w:sz w:val="22"/>
+          <w:szCs w:val="22"/>
+        </w:rPr>
+        <w:t>What I vary vs. what I take as given:</w:t>
+      </w:r>
+    </w:p>
+    <w:p>
+      <w:pPr>
+        <w:jc w:val="both"/>
+        <w:rPr>
+          <w:rFonts w:ascii="Times New Roman" w:hAnsi="Times New Roman" w:cs="Times New Roman"/>
+          <w:color w:val="FF0000"/>
+          <w:sz w:val="22"/>
+          <w:szCs w:val="22"/>
+        </w:rPr>
+      </w:pPr>
+      <w:r>
+        <w:rPr>
+          <w:rFonts w:ascii="Times New Roman" w:hAnsi="Times New Roman" w:cs="Times New Roman"/>
+          <w:color w:val="FF0000"/>
+          <w:sz w:val="22"/>
+          <w:szCs w:val="22"/>
+        </w:rPr>
+        <w:t xml:space="preserve">  - Varied: The demand vector — the sectoral allocation of each investment dollar. This reflects assumptions about domestic vs. imported content, capital vs. labor components, and technology costs at different </w:t>
+      </w:r>
+      <w:r>
+        <w:rPr>
+          <w:rFonts w:ascii="Times New Roman" w:hAnsi="Times New Roman" w:cs="Times New Roman"/>
+          <w:color w:val="FF0000"/>
+          <w:sz w:val="22"/>
+          <w:szCs w:val="22"/>
+        </w:rPr>
+        <w:lastRenderedPageBreak/>
+        <w:t>deployment scales. The same climate action can route investment to different sectors depending on these upstream assumptions.</w:t>
+      </w:r>
+    </w:p>
+    <w:p>
+      <w:pPr>
+        <w:jc w:val="both"/>
+        <w:rPr>
+          <w:rFonts w:ascii="Times New Roman" w:hAnsi="Times New Roman" w:cs="Times New Roman"/>
+          <w:color w:val="FF0000"/>
+          <w:sz w:val="22"/>
+          <w:szCs w:val="22"/>
+        </w:rPr>
+      </w:pPr>
+      <w:r>
+        <w:rPr>
+          <w:rFonts w:ascii="Times New Roman" w:hAnsi="Times New Roman" w:cs="Times New Roman"/>
+          <w:color w:val="FF0000"/>
+          <w:sz w:val="22"/>
+          <w:szCs w:val="22"/>
+        </w:rPr>
+        <w:t xml:space="preserve">  - Fixed: The I-O coefficients from GLORIA — jobs per unit of output, inter-industry linkages, sectoral import rates. These are taken as given for each country.</w:t>
+      </w:r>
+    </w:p>
+    <w:p>
+      <w:pPr>
+        <w:jc w:val="both"/>
+        <w:rPr>
+          <w:rFonts w:ascii="Times New Roman" w:hAnsi="Times New Roman" w:cs="Times New Roman"/>
+          <w:color w:val="FF0000"/>
+          <w:sz w:val="22"/>
+          <w:szCs w:val="22"/>
+        </w:rPr>
+      </w:pPr>
+      <w:r>
+        <w:rPr>
+          <w:rFonts w:ascii="Times New Roman" w:hAnsi="Times New Roman" w:cs="Times New Roman"/>
+          <w:color w:val="FF0000"/>
+          <w:sz w:val="22"/>
+          <w:szCs w:val="22"/>
+        </w:rPr>
+        <w:t xml:space="preserve">  The implication:</w:t>
+      </w:r>
+    </w:p>
+    <w:p>
+      <w:pPr>
+        <w:jc w:val="both"/>
+        <w:rPr>
+          <w:rFonts w:ascii="Times New Roman" w:hAnsi="Times New Roman" w:cs="Times New Roman"/>
+          <w:color w:val="FF0000"/>
+          <w:sz w:val="22"/>
+          <w:szCs w:val="22"/>
+        </w:rPr>
+      </w:pPr>
+      <w:r>
+        <w:rPr>
+          <w:rFonts w:ascii="Times New Roman" w:hAnsi="Times New Roman" w:cs="Times New Roman"/>
+          <w:color w:val="FF0000"/>
+          <w:sz w:val="22"/>
+          <w:szCs w:val="22"/>
+        </w:rPr>
+        <w:t xml:space="preserve">  The paper argues that cost-structure uncertainty matters for employment estimates broadly (Section 2.1 makes this case across I-O, CGE, and macro-econometric traditions). But the experimental design addresses only part of that uncertainty — the demand vector. The embedded I-O coefficients are also uncertain (the Uganda/Libya anomaly demonstrated this directly), but varying them is outside the scope of this design.</w:t>
+      </w:r>
+    </w:p>
+    <w:p>
+      <w:pPr>
+        <w:jc w:val="both"/>
+        <w:rPr>
+          <w:rFonts w:ascii="Times New Roman" w:hAnsi="Times New Roman" w:cs="Times New Roman"/>
+          <w:color w:val="FF0000"/>
+          <w:sz w:val="22"/>
+          <w:szCs w:val="22"/>
+        </w:rPr>
+      </w:pPr>
+      <w:r>
+        <w:rPr>
+          <w:rFonts w:ascii="Times New Roman" w:hAnsi="Times New Roman" w:cs="Times New Roman"/>
+          <w:color w:val="FF0000"/>
+          <w:sz w:val="22"/>
+          <w:szCs w:val="22"/>
+        </w:rPr>
+        <w:t xml:space="preserve">  How to present this honestly:</w:t>
+      </w:r>
+    </w:p>
+    <w:p>
+      <w:pPr>
+        <w:jc w:val="both"/>
+        <w:rPr>
+          <w:rFonts w:ascii="Times New Roman" w:hAnsi="Times New Roman" w:cs="Times New Roman"/>
+          <w:color w:val="FF0000"/>
+          <w:sz w:val="22"/>
+          <w:szCs w:val="22"/>
+        </w:rPr>
+      </w:pPr>
+      <w:r>
+        <w:rPr>
+          <w:rFonts w:ascii="Times New Roman" w:hAnsi="Times New Roman" w:cs="Times New Roman"/>
+          <w:color w:val="FF0000"/>
+          <w:sz w:val="22"/>
+          <w:szCs w:val="22"/>
+        </w:rPr>
+        <w:t xml:space="preserve">  - The contribution is: "the same transformation allocates investment differently across sectors depending on context and deployment assumptions, and that variation significantly affects employment outcomes." Scenario discovery then identifies which allocation configurations produce substantial employment.</w:t>
+      </w:r>
+    </w:p>
+    <w:p>
+      <w:pPr>
+        <w:jc w:val="both"/>
+        <w:rPr>
+          <w:rFonts w:ascii="Times New Roman" w:hAnsi="Times New Roman" w:cs="Times New Roman"/>
+          <w:color w:val="FF0000"/>
+          <w:sz w:val="22"/>
+          <w:szCs w:val="22"/>
+        </w:rPr>
+      </w:pPr>
+      <w:r>
+        <w:rPr>
+          <w:rFonts w:ascii="Times New Roman" w:hAnsi="Times New Roman" w:cs="Times New Roman"/>
+          <w:color w:val="FF0000"/>
+          <w:sz w:val="22"/>
+          <w:szCs w:val="22"/>
+        </w:rPr>
+        <w:t xml:space="preserve">  - The limitation is: the I-O structure itself (labor productivity, inter-industry linkages, sectoral import rates) may not reflect a given country accurately, but is taken from GLORIA as given.</w:t>
+      </w:r>
+    </w:p>
+    <w:p>
+      <w:pPr>
+        <w:jc w:val="both"/>
+        <w:rPr>
+          <w:rFonts w:ascii="Times New Roman" w:hAnsi="Times New Roman" w:cs="Times New Roman"/>
+          <w:color w:val="FF0000"/>
+          <w:sz w:val="22"/>
+          <w:szCs w:val="22"/>
+        </w:rPr>
+      </w:pPr>
+      <w:r>
+        <w:rPr>
+          <w:rFonts w:ascii="Times New Roman" w:hAnsi="Times New Roman" w:cs="Times New Roman"/>
+          <w:color w:val="FF0000"/>
+          <w:sz w:val="22"/>
+          <w:szCs w:val="22"/>
+        </w:rPr>
+        <w:t xml:space="preserve">  - This is a stated limitation, not a hidden one — and it's shared with every I-O study in the literature.</w:t>
+      </w:r>
+    </w:p>
+    <w:p>
+      <w:pPr>
+        <w:jc w:val="both"/>
+        <w:rPr>
+          <w:rFonts w:ascii="Times New Roman" w:hAnsi="Times New Roman" w:cs="Times New Roman"/>
+          <w:sz w:val="22"/>
+          <w:szCs w:val="22"/>
+        </w:rPr>
+      </w:pPr>
+    </w:p>
+    <w:p>
+      <w:pPr>
+        <w:jc w:val="both"/>
+        <w:rPr>
+          <w:rFonts w:ascii="Times New Roman" w:hAnsi="Times New Roman" w:cs="Times New Roman"/>
+          <w:sz w:val="22"/>
+          <w:szCs w:val="22"/>
+        </w:rPr>
+      </w:pPr>
+      <w:r>
+        <w:rPr>
+          <w:rFonts w:ascii="Times New Roman" w:hAnsi="Times New Roman" w:cs="Times New Roman"/>
+          <w:sz w:val="22"/>
+          <w:szCs w:val="22"/>
+        </w:rPr>
+        <w:t xml:space="preserve">Similarly, </w:t>
+      </w:r>
+      <w:r>
+        <w:rPr>
+          <w:rFonts w:ascii="Times New Roman" w:hAnsi="Times New Roman" w:cs="Times New Roman"/>
+          <w:sz w:val="22"/>
+          <w:szCs w:val="22"/>
+        </w:rPr>
+        <w:t>estimated job creation potential from climate policies are also not expressed in the context of tangible actions and exploring different implementation levels</w:t>
+      </w:r>
+      <w:r>
+        <w:rPr>
+          <w:rFonts w:ascii="Times New Roman" w:hAnsi="Times New Roman" w:cs="Times New Roman"/>
+          <w:sz w:val="22"/>
+          <w:szCs w:val="22"/>
+        </w:rPr>
+        <w:t xml:space="preserve"> </w:t>
+      </w:r>
+      <w:r>
+        <w:rPr>
+          <w:rFonts w:ascii="Times New Roman" w:hAnsi="Times New Roman" w:cs="Times New Roman"/>
+          <w:sz w:val="22"/>
+          <w:szCs w:val="22"/>
+        </w:rPr>
+        <w:t>appear disconnected from the priorities of policymakers</w:t>
+      </w:r>
+      <w:r>
+        <w:rPr>
+          <w:rFonts w:ascii="Times New Roman" w:hAnsi="Times New Roman" w:cs="Times New Roman"/>
+          <w:sz w:val="22"/>
+          <w:szCs w:val="22"/>
+        </w:rPr>
+        <w:t xml:space="preserve"> </w:t>
+      </w:r>
+      <w:r>
+        <w:rPr>
+          <w:rFonts w:ascii="Times New Roman" w:hAnsi="Times New Roman" w:cs="Times New Roman"/>
+          <w:sz w:val="22"/>
+          <w:szCs w:val="22"/>
+        </w:rPr>
+        <w:t xml:space="preserve">actionable </w:t>
+      </w:r>
+      <w:r>
+        <w:rPr>
+          <w:rFonts w:ascii="Times New Roman" w:hAnsi="Times New Roman" w:cs="Times New Roman"/>
+          <w:sz w:val="22"/>
+          <w:szCs w:val="22"/>
+        </w:rPr>
+        <w:t>steps and</w:t>
+      </w:r>
+      <w:r>
+        <w:rPr>
+          <w:rFonts w:ascii="Times New Roman" w:hAnsi="Times New Roman" w:cs="Times New Roman"/>
+          <w:sz w:val="22"/>
+          <w:szCs w:val="22"/>
+        </w:rPr>
+        <w:t xml:space="preserve"> may</w:t>
+      </w:r>
+      <w:r>
+        <w:rPr>
+          <w:rFonts w:ascii="Times New Roman" w:hAnsi="Times New Roman" w:cs="Times New Roman"/>
+          <w:sz w:val="22"/>
+          <w:szCs w:val="22"/>
+        </w:rPr>
+        <w:t xml:space="preserve"> </w:t>
+      </w:r>
+      <w:r>
+        <w:rPr>
+          <w:rFonts w:ascii="Times New Roman" w:hAnsi="Times New Roman" w:cs="Times New Roman"/>
+          <w:sz w:val="22"/>
+          <w:szCs w:val="22"/>
+        </w:rPr>
+        <w:t xml:space="preserve">not </w:t>
+      </w:r>
+      <w:r>
+        <w:rPr>
+          <w:rFonts w:ascii="Times New Roman" w:hAnsi="Times New Roman" w:cs="Times New Roman"/>
+          <w:sz w:val="22"/>
+          <w:szCs w:val="22"/>
+        </w:rPr>
+        <w:t xml:space="preserve">fully </w:t>
+      </w:r>
+      <w:r>
+        <w:rPr>
+          <w:rFonts w:ascii="Times New Roman" w:hAnsi="Times New Roman" w:cs="Times New Roman"/>
+          <w:sz w:val="22"/>
+          <w:szCs w:val="22"/>
+        </w:rPr>
+        <w:t>captur</w:t>
+      </w:r>
+      <w:r>
+        <w:rPr>
+          <w:rFonts w:ascii="Times New Roman" w:hAnsi="Times New Roman" w:cs="Times New Roman"/>
+          <w:sz w:val="22"/>
+          <w:szCs w:val="22"/>
+        </w:rPr>
+        <w:t>e</w:t>
+      </w:r>
+      <w:r>
+        <w:rPr>
+          <w:rFonts w:ascii="Times New Roman" w:hAnsi="Times New Roman" w:cs="Times New Roman"/>
+          <w:sz w:val="22"/>
+          <w:szCs w:val="22"/>
+        </w:rPr>
+        <w:t xml:space="preserve"> national circumstances and characteristics, </w:t>
+      </w:r>
+      <w:r>
+        <w:rPr>
+          <w:rFonts w:ascii="Times New Roman" w:hAnsi="Times New Roman" w:cs="Times New Roman"/>
+          <w:sz w:val="22"/>
+          <w:szCs w:val="22"/>
+        </w:rPr>
+        <w:t xml:space="preserve">conditions that are key </w:t>
+      </w:r>
+      <w:r>
+        <w:rPr>
+          <w:rFonts w:ascii="Times New Roman" w:hAnsi="Times New Roman" w:cs="Times New Roman"/>
+          <w:sz w:val="22"/>
+          <w:szCs w:val="22"/>
+        </w:rPr>
+        <w:t>for</w:t>
+      </w:r>
+      <w:r>
+        <w:rPr>
+          <w:rFonts w:ascii="Times New Roman" w:hAnsi="Times New Roman" w:cs="Times New Roman"/>
+          <w:sz w:val="22"/>
+          <w:szCs w:val="22"/>
+        </w:rPr>
+        <w:t xml:space="preserve"> </w:t>
+      </w:r>
+      <w:r>
+        <w:rPr>
+          <w:rFonts w:ascii="Times New Roman" w:hAnsi="Times New Roman" w:cs="Times New Roman"/>
+          <w:sz w:val="22"/>
+          <w:szCs w:val="22"/>
+        </w:rPr>
+        <w:t xml:space="preserve">the </w:t>
+      </w:r>
+      <w:r>
+        <w:rPr>
+          <w:rFonts w:ascii="Times New Roman" w:hAnsi="Times New Roman" w:cs="Times New Roman"/>
+          <w:sz w:val="22"/>
+          <w:szCs w:val="22"/>
+        </w:rPr>
+        <w:t>implementation</w:t>
+      </w:r>
+      <w:r>
+        <w:rPr>
+          <w:rFonts w:ascii="Times New Roman" w:hAnsi="Times New Roman" w:cs="Times New Roman"/>
+          <w:sz w:val="22"/>
+          <w:szCs w:val="22"/>
+        </w:rPr>
+        <w:t xml:space="preserve"> </w:t>
+      </w:r>
+      <w:r>
+        <w:rPr>
+          <w:rFonts w:ascii="Times New Roman" w:hAnsi="Times New Roman" w:cs="Times New Roman"/>
+          <w:sz w:val="22"/>
+          <w:szCs w:val="22"/>
+        </w:rPr>
+        <w:t>by those typically responsible, such as government agencies and the private sector</w:t>
+      </w:r>
+      <w:r>
+        <w:rPr>
+          <w:rFonts w:ascii="Times New Roman" w:hAnsi="Times New Roman" w:cs="Times New Roman"/>
+          <w:sz w:val="22"/>
+          <w:szCs w:val="22"/>
+        </w:rPr>
+        <w:t xml:space="preserve"> (Kalra et al., 2024; </w:t>
+      </w:r>
+      <w:r>
+        <w:rPr>
+          <w:rFonts w:ascii="Times New Roman" w:hAnsi="Times New Roman" w:cs="Times New Roman"/>
+          <w:sz w:val="22"/>
+          <w:szCs w:val="22"/>
+        </w:rPr>
+        <w:t>Gambhir et al., 2022</w:t>
+      </w:r>
+      <w:r>
+        <w:rPr>
+          <w:rFonts w:ascii="Times New Roman" w:hAnsi="Times New Roman" w:cs="Times New Roman"/>
+          <w:sz w:val="22"/>
+          <w:szCs w:val="22"/>
+        </w:rPr>
+        <w:t>)</w:t>
+      </w:r>
+      <w:r>
+        <w:rPr>
+          <w:rFonts w:ascii="Times New Roman" w:hAnsi="Times New Roman" w:cs="Times New Roman"/>
+          <w:sz w:val="22"/>
+          <w:szCs w:val="22"/>
+        </w:rPr>
+        <w:t xml:space="preserve">. </w:t>
+      </w:r>
+      <w:r>
+        <w:rPr>
+          <w:rFonts w:ascii="Times New Roman" w:hAnsi="Times New Roman" w:cs="Times New Roman"/>
+          <w:sz w:val="22"/>
+          <w:szCs w:val="22"/>
+        </w:rPr>
+        <w:t>An additional gap explored in this paper is that</w:t>
+      </w:r>
+      <w:r>
+        <w:rPr>
+          <w:rFonts w:ascii="Times New Roman" w:hAnsi="Times New Roman" w:cs="Times New Roman"/>
+          <w:sz w:val="22"/>
+          <w:szCs w:val="22"/>
+        </w:rPr>
+        <w:t xml:space="preserve"> similarly,</w:t>
+      </w:r>
+      <w:r>
+        <w:rPr>
+          <w:rFonts w:ascii="Times New Roman" w:hAnsi="Times New Roman" w:cs="Times New Roman"/>
+          <w:sz w:val="22"/>
+          <w:szCs w:val="22"/>
+        </w:rPr>
+        <w:t xml:space="preserve"> estimated job creation potential from climate policies </w:t>
+      </w:r>
+      <w:r>
+        <w:rPr>
+          <w:rFonts w:ascii="Times New Roman" w:hAnsi="Times New Roman" w:cs="Times New Roman"/>
+          <w:sz w:val="22"/>
+          <w:szCs w:val="22"/>
+        </w:rPr>
+        <w:t>are</w:t>
+      </w:r>
+      <w:r>
+        <w:rPr>
+          <w:rFonts w:ascii="Times New Roman" w:hAnsi="Times New Roman" w:cs="Times New Roman"/>
+          <w:sz w:val="22"/>
+          <w:szCs w:val="22"/>
+        </w:rPr>
+        <w:t xml:space="preserve"> also not expressed in the context of tangible actions</w:t>
+      </w:r>
+      <w:r>
+        <w:rPr>
+          <w:rFonts w:ascii="Times New Roman" w:hAnsi="Times New Roman" w:cs="Times New Roman"/>
+          <w:sz w:val="22"/>
+          <w:szCs w:val="22"/>
+        </w:rPr>
+        <w:t xml:space="preserve"> and exploring different </w:t>
+      </w:r>
+      <w:r>
+        <w:rPr>
+          <w:rFonts w:ascii="Times New Roman" w:hAnsi="Times New Roman" w:cs="Times New Roman"/>
+          <w:sz w:val="22"/>
+          <w:szCs w:val="22"/>
+        </w:rPr>
+        <w:t>implementation levels</w:t>
+      </w:r>
+      <w:r>
+        <w:rPr>
+          <w:rFonts w:ascii="Times New Roman" w:hAnsi="Times New Roman" w:cs="Times New Roman"/>
+          <w:sz w:val="22"/>
+          <w:szCs w:val="22"/>
+        </w:rPr>
+        <w:t xml:space="preserve"> </w:t>
+      </w:r>
+    </w:p>
+    <w:p>
+      <w:pPr>
+        <w:jc w:val="both"/>
+        <w:rPr>
+          <w:rFonts w:ascii="Times New Roman" w:hAnsi="Times New Roman" w:cs="Times New Roman"/>
+          <w:sz w:val="22"/>
+          <w:szCs w:val="22"/>
+        </w:rPr>
+      </w:pPr>
+      <w:r>
+        <w:rPr>
+          <w:rFonts w:ascii="Times New Roman" w:hAnsi="Times New Roman" w:cs="Times New Roman"/>
+          <w:sz w:val="22"/>
+          <w:szCs w:val="22"/>
+        </w:rPr>
+        <w:t>Instead</w:t>
+      </w:r>
+      <w:r>
+        <w:rPr>
+          <w:rFonts w:ascii="Times New Roman" w:hAnsi="Times New Roman" w:cs="Times New Roman"/>
+          <w:sz w:val="22"/>
+          <w:szCs w:val="22"/>
+        </w:rPr>
+        <w:t>,</w:t>
+      </w:r>
+      <w:r>
+        <w:rPr>
+          <w:rFonts w:ascii="Times New Roman" w:hAnsi="Times New Roman" w:cs="Times New Roman"/>
+          <w:sz w:val="22"/>
+          <w:szCs w:val="22"/>
+        </w:rPr>
+        <w:t xml:space="preserve"> </w:t>
+      </w:r>
+      <w:r>
+        <w:rPr>
+          <w:rFonts w:ascii="Times New Roman" w:hAnsi="Times New Roman" w:cs="Times New Roman"/>
+          <w:sz w:val="22"/>
+          <w:szCs w:val="22"/>
+        </w:rPr>
+        <w:t xml:space="preserve">results are typically translated as </w:t>
+      </w:r>
+      <w:r>
+        <w:rPr>
+          <w:rFonts w:ascii="Times New Roman" w:hAnsi="Times New Roman" w:cs="Times New Roman"/>
+          <w:sz w:val="22"/>
+          <w:szCs w:val="22"/>
+        </w:rPr>
+        <w:t xml:space="preserve">the </w:t>
+      </w:r>
+      <w:r>
+        <w:rPr>
+          <w:rFonts w:ascii="Times New Roman" w:hAnsi="Times New Roman" w:cs="Times New Roman"/>
+          <w:sz w:val="22"/>
+          <w:szCs w:val="22"/>
+        </w:rPr>
+        <w:t>gross or net</w:t>
+      </w:r>
+      <w:r>
+        <w:rPr>
+          <w:rFonts w:ascii="Times New Roman" w:hAnsi="Times New Roman" w:cs="Times New Roman"/>
+          <w:sz w:val="22"/>
+          <w:szCs w:val="22"/>
+        </w:rPr>
+        <w:t xml:space="preserve"> </w:t>
+      </w:r>
+      <w:r>
+        <w:rPr>
+          <w:rFonts w:ascii="Times New Roman" w:hAnsi="Times New Roman" w:cs="Times New Roman"/>
+          <w:sz w:val="22"/>
+          <w:szCs w:val="22"/>
+        </w:rPr>
+        <w:t xml:space="preserve">impact </w:t>
+      </w:r>
+      <w:r>
+        <w:rPr>
+          <w:rFonts w:ascii="Times New Roman" w:hAnsi="Times New Roman" w:cs="Times New Roman"/>
+          <w:sz w:val="22"/>
+          <w:szCs w:val="22"/>
+        </w:rPr>
+        <w:t>of demand shocks (e.g., new investment) into job numbers by sector</w:t>
       </w:r>
       <w:r>
         <w:rPr>
@@ -4542,6 +8607,89 @@
         </w:rPr>
         <w:t>.</w:t>
       </w:r>
+    </w:p>
+    <w:p>
+      <w:pPr>
+        <w:jc w:val="both"/>
+        <w:rPr>
+          <w:rFonts w:ascii="Times New Roman" w:hAnsi="Times New Roman" w:cs="Times New Roman"/>
+          <w:sz w:val="22"/>
+          <w:szCs w:val="22"/>
+        </w:rPr>
+      </w:pPr>
+      <w:r>
+        <w:rPr>
+          <w:rFonts w:ascii="Times New Roman" w:hAnsi="Times New Roman" w:cs="Times New Roman"/>
+          <w:color w:val="FF0000"/>
+          <w:sz w:val="22"/>
+          <w:szCs w:val="22"/>
+        </w:rPr>
+        <w:t>What I want to say</w:t>
+      </w:r>
+      <w:r>
+        <w:rPr>
+          <w:rFonts w:ascii="Times New Roman" w:hAnsi="Times New Roman" w:cs="Times New Roman"/>
+          <w:sz w:val="22"/>
+          <w:szCs w:val="22"/>
+        </w:rPr>
+        <w:t xml:space="preserve">: employment estimates from climate policies </w:t>
+      </w:r>
+      <w:r>
+        <w:rPr>
+          <w:rFonts w:ascii="Times New Roman" w:hAnsi="Times New Roman" w:cs="Times New Roman"/>
+          <w:sz w:val="22"/>
+          <w:szCs w:val="22"/>
+        </w:rPr>
+        <w:t xml:space="preserve">connect broad sectors </w:t>
+      </w:r>
+      <w:r>
+        <w:rPr>
+          <w:rFonts w:ascii="Times New Roman" w:hAnsi="Times New Roman" w:cs="Times New Roman"/>
+          <w:sz w:val="22"/>
+          <w:szCs w:val="22"/>
+        </w:rPr>
+        <w:t xml:space="preserve">or investments categories </w:t>
+      </w:r>
+      <w:r>
+        <w:rPr>
+          <w:rFonts w:ascii="Times New Roman" w:hAnsi="Times New Roman" w:cs="Times New Roman"/>
+          <w:sz w:val="22"/>
+          <w:szCs w:val="22"/>
+        </w:rPr>
+        <w:t xml:space="preserve">lacking further guidance on traceability, meaning </w:t>
+      </w:r>
+      <w:r>
+        <w:rPr>
+          <w:rFonts w:ascii="Times New Roman" w:hAnsi="Times New Roman" w:cs="Times New Roman"/>
+          <w:sz w:val="22"/>
+          <w:szCs w:val="22"/>
+        </w:rPr>
+        <w:t xml:space="preserve">at </w:t>
+      </w:r>
+      <w:r>
+        <w:rPr>
+          <w:rFonts w:ascii="Times New Roman" w:hAnsi="Times New Roman" w:cs="Times New Roman"/>
+          <w:sz w:val="22"/>
+          <w:szCs w:val="22"/>
+        </w:rPr>
+        <w:t xml:space="preserve">what implementation </w:t>
+      </w:r>
+      <w:r>
+        <w:rPr>
+          <w:rFonts w:ascii="Times New Roman" w:hAnsi="Times New Roman" w:cs="Times New Roman"/>
+          <w:sz w:val="22"/>
+          <w:szCs w:val="22"/>
+        </w:rPr>
+        <w:t xml:space="preserve">level </w:t>
+      </w:r>
+      <w:r>
+        <w:rPr>
+          <w:rFonts w:ascii="Times New Roman" w:hAnsi="Times New Roman" w:cs="Times New Roman"/>
+          <w:sz w:val="22"/>
+          <w:szCs w:val="22"/>
+        </w:rPr>
+        <w:t>each policy should be pursued</w:t>
+      </w:r>
       <w:r>
         <w:rPr>
           <w:rFonts w:ascii="Times New Roman" w:hAnsi="Times New Roman" w:cs="Times New Roman"/>
@@ -4556,15 +8704,447 @@
           <w:sz w:val="22"/>
           <w:szCs w:val="22"/>
         </w:rPr>
-        <w:t>W</w:t>
-      </w:r>
-      <w:r>
-        <w:rPr>
-          <w:rFonts w:ascii="Times New Roman" w:hAnsi="Times New Roman" w:cs="Times New Roman"/>
-          <w:sz w:val="22"/>
-          <w:szCs w:val="22"/>
-        </w:rPr>
-        <w:t>hen applied to sectors whose cost and input structures are rapidly changing</w:t>
+        <w:t xml:space="preserve">or the best combination of policies at varied implementation levels </w:t>
+      </w:r>
+    </w:p>
+    <w:p>
+      <w:pPr>
+        <w:jc w:val="both"/>
+        <w:rPr>
+          <w:rFonts w:ascii="Times New Roman" w:hAnsi="Times New Roman" w:cs="Times New Roman"/>
+          <w:sz w:val="22"/>
+          <w:szCs w:val="22"/>
+        </w:rPr>
+      </w:pPr>
+      <w:r>
+        <w:rPr>
+          <w:rFonts w:ascii="Times New Roman" w:hAnsi="Times New Roman" w:cs="Times New Roman"/>
+          <w:sz w:val="22"/>
+          <w:szCs w:val="22"/>
+        </w:rPr>
+        <w:t xml:space="preserve"> or combinations of policies with </w:t>
+      </w:r>
+      <w:r>
+        <w:rPr>
+          <w:rFonts w:ascii="Times New Roman" w:hAnsi="Times New Roman" w:cs="Times New Roman"/>
+          <w:sz w:val="22"/>
+          <w:szCs w:val="22"/>
+        </w:rPr>
+        <w:t>varied</w:t>
+      </w:r>
+      <w:r>
+        <w:rPr>
+          <w:rFonts w:ascii="Times New Roman" w:hAnsi="Times New Roman" w:cs="Times New Roman"/>
+          <w:sz w:val="22"/>
+          <w:szCs w:val="22"/>
+        </w:rPr>
+        <w:t xml:space="preserve"> </w:t>
+      </w:r>
+      <w:r>
+        <w:rPr>
+          <w:rFonts w:ascii="Times New Roman" w:hAnsi="Times New Roman" w:cs="Times New Roman"/>
+          <w:sz w:val="22"/>
+          <w:szCs w:val="22"/>
+        </w:rPr>
+        <w:t xml:space="preserve">implementation levels to reach specific </w:t>
+      </w:r>
+      <w:r>
+        <w:rPr>
+          <w:rFonts w:ascii="Times New Roman" w:hAnsi="Times New Roman" w:cs="Times New Roman"/>
+          <w:sz w:val="22"/>
+          <w:szCs w:val="22"/>
+        </w:rPr>
+        <w:t xml:space="preserve">and tangible </w:t>
+      </w:r>
+      <w:r>
+        <w:rPr>
+          <w:rFonts w:ascii="Times New Roman" w:hAnsi="Times New Roman" w:cs="Times New Roman"/>
+          <w:sz w:val="22"/>
+          <w:szCs w:val="22"/>
+        </w:rPr>
+        <w:t xml:space="preserve">development </w:t>
+      </w:r>
+      <w:r>
+        <w:rPr>
+          <w:rFonts w:ascii="Times New Roman" w:hAnsi="Times New Roman" w:cs="Times New Roman"/>
+          <w:sz w:val="22"/>
+          <w:szCs w:val="22"/>
+        </w:rPr>
+        <w:t xml:space="preserve">goals, </w:t>
+      </w:r>
+    </w:p>
+    <w:p>
+      <w:pPr>
+        <w:ind w:firstLine="720"/>
+        <w:jc w:val="both"/>
+        <w:rPr>
+          <w:rFonts w:ascii="Times New Roman" w:hAnsi="Times New Roman" w:cs="Times New Roman"/>
+          <w:sz w:val="22"/>
+          <w:szCs w:val="22"/>
+        </w:rPr>
+      </w:pPr>
+      <w:r>
+        <w:rPr>
+          <w:rFonts w:ascii="Times New Roman" w:hAnsi="Times New Roman" w:cs="Times New Roman"/>
+          <w:sz w:val="22"/>
+          <w:szCs w:val="22"/>
+        </w:rPr>
+        <w:t>E</w:t>
+      </w:r>
+      <w:r>
+        <w:rPr>
+          <w:rFonts w:ascii="Times New Roman" w:hAnsi="Times New Roman" w:cs="Times New Roman"/>
+          <w:sz w:val="22"/>
+          <w:szCs w:val="22"/>
+        </w:rPr>
+        <w:t>xisting studies lack traceability from specific mitigation actions to employment outcomes. They connect broad sectors or investment categories to jobs, but not the specific decisions that policymakers face – whether to pursue rooftop solar at 30% penetration or industrial efficiency upgrades at 50% penetration, and what each choice implies for labor demand.</w:t>
+      </w:r>
+    </w:p>
+    <w:p>
+      <w:pPr>
+        <w:ind w:firstLine="720"/>
+        <w:jc w:val="both"/>
+        <w:rPr>
+          <w:rFonts w:ascii="Times New Roman" w:hAnsi="Times New Roman" w:cs="Times New Roman"/>
+          <w:sz w:val="22"/>
+          <w:szCs w:val="22"/>
+        </w:rPr>
+      </w:pPr>
+      <w:r>
+        <w:rPr>
+          <w:rFonts w:ascii="Times New Roman" w:hAnsi="Times New Roman" w:cs="Times New Roman"/>
+          <w:sz w:val="22"/>
+          <w:szCs w:val="22"/>
+        </w:rPr>
+        <w:lastRenderedPageBreak/>
+        <w:t>Employment effects point estimates are produced not necessarily bringing to the discussion the conditions under which those effects can vary</w:t>
+      </w:r>
+    </w:p>
+    <w:p>
+      <w:pPr>
+        <w:ind w:firstLine="720"/>
+        <w:jc w:val="both"/>
+        <w:rPr>
+          <w:rFonts w:ascii="Times New Roman" w:hAnsi="Times New Roman" w:cs="Times New Roman"/>
+          <w:sz w:val="22"/>
+          <w:szCs w:val="22"/>
+        </w:rPr>
+      </w:pPr>
+      <w:r>
+        <w:rPr>
+          <w:rFonts w:ascii="Times New Roman" w:hAnsi="Times New Roman" w:cs="Times New Roman"/>
+          <w:sz w:val="22"/>
+          <w:szCs w:val="22"/>
+        </w:rPr>
+        <w:t>Third, and as a consequence of the first two, the literature produces point estimates of employment effects rather than identifying the conditions under which those effects are large, small, or negative. Policymakers receive a number; they do not receive a map of what makes that number reliable or fragile.</w:t>
+      </w:r>
+    </w:p>
+    <w:p>
+      <w:pPr>
+        <w:ind w:firstLine="720"/>
+        <w:jc w:val="both"/>
+        <w:rPr>
+          <w:rFonts w:ascii="Times New Roman" w:hAnsi="Times New Roman" w:cs="Times New Roman"/>
+          <w:sz w:val="22"/>
+          <w:szCs w:val="22"/>
+        </w:rPr>
+      </w:pPr>
+      <w:r>
+        <w:rPr>
+          <w:rFonts w:ascii="Times New Roman" w:hAnsi="Times New Roman" w:cs="Times New Roman"/>
+          <w:sz w:val="22"/>
+          <w:szCs w:val="22"/>
+        </w:rPr>
+        <w:t>The cost</w:t>
+      </w:r>
+      <w:r>
+        <w:rPr>
+          <w:rFonts w:ascii="Times New Roman" w:hAnsi="Times New Roman" w:cs="Times New Roman"/>
+          <w:sz w:val="22"/>
+          <w:szCs w:val="22"/>
+        </w:rPr>
+        <w:t xml:space="preserve"> </w:t>
+      </w:r>
+      <w:r>
+        <w:rPr>
+          <w:rFonts w:ascii="Times New Roman" w:hAnsi="Times New Roman" w:cs="Times New Roman"/>
+          <w:sz w:val="22"/>
+          <w:szCs w:val="22"/>
+        </w:rPr>
+        <w:t xml:space="preserve">structure parameters that determine employment outcomes </w:t>
+      </w:r>
+      <w:r>
+        <w:rPr>
+          <w:rFonts w:ascii="Times New Roman" w:hAnsi="Times New Roman" w:cs="Times New Roman"/>
+          <w:sz w:val="22"/>
+          <w:szCs w:val="22"/>
+        </w:rPr>
+        <w:t xml:space="preserve">– </w:t>
+      </w:r>
+      <w:r>
+        <w:rPr>
+          <w:rFonts w:ascii="Times New Roman" w:hAnsi="Times New Roman" w:cs="Times New Roman"/>
+          <w:sz w:val="22"/>
+          <w:szCs w:val="22"/>
+        </w:rPr>
+        <w:t>labor</w:t>
+      </w:r>
+      <w:r>
+        <w:rPr>
+          <w:rFonts w:ascii="Times New Roman" w:hAnsi="Times New Roman" w:cs="Times New Roman"/>
+          <w:sz w:val="22"/>
+          <w:szCs w:val="22"/>
+        </w:rPr>
+        <w:t xml:space="preserve"> intensity, import shares, learning rates</w:t>
+      </w:r>
+      <w:r>
+        <w:rPr>
+          <w:rStyle w:val="FootnoteReference"/>
+          <w:rFonts w:ascii="Times New Roman" w:hAnsi="Times New Roman" w:cs="Times New Roman"/>
+          <w:sz w:val="22"/>
+          <w:szCs w:val="22"/>
+        </w:rPr>
+        <w:footnoteReference w:id="4"/>
+      </w:r>
+      <w:r>
+        <w:rPr>
+          <w:rFonts w:ascii="Times New Roman" w:hAnsi="Times New Roman" w:cs="Times New Roman"/>
+          <w:sz w:val="22"/>
+          <w:szCs w:val="22"/>
+        </w:rPr>
+        <w:t xml:space="preserve">, technology unit costs </w:t>
+      </w:r>
+      <w:r>
+        <w:rPr>
+          <w:rFonts w:ascii="Times New Roman" w:hAnsi="Times New Roman" w:cs="Times New Roman"/>
+          <w:sz w:val="22"/>
+          <w:szCs w:val="22"/>
+        </w:rPr>
+        <w:t>–</w:t>
+      </w:r>
+      <w:r>
+        <w:rPr>
+          <w:rFonts w:ascii="Times New Roman" w:hAnsi="Times New Roman" w:cs="Times New Roman"/>
+          <w:sz w:val="22"/>
+          <w:szCs w:val="22"/>
+        </w:rPr>
+        <w:t xml:space="preserve"> </w:t>
+      </w:r>
+      <w:r>
+        <w:rPr>
+          <w:rFonts w:ascii="Times New Roman" w:hAnsi="Times New Roman" w:cs="Times New Roman"/>
+          <w:sz w:val="22"/>
+          <w:szCs w:val="22"/>
+        </w:rPr>
+        <w:t xml:space="preserve">and how they could evolve in the future </w:t>
+      </w:r>
+      <w:r>
+        <w:rPr>
+          <w:rFonts w:ascii="Times New Roman" w:hAnsi="Times New Roman" w:cs="Times New Roman"/>
+          <w:sz w:val="22"/>
+          <w:szCs w:val="22"/>
+        </w:rPr>
+        <w:t xml:space="preserve">are </w:t>
+      </w:r>
+      <w:r>
+        <w:rPr>
+          <w:rFonts w:ascii="Times New Roman" w:hAnsi="Times New Roman" w:cs="Times New Roman"/>
+          <w:sz w:val="22"/>
+          <w:szCs w:val="22"/>
+        </w:rPr>
+        <w:t>deeply</w:t>
+      </w:r>
+      <w:r>
+        <w:rPr>
+          <w:rFonts w:ascii="Times New Roman" w:hAnsi="Times New Roman" w:cs="Times New Roman"/>
+          <w:sz w:val="22"/>
+          <w:szCs w:val="22"/>
+        </w:rPr>
+        <w:t xml:space="preserve"> uncertain.</w:t>
+      </w:r>
+      <w:r>
+        <w:rPr>
+          <w:rFonts w:ascii="Times New Roman" w:hAnsi="Times New Roman" w:cs="Times New Roman"/>
+          <w:sz w:val="22"/>
+          <w:szCs w:val="22"/>
+        </w:rPr>
+        <w:t xml:space="preserve"> </w:t>
+      </w:r>
+      <w:r>
+        <w:rPr>
+          <w:rFonts w:ascii="Times New Roman" w:hAnsi="Times New Roman" w:cs="Times New Roman"/>
+          <w:sz w:val="22"/>
+          <w:szCs w:val="22"/>
+        </w:rPr>
+        <w:t>Uncertainty</w:t>
+      </w:r>
+      <w:r>
+        <w:rPr>
+          <w:rFonts w:ascii="Times New Roman" w:hAnsi="Times New Roman" w:cs="Times New Roman"/>
+          <w:sz w:val="22"/>
+          <w:szCs w:val="22"/>
+        </w:rPr>
+        <w:t xml:space="preserve"> of those parameters stem from </w:t>
+      </w:r>
+      <w:r>
+        <w:rPr>
+          <w:rFonts w:ascii="Times New Roman" w:hAnsi="Times New Roman" w:cs="Times New Roman"/>
+          <w:sz w:val="22"/>
+          <w:szCs w:val="22"/>
+        </w:rPr>
+        <w:t xml:space="preserve">multiple sources, such as </w:t>
+      </w:r>
+      <w:r>
+        <w:rPr>
+          <w:rFonts w:ascii="Times New Roman" w:hAnsi="Times New Roman" w:cs="Times New Roman"/>
+          <w:sz w:val="22"/>
+          <w:szCs w:val="22"/>
+        </w:rPr>
+        <w:t>technology shocks</w:t>
+      </w:r>
+      <w:r>
+        <w:rPr>
+          <w:rFonts w:ascii="Times New Roman" w:hAnsi="Times New Roman" w:cs="Times New Roman"/>
+          <w:sz w:val="22"/>
+          <w:szCs w:val="22"/>
+        </w:rPr>
+        <w:t xml:space="preserve"> </w:t>
+      </w:r>
+      <w:r>
+        <w:rPr>
+          <w:rFonts w:ascii="Times New Roman" w:hAnsi="Times New Roman" w:cs="Times New Roman"/>
+          <w:sz w:val="22"/>
+          <w:szCs w:val="22"/>
+        </w:rPr>
+        <w:t>impacting labor share in production</w:t>
+      </w:r>
+      <w:r>
+        <w:rPr>
+          <w:rFonts w:ascii="Times New Roman" w:hAnsi="Times New Roman" w:cs="Times New Roman"/>
+          <w:sz w:val="22"/>
+          <w:szCs w:val="22"/>
+        </w:rPr>
+        <w:t xml:space="preserve">, price </w:t>
+      </w:r>
+      <w:r>
+        <w:rPr>
+          <w:rFonts w:ascii="Times New Roman" w:hAnsi="Times New Roman" w:cs="Times New Roman"/>
+          <w:sz w:val="22"/>
+          <w:szCs w:val="22"/>
+        </w:rPr>
+        <w:t xml:space="preserve">and trade </w:t>
+      </w:r>
+      <w:r>
+        <w:rPr>
+          <w:rFonts w:ascii="Times New Roman" w:hAnsi="Times New Roman" w:cs="Times New Roman"/>
+          <w:sz w:val="22"/>
+          <w:szCs w:val="22"/>
+        </w:rPr>
+        <w:t xml:space="preserve">shocks </w:t>
+      </w:r>
+      <w:r>
+        <w:rPr>
+          <w:rFonts w:ascii="Times New Roman" w:hAnsi="Times New Roman" w:cs="Times New Roman"/>
+          <w:sz w:val="22"/>
+          <w:szCs w:val="22"/>
+        </w:rPr>
+        <w:t>affecting imports</w:t>
+      </w:r>
+      <w:r>
+        <w:rPr>
+          <w:rFonts w:ascii="Times New Roman" w:hAnsi="Times New Roman" w:cs="Times New Roman"/>
+          <w:sz w:val="22"/>
+          <w:szCs w:val="22"/>
+        </w:rPr>
+        <w:t xml:space="preserve">, technology maturity </w:t>
+      </w:r>
+      <w:r>
+        <w:rPr>
+          <w:rFonts w:ascii="Times New Roman" w:hAnsi="Times New Roman" w:cs="Times New Roman"/>
+          <w:sz w:val="22"/>
+          <w:szCs w:val="22"/>
+        </w:rPr>
+        <w:t xml:space="preserve">and scale of deployment </w:t>
+      </w:r>
+      <w:r>
+        <w:rPr>
+          <w:rFonts w:ascii="Times New Roman" w:hAnsi="Times New Roman" w:cs="Times New Roman"/>
+          <w:sz w:val="22"/>
+          <w:szCs w:val="22"/>
+        </w:rPr>
+        <w:t>impacting technology costs</w:t>
+      </w:r>
+      <w:r>
+        <w:rPr>
+          <w:rFonts w:ascii="Times New Roman" w:hAnsi="Times New Roman" w:cs="Times New Roman"/>
+          <w:sz w:val="22"/>
+          <w:szCs w:val="22"/>
+        </w:rPr>
+        <w:t xml:space="preserve">. Those are </w:t>
+      </w:r>
+      <w:r>
+        <w:rPr>
+          <w:rFonts w:ascii="Times New Roman" w:hAnsi="Times New Roman" w:cs="Times New Roman"/>
+          <w:sz w:val="22"/>
+          <w:szCs w:val="22"/>
+        </w:rPr>
+        <w:t>a few examples of how the cost structure</w:t>
+      </w:r>
+      <w:r>
+        <w:rPr>
+          <w:rFonts w:ascii="Times New Roman" w:hAnsi="Times New Roman" w:cs="Times New Roman"/>
+          <w:sz w:val="22"/>
+          <w:szCs w:val="22"/>
+        </w:rPr>
+        <w:t xml:space="preserve"> parameters</w:t>
+      </w:r>
+      <w:r>
+        <w:rPr>
+          <w:rFonts w:ascii="Times New Roman" w:hAnsi="Times New Roman" w:cs="Times New Roman"/>
+          <w:sz w:val="22"/>
+          <w:szCs w:val="22"/>
+        </w:rPr>
+        <w:t xml:space="preserve"> can be affected by </w:t>
+      </w:r>
+      <w:r>
+        <w:rPr>
+          <w:rFonts w:ascii="Times New Roman" w:hAnsi="Times New Roman" w:cs="Times New Roman"/>
+          <w:sz w:val="22"/>
+          <w:szCs w:val="22"/>
+        </w:rPr>
+        <w:t>market developments and institu</w:t>
+      </w:r>
+      <w:r>
+        <w:rPr>
+          <w:rFonts w:ascii="Times New Roman" w:hAnsi="Times New Roman" w:cs="Times New Roman"/>
+          <w:sz w:val="22"/>
+          <w:szCs w:val="22"/>
+        </w:rPr>
+        <w:t>tional conditions</w:t>
+      </w:r>
+      <w:r>
+        <w:rPr>
+          <w:rFonts w:ascii="Times New Roman" w:hAnsi="Times New Roman" w:cs="Times New Roman"/>
+          <w:sz w:val="22"/>
+          <w:szCs w:val="22"/>
+        </w:rPr>
+        <w:t>, ultimately affecting employment,</w:t>
+      </w:r>
+      <w:r>
+        <w:rPr>
+          <w:rFonts w:ascii="Times New Roman" w:hAnsi="Times New Roman" w:cs="Times New Roman"/>
+          <w:sz w:val="22"/>
+          <w:szCs w:val="22"/>
+        </w:rPr>
+        <w:t xml:space="preserve"> that cannot </w:t>
+      </w:r>
+      <w:r>
+        <w:rPr>
+          <w:rFonts w:ascii="Times New Roman" w:hAnsi="Times New Roman" w:cs="Times New Roman"/>
+          <w:sz w:val="22"/>
+          <w:szCs w:val="22"/>
+        </w:rPr>
+        <w:t>be characterized by stable probability distributions</w:t>
       </w:r>
       <w:r>
         <w:rPr>
@@ -4580,83 +9160,169 @@
           <w:sz w:val="22"/>
           <w:szCs w:val="22"/>
         </w:rPr>
-        <w:t>these coefficients are themselves a source of uncertainty in employment estimates.</w:t>
-      </w:r>
-    </w:p>
-    <w:p>
-      <w:pPr>
-        <w:pStyle w:val="Heading2"/>
-      </w:pPr>
-      <w:r>
-        <w:t xml:space="preserve">2.2 </w:t>
-      </w:r>
-      <w:r>
-        <w:t xml:space="preserve">Beyond cost structures: </w:t>
-      </w:r>
-      <w:r>
-        <w:t>uncertainty and conditional findings</w:t>
-      </w:r>
-    </w:p>
-    <w:p>
-      <w:pPr>
-        <w:jc w:val="both"/>
-        <w:rPr>
-          <w:rFonts w:ascii="Times New Roman" w:hAnsi="Times New Roman" w:cs="Times New Roman"/>
-          <w:sz w:val="22"/>
-          <w:szCs w:val="22"/>
-        </w:rPr>
-      </w:pPr>
-      <w:r>
-        <w:rPr>
-          <w:rFonts w:ascii="Times New Roman" w:hAnsi="Times New Roman" w:cs="Times New Roman"/>
-          <w:sz w:val="22"/>
-          <w:szCs w:val="22"/>
-        </w:rPr>
-        <w:t>As cove</w:t>
-      </w:r>
-    </w:p>
-    <w:p>
-      <w:pPr>
-        <w:jc w:val="both"/>
-        <w:rPr>
-          <w:rFonts w:ascii="Times New Roman" w:hAnsi="Times New Roman" w:cs="Times New Roman"/>
-          <w:sz w:val="22"/>
-          <w:szCs w:val="22"/>
-        </w:rPr>
-      </w:pPr>
-    </w:p>
-    <w:p>
-      <w:pPr>
-        <w:jc w:val="both"/>
-        <w:rPr>
-          <w:rFonts w:ascii="Times New Roman" w:hAnsi="Times New Roman" w:cs="Times New Roman"/>
-          <w:sz w:val="22"/>
-          <w:szCs w:val="22"/>
-        </w:rPr>
-      </w:pPr>
-      <w:r>
-        <w:rPr>
-          <w:rFonts w:ascii="Times New Roman" w:hAnsi="Times New Roman" w:cs="Times New Roman"/>
-          <w:sz w:val="22"/>
-          <w:szCs w:val="22"/>
-        </w:rPr>
-        <w:t>The success of long-term climate strategies depends on their being understood and supported by both those responsible for implementing them and those affected by them</w:t>
-      </w:r>
-      <w:r>
-        <w:rPr>
-          <w:rFonts w:ascii="Times New Roman" w:hAnsi="Times New Roman" w:cs="Times New Roman"/>
-          <w:sz w:val="22"/>
-          <w:szCs w:val="22"/>
-        </w:rPr>
-        <w:t xml:space="preserve"> (</w:t>
-      </w:r>
-      <w:r>
-        <w:rPr>
-          <w:rFonts w:ascii="Times New Roman" w:hAnsi="Times New Roman" w:cs="Times New Roman"/>
-          <w:sz w:val="22"/>
-          <w:szCs w:val="22"/>
-        </w:rPr>
-        <w:t>Waisman et al., 2019</w:t>
+        <w:t>and should not be treated as known</w:t>
+      </w:r>
+      <w:r>
+        <w:rPr>
+          <w:rFonts w:ascii="Times New Roman" w:hAnsi="Times New Roman" w:cs="Times New Roman"/>
+          <w:sz w:val="22"/>
+          <w:szCs w:val="22"/>
+        </w:rPr>
+        <w:t>.</w:t>
+      </w:r>
+      <w:r>
+        <w:rPr>
+          <w:rFonts w:ascii="Times New Roman" w:hAnsi="Times New Roman" w:cs="Times New Roman"/>
+          <w:sz w:val="22"/>
+          <w:szCs w:val="22"/>
+        </w:rPr>
+        <w:t xml:space="preserve"> </w:t>
+      </w:r>
+    </w:p>
+    <w:p>
+      <w:pPr>
+        <w:jc w:val="both"/>
+        <w:rPr>
+          <w:rFonts w:ascii="Times New Roman" w:hAnsi="Times New Roman" w:cs="Times New Roman"/>
+          <w:sz w:val="22"/>
+          <w:szCs w:val="22"/>
+        </w:rPr>
+      </w:pPr>
+      <w:r>
+        <w:rPr>
+          <w:rFonts w:ascii="Times New Roman" w:hAnsi="Times New Roman" w:cs="Times New Roman"/>
+          <w:sz w:val="22"/>
+          <w:szCs w:val="22"/>
+        </w:rPr>
+        <w:t>Traditionally, m</w:t>
+      </w:r>
+      <w:r>
+        <w:rPr>
+          <w:rFonts w:ascii="Times New Roman" w:hAnsi="Times New Roman" w:cs="Times New Roman"/>
+          <w:sz w:val="22"/>
+          <w:szCs w:val="22"/>
+        </w:rPr>
+        <w:t xml:space="preserve">odels take the decarbonization pathway as given and </w:t>
+      </w:r>
+      <w:r>
+        <w:rPr>
+          <w:rFonts w:ascii="Times New Roman" w:hAnsi="Times New Roman" w:cs="Times New Roman"/>
+          <w:sz w:val="22"/>
+          <w:szCs w:val="22"/>
+        </w:rPr>
+        <w:t xml:space="preserve">choose a combination of policies </w:t>
+      </w:r>
+      <w:r>
+        <w:rPr>
+          <w:rFonts w:ascii="Times New Roman" w:hAnsi="Times New Roman" w:cs="Times New Roman"/>
+          <w:sz w:val="22"/>
+          <w:szCs w:val="22"/>
+        </w:rPr>
+        <w:t xml:space="preserve">and technologies to be implemented </w:t>
+      </w:r>
+      <w:r>
+        <w:rPr>
+          <w:rFonts w:ascii="Times New Roman" w:hAnsi="Times New Roman" w:cs="Times New Roman"/>
+          <w:sz w:val="22"/>
+          <w:szCs w:val="22"/>
+        </w:rPr>
+        <w:t xml:space="preserve">mainly </w:t>
+      </w:r>
+      <w:r>
+        <w:rPr>
+          <w:rFonts w:ascii="Times New Roman" w:hAnsi="Times New Roman" w:cs="Times New Roman"/>
+          <w:sz w:val="22"/>
+          <w:szCs w:val="22"/>
+        </w:rPr>
+        <w:t>through cost minimization</w:t>
+      </w:r>
+      <w:r>
+        <w:rPr>
+          <w:rFonts w:ascii="Times New Roman" w:hAnsi="Times New Roman" w:cs="Times New Roman"/>
+          <w:sz w:val="22"/>
+          <w:szCs w:val="22"/>
+        </w:rPr>
+        <w:t xml:space="preserve">, particularly those approaching the power sector </w:t>
+      </w:r>
+      <w:r>
+        <w:rPr>
+          <w:rFonts w:ascii="Times New Roman" w:hAnsi="Times New Roman" w:cs="Times New Roman"/>
+          <w:sz w:val="22"/>
+          <w:szCs w:val="22"/>
+        </w:rPr>
+        <w:t xml:space="preserve">assessing </w:t>
+      </w:r>
+      <w:r>
+        <w:rPr>
+          <w:rFonts w:ascii="Times New Roman" w:hAnsi="Times New Roman" w:cs="Times New Roman"/>
+          <w:sz w:val="22"/>
+          <w:szCs w:val="22"/>
+        </w:rPr>
+        <w:t>electricity</w:t>
+      </w:r>
+      <w:r>
+        <w:rPr>
+          <w:rFonts w:ascii="Times New Roman" w:hAnsi="Times New Roman" w:cs="Times New Roman"/>
+          <w:sz w:val="22"/>
+          <w:szCs w:val="22"/>
+        </w:rPr>
+        <w:t xml:space="preserve"> </w:t>
+      </w:r>
+      <w:r>
+        <w:rPr>
+          <w:rFonts w:ascii="Times New Roman" w:hAnsi="Times New Roman" w:cs="Times New Roman"/>
+          <w:sz w:val="22"/>
+          <w:szCs w:val="22"/>
+        </w:rPr>
+        <w:t>capacity and</w:t>
+      </w:r>
+      <w:r>
+        <w:rPr>
+          <w:rFonts w:ascii="Times New Roman" w:hAnsi="Times New Roman" w:cs="Times New Roman"/>
+          <w:sz w:val="22"/>
+          <w:szCs w:val="22"/>
+        </w:rPr>
+        <w:t xml:space="preserve"> generation of different technologies </w:t>
+      </w:r>
+      <w:r>
+        <w:rPr>
+          <w:rFonts w:ascii="Times New Roman" w:hAnsi="Times New Roman" w:cs="Times New Roman"/>
+          <w:sz w:val="22"/>
+          <w:szCs w:val="22"/>
+        </w:rPr>
+        <w:t>(</w:t>
+      </w:r>
+      <w:r>
+        <w:rPr>
+          <w:rFonts w:ascii="Times New Roman" w:hAnsi="Times New Roman" w:cs="Times New Roman"/>
+          <w:sz w:val="22"/>
+          <w:szCs w:val="22"/>
+        </w:rPr>
+        <w:t>B</w:t>
+      </w:r>
+      <w:r>
+        <w:rPr>
+          <w:rFonts w:ascii="Times New Roman" w:hAnsi="Times New Roman" w:cs="Times New Roman"/>
+          <w:sz w:val="22"/>
+          <w:szCs w:val="22"/>
+        </w:rPr>
+        <w:t>u</w:t>
+      </w:r>
+      <w:r>
+        <w:rPr>
+          <w:rFonts w:ascii="Times New Roman" w:hAnsi="Times New Roman" w:cs="Times New Roman"/>
+          <w:sz w:val="22"/>
+          <w:szCs w:val="22"/>
+        </w:rPr>
+        <w:t>cker</w:t>
+      </w:r>
+      <w:r>
+        <w:rPr>
+          <w:rFonts w:ascii="Times New Roman" w:hAnsi="Times New Roman" w:cs="Times New Roman"/>
+          <w:sz w:val="22"/>
+          <w:szCs w:val="22"/>
+        </w:rPr>
+        <w:t xml:space="preserve"> et al. 2025; Way et al., 2022</w:t>
       </w:r>
       <w:r>
         <w:rPr>
@@ -4672,47 +9338,7 @@
           <w:sz w:val="22"/>
           <w:szCs w:val="22"/>
         </w:rPr>
-        <w:t xml:space="preserve">, yet decarbonization plans and climate research findings often </w:t>
-      </w:r>
-      <w:r>
-        <w:rPr>
-          <w:rFonts w:ascii="Times New Roman" w:hAnsi="Times New Roman" w:cs="Times New Roman"/>
-          <w:sz w:val="22"/>
-          <w:szCs w:val="22"/>
-        </w:rPr>
-        <w:t xml:space="preserve">lack </w:t>
-      </w:r>
-      <w:r>
-        <w:rPr>
-          <w:rFonts w:ascii="Times New Roman" w:hAnsi="Times New Roman" w:cs="Times New Roman"/>
-          <w:sz w:val="22"/>
-          <w:szCs w:val="22"/>
-        </w:rPr>
-        <w:t xml:space="preserve">guidance </w:t>
-      </w:r>
-      <w:r>
-        <w:rPr>
-          <w:rFonts w:ascii="Times New Roman" w:hAnsi="Times New Roman" w:cs="Times New Roman"/>
-          <w:sz w:val="22"/>
-          <w:szCs w:val="22"/>
-        </w:rPr>
-        <w:t xml:space="preserve">expressed </w:t>
-      </w:r>
-      <w:r>
-        <w:rPr>
-          <w:rFonts w:ascii="Times New Roman" w:hAnsi="Times New Roman" w:cs="Times New Roman"/>
-          <w:sz w:val="22"/>
-          <w:szCs w:val="22"/>
-        </w:rPr>
-        <w:t xml:space="preserve">in tangible and actionable </w:t>
-      </w:r>
-      <w:r>
-        <w:rPr>
-          <w:rFonts w:ascii="Times New Roman" w:hAnsi="Times New Roman" w:cs="Times New Roman"/>
-          <w:sz w:val="22"/>
-          <w:szCs w:val="22"/>
-        </w:rPr>
-        <w:t>pathways</w:t>
+        <w:t>.</w:t>
       </w:r>
       <w:r>
         <w:rPr>
@@ -4728,7 +9354,71 @@
           <w:sz w:val="22"/>
           <w:szCs w:val="22"/>
         </w:rPr>
-        <w:t>that</w:t>
+        <w:t xml:space="preserve">This </w:t>
+      </w:r>
+      <w:r>
+        <w:rPr>
+          <w:rFonts w:ascii="Times New Roman" w:hAnsi="Times New Roman" w:cs="Times New Roman"/>
+          <w:sz w:val="22"/>
+          <w:szCs w:val="22"/>
+        </w:rPr>
+        <w:t xml:space="preserve">disregard </w:t>
+      </w:r>
+      <w:r>
+        <w:rPr>
+          <w:rFonts w:ascii="Times New Roman" w:hAnsi="Times New Roman" w:cs="Times New Roman"/>
+          <w:sz w:val="22"/>
+          <w:szCs w:val="22"/>
+        </w:rPr>
+        <w:t xml:space="preserve">resource </w:t>
+      </w:r>
+      <w:r>
+        <w:rPr>
+          <w:rFonts w:ascii="Times New Roman" w:hAnsi="Times New Roman" w:cs="Times New Roman"/>
+          <w:sz w:val="22"/>
+          <w:szCs w:val="22"/>
+        </w:rPr>
+        <w:t>constraints, trade-offs</w:t>
+      </w:r>
+      <w:r>
+        <w:rPr>
+          <w:rFonts w:ascii="Times New Roman" w:hAnsi="Times New Roman" w:cs="Times New Roman"/>
+          <w:sz w:val="22"/>
+          <w:szCs w:val="22"/>
+        </w:rPr>
+        <w:t xml:space="preserve">, and synergies </w:t>
+      </w:r>
+      <w:r>
+        <w:rPr>
+          <w:rFonts w:ascii="Times New Roman" w:hAnsi="Times New Roman" w:cs="Times New Roman"/>
+          <w:sz w:val="22"/>
+          <w:szCs w:val="22"/>
+        </w:rPr>
+        <w:t xml:space="preserve">that are fundamental </w:t>
+      </w:r>
+      <w:r>
+        <w:rPr>
+          <w:rFonts w:ascii="Times New Roman" w:hAnsi="Times New Roman" w:cs="Times New Roman"/>
+          <w:sz w:val="22"/>
+          <w:szCs w:val="22"/>
+        </w:rPr>
+        <w:t xml:space="preserve">to help guide decision making </w:t>
+      </w:r>
+      <w:r>
+        <w:rPr>
+          <w:rFonts w:ascii="Times New Roman" w:hAnsi="Times New Roman" w:cs="Times New Roman"/>
+          <w:sz w:val="22"/>
+          <w:szCs w:val="22"/>
+        </w:rPr>
+        <w:t>in a context of</w:t>
+      </w:r>
+      <w:r>
+        <w:rPr>
+          <w:rFonts w:ascii="Times New Roman" w:hAnsi="Times New Roman" w:cs="Times New Roman"/>
+          <w:sz w:val="22"/>
+          <w:szCs w:val="22"/>
+        </w:rPr>
+        <w:t xml:space="preserve"> deep uncertainty</w:t>
       </w:r>
       <w:r>
         <w:rPr>
@@ -4744,47 +9434,135 @@
           <w:sz w:val="22"/>
           <w:szCs w:val="22"/>
         </w:rPr>
-        <w:t xml:space="preserve">stakeholders, such as </w:t>
-      </w:r>
-      <w:r>
-        <w:rPr>
-          <w:rFonts w:ascii="Times New Roman" w:hAnsi="Times New Roman" w:cs="Times New Roman"/>
-          <w:sz w:val="22"/>
-          <w:szCs w:val="22"/>
-        </w:rPr>
-        <w:t xml:space="preserve">policymakers and </w:t>
-      </w:r>
-      <w:r>
-        <w:rPr>
-          <w:rFonts w:ascii="Times New Roman" w:hAnsi="Times New Roman" w:cs="Times New Roman"/>
-          <w:sz w:val="22"/>
-          <w:szCs w:val="22"/>
-        </w:rPr>
-        <w:t>private sector</w:t>
-      </w:r>
-      <w:r>
-        <w:rPr>
-          <w:rFonts w:ascii="Times New Roman" w:hAnsi="Times New Roman" w:cs="Times New Roman"/>
-          <w:sz w:val="22"/>
-          <w:szCs w:val="22"/>
-        </w:rPr>
-        <w:t xml:space="preserve">, can </w:t>
-      </w:r>
-      <w:r>
-        <w:rPr>
-          <w:rFonts w:ascii="Times New Roman" w:hAnsi="Times New Roman" w:cs="Times New Roman"/>
-          <w:sz w:val="22"/>
-          <w:szCs w:val="22"/>
-        </w:rPr>
-        <w:t>comprehend and act (Kalra et al., 2024</w:t>
-      </w:r>
-      <w:r>
-        <w:rPr>
-          <w:rFonts w:ascii="Times New Roman" w:hAnsi="Times New Roman" w:cs="Times New Roman"/>
-          <w:sz w:val="22"/>
-          <w:szCs w:val="22"/>
-        </w:rPr>
-        <w:t>).</w:t>
+        <w:t xml:space="preserve">and challenging political economy issues </w:t>
+      </w:r>
+      <w:r>
+        <w:rPr>
+          <w:rFonts w:ascii="Times New Roman" w:hAnsi="Times New Roman" w:cs="Times New Roman"/>
+          <w:sz w:val="22"/>
+          <w:szCs w:val="22"/>
+        </w:rPr>
+        <w:t>(</w:t>
+      </w:r>
+      <w:r>
+        <w:rPr>
+          <w:rFonts w:ascii="Times New Roman" w:hAnsi="Times New Roman" w:cs="Times New Roman"/>
+          <w:sz w:val="22"/>
+          <w:szCs w:val="22"/>
+        </w:rPr>
+        <w:t xml:space="preserve">Waisman et al., 2026; </w:t>
+      </w:r>
+      <w:r>
+        <w:rPr>
+          <w:rFonts w:ascii="Times New Roman" w:hAnsi="Times New Roman" w:cs="Times New Roman"/>
+          <w:sz w:val="22"/>
+          <w:szCs w:val="22"/>
+        </w:rPr>
+        <w:t xml:space="preserve">Kane </w:t>
+      </w:r>
+      <w:r>
+        <w:rPr>
+          <w:rFonts w:ascii="Times New Roman" w:hAnsi="Times New Roman" w:cs="Times New Roman"/>
+          <w:sz w:val="22"/>
+          <w:szCs w:val="22"/>
+        </w:rPr>
+        <w:t>&amp; Boulle, 2018</w:t>
+      </w:r>
+      <w:r>
+        <w:rPr>
+          <w:rFonts w:ascii="Times New Roman" w:hAnsi="Times New Roman" w:cs="Times New Roman"/>
+          <w:sz w:val="22"/>
+          <w:szCs w:val="22"/>
+        </w:rPr>
+        <w:t>)</w:t>
+      </w:r>
+      <w:r>
+        <w:rPr>
+          <w:rFonts w:ascii="Times New Roman" w:hAnsi="Times New Roman" w:cs="Times New Roman"/>
+          <w:sz w:val="22"/>
+          <w:szCs w:val="22"/>
+        </w:rPr>
+        <w:t xml:space="preserve">. </w:t>
+      </w:r>
+      <w:r>
+        <w:rPr>
+          <w:rFonts w:ascii="Times New Roman" w:hAnsi="Times New Roman" w:cs="Times New Roman"/>
+          <w:sz w:val="22"/>
+          <w:szCs w:val="22"/>
+        </w:rPr>
+        <w:t>This is the domain of deep uncertainty:</w:t>
+      </w:r>
+      <w:r>
+        <w:rPr>
+          <w:rFonts w:ascii="Times New Roman" w:hAnsi="Times New Roman" w:cs="Times New Roman"/>
+          <w:sz w:val="22"/>
+          <w:szCs w:val="22"/>
+        </w:rPr>
+        <w:t xml:space="preserve"> situations where parties to a decision </w:t>
+      </w:r>
+      <w:r>
+        <w:rPr>
+          <w:rFonts w:ascii="Times New Roman" w:hAnsi="Times New Roman" w:cs="Times New Roman"/>
+          <w:sz w:val="22"/>
+          <w:szCs w:val="22"/>
+        </w:rPr>
+        <w:t xml:space="preserve">cannot agree or do not know </w:t>
+      </w:r>
+      <w:r>
+        <w:rPr>
+          <w:rFonts w:ascii="Times New Roman" w:hAnsi="Times New Roman" w:cs="Times New Roman"/>
+          <w:sz w:val="22"/>
+          <w:szCs w:val="22"/>
+        </w:rPr>
+        <w:t xml:space="preserve">the prior probability distributions for key parameters or </w:t>
+      </w:r>
+      <w:r>
+        <w:rPr>
+          <w:rFonts w:ascii="Times New Roman" w:hAnsi="Times New Roman" w:cs="Times New Roman"/>
+          <w:sz w:val="22"/>
+          <w:szCs w:val="22"/>
+        </w:rPr>
+        <w:t xml:space="preserve">the best approach to model </w:t>
+      </w:r>
+      <w:r>
+        <w:rPr>
+          <w:rFonts w:ascii="Times New Roman" w:hAnsi="Times New Roman" w:cs="Times New Roman"/>
+          <w:sz w:val="22"/>
+          <w:szCs w:val="22"/>
+        </w:rPr>
+        <w:t xml:space="preserve">actions to consequences </w:t>
+      </w:r>
+      <w:r>
+        <w:rPr>
+          <w:rFonts w:ascii="Times New Roman" w:hAnsi="Times New Roman" w:cs="Times New Roman"/>
+          <w:sz w:val="22"/>
+          <w:szCs w:val="22"/>
+        </w:rPr>
+        <w:t>(Lempert</w:t>
+      </w:r>
+      <w:r>
+        <w:rPr>
+          <w:rFonts w:ascii="Times New Roman" w:hAnsi="Times New Roman" w:cs="Times New Roman"/>
+          <w:sz w:val="22"/>
+          <w:szCs w:val="22"/>
+        </w:rPr>
+        <w:t>, 2025</w:t>
+      </w:r>
+      <w:r>
+        <w:rPr>
+          <w:rFonts w:ascii="Times New Roman" w:hAnsi="Times New Roman" w:cs="Times New Roman"/>
+          <w:sz w:val="22"/>
+          <w:szCs w:val="22"/>
+        </w:rPr>
+        <w:t>)</w:t>
+      </w:r>
+      <w:r>
+        <w:rPr>
+          <w:rFonts w:ascii="Times New Roman" w:hAnsi="Times New Roman" w:cs="Times New Roman"/>
+          <w:sz w:val="22"/>
+          <w:szCs w:val="22"/>
+        </w:rPr>
+        <w:t>.</w:t>
       </w:r>
       <w:r>
         <w:rPr>
@@ -4800,147 +9578,7 @@
           <w:sz w:val="22"/>
           <w:szCs w:val="22"/>
         </w:rPr>
-        <w:t xml:space="preserve">An additional gap explored in this paper is that similarly, estimated job creation potential from climate policies are also not expressed in the context of tangible actions and </w:t>
-      </w:r>
-      <w:r>
-        <w:rPr>
-          <w:rFonts w:ascii="Times New Roman" w:hAnsi="Times New Roman" w:cs="Times New Roman"/>
-          <w:sz w:val="22"/>
-          <w:szCs w:val="22"/>
-        </w:rPr>
-        <w:t>lack traceability from specific mitigation actions to employment outcomes</w:t>
-      </w:r>
-      <w:r>
-        <w:rPr>
-          <w:rFonts w:ascii="Times New Roman" w:hAnsi="Times New Roman" w:cs="Times New Roman"/>
-          <w:sz w:val="22"/>
-          <w:szCs w:val="22"/>
-        </w:rPr>
-        <w:t xml:space="preserve">. </w:t>
-      </w:r>
-    </w:p>
-    <w:p>
-      <w:pPr>
-        <w:jc w:val="both"/>
-        <w:rPr>
-          <w:rFonts w:ascii="Times New Roman" w:hAnsi="Times New Roman" w:cs="Times New Roman"/>
-          <w:sz w:val="22"/>
-          <w:szCs w:val="22"/>
-        </w:rPr>
-      </w:pPr>
-      <w:r>
-        <w:rPr>
-          <w:rFonts w:ascii="Times New Roman" w:hAnsi="Times New Roman" w:cs="Times New Roman"/>
-          <w:sz w:val="22"/>
-          <w:szCs w:val="22"/>
-        </w:rPr>
-        <w:t>Existing studies lack traceability from specific mitigation actions to employment outcomes. They connect broad sectors or investment categories to jobs, but not the specific decisions that policymakers face – whether to pursue rooftop solar at 30% penetration or industrial efficiency upgrades at 50% penetration, and what each choice implies for labor demand.</w:t>
-      </w:r>
-    </w:p>
-    <w:p>
-      <w:pPr>
-        <w:jc w:val="both"/>
-        <w:rPr>
-          <w:rFonts w:ascii="Times New Roman" w:hAnsi="Times New Roman" w:cs="Times New Roman"/>
-          <w:sz w:val="22"/>
-          <w:szCs w:val="22"/>
-        </w:rPr>
-      </w:pPr>
-    </w:p>
-    <w:p>
-      <w:pPr>
-        <w:jc w:val="both"/>
-        <w:rPr>
-          <w:rFonts w:ascii="Times New Roman" w:hAnsi="Times New Roman" w:cs="Times New Roman"/>
-          <w:sz w:val="22"/>
-          <w:szCs w:val="22"/>
-        </w:rPr>
-      </w:pPr>
-      <w:r>
-        <w:rPr>
-          <w:rFonts w:ascii="Times New Roman" w:hAnsi="Times New Roman" w:cs="Times New Roman"/>
-          <w:sz w:val="22"/>
-          <w:szCs w:val="22"/>
-        </w:rPr>
-        <w:t xml:space="preserve">Similarly, </w:t>
-      </w:r>
-      <w:r>
-        <w:rPr>
-          <w:rFonts w:ascii="Times New Roman" w:hAnsi="Times New Roman" w:cs="Times New Roman"/>
-          <w:sz w:val="22"/>
-          <w:szCs w:val="22"/>
-        </w:rPr>
-        <w:t>estimated job creation potential from climate policies are also not expressed in the context of tangible actions and exploring different implementation levels</w:t>
-      </w:r>
-    </w:p>
-    <w:p>
-      <w:pPr>
-        <w:jc w:val="both"/>
-        <w:rPr>
-          <w:rFonts w:ascii="Times New Roman" w:hAnsi="Times New Roman" w:cs="Times New Roman"/>
-          <w:sz w:val="22"/>
-          <w:szCs w:val="22"/>
-        </w:rPr>
-      </w:pPr>
-      <w:r>
-        <w:rPr>
-          <w:rFonts w:ascii="Times New Roman" w:hAnsi="Times New Roman" w:cs="Times New Roman"/>
-          <w:sz w:val="22"/>
-          <w:szCs w:val="22"/>
-        </w:rPr>
-        <w:t xml:space="preserve">appear </w:t>
-      </w:r>
-    </w:p>
-    <w:p>
-      <w:pPr>
-        <w:jc w:val="both"/>
-        <w:rPr>
-          <w:rFonts w:ascii="Times New Roman" w:hAnsi="Times New Roman" w:cs="Times New Roman"/>
-          <w:sz w:val="22"/>
-          <w:szCs w:val="22"/>
-        </w:rPr>
-      </w:pPr>
-      <w:r>
-        <w:rPr>
-          <w:rFonts w:ascii="Times New Roman" w:hAnsi="Times New Roman" w:cs="Times New Roman"/>
-          <w:sz w:val="22"/>
-          <w:szCs w:val="22"/>
-        </w:rPr>
-        <w:t>disconnected from the priorities of policymakers</w:t>
-      </w:r>
-    </w:p>
-    <w:p>
-      <w:pPr>
-        <w:jc w:val="both"/>
-        <w:rPr>
-          <w:rFonts w:ascii="Times New Roman" w:hAnsi="Times New Roman" w:cs="Times New Roman"/>
-          <w:sz w:val="22"/>
-          <w:szCs w:val="22"/>
-        </w:rPr>
-      </w:pPr>
-      <w:r>
-        <w:rPr>
-          <w:rFonts w:ascii="Times New Roman" w:hAnsi="Times New Roman" w:cs="Times New Roman"/>
-          <w:sz w:val="22"/>
-          <w:szCs w:val="22"/>
-        </w:rPr>
-        <w:t xml:space="preserve">actionable </w:t>
-      </w:r>
-      <w:r>
-        <w:rPr>
-          <w:rFonts w:ascii="Times New Roman" w:hAnsi="Times New Roman" w:cs="Times New Roman"/>
-          <w:sz w:val="22"/>
-          <w:szCs w:val="22"/>
-        </w:rPr>
-        <w:t>steps and</w:t>
-      </w:r>
-      <w:r>
-        <w:rPr>
-          <w:rFonts w:ascii="Times New Roman" w:hAnsi="Times New Roman" w:cs="Times New Roman"/>
-          <w:sz w:val="22"/>
-          <w:szCs w:val="22"/>
-        </w:rPr>
-        <w:t xml:space="preserve"> may</w:t>
+        <w:t>Decision making under deep uncertainty (DMDU) tradition offers a framework to support policy analysis under these conditions.</w:t>
       </w:r>
       <w:r>
         <w:rPr>
@@ -4956,481 +9594,7 @@
           <w:sz w:val="22"/>
           <w:szCs w:val="22"/>
         </w:rPr>
-        <w:t xml:space="preserve">not </w:t>
-      </w:r>
-      <w:r>
-        <w:rPr>
-          <w:rFonts w:ascii="Times New Roman" w:hAnsi="Times New Roman" w:cs="Times New Roman"/>
-          <w:sz w:val="22"/>
-          <w:szCs w:val="22"/>
-        </w:rPr>
-        <w:t xml:space="preserve">fully </w:t>
-      </w:r>
-      <w:r>
-        <w:rPr>
-          <w:rFonts w:ascii="Times New Roman" w:hAnsi="Times New Roman" w:cs="Times New Roman"/>
-          <w:sz w:val="22"/>
-          <w:szCs w:val="22"/>
-        </w:rPr>
-        <w:t>captur</w:t>
-      </w:r>
-      <w:r>
-        <w:rPr>
-          <w:rFonts w:ascii="Times New Roman" w:hAnsi="Times New Roman" w:cs="Times New Roman"/>
-          <w:sz w:val="22"/>
-          <w:szCs w:val="22"/>
-        </w:rPr>
-        <w:t>e</w:t>
-      </w:r>
-      <w:r>
-        <w:rPr>
-          <w:rFonts w:ascii="Times New Roman" w:hAnsi="Times New Roman" w:cs="Times New Roman"/>
-          <w:sz w:val="22"/>
-          <w:szCs w:val="22"/>
-        </w:rPr>
-        <w:t xml:space="preserve"> national circumstances and characteristics, </w:t>
-      </w:r>
-    </w:p>
-    <w:p>
-      <w:pPr>
-        <w:jc w:val="both"/>
-        <w:rPr>
-          <w:rFonts w:ascii="Times New Roman" w:hAnsi="Times New Roman" w:cs="Times New Roman"/>
-          <w:sz w:val="22"/>
-          <w:szCs w:val="22"/>
-        </w:rPr>
-      </w:pPr>
-      <w:r>
-        <w:rPr>
-          <w:rFonts w:ascii="Times New Roman" w:hAnsi="Times New Roman" w:cs="Times New Roman"/>
-          <w:sz w:val="22"/>
-          <w:szCs w:val="22"/>
-        </w:rPr>
-        <w:t xml:space="preserve">conditions that are key </w:t>
-      </w:r>
-      <w:r>
-        <w:rPr>
-          <w:rFonts w:ascii="Times New Roman" w:hAnsi="Times New Roman" w:cs="Times New Roman"/>
-          <w:sz w:val="22"/>
-          <w:szCs w:val="22"/>
-        </w:rPr>
-        <w:t>for</w:t>
-      </w:r>
-      <w:r>
-        <w:rPr>
-          <w:rFonts w:ascii="Times New Roman" w:hAnsi="Times New Roman" w:cs="Times New Roman"/>
-          <w:sz w:val="22"/>
-          <w:szCs w:val="22"/>
-        </w:rPr>
-        <w:t xml:space="preserve"> </w:t>
-      </w:r>
-      <w:r>
-        <w:rPr>
-          <w:rFonts w:ascii="Times New Roman" w:hAnsi="Times New Roman" w:cs="Times New Roman"/>
-          <w:sz w:val="22"/>
-          <w:szCs w:val="22"/>
-        </w:rPr>
-        <w:t xml:space="preserve">the </w:t>
-      </w:r>
-      <w:r>
-        <w:rPr>
-          <w:rFonts w:ascii="Times New Roman" w:hAnsi="Times New Roman" w:cs="Times New Roman"/>
-          <w:sz w:val="22"/>
-          <w:szCs w:val="22"/>
-        </w:rPr>
-        <w:t>implementation</w:t>
-      </w:r>
-      <w:r>
-        <w:rPr>
-          <w:rFonts w:ascii="Times New Roman" w:hAnsi="Times New Roman" w:cs="Times New Roman"/>
-          <w:sz w:val="22"/>
-          <w:szCs w:val="22"/>
-        </w:rPr>
-        <w:t xml:space="preserve"> </w:t>
-      </w:r>
-      <w:r>
-        <w:rPr>
-          <w:rFonts w:ascii="Times New Roman" w:hAnsi="Times New Roman" w:cs="Times New Roman"/>
-          <w:sz w:val="22"/>
-          <w:szCs w:val="22"/>
-        </w:rPr>
-        <w:t xml:space="preserve">by </w:t>
-      </w:r>
-      <w:r>
-        <w:rPr>
-          <w:rFonts w:ascii="Times New Roman" w:hAnsi="Times New Roman" w:cs="Times New Roman"/>
-          <w:sz w:val="22"/>
-          <w:szCs w:val="22"/>
-        </w:rPr>
-        <w:t>those typically responsible, such as government agencies and the private sector</w:t>
-      </w:r>
-      <w:r>
-        <w:rPr>
-          <w:rFonts w:ascii="Times New Roman" w:hAnsi="Times New Roman" w:cs="Times New Roman"/>
-          <w:sz w:val="22"/>
-          <w:szCs w:val="22"/>
-        </w:rPr>
-        <w:t xml:space="preserve"> (Kalra et al., 2024; </w:t>
-      </w:r>
-      <w:r>
-        <w:rPr>
-          <w:rFonts w:ascii="Times New Roman" w:hAnsi="Times New Roman" w:cs="Times New Roman"/>
-          <w:sz w:val="22"/>
-          <w:szCs w:val="22"/>
-        </w:rPr>
-        <w:t>Gambhir et al., 2022</w:t>
-      </w:r>
-      <w:r>
-        <w:rPr>
-          <w:rFonts w:ascii="Times New Roman" w:hAnsi="Times New Roman" w:cs="Times New Roman"/>
-          <w:sz w:val="22"/>
-          <w:szCs w:val="22"/>
-        </w:rPr>
-        <w:t>)</w:t>
-      </w:r>
-      <w:r>
-        <w:rPr>
-          <w:rFonts w:ascii="Times New Roman" w:hAnsi="Times New Roman" w:cs="Times New Roman"/>
-          <w:sz w:val="22"/>
-          <w:szCs w:val="22"/>
-        </w:rPr>
-        <w:t xml:space="preserve">. </w:t>
-      </w:r>
-      <w:r>
-        <w:rPr>
-          <w:rFonts w:ascii="Times New Roman" w:hAnsi="Times New Roman" w:cs="Times New Roman"/>
-          <w:sz w:val="22"/>
-          <w:szCs w:val="22"/>
-        </w:rPr>
-        <w:t>An additional gap explored in this paper is that</w:t>
-      </w:r>
-      <w:r>
-        <w:rPr>
-          <w:rFonts w:ascii="Times New Roman" w:hAnsi="Times New Roman" w:cs="Times New Roman"/>
-          <w:sz w:val="22"/>
-          <w:szCs w:val="22"/>
-        </w:rPr>
-        <w:t xml:space="preserve"> similarly,</w:t>
-      </w:r>
-      <w:r>
-        <w:rPr>
-          <w:rFonts w:ascii="Times New Roman" w:hAnsi="Times New Roman" w:cs="Times New Roman"/>
-          <w:sz w:val="22"/>
-          <w:szCs w:val="22"/>
-        </w:rPr>
-        <w:t xml:space="preserve"> estimated </w:t>
-      </w:r>
-      <w:r>
-        <w:rPr>
-          <w:rFonts w:ascii="Times New Roman" w:hAnsi="Times New Roman" w:cs="Times New Roman"/>
-          <w:sz w:val="22"/>
-          <w:szCs w:val="22"/>
-        </w:rPr>
-        <w:t xml:space="preserve">job creation potential from climate policies </w:t>
-      </w:r>
-      <w:r>
-        <w:rPr>
-          <w:rFonts w:ascii="Times New Roman" w:hAnsi="Times New Roman" w:cs="Times New Roman"/>
-          <w:sz w:val="22"/>
-          <w:szCs w:val="22"/>
-        </w:rPr>
-        <w:t>are</w:t>
-      </w:r>
-      <w:r>
-        <w:rPr>
-          <w:rFonts w:ascii="Times New Roman" w:hAnsi="Times New Roman" w:cs="Times New Roman"/>
-          <w:sz w:val="22"/>
-          <w:szCs w:val="22"/>
-        </w:rPr>
-        <w:t xml:space="preserve"> also</w:t>
-      </w:r>
-      <w:r>
-        <w:rPr>
-          <w:rFonts w:ascii="Times New Roman" w:hAnsi="Times New Roman" w:cs="Times New Roman"/>
-          <w:sz w:val="22"/>
-          <w:szCs w:val="22"/>
-        </w:rPr>
-        <w:t xml:space="preserve"> not expressed in the context of tangible actions</w:t>
-      </w:r>
-      <w:r>
-        <w:rPr>
-          <w:rFonts w:ascii="Times New Roman" w:hAnsi="Times New Roman" w:cs="Times New Roman"/>
-          <w:sz w:val="22"/>
-          <w:szCs w:val="22"/>
-        </w:rPr>
-        <w:t xml:space="preserve"> and exploring different </w:t>
-      </w:r>
-      <w:r>
-        <w:rPr>
-          <w:rFonts w:ascii="Times New Roman" w:hAnsi="Times New Roman" w:cs="Times New Roman"/>
-          <w:sz w:val="22"/>
-          <w:szCs w:val="22"/>
-        </w:rPr>
-        <w:t>implementation levels</w:t>
-      </w:r>
-      <w:r>
-        <w:rPr>
-          <w:rFonts w:ascii="Times New Roman" w:hAnsi="Times New Roman" w:cs="Times New Roman"/>
-          <w:sz w:val="22"/>
-          <w:szCs w:val="22"/>
-        </w:rPr>
-        <w:t xml:space="preserve"> </w:t>
-      </w:r>
-    </w:p>
-    <w:p>
-      <w:pPr>
-        <w:jc w:val="both"/>
-        <w:rPr>
-          <w:rFonts w:ascii="Times New Roman" w:hAnsi="Times New Roman" w:cs="Times New Roman"/>
-          <w:sz w:val="22"/>
-          <w:szCs w:val="22"/>
-        </w:rPr>
-      </w:pPr>
-      <w:r>
-        <w:rPr>
-          <w:rFonts w:ascii="Times New Roman" w:hAnsi="Times New Roman" w:cs="Times New Roman"/>
-          <w:sz w:val="22"/>
-          <w:szCs w:val="22"/>
-        </w:rPr>
-        <w:t>Instead</w:t>
-      </w:r>
-      <w:r>
-        <w:rPr>
-          <w:rFonts w:ascii="Times New Roman" w:hAnsi="Times New Roman" w:cs="Times New Roman"/>
-          <w:sz w:val="22"/>
-          <w:szCs w:val="22"/>
-        </w:rPr>
-        <w:t>,</w:t>
-      </w:r>
-      <w:r>
-        <w:rPr>
-          <w:rFonts w:ascii="Times New Roman" w:hAnsi="Times New Roman" w:cs="Times New Roman"/>
-          <w:sz w:val="22"/>
-          <w:szCs w:val="22"/>
-        </w:rPr>
-        <w:t xml:space="preserve"> </w:t>
-      </w:r>
-      <w:r>
-        <w:rPr>
-          <w:rFonts w:ascii="Times New Roman" w:hAnsi="Times New Roman" w:cs="Times New Roman"/>
-          <w:sz w:val="22"/>
-          <w:szCs w:val="22"/>
-        </w:rPr>
-        <w:t xml:space="preserve">results are typically translated as </w:t>
-      </w:r>
-      <w:r>
-        <w:rPr>
-          <w:rFonts w:ascii="Times New Roman" w:hAnsi="Times New Roman" w:cs="Times New Roman"/>
-          <w:sz w:val="22"/>
-          <w:szCs w:val="22"/>
-        </w:rPr>
-        <w:t xml:space="preserve">the </w:t>
-      </w:r>
-      <w:r>
-        <w:rPr>
-          <w:rFonts w:ascii="Times New Roman" w:hAnsi="Times New Roman" w:cs="Times New Roman"/>
-          <w:sz w:val="22"/>
-          <w:szCs w:val="22"/>
-        </w:rPr>
-        <w:t>gross or net</w:t>
-      </w:r>
-      <w:r>
-        <w:rPr>
-          <w:rFonts w:ascii="Times New Roman" w:hAnsi="Times New Roman" w:cs="Times New Roman"/>
-          <w:sz w:val="22"/>
-          <w:szCs w:val="22"/>
-        </w:rPr>
-        <w:t xml:space="preserve"> </w:t>
-      </w:r>
-      <w:r>
-        <w:rPr>
-          <w:rFonts w:ascii="Times New Roman" w:hAnsi="Times New Roman" w:cs="Times New Roman"/>
-          <w:sz w:val="22"/>
-          <w:szCs w:val="22"/>
-        </w:rPr>
-        <w:t xml:space="preserve">impact </w:t>
-      </w:r>
-      <w:r>
-        <w:rPr>
-          <w:rFonts w:ascii="Times New Roman" w:hAnsi="Times New Roman" w:cs="Times New Roman"/>
-          <w:sz w:val="22"/>
-          <w:szCs w:val="22"/>
-        </w:rPr>
-        <w:t>of demand shocks (e.g., new investment) into job numbers by sector</w:t>
-      </w:r>
-      <w:r>
-        <w:rPr>
-          <w:rFonts w:ascii="Times New Roman" w:hAnsi="Times New Roman" w:cs="Times New Roman"/>
-          <w:sz w:val="22"/>
-          <w:szCs w:val="22"/>
-        </w:rPr>
-        <w:t>.</w:t>
-      </w:r>
-    </w:p>
-    <w:p>
-      <w:pPr>
-        <w:jc w:val="both"/>
-        <w:rPr>
-          <w:rFonts w:ascii="Times New Roman" w:hAnsi="Times New Roman" w:cs="Times New Roman"/>
-          <w:sz w:val="22"/>
-          <w:szCs w:val="22"/>
-        </w:rPr>
-      </w:pPr>
-      <w:r>
-        <w:rPr>
-          <w:rFonts w:ascii="Times New Roman" w:hAnsi="Times New Roman" w:cs="Times New Roman"/>
-          <w:color w:val="FF0000"/>
-          <w:sz w:val="22"/>
-          <w:szCs w:val="22"/>
-        </w:rPr>
-        <w:lastRenderedPageBreak/>
-        <w:t>What I want to say</w:t>
-      </w:r>
-      <w:r>
-        <w:rPr>
-          <w:rFonts w:ascii="Times New Roman" w:hAnsi="Times New Roman" w:cs="Times New Roman"/>
-          <w:sz w:val="22"/>
-          <w:szCs w:val="22"/>
-        </w:rPr>
-        <w:t xml:space="preserve">: employment estimates from climate policies </w:t>
-      </w:r>
-      <w:r>
-        <w:rPr>
-          <w:rFonts w:ascii="Times New Roman" w:hAnsi="Times New Roman" w:cs="Times New Roman"/>
-          <w:sz w:val="22"/>
-          <w:szCs w:val="22"/>
-        </w:rPr>
-        <w:t xml:space="preserve">connect broad sectors </w:t>
-      </w:r>
-      <w:r>
-        <w:rPr>
-          <w:rFonts w:ascii="Times New Roman" w:hAnsi="Times New Roman" w:cs="Times New Roman"/>
-          <w:sz w:val="22"/>
-          <w:szCs w:val="22"/>
-        </w:rPr>
-        <w:t xml:space="preserve">or investments categories </w:t>
-      </w:r>
-      <w:r>
-        <w:rPr>
-          <w:rFonts w:ascii="Times New Roman" w:hAnsi="Times New Roman" w:cs="Times New Roman"/>
-          <w:sz w:val="22"/>
-          <w:szCs w:val="22"/>
-        </w:rPr>
-        <w:t xml:space="preserve">lacking further guidance on traceability, meaning </w:t>
-      </w:r>
-      <w:r>
-        <w:rPr>
-          <w:rFonts w:ascii="Times New Roman" w:hAnsi="Times New Roman" w:cs="Times New Roman"/>
-          <w:sz w:val="22"/>
-          <w:szCs w:val="22"/>
-        </w:rPr>
-        <w:t xml:space="preserve">at </w:t>
-      </w:r>
-      <w:r>
-        <w:rPr>
-          <w:rFonts w:ascii="Times New Roman" w:hAnsi="Times New Roman" w:cs="Times New Roman"/>
-          <w:sz w:val="22"/>
-          <w:szCs w:val="22"/>
-        </w:rPr>
-        <w:t xml:space="preserve">what implementation </w:t>
-      </w:r>
-      <w:r>
-        <w:rPr>
-          <w:rFonts w:ascii="Times New Roman" w:hAnsi="Times New Roman" w:cs="Times New Roman"/>
-          <w:sz w:val="22"/>
-          <w:szCs w:val="22"/>
-        </w:rPr>
-        <w:t xml:space="preserve">level </w:t>
-      </w:r>
-      <w:r>
-        <w:rPr>
-          <w:rFonts w:ascii="Times New Roman" w:hAnsi="Times New Roman" w:cs="Times New Roman"/>
-          <w:sz w:val="22"/>
-          <w:szCs w:val="22"/>
-        </w:rPr>
-        <w:t>each policy should be pursued</w:t>
-      </w:r>
-      <w:r>
-        <w:rPr>
-          <w:rFonts w:ascii="Times New Roman" w:hAnsi="Times New Roman" w:cs="Times New Roman"/>
-          <w:sz w:val="22"/>
-          <w:szCs w:val="22"/>
-        </w:rPr>
-        <w:t xml:space="preserve"> </w:t>
-      </w:r>
-      <w:r>
-        <w:rPr>
-          <w:rFonts w:ascii="Times New Roman" w:hAnsi="Times New Roman" w:cs="Times New Roman"/>
-          <w:sz w:val="22"/>
-          <w:szCs w:val="22"/>
-        </w:rPr>
-        <w:t xml:space="preserve">or the best combination of policies at varied implementation levels </w:t>
-      </w:r>
-    </w:p>
-    <w:p>
-      <w:pPr>
-        <w:jc w:val="both"/>
-        <w:rPr>
-          <w:rFonts w:ascii="Times New Roman" w:hAnsi="Times New Roman" w:cs="Times New Roman"/>
-          <w:sz w:val="22"/>
-          <w:szCs w:val="22"/>
-        </w:rPr>
-      </w:pPr>
-      <w:r>
-        <w:rPr>
-          <w:rFonts w:ascii="Times New Roman" w:hAnsi="Times New Roman" w:cs="Times New Roman"/>
-          <w:sz w:val="22"/>
-          <w:szCs w:val="22"/>
-        </w:rPr>
-        <w:t xml:space="preserve"> or combinations of policies with </w:t>
-      </w:r>
-      <w:r>
-        <w:rPr>
-          <w:rFonts w:ascii="Times New Roman" w:hAnsi="Times New Roman" w:cs="Times New Roman"/>
-          <w:sz w:val="22"/>
-          <w:szCs w:val="22"/>
-        </w:rPr>
-        <w:t>varied</w:t>
-      </w:r>
-      <w:r>
-        <w:rPr>
-          <w:rFonts w:ascii="Times New Roman" w:hAnsi="Times New Roman" w:cs="Times New Roman"/>
-          <w:sz w:val="22"/>
-          <w:szCs w:val="22"/>
-        </w:rPr>
-        <w:t xml:space="preserve"> </w:t>
-      </w:r>
-      <w:r>
-        <w:rPr>
-          <w:rFonts w:ascii="Times New Roman" w:hAnsi="Times New Roman" w:cs="Times New Roman"/>
-          <w:sz w:val="22"/>
-          <w:szCs w:val="22"/>
-        </w:rPr>
-        <w:t xml:space="preserve">implementation levels to reach specific </w:t>
-      </w:r>
-      <w:r>
-        <w:rPr>
-          <w:rFonts w:ascii="Times New Roman" w:hAnsi="Times New Roman" w:cs="Times New Roman"/>
-          <w:sz w:val="22"/>
-          <w:szCs w:val="22"/>
-        </w:rPr>
-        <w:t xml:space="preserve">and tangible </w:t>
-      </w:r>
-      <w:r>
-        <w:rPr>
-          <w:rFonts w:ascii="Times New Roman" w:hAnsi="Times New Roman" w:cs="Times New Roman"/>
-          <w:sz w:val="22"/>
-          <w:szCs w:val="22"/>
-        </w:rPr>
-        <w:t xml:space="preserve">development </w:t>
-      </w:r>
-      <w:r>
-        <w:rPr>
-          <w:rFonts w:ascii="Times New Roman" w:hAnsi="Times New Roman" w:cs="Times New Roman"/>
-          <w:sz w:val="22"/>
-          <w:szCs w:val="22"/>
-        </w:rPr>
-        <w:t xml:space="preserve">goals, </w:t>
+        <w:t>Robust decision making (RDM) is one of a class of DMDU methods (Marchau et al., 2019) used to systematically explore the consequences of assumptions and expand the range of futures considered and scenario options to identify the main tradeoffs constraining or driving results (Lempert, 2025). Rather than relying on predictions under specific assumptions, the RDM outputs provide a map of vulnerabilities and conditions under which a policy succeeds or fails.</w:t>
       </w:r>
     </w:p>
     <w:p>
@@ -5443,22 +9607,6 @@
           <w:szCs w:val="22"/>
         </w:rPr>
       </w:pPr>
-      <w:r>
-        <w:rPr>
-          <w:rFonts w:ascii="Times New Roman" w:hAnsi="Times New Roman" w:cs="Times New Roman"/>
-          <w:sz w:val="22"/>
-          <w:szCs w:val="22"/>
-        </w:rPr>
-        <w:t>E</w:t>
-      </w:r>
-      <w:r>
-        <w:rPr>
-          <w:rFonts w:ascii="Times New Roman" w:hAnsi="Times New Roman" w:cs="Times New Roman"/>
-          <w:sz w:val="22"/>
-          <w:szCs w:val="22"/>
-        </w:rPr>
-        <w:t>xisting studies lack traceability from specific mitigation actions to employment outcomes. They connect broad sectors or investment categories to jobs, but not the specific decisions that policymakers face – whether to pursue rooftop solar at 30% penetration or industrial efficiency upgrades at 50% penetration, and what each choice implies for labor demand.</w:t>
-      </w:r>
     </w:p>
     <w:p>
       <w:pPr>
@@ -5470,14 +9618,6 @@
           <w:szCs w:val="22"/>
         </w:rPr>
       </w:pPr>
-      <w:r>
-        <w:rPr>
-          <w:rFonts w:ascii="Times New Roman" w:hAnsi="Times New Roman" w:cs="Times New Roman"/>
-          <w:sz w:val="22"/>
-          <w:szCs w:val="22"/>
-        </w:rPr>
-        <w:t>Employment effects point estimates are produced not necessarily bringing to the discussion the conditions under which those effects can vary</w:t>
-      </w:r>
     </w:p>
     <w:p>
       <w:pPr>
@@ -5495,7 +9635,7 @@
           <w:sz w:val="22"/>
           <w:szCs w:val="22"/>
         </w:rPr>
-        <w:t>Third, and as a consequence of the first two, the literature produces point estimates of employment effects rather than identifying the conditions under which those effects are large, small, or negative. Policymakers receive a number; they do not receive a map of what makes that number reliable or fragile.</w:t>
+        <w:t>Mealy et al. (2025) “Beyond Green Jobs” (#12) — directly articulates all three gaps. The quote about estimates ranging from +8M to −80M is your best opening for Gap 3.</w:t>
       </w:r>
     </w:p>
     <w:p>
@@ -5514,495 +9654,6 @@
           <w:sz w:val="22"/>
           <w:szCs w:val="22"/>
         </w:rPr>
-        <w:t>The cost</w:t>
-      </w:r>
-      <w:r>
-        <w:rPr>
-          <w:rFonts w:ascii="Times New Roman" w:hAnsi="Times New Roman" w:cs="Times New Roman"/>
-          <w:sz w:val="22"/>
-          <w:szCs w:val="22"/>
-        </w:rPr>
-        <w:t xml:space="preserve"> </w:t>
-      </w:r>
-      <w:r>
-        <w:rPr>
-          <w:rFonts w:ascii="Times New Roman" w:hAnsi="Times New Roman" w:cs="Times New Roman"/>
-          <w:sz w:val="22"/>
-          <w:szCs w:val="22"/>
-        </w:rPr>
-        <w:t xml:space="preserve">structure parameters that determine employment outcomes </w:t>
-      </w:r>
-      <w:r>
-        <w:rPr>
-          <w:rFonts w:ascii="Times New Roman" w:hAnsi="Times New Roman" w:cs="Times New Roman"/>
-          <w:sz w:val="22"/>
-          <w:szCs w:val="22"/>
-        </w:rPr>
-        <w:t xml:space="preserve">– </w:t>
-      </w:r>
-      <w:r>
-        <w:rPr>
-          <w:rFonts w:ascii="Times New Roman" w:hAnsi="Times New Roman" w:cs="Times New Roman"/>
-          <w:sz w:val="22"/>
-          <w:szCs w:val="22"/>
-        </w:rPr>
-        <w:t>labor</w:t>
-      </w:r>
-      <w:r>
-        <w:rPr>
-          <w:rFonts w:ascii="Times New Roman" w:hAnsi="Times New Roman" w:cs="Times New Roman"/>
-          <w:sz w:val="22"/>
-          <w:szCs w:val="22"/>
-        </w:rPr>
-        <w:t xml:space="preserve"> intensity, import shares, learning rates</w:t>
-      </w:r>
-      <w:r>
-        <w:rPr>
-          <w:rStyle w:val="FootnoteReference"/>
-          <w:rFonts w:ascii="Times New Roman" w:hAnsi="Times New Roman" w:cs="Times New Roman"/>
-          <w:sz w:val="22"/>
-          <w:szCs w:val="22"/>
-        </w:rPr>
-        <w:footnoteReference w:id="4"/>
-      </w:r>
-      <w:r>
-        <w:rPr>
-          <w:rFonts w:ascii="Times New Roman" w:hAnsi="Times New Roman" w:cs="Times New Roman"/>
-          <w:sz w:val="22"/>
-          <w:szCs w:val="22"/>
-        </w:rPr>
-        <w:t xml:space="preserve">, technology unit costs </w:t>
-      </w:r>
-      <w:r>
-        <w:rPr>
-          <w:rFonts w:ascii="Times New Roman" w:hAnsi="Times New Roman" w:cs="Times New Roman"/>
-          <w:sz w:val="22"/>
-          <w:szCs w:val="22"/>
-        </w:rPr>
-        <w:t>–</w:t>
-      </w:r>
-      <w:r>
-        <w:rPr>
-          <w:rFonts w:ascii="Times New Roman" w:hAnsi="Times New Roman" w:cs="Times New Roman"/>
-          <w:sz w:val="22"/>
-          <w:szCs w:val="22"/>
-        </w:rPr>
-        <w:t xml:space="preserve"> </w:t>
-      </w:r>
-      <w:r>
-        <w:rPr>
-          <w:rFonts w:ascii="Times New Roman" w:hAnsi="Times New Roman" w:cs="Times New Roman"/>
-          <w:sz w:val="22"/>
-          <w:szCs w:val="22"/>
-        </w:rPr>
-        <w:t xml:space="preserve">and how they could evolve in the future </w:t>
-      </w:r>
-      <w:r>
-        <w:rPr>
-          <w:rFonts w:ascii="Times New Roman" w:hAnsi="Times New Roman" w:cs="Times New Roman"/>
-          <w:sz w:val="22"/>
-          <w:szCs w:val="22"/>
-        </w:rPr>
-        <w:t xml:space="preserve">are </w:t>
-      </w:r>
-      <w:r>
-        <w:rPr>
-          <w:rFonts w:ascii="Times New Roman" w:hAnsi="Times New Roman" w:cs="Times New Roman"/>
-          <w:sz w:val="22"/>
-          <w:szCs w:val="22"/>
-        </w:rPr>
-        <w:t>deeply</w:t>
-      </w:r>
-      <w:r>
-        <w:rPr>
-          <w:rFonts w:ascii="Times New Roman" w:hAnsi="Times New Roman" w:cs="Times New Roman"/>
-          <w:sz w:val="22"/>
-          <w:szCs w:val="22"/>
-        </w:rPr>
-        <w:t xml:space="preserve"> uncertain.</w:t>
-      </w:r>
-      <w:r>
-        <w:rPr>
-          <w:rFonts w:ascii="Times New Roman" w:hAnsi="Times New Roman" w:cs="Times New Roman"/>
-          <w:sz w:val="22"/>
-          <w:szCs w:val="22"/>
-        </w:rPr>
-        <w:t xml:space="preserve"> </w:t>
-      </w:r>
-      <w:r>
-        <w:rPr>
-          <w:rFonts w:ascii="Times New Roman" w:hAnsi="Times New Roman" w:cs="Times New Roman"/>
-          <w:sz w:val="22"/>
-          <w:szCs w:val="22"/>
-        </w:rPr>
-        <w:t>Uncertainty</w:t>
-      </w:r>
-      <w:r>
-        <w:rPr>
-          <w:rFonts w:ascii="Times New Roman" w:hAnsi="Times New Roman" w:cs="Times New Roman"/>
-          <w:sz w:val="22"/>
-          <w:szCs w:val="22"/>
-        </w:rPr>
-        <w:t xml:space="preserve"> of those parameters stem from </w:t>
-      </w:r>
-      <w:r>
-        <w:rPr>
-          <w:rFonts w:ascii="Times New Roman" w:hAnsi="Times New Roman" w:cs="Times New Roman"/>
-          <w:sz w:val="22"/>
-          <w:szCs w:val="22"/>
-        </w:rPr>
-        <w:t xml:space="preserve">multiple sources, such as </w:t>
-      </w:r>
-      <w:r>
-        <w:rPr>
-          <w:rFonts w:ascii="Times New Roman" w:hAnsi="Times New Roman" w:cs="Times New Roman"/>
-          <w:sz w:val="22"/>
-          <w:szCs w:val="22"/>
-        </w:rPr>
-        <w:t xml:space="preserve">the role of </w:t>
-      </w:r>
-      <w:r>
-        <w:rPr>
-          <w:rFonts w:ascii="Times New Roman" w:hAnsi="Times New Roman" w:cs="Times New Roman"/>
-          <w:sz w:val="22"/>
-          <w:szCs w:val="22"/>
-        </w:rPr>
-        <w:t xml:space="preserve">automation and AI </w:t>
-      </w:r>
-      <w:r>
-        <w:rPr>
-          <w:rFonts w:ascii="Times New Roman" w:hAnsi="Times New Roman" w:cs="Times New Roman"/>
-          <w:sz w:val="22"/>
-          <w:szCs w:val="22"/>
-        </w:rPr>
-        <w:t>impacting the labor share in production</w:t>
-      </w:r>
-      <w:r>
-        <w:rPr>
-          <w:rFonts w:ascii="Times New Roman" w:hAnsi="Times New Roman" w:cs="Times New Roman"/>
-          <w:sz w:val="22"/>
-          <w:szCs w:val="22"/>
-        </w:rPr>
-        <w:t xml:space="preserve">, price shocks </w:t>
-      </w:r>
-      <w:r>
-        <w:rPr>
-          <w:rFonts w:ascii="Times New Roman" w:hAnsi="Times New Roman" w:cs="Times New Roman"/>
-          <w:sz w:val="22"/>
-          <w:szCs w:val="22"/>
-        </w:rPr>
-        <w:t>and growing protectionism in international trade</w:t>
-      </w:r>
-      <w:r>
-        <w:rPr>
-          <w:rFonts w:ascii="Times New Roman" w:hAnsi="Times New Roman" w:cs="Times New Roman"/>
-          <w:sz w:val="22"/>
-          <w:szCs w:val="22"/>
-        </w:rPr>
-        <w:t xml:space="preserve"> affecting imports</w:t>
-      </w:r>
-      <w:r>
-        <w:rPr>
-          <w:rFonts w:ascii="Times New Roman" w:hAnsi="Times New Roman" w:cs="Times New Roman"/>
-          <w:sz w:val="22"/>
-          <w:szCs w:val="22"/>
-        </w:rPr>
-        <w:t xml:space="preserve">, technology maturity </w:t>
-      </w:r>
-      <w:r>
-        <w:rPr>
-          <w:rFonts w:ascii="Times New Roman" w:hAnsi="Times New Roman" w:cs="Times New Roman"/>
-          <w:sz w:val="22"/>
-          <w:szCs w:val="22"/>
-        </w:rPr>
-        <w:t xml:space="preserve">and scale of deployment </w:t>
-      </w:r>
-      <w:r>
-        <w:rPr>
-          <w:rFonts w:ascii="Times New Roman" w:hAnsi="Times New Roman" w:cs="Times New Roman"/>
-          <w:sz w:val="22"/>
-          <w:szCs w:val="22"/>
-        </w:rPr>
-        <w:t>impacting technology costs</w:t>
-      </w:r>
-      <w:r>
-        <w:rPr>
-          <w:rFonts w:ascii="Times New Roman" w:hAnsi="Times New Roman" w:cs="Times New Roman"/>
-          <w:sz w:val="22"/>
-          <w:szCs w:val="22"/>
-        </w:rPr>
-        <w:t xml:space="preserve">. Those are </w:t>
-      </w:r>
-      <w:r>
-        <w:rPr>
-          <w:rFonts w:ascii="Times New Roman" w:hAnsi="Times New Roman" w:cs="Times New Roman"/>
-          <w:sz w:val="22"/>
-          <w:szCs w:val="22"/>
-        </w:rPr>
-        <w:t>a few examples of how the cost structure</w:t>
-      </w:r>
-      <w:r>
-        <w:rPr>
-          <w:rFonts w:ascii="Times New Roman" w:hAnsi="Times New Roman" w:cs="Times New Roman"/>
-          <w:sz w:val="22"/>
-          <w:szCs w:val="22"/>
-        </w:rPr>
-        <w:t xml:space="preserve"> parameters</w:t>
-      </w:r>
-      <w:r>
-        <w:rPr>
-          <w:rFonts w:ascii="Times New Roman" w:hAnsi="Times New Roman" w:cs="Times New Roman"/>
-          <w:sz w:val="22"/>
-          <w:szCs w:val="22"/>
-        </w:rPr>
-        <w:t xml:space="preserve"> can be affected by </w:t>
-      </w:r>
-      <w:r>
-        <w:rPr>
-          <w:rFonts w:ascii="Times New Roman" w:hAnsi="Times New Roman" w:cs="Times New Roman"/>
-          <w:sz w:val="22"/>
-          <w:szCs w:val="22"/>
-        </w:rPr>
-        <w:t>market developments and institu</w:t>
-      </w:r>
-      <w:r>
-        <w:rPr>
-          <w:rFonts w:ascii="Times New Roman" w:hAnsi="Times New Roman" w:cs="Times New Roman"/>
-          <w:sz w:val="22"/>
-          <w:szCs w:val="22"/>
-        </w:rPr>
-        <w:t>tional conditions</w:t>
-      </w:r>
-      <w:r>
-        <w:rPr>
-          <w:rFonts w:ascii="Times New Roman" w:hAnsi="Times New Roman" w:cs="Times New Roman"/>
-          <w:sz w:val="22"/>
-          <w:szCs w:val="22"/>
-        </w:rPr>
-        <w:t>, ultimately affecting employment,</w:t>
-      </w:r>
-      <w:r>
-        <w:rPr>
-          <w:rFonts w:ascii="Times New Roman" w:hAnsi="Times New Roman" w:cs="Times New Roman"/>
-          <w:sz w:val="22"/>
-          <w:szCs w:val="22"/>
-        </w:rPr>
-        <w:t xml:space="preserve"> that cannot </w:t>
-      </w:r>
-      <w:r>
-        <w:rPr>
-          <w:rFonts w:ascii="Times New Roman" w:hAnsi="Times New Roman" w:cs="Times New Roman"/>
-          <w:sz w:val="22"/>
-          <w:szCs w:val="22"/>
-        </w:rPr>
-        <w:t>be characterized by stable probability distributions</w:t>
-      </w:r>
-      <w:r>
-        <w:rPr>
-          <w:rFonts w:ascii="Times New Roman" w:hAnsi="Times New Roman" w:cs="Times New Roman"/>
-          <w:sz w:val="22"/>
-          <w:szCs w:val="22"/>
-        </w:rPr>
-        <w:t xml:space="preserve">, </w:t>
-      </w:r>
-      <w:r>
-        <w:rPr>
-          <w:rFonts w:ascii="Times New Roman" w:hAnsi="Times New Roman" w:cs="Times New Roman"/>
-          <w:sz w:val="22"/>
-          <w:szCs w:val="22"/>
-        </w:rPr>
-        <w:t>and should not be treated as known</w:t>
-      </w:r>
-      <w:r>
-        <w:rPr>
-          <w:rFonts w:ascii="Times New Roman" w:hAnsi="Times New Roman" w:cs="Times New Roman"/>
-          <w:sz w:val="22"/>
-          <w:szCs w:val="22"/>
-        </w:rPr>
-        <w:t xml:space="preserve">. </w:t>
-      </w:r>
-    </w:p>
-    <w:p>
-      <w:pPr>
-        <w:ind w:firstLine="720"/>
-        <w:jc w:val="both"/>
-        <w:rPr>
-          <w:rFonts w:ascii="Times New Roman" w:hAnsi="Times New Roman" w:cs="Times New Roman"/>
-          <w:sz w:val="22"/>
-          <w:szCs w:val="22"/>
-        </w:rPr>
-      </w:pPr>
-      <w:r>
-        <w:rPr>
-          <w:rFonts w:ascii="Times New Roman" w:hAnsi="Times New Roman" w:cs="Times New Roman"/>
-          <w:sz w:val="22"/>
-          <w:szCs w:val="22"/>
-        </w:rPr>
-        <w:t>This is the domain of deep uncertainty:</w:t>
-      </w:r>
-      <w:r>
-        <w:rPr>
-          <w:rFonts w:ascii="Times New Roman" w:hAnsi="Times New Roman" w:cs="Times New Roman"/>
-          <w:sz w:val="22"/>
-          <w:szCs w:val="22"/>
-        </w:rPr>
-        <w:t xml:space="preserve"> situations where parties to a decision </w:t>
-      </w:r>
-      <w:r>
-        <w:rPr>
-          <w:rFonts w:ascii="Times New Roman" w:hAnsi="Times New Roman" w:cs="Times New Roman"/>
-          <w:sz w:val="22"/>
-          <w:szCs w:val="22"/>
-        </w:rPr>
-        <w:t xml:space="preserve">cannot agree or do not know </w:t>
-      </w:r>
-      <w:r>
-        <w:rPr>
-          <w:rFonts w:ascii="Times New Roman" w:hAnsi="Times New Roman" w:cs="Times New Roman"/>
-          <w:sz w:val="22"/>
-          <w:szCs w:val="22"/>
-        </w:rPr>
-        <w:t xml:space="preserve">the prior probability distributions for key parameters or </w:t>
-      </w:r>
-      <w:r>
-        <w:rPr>
-          <w:rFonts w:ascii="Times New Roman" w:hAnsi="Times New Roman" w:cs="Times New Roman"/>
-          <w:sz w:val="22"/>
-          <w:szCs w:val="22"/>
-        </w:rPr>
-        <w:t xml:space="preserve">the best approach to model </w:t>
-      </w:r>
-      <w:r>
-        <w:rPr>
-          <w:rFonts w:ascii="Times New Roman" w:hAnsi="Times New Roman" w:cs="Times New Roman"/>
-          <w:sz w:val="22"/>
-          <w:szCs w:val="22"/>
-        </w:rPr>
-        <w:t xml:space="preserve">actions to consequences </w:t>
-      </w:r>
-      <w:r>
-        <w:rPr>
-          <w:rFonts w:ascii="Times New Roman" w:hAnsi="Times New Roman" w:cs="Times New Roman"/>
-          <w:sz w:val="22"/>
-          <w:szCs w:val="22"/>
-        </w:rPr>
-        <w:t>(Lempert</w:t>
-      </w:r>
-      <w:r>
-        <w:rPr>
-          <w:rFonts w:ascii="Times New Roman" w:hAnsi="Times New Roman" w:cs="Times New Roman"/>
-          <w:sz w:val="22"/>
-          <w:szCs w:val="22"/>
-        </w:rPr>
-        <w:t>, 2025</w:t>
-      </w:r>
-      <w:r>
-        <w:rPr>
-          <w:rFonts w:ascii="Times New Roman" w:hAnsi="Times New Roman" w:cs="Times New Roman"/>
-          <w:sz w:val="22"/>
-          <w:szCs w:val="22"/>
-        </w:rPr>
-        <w:t>)</w:t>
-      </w:r>
-      <w:r>
-        <w:rPr>
-          <w:rFonts w:ascii="Times New Roman" w:hAnsi="Times New Roman" w:cs="Times New Roman"/>
-          <w:sz w:val="22"/>
-          <w:szCs w:val="22"/>
-        </w:rPr>
-        <w:t>.</w:t>
-      </w:r>
-      <w:r>
-        <w:rPr>
-          <w:rFonts w:ascii="Times New Roman" w:hAnsi="Times New Roman" w:cs="Times New Roman"/>
-          <w:sz w:val="22"/>
-          <w:szCs w:val="22"/>
-        </w:rPr>
-        <w:t xml:space="preserve"> </w:t>
-      </w:r>
-      <w:r>
-        <w:rPr>
-          <w:rFonts w:ascii="Times New Roman" w:hAnsi="Times New Roman" w:cs="Times New Roman"/>
-          <w:sz w:val="22"/>
-          <w:szCs w:val="22"/>
-        </w:rPr>
-        <w:t>Decision making under deep uncertainty (DMDU) tradition offers a framework to support policy analysis under these conditions.</w:t>
-      </w:r>
-      <w:r>
-        <w:rPr>
-          <w:rFonts w:ascii="Times New Roman" w:hAnsi="Times New Roman" w:cs="Times New Roman"/>
-          <w:sz w:val="22"/>
-          <w:szCs w:val="22"/>
-        </w:rPr>
-        <w:t xml:space="preserve"> </w:t>
-      </w:r>
-      <w:r>
-        <w:rPr>
-          <w:rFonts w:ascii="Times New Roman" w:hAnsi="Times New Roman" w:cs="Times New Roman"/>
-          <w:sz w:val="22"/>
-          <w:szCs w:val="22"/>
-        </w:rPr>
-        <w:t>Robust decision making (RDM) is one of a class of DMDU methods (Marchau et al., 2019) used to systematically explore the consequences of assumptions and expand the range of futures considered and scenario options to identify the main tradeoffs constraining or driving results (Lempert, 2025). Rather than relying on predictions under specific assumptions, the RDM outputs provide a map of vulnerabilities and conditions under which a policy succeeds or fails.</w:t>
-      </w:r>
-    </w:p>
-    <w:p>
-      <w:pPr>
-        <w:ind w:firstLine="720"/>
-        <w:jc w:val="both"/>
-        <w:rPr>
-          <w:rFonts w:ascii="Times New Roman" w:hAnsi="Times New Roman" w:cs="Times New Roman"/>
-          <w:sz w:val="22"/>
-          <w:szCs w:val="22"/>
-        </w:rPr>
-      </w:pPr>
-    </w:p>
-    <w:p>
-      <w:pPr>
-        <w:ind w:firstLine="720"/>
-        <w:jc w:val="both"/>
-        <w:rPr>
-          <w:rFonts w:ascii="Times New Roman" w:hAnsi="Times New Roman" w:cs="Times New Roman"/>
-          <w:sz w:val="22"/>
-          <w:szCs w:val="22"/>
-        </w:rPr>
-      </w:pPr>
-    </w:p>
-    <w:p>
-      <w:pPr>
-        <w:ind w:firstLine="720"/>
-        <w:jc w:val="both"/>
-        <w:rPr>
-          <w:rFonts w:ascii="Times New Roman" w:hAnsi="Times New Roman" w:cs="Times New Roman"/>
-          <w:sz w:val="22"/>
-          <w:szCs w:val="22"/>
-        </w:rPr>
-      </w:pPr>
-      <w:r>
-        <w:rPr>
-          <w:rFonts w:ascii="Times New Roman" w:hAnsi="Times New Roman" w:cs="Times New Roman"/>
-          <w:sz w:val="22"/>
-          <w:szCs w:val="22"/>
-        </w:rPr>
-        <w:t>Mealy et al. (2025) “Beyond Green Jobs” (#12) — directly articulates all three gaps. The quote about estimates ranging from +8M to −80M is your best opening for Gap 3.</w:t>
-      </w:r>
-    </w:p>
-    <w:p>
-      <w:pPr>
-        <w:ind w:firstLine="720"/>
-        <w:jc w:val="both"/>
-        <w:rPr>
-          <w:rFonts w:ascii="Times New Roman" w:hAnsi="Times New Roman" w:cs="Times New Roman"/>
-          <w:sz w:val="22"/>
-          <w:szCs w:val="22"/>
-        </w:rPr>
-      </w:pPr>
-      <w:r>
-        <w:rPr>
-          <w:rFonts w:ascii="Times New Roman" w:hAnsi="Times New Roman" w:cs="Times New Roman"/>
-          <w:sz w:val="22"/>
-          <w:szCs w:val="22"/>
-        </w:rPr>
-        <w:lastRenderedPageBreak/>
         <w:t>•</w:t>
       </w:r>
       <w:r>
@@ -6087,6 +9738,7 @@
           <w:sz w:val="22"/>
           <w:szCs w:val="22"/>
         </w:rPr>
+        <w:lastRenderedPageBreak/>
         <w:t>•</w:t>
       </w:r>
       <w:r>
@@ -6315,16 +9967,7 @@
           <w:sz w:val="22"/>
           <w:szCs w:val="22"/>
         </w:rPr>
-        <w:t xml:space="preserve">The cost-structure parameters that determine employment outcomes — capital intensity, import shares, learning rates, technology unit costs — are not merely uncertain in the statistical sense. Their values depend on policy choices, market developments, and institutional conditions that cannot be characterized by stable probability distributions, particularly in developing countries where data is scarce, markets are thin, and </w:t>
-      </w:r>
-      <w:r>
-        <w:rPr>
-          <w:rFonts w:ascii="Times New Roman" w:hAnsi="Times New Roman" w:cs="Times New Roman"/>
-          <w:sz w:val="22"/>
-          <w:szCs w:val="22"/>
-        </w:rPr>
-        <w:lastRenderedPageBreak/>
-        <w:t>structural change is rapid. This is the domain of deep uncertainty: situations where analysts cannot agree on the appropriate models, probability distributions, or even the relevant variables. The Robust Decision Making tradition, developed to support policy analysis under these conditions, offers a framework that inverts the standard modeling approach. Instead of selecting a best-estimate scenario and reporting results, it evaluates outcomes across a wide range of plausible futures, then uses algorithmic methods — principally the Patient Rule Induction Method (PRIM) — to identify the combinations of conditions that distinguish favorable from unfavorable outcomes. The output is not a prediction but a map of vulnerability: the structural conditions under which a policy succeeds or fails.</w:t>
+        <w:t>The cost-structure parameters that determine employment outcomes — capital intensity, import shares, learning rates, technology unit costs — are not merely uncertain in the statistical sense. Their values depend on policy choices, market developments, and institutional conditions that cannot be characterized by stable probability distributions, particularly in developing countries where data is scarce, markets are thin, and structural change is rapid. This is the domain of deep uncertainty: situations where analysts cannot agree on the appropriate models, probability distributions, or even the relevant variables. The Robust Decision Making tradition, developed to support policy analysis under these conditions, offers a framework that inverts the standard modeling approach. Instead of selecting a best-estimate scenario and reporting results, it evaluates outcomes across a wide range of plausible futures, then uses algorithmic methods — principally the Patient Rule Induction Method (PRIM) — to identify the combinations of conditions that distinguish favorable from unfavorable outcomes. The output is not a prediction but a map of vulnerability: the structural conditions under which a policy succeeds or fails.</w:t>
       </w:r>
     </w:p>
     <w:p>
@@ -6640,8 +10283,39 @@
           <w:sz w:val="22"/>
           <w:szCs w:val="22"/>
         </w:rPr>
-        <w:t xml:space="preserve">The cost-structure parameters that determine employment outcomes — capital intensity, import shares, learning rates, technology unit costs — are not merely uncertain in the statistical sense. Their values depend on policy choices, market developments, and institutional conditions that cannot be characterized by stable probability distributions, particularly in developing countries where data is scarce, markets are thin, and structural change is rapid. This is the domain of deep uncertainty: situations where analysts cannot agree on the appropriate models, probability distributions, or even the relevant variables. The Robust Decision Making tradition, developed to support policy analysis under these conditions, offers a framework that </w:t>
-      </w:r>
+        <w:t>The cost-structure parameters that determine employment outcomes — capital intensity, import shares, learning rates, technology unit costs — are not merely uncertain in the statistical sense. Their values depend on policy choices, market developments, and institutional conditions that cannot be characterized by stable probability distributions, particularly in developing countries where data is scarce, markets are thin, and structural change is rapid. This is the domain of deep uncertainty: situations where analysts cannot agree on the appropriate models, probability distributions, or even the relevant variables. The Robust Decision Making tradition, developed to support policy analysis under these conditions, offers a framework that inverts the standard modeling approach. Instead of selecting a best-estimate scenario and reporting results, it evaluates outcomes across a wide range of plausible futures, then uses algorithmic methods — principally the Patient Rule Induction Method (PRIM) — to identify the combinations of conditions that distinguish favorable from unfavorable outcomes. The output is not a prediction but a map of vulnerability: the structural conditions under which a policy succeeds or fails.</w:t>
+      </w:r>
+    </w:p>
+    <w:p>
+      <w:pPr>
+        <w:jc w:val="both"/>
+        <w:rPr>
+          <w:rFonts w:ascii="Times New Roman" w:hAnsi="Times New Roman" w:cs="Times New Roman"/>
+          <w:sz w:val="22"/>
+          <w:szCs w:val="22"/>
+        </w:rPr>
+      </w:pPr>
+    </w:p>
+    <w:p>
+      <w:pPr>
+        <w:jc w:val="both"/>
+        <w:rPr>
+          <w:rFonts w:ascii="Times New Roman" w:hAnsi="Times New Roman" w:cs="Times New Roman"/>
+          <w:sz w:val="22"/>
+          <w:szCs w:val="22"/>
+        </w:rPr>
+      </w:pPr>
+    </w:p>
+    <w:p>
+      <w:pPr>
+        <w:shd w:val="clear" w:color="auto" w:fill="C1F0C7" w:themeFill="accent3" w:themeFillTint="33"/>
+        <w:jc w:val="both"/>
+        <w:rPr>
+          <w:rFonts w:ascii="Times New Roman" w:hAnsi="Times New Roman" w:cs="Times New Roman"/>
+          <w:sz w:val="22"/>
+          <w:szCs w:val="22"/>
+        </w:rPr>
+      </w:pPr>
       <w:r>
         <w:rPr>
           <w:rFonts w:ascii="Times New Roman" w:hAnsi="Times New Roman" w:cs="Times New Roman"/>
@@ -6649,45 +10323,6 @@
           <w:szCs w:val="22"/>
         </w:rPr>
         <w:lastRenderedPageBreak/>
-        <w:t>inverts the standard modeling approach. Instead of selecting a best-estimate scenario and reporting results, it evaluates outcomes across a wide range of plausible futures, then uses algorithmic methods — principally the Patient Rule Induction Method (PRIM) — to identify the combinations of conditions that distinguish favorable from unfavorable outcomes. The output is not a prediction but a map of vulnerability: the structural conditions under which a policy succeeds or fails.</w:t>
-      </w:r>
-    </w:p>
-    <w:p>
-      <w:pPr>
-        <w:jc w:val="both"/>
-        <w:rPr>
-          <w:rFonts w:ascii="Times New Roman" w:hAnsi="Times New Roman" w:cs="Times New Roman"/>
-          <w:sz w:val="22"/>
-          <w:szCs w:val="22"/>
-        </w:rPr>
-      </w:pPr>
-    </w:p>
-    <w:p>
-      <w:pPr>
-        <w:jc w:val="both"/>
-        <w:rPr>
-          <w:rFonts w:ascii="Times New Roman" w:hAnsi="Times New Roman" w:cs="Times New Roman"/>
-          <w:sz w:val="22"/>
-          <w:szCs w:val="22"/>
-        </w:rPr>
-      </w:pPr>
-    </w:p>
-    <w:p>
-      <w:pPr>
-        <w:shd w:val="clear" w:color="auto" w:fill="C1F0C7" w:themeFill="accent3" w:themeFillTint="33"/>
-        <w:jc w:val="both"/>
-        <w:rPr>
-          <w:rFonts w:ascii="Times New Roman" w:hAnsi="Times New Roman" w:cs="Times New Roman"/>
-          <w:sz w:val="22"/>
-          <w:szCs w:val="22"/>
-        </w:rPr>
-      </w:pPr>
-      <w:r>
-        <w:rPr>
-          <w:rFonts w:ascii="Times New Roman" w:hAnsi="Times New Roman" w:cs="Times New Roman"/>
-          <w:sz w:val="22"/>
-          <w:szCs w:val="22"/>
-        </w:rPr>
         <w:t>Helpful references to expand this section</w:t>
       </w:r>
     </w:p>
@@ -6951,6 +10586,43 @@
     </w:p>
     <w:p>
       <w:pPr>
+        <w:jc w:val="both"/>
+        <w:rPr>
+          <w:rFonts w:ascii="Times New Roman" w:hAnsi="Times New Roman" w:cs="Times New Roman"/>
+          <w:sz w:val="22"/>
+          <w:szCs w:val="22"/>
+        </w:rPr>
+      </w:pPr>
+      <w:r>
+        <w:rPr>
+          <w:rFonts w:ascii="Times New Roman" w:hAnsi="Times New Roman" w:cs="Times New Roman"/>
+          <w:sz w:val="22"/>
+          <w:szCs w:val="22"/>
+        </w:rPr>
+        <w:t>As deployment scales over time, the composition of expenditure changes: in early stages, climate investments are capital-intensive – dominated by equipment purchases and construction activities – while at higher penetration, operational expenditure rises in relative terms, channeling more spending toward maintenance and services, which are provided domestically. The same climate intervention at different implementation levels thus requires not only different investment levels but routes spending differently across sectors of the economy, with direct consequences for job creation. This is particularly relevant for national decarbonization plans, which integrate multiple interventions at varying scales and should be explicit about socio-economic objectives to be policy-relevant (Waisman et al., 2026).</w:t>
+      </w:r>
+    </w:p>
+    <w:p>
+      <w:pPr>
+        <w:jc w:val="both"/>
+        <w:rPr>
+          <w:rFonts w:ascii="Times New Roman" w:hAnsi="Times New Roman" w:cs="Times New Roman"/>
+          <w:sz w:val="22"/>
+          <w:szCs w:val="22"/>
+        </w:rPr>
+      </w:pPr>
+      <w:r>
+        <w:rPr>
+          <w:rFonts w:ascii="Times New Roman" w:hAnsi="Times New Roman" w:cs="Times New Roman"/>
+          <w:sz w:val="22"/>
+          <w:szCs w:val="22"/>
+        </w:rPr>
+        <w:lastRenderedPageBreak/>
+        <w:t>Robust Decision Making (RDM), a class of DMDU methods (Marchau et al., 2019), explores how different plausible assumptions affect outcomes and identifies which combinations of conditions lead to high or low outcomes (Lempert, 2025). Rather than relying on predictions under a single set of assumptions, RDM identifies the cost-structure configurations and implementation levels under which employment co-benefits hold or break down.</w:t>
+      </w:r>
+    </w:p>
+    <w:p>
+      <w:pPr>
         <w:shd w:val="clear" w:color="auto" w:fill="CAEDFB" w:themeFill="accent4" w:themeFillTint="33"/>
         <w:jc w:val="both"/>
         <w:rPr>
@@ -6965,7 +10637,6 @@
           <w:sz w:val="22"/>
           <w:szCs w:val="22"/>
         </w:rPr>
-        <w:lastRenderedPageBreak/>
         <w:t>Helpful references to expand this section</w:t>
       </w:r>
     </w:p>
@@ -7327,6 +10998,7 @@
           <w:sz w:val="22"/>
           <w:szCs w:val="22"/>
         </w:rPr>
+        <w:lastRenderedPageBreak/>
         <w:t>•</w:t>
       </w:r>
       <w:r>
@@ -7350,7 +11022,6 @@
         <w:pStyle w:val="Heading2"/>
       </w:pPr>
       <w:r>
-        <w:lastRenderedPageBreak/>
         <w:t>3.3 Cost estimation and learning curve extension</w:t>
       </w:r>
     </w:p>
@@ -7641,7 +11312,7 @@
           <w:sz w:val="22"/>
           <w:szCs w:val="22"/>
         </w:rPr>
-        <w:t xml:space="preserve">Investment requirements from the cost module must be translated into demand vectors compatible with the input-output framework — that is, into a specification of how each dollar of investment is distributed across sectors of the economy. This mapping is performed through MINDSET, which decomposes the cost of each transformation into spending on equipment, construction, professional services, and other intermediate inputs, then allocates these expenditures to the corresponding sectors of each country’s I-O table. The mapping is the hinge of the entire pipeline: it is where assumptions about cost structure — the balance </w:t>
+        <w:t xml:space="preserve">Investment requirements from the cost module must be translated into demand vectors compatible with the input-output framework — that is, into a specification of how each dollar of investment is distributed across sectors of the economy. This mapping is performed through MINDSET, which decomposes the cost of each transformation into spending on equipment, construction, professional services, and other intermediate </w:t>
       </w:r>
       <w:r>
         <w:rPr>
@@ -7650,7 +11321,7 @@
           <w:szCs w:val="22"/>
         </w:rPr>
         <w:lastRenderedPageBreak/>
-        <w:t>between capital and labor, between domestic production and imports, between specialized equipment and general construction — become determinative. Two countries investing the same amount in solar PV will generate different sectoral demand patterns depending on whether panels are imported or domestically manufactured, whether installation is performed by specialized firms or general contractors, and how the local supply chain for balance-of-system components is structured.</w:t>
+        <w:t>inputs, then allocates these expenditures to the corresponding sectors of each country’s I-O table. The mapping is the hinge of the entire pipeline: it is where assumptions about cost structure — the balance between capital and labor, between domestic production and imports, between specialized equipment and general construction — become determinative. Two countries investing the same amount in solar PV will generate different sectoral demand patterns depending on whether panels are imported or domestically manufactured, whether installation is performed by specialized firms or general contractors, and how the local supply chain for balance-of-system components is structured.</w:t>
       </w:r>
     </w:p>
     <w:p>
@@ -11480,36 +15151,58 @@
         <w:jc w:val="both"/>
         <w:rPr>
           <w:rFonts w:ascii="Times New Roman" w:hAnsi="Times New Roman" w:cs="Times New Roman"/>
-          <w:sz w:val="22"/>
-          <w:szCs w:val="22"/>
-        </w:rPr>
-      </w:pPr>
-      <w:r>
-        <w:rPr>
-          <w:rFonts w:ascii="Times New Roman" w:hAnsi="Times New Roman" w:cs="Times New Roman"/>
+          <w:color w:val="FF0000"/>
+          <w:sz w:val="22"/>
+          <w:szCs w:val="22"/>
+        </w:rPr>
+      </w:pPr>
+      <w:r>
+        <w:rPr>
+          <w:rFonts w:ascii="Times New Roman" w:hAnsi="Times New Roman" w:cs="Times New Roman"/>
+          <w:color w:val="FF0000"/>
           <w:sz w:val="22"/>
           <w:szCs w:val="22"/>
         </w:rPr>
         <w:lastRenderedPageBreak/>
-        <w:t>Bücker, J., del Rio-Chanona, R. M., Pichler, A., Ives, M. C., &amp; Farmer, J. D. (2025). Employment dynamics in a rapid decarbonization of the US power sector. </w:t>
+        <w:t>Briand, Y., Svensson, J., Lepin, C., Waisman, H., Bataille, C., Anggraeni, L., ... &amp; Wills, W. (2026). Net-zero compatible development pathways in Argentina, Brazil, China, India, Indonesia, Mexico and South Africa: lessons for short-term actions. </w:t>
       </w:r>
       <w:r>
         <w:rPr>
           <w:rFonts w:ascii="Times New Roman" w:hAnsi="Times New Roman" w:cs="Times New Roman"/>
           <w:i/>
           <w:iCs/>
-          <w:sz w:val="22"/>
-          <w:szCs w:val="22"/>
-        </w:rPr>
-        <w:t>Joule</w:t>
-      </w:r>
-      <w:r>
-        <w:rPr>
-          <w:rFonts w:ascii="Times New Roman" w:hAnsi="Times New Roman" w:cs="Times New Roman"/>
-          <w:sz w:val="22"/>
-          <w:szCs w:val="22"/>
-        </w:rPr>
-        <w:t>, </w:t>
+          <w:color w:val="FF0000"/>
+          <w:sz w:val="22"/>
+          <w:szCs w:val="22"/>
+        </w:rPr>
+        <w:t>Climate Policy</w:t>
+      </w:r>
+      <w:r>
+        <w:rPr>
+          <w:rFonts w:ascii="Times New Roman" w:hAnsi="Times New Roman" w:cs="Times New Roman"/>
+          <w:color w:val="FF0000"/>
+          <w:sz w:val="22"/>
+          <w:szCs w:val="22"/>
+        </w:rPr>
+        <w:t>, 1-17.</w:t>
+      </w:r>
+    </w:p>
+    <w:p>
+      <w:pPr>
+        <w:jc w:val="both"/>
+        <w:rPr>
+          <w:rFonts w:ascii="Times New Roman" w:hAnsi="Times New Roman" w:cs="Times New Roman"/>
+          <w:sz w:val="22"/>
+          <w:szCs w:val="22"/>
+        </w:rPr>
+      </w:pPr>
+      <w:r>
+        <w:rPr>
+          <w:rFonts w:ascii="Times New Roman" w:hAnsi="Times New Roman" w:cs="Times New Roman"/>
+          <w:sz w:val="22"/>
+          <w:szCs w:val="22"/>
+        </w:rPr>
+        <w:t>Bücker, J., del Rio-Chanona, R. M., Pichler, A., Ives, M. C., &amp; Farmer, J. D. (2025). Employment dynamics in a rapid decarbonization of the US power sector. </w:t>
       </w:r>
       <w:r>
         <w:rPr>
@@ -11519,33 +15212,15 @@
           <w:sz w:val="22"/>
           <w:szCs w:val="22"/>
         </w:rPr>
-        <w:t>9</w:t>
-      </w:r>
-      <w:r>
-        <w:rPr>
-          <w:rFonts w:ascii="Times New Roman" w:hAnsi="Times New Roman" w:cs="Times New Roman"/>
-          <w:sz w:val="22"/>
-          <w:szCs w:val="22"/>
-        </w:rPr>
-        <w:t>(2).</w:t>
-      </w:r>
-    </w:p>
-    <w:p>
-      <w:pPr>
-        <w:jc w:val="both"/>
-        <w:rPr>
-          <w:rFonts w:ascii="Times New Roman" w:hAnsi="Times New Roman" w:cs="Times New Roman"/>
-          <w:sz w:val="22"/>
-          <w:szCs w:val="22"/>
-        </w:rPr>
-      </w:pPr>
-      <w:r>
-        <w:rPr>
-          <w:rFonts w:ascii="Times New Roman" w:hAnsi="Times New Roman" w:cs="Times New Roman"/>
-          <w:sz w:val="22"/>
-          <w:szCs w:val="22"/>
-        </w:rPr>
-        <w:t>Bulavskaya, T., &amp; Reynès, F. (2018). Job creation and economic impact of renewable energy in the Netherlands. </w:t>
+        <w:t>Joule</w:t>
+      </w:r>
+      <w:r>
+        <w:rPr>
+          <w:rFonts w:ascii="Times New Roman" w:hAnsi="Times New Roman" w:cs="Times New Roman"/>
+          <w:sz w:val="22"/>
+          <w:szCs w:val="22"/>
+        </w:rPr>
+        <w:t>, </w:t>
       </w:r>
       <w:r>
         <w:rPr>
@@ -11555,15 +15230,33 @@
           <w:sz w:val="22"/>
           <w:szCs w:val="22"/>
         </w:rPr>
-        <w:t>Renewable energy</w:t>
-      </w:r>
-      <w:r>
-        <w:rPr>
-          <w:rFonts w:ascii="Times New Roman" w:hAnsi="Times New Roman" w:cs="Times New Roman"/>
-          <w:sz w:val="22"/>
-          <w:szCs w:val="22"/>
-        </w:rPr>
-        <w:t>, </w:t>
+        <w:t>9</w:t>
+      </w:r>
+      <w:r>
+        <w:rPr>
+          <w:rFonts w:ascii="Times New Roman" w:hAnsi="Times New Roman" w:cs="Times New Roman"/>
+          <w:sz w:val="22"/>
+          <w:szCs w:val="22"/>
+        </w:rPr>
+        <w:t>(2).</w:t>
+      </w:r>
+    </w:p>
+    <w:p>
+      <w:pPr>
+        <w:jc w:val="both"/>
+        <w:rPr>
+          <w:rFonts w:ascii="Times New Roman" w:hAnsi="Times New Roman" w:cs="Times New Roman"/>
+          <w:sz w:val="22"/>
+          <w:szCs w:val="22"/>
+        </w:rPr>
+      </w:pPr>
+      <w:r>
+        <w:rPr>
+          <w:rFonts w:ascii="Times New Roman" w:hAnsi="Times New Roman" w:cs="Times New Roman"/>
+          <w:sz w:val="22"/>
+          <w:szCs w:val="22"/>
+        </w:rPr>
+        <w:t>Bulavskaya, T., &amp; Reynès, F. (2018). Job creation and economic impact of renewable energy in the Netherlands. </w:t>
       </w:r>
       <w:r>
         <w:rPr>
@@ -11573,41 +15266,15 @@
           <w:sz w:val="22"/>
           <w:szCs w:val="22"/>
         </w:rPr>
-        <w:t>119</w:t>
-      </w:r>
-      <w:r>
-        <w:rPr>
-          <w:rFonts w:ascii="Times New Roman" w:hAnsi="Times New Roman" w:cs="Times New Roman"/>
-          <w:sz w:val="22"/>
-          <w:szCs w:val="22"/>
-        </w:rPr>
-        <w:t>, 528-538.</w:t>
-      </w:r>
-      <w:r>
-        <w:rPr>
-          <w:rFonts w:ascii="Times New Roman" w:hAnsi="Times New Roman" w:cs="Times New Roman"/>
-          <w:sz w:val="22"/>
-          <w:szCs w:val="22"/>
-        </w:rPr>
-        <w:t xml:space="preserve"> </w:t>
-      </w:r>
-    </w:p>
-    <w:p>
-      <w:pPr>
-        <w:jc w:val="both"/>
-        <w:rPr>
-          <w:rFonts w:ascii="Times New Roman" w:hAnsi="Times New Roman" w:cs="Times New Roman"/>
-          <w:sz w:val="22"/>
-          <w:szCs w:val="22"/>
-        </w:rPr>
-      </w:pPr>
-      <w:r>
-        <w:rPr>
-          <w:rFonts w:ascii="Times New Roman" w:hAnsi="Times New Roman" w:cs="Times New Roman"/>
-          <w:sz w:val="22"/>
-          <w:szCs w:val="22"/>
-        </w:rPr>
-        <w:t>Castellanos, K., &amp; Heutel, G. (2024). Unemployment, labor mobility, and climate policy. </w:t>
+        <w:t>Renewable energy</w:t>
+      </w:r>
+      <w:r>
+        <w:rPr>
+          <w:rFonts w:ascii="Times New Roman" w:hAnsi="Times New Roman" w:cs="Times New Roman"/>
+          <w:sz w:val="22"/>
+          <w:szCs w:val="22"/>
+        </w:rPr>
+        <w:t>, </w:t>
       </w:r>
       <w:r>
         <w:rPr>
@@ -11617,15 +15284,41 @@
           <w:sz w:val="22"/>
           <w:szCs w:val="22"/>
         </w:rPr>
-        <w:t>Journal of the Association of Environmental and Resource Economists</w:t>
-      </w:r>
-      <w:r>
-        <w:rPr>
-          <w:rFonts w:ascii="Times New Roman" w:hAnsi="Times New Roman" w:cs="Times New Roman"/>
-          <w:sz w:val="22"/>
-          <w:szCs w:val="22"/>
-        </w:rPr>
-        <w:t>, </w:t>
+        <w:t>119</w:t>
+      </w:r>
+      <w:r>
+        <w:rPr>
+          <w:rFonts w:ascii="Times New Roman" w:hAnsi="Times New Roman" w:cs="Times New Roman"/>
+          <w:sz w:val="22"/>
+          <w:szCs w:val="22"/>
+        </w:rPr>
+        <w:t>, 528-538.</w:t>
+      </w:r>
+      <w:r>
+        <w:rPr>
+          <w:rFonts w:ascii="Times New Roman" w:hAnsi="Times New Roman" w:cs="Times New Roman"/>
+          <w:sz w:val="22"/>
+          <w:szCs w:val="22"/>
+        </w:rPr>
+        <w:t xml:space="preserve"> </w:t>
+      </w:r>
+    </w:p>
+    <w:p>
+      <w:pPr>
+        <w:jc w:val="both"/>
+        <w:rPr>
+          <w:rFonts w:ascii="Times New Roman" w:hAnsi="Times New Roman" w:cs="Times New Roman"/>
+          <w:sz w:val="22"/>
+          <w:szCs w:val="22"/>
+        </w:rPr>
+      </w:pPr>
+      <w:r>
+        <w:rPr>
+          <w:rFonts w:ascii="Times New Roman" w:hAnsi="Times New Roman" w:cs="Times New Roman"/>
+          <w:sz w:val="22"/>
+          <w:szCs w:val="22"/>
+        </w:rPr>
+        <w:t>Castellanos, K., &amp; Heutel, G. (2024). Unemployment, labor mobility, and climate policy. </w:t>
       </w:r>
       <w:r>
         <w:rPr>
@@ -11635,33 +15328,15 @@
           <w:sz w:val="22"/>
           <w:szCs w:val="22"/>
         </w:rPr>
-        <w:t>11</w:t>
-      </w:r>
-      <w:r>
-        <w:rPr>
-          <w:rFonts w:ascii="Times New Roman" w:hAnsi="Times New Roman" w:cs="Times New Roman"/>
-          <w:sz w:val="22"/>
-          <w:szCs w:val="22"/>
-        </w:rPr>
-        <w:t>(1), 1-40.</w:t>
-      </w:r>
-    </w:p>
-    <w:p>
-      <w:pPr>
-        <w:jc w:val="both"/>
-        <w:rPr>
-          <w:rFonts w:ascii="Times New Roman" w:hAnsi="Times New Roman" w:cs="Times New Roman"/>
-          <w:sz w:val="22"/>
-          <w:szCs w:val="22"/>
-        </w:rPr>
-      </w:pPr>
-      <w:r>
-        <w:rPr>
-          <w:rFonts w:ascii="Times New Roman" w:hAnsi="Times New Roman" w:cs="Times New Roman"/>
-          <w:sz w:val="22"/>
-          <w:szCs w:val="22"/>
-        </w:rPr>
-        <w:t>Černý, M., Bruckner, M., Weinzettel, J., Wiebe, K., Kimmich, C., Kerschner, C., &amp; Hubacek, K. (2021). Employment effects of the renewable energy transition in the electricity sector: An input-output approach. </w:t>
+        <w:t>Journal of the Association of Environmental and Resource Economists</w:t>
+      </w:r>
+      <w:r>
+        <w:rPr>
+          <w:rFonts w:ascii="Times New Roman" w:hAnsi="Times New Roman" w:cs="Times New Roman"/>
+          <w:sz w:val="22"/>
+          <w:szCs w:val="22"/>
+        </w:rPr>
+        <w:t>, </w:t>
       </w:r>
       <w:r>
         <w:rPr>
@@ -11671,61 +15346,33 @@
           <w:sz w:val="22"/>
           <w:szCs w:val="22"/>
         </w:rPr>
-        <w:t>ETUI Research Paper-Working Paper</w:t>
-      </w:r>
-      <w:r>
-        <w:rPr>
-          <w:rFonts w:ascii="Times New Roman" w:hAnsi="Times New Roman" w:cs="Times New Roman"/>
-          <w:sz w:val="22"/>
-          <w:szCs w:val="22"/>
-        </w:rPr>
-        <w:t>.</w:t>
-      </w:r>
-    </w:p>
-    <w:p>
-      <w:pPr>
-        <w:jc w:val="both"/>
-        <w:rPr>
-          <w:rFonts w:ascii="Times New Roman" w:hAnsi="Times New Roman" w:cs="Times New Roman"/>
-          <w:sz w:val="22"/>
-          <w:szCs w:val="22"/>
-        </w:rPr>
-      </w:pPr>
-      <w:r>
-        <w:rPr>
-          <w:rFonts w:ascii="Times New Roman" w:hAnsi="Times New Roman" w:cs="Times New Roman"/>
-          <w:sz w:val="22"/>
-          <w:szCs w:val="22"/>
-        </w:rPr>
-        <w:t xml:space="preserve">Chateau, J., Bibas, R., &amp; Lanzi, E. (2018). </w:t>
-      </w:r>
-      <w:r>
-        <w:rPr>
-          <w:rFonts w:ascii="Times New Roman" w:hAnsi="Times New Roman" w:cs="Times New Roman"/>
-          <w:sz w:val="22"/>
-          <w:szCs w:val="22"/>
-        </w:rPr>
-        <w:t>Impacts of green growth policies on labour markets and wage income distribution: a general equilibrium application to climate and energy policies.</w:t>
-      </w:r>
-    </w:p>
-    <w:p>
-      <w:pPr>
-        <w:jc w:val="both"/>
-        <w:rPr>
-          <w:rFonts w:ascii="Times New Roman" w:hAnsi="Times New Roman" w:cs="Times New Roman"/>
-          <w:sz w:val="22"/>
-          <w:szCs w:val="22"/>
-          <w:lang w:val="pt-BR"/>
-        </w:rPr>
-      </w:pPr>
-      <w:r>
-        <w:rPr>
-          <w:rFonts w:ascii="Times New Roman" w:hAnsi="Times New Roman" w:cs="Times New Roman"/>
-          <w:sz w:val="22"/>
-          <w:szCs w:val="22"/>
-          <w:lang w:val="pt-BR"/>
-        </w:rPr>
-        <w:t>Econometrics, C. (2022). E3me model manual. </w:t>
+        <w:t>11</w:t>
+      </w:r>
+      <w:r>
+        <w:rPr>
+          <w:rFonts w:ascii="Times New Roman" w:hAnsi="Times New Roman" w:cs="Times New Roman"/>
+          <w:sz w:val="22"/>
+          <w:szCs w:val="22"/>
+        </w:rPr>
+        <w:t>(1), 1-40.</w:t>
+      </w:r>
+    </w:p>
+    <w:p>
+      <w:pPr>
+        <w:jc w:val="both"/>
+        <w:rPr>
+          <w:rFonts w:ascii="Times New Roman" w:hAnsi="Times New Roman" w:cs="Times New Roman"/>
+          <w:sz w:val="22"/>
+          <w:szCs w:val="22"/>
+        </w:rPr>
+      </w:pPr>
+      <w:r>
+        <w:rPr>
+          <w:rFonts w:ascii="Times New Roman" w:hAnsi="Times New Roman" w:cs="Times New Roman"/>
+          <w:sz w:val="22"/>
+          <w:szCs w:val="22"/>
+        </w:rPr>
+        <w:t>Černý, M., Bruckner, M., Weinzettel, J., Wiebe, K., Kimmich, C., Kerschner, C., &amp; Hubacek, K. (2021). Employment effects of the renewable energy transition in the electricity sector: An input-output approach. </w:t>
       </w:r>
       <w:r>
         <w:rPr>
@@ -11734,10 +15381,54 @@
           <w:iCs/>
           <w:sz w:val="22"/>
           <w:szCs w:val="22"/>
+        </w:rPr>
+        <w:t>ETUI Research Paper-Working Paper</w:t>
+      </w:r>
+      <w:r>
+        <w:rPr>
+          <w:rFonts w:ascii="Times New Roman" w:hAnsi="Times New Roman" w:cs="Times New Roman"/>
+          <w:sz w:val="22"/>
+          <w:szCs w:val="22"/>
+        </w:rPr>
+        <w:t>.</w:t>
+      </w:r>
+    </w:p>
+    <w:p>
+      <w:pPr>
+        <w:jc w:val="both"/>
+        <w:rPr>
+          <w:rFonts w:ascii="Times New Roman" w:hAnsi="Times New Roman" w:cs="Times New Roman"/>
+          <w:sz w:val="22"/>
+          <w:szCs w:val="22"/>
+        </w:rPr>
+      </w:pPr>
+      <w:r>
+        <w:rPr>
+          <w:rFonts w:ascii="Times New Roman" w:hAnsi="Times New Roman" w:cs="Times New Roman"/>
+          <w:sz w:val="22"/>
+          <w:szCs w:val="22"/>
+        </w:rPr>
+        <w:t xml:space="preserve">Chateau, J., Bibas, R., &amp; Lanzi, E. (2018). </w:t>
+      </w:r>
+      <w:r>
+        <w:rPr>
+          <w:rFonts w:ascii="Times New Roman" w:hAnsi="Times New Roman" w:cs="Times New Roman"/>
+          <w:sz w:val="22"/>
+          <w:szCs w:val="22"/>
+        </w:rPr>
+        <w:t>Impacts of green growth policies on labour markets and wage income distribution: a general equilibrium application to climate and energy policies.</w:t>
+      </w:r>
+    </w:p>
+    <w:p>
+      <w:pPr>
+        <w:jc w:val="both"/>
+        <w:rPr>
+          <w:rFonts w:ascii="Times New Roman" w:hAnsi="Times New Roman" w:cs="Times New Roman"/>
+          <w:sz w:val="22"/>
+          <w:szCs w:val="22"/>
           <w:lang w:val="pt-BR"/>
         </w:rPr>
-        <w:t>Cambridge Econometrics: Cambridge, UK</w:t>
-      </w:r>
+      </w:pPr>
       <w:r>
         <w:rPr>
           <w:rFonts w:ascii="Times New Roman" w:hAnsi="Times New Roman" w:cs="Times New Roman"/>
@@ -11745,34 +15436,7 @@
           <w:szCs w:val="22"/>
           <w:lang w:val="pt-BR"/>
         </w:rPr>
-        <w:t>.</w:t>
-      </w:r>
-    </w:p>
-    <w:p>
-      <w:pPr>
-        <w:jc w:val="both"/>
-        <w:rPr>
-          <w:rFonts w:ascii="Times New Roman" w:hAnsi="Times New Roman" w:cs="Times New Roman"/>
-          <w:sz w:val="22"/>
-          <w:szCs w:val="22"/>
-        </w:rPr>
-      </w:pPr>
-      <w:r>
-        <w:rPr>
-          <w:rFonts w:ascii="Times New Roman" w:hAnsi="Times New Roman" w:cs="Times New Roman"/>
-          <w:sz w:val="22"/>
-          <w:szCs w:val="22"/>
-          <w:lang w:val="pt-BR"/>
-        </w:rPr>
-        <w:t xml:space="preserve">Fragkos, P., &amp; Fragkiadakis, K. (2022). </w:t>
-      </w:r>
-      <w:r>
-        <w:rPr>
-          <w:rFonts w:ascii="Times New Roman" w:hAnsi="Times New Roman" w:cs="Times New Roman"/>
-          <w:sz w:val="22"/>
-          <w:szCs w:val="22"/>
-        </w:rPr>
-        <w:t>Analyzing the macro-economic and employment implications of ambitious mitigation pathways and carbon pricing. </w:t>
+        <w:t>Econometrics, C. (2022). E3me model manual. </w:t>
       </w:r>
       <w:r>
         <w:rPr>
@@ -11781,16 +15445,45 @@
           <w:iCs/>
           <w:sz w:val="22"/>
           <w:szCs w:val="22"/>
-        </w:rPr>
-        <w:t>Frontiers in Climate</w:t>
-      </w:r>
-      <w:r>
-        <w:rPr>
-          <w:rFonts w:ascii="Times New Roman" w:hAnsi="Times New Roman" w:cs="Times New Roman"/>
-          <w:sz w:val="22"/>
-          <w:szCs w:val="22"/>
-        </w:rPr>
-        <w:t>, </w:t>
+          <w:lang w:val="pt-BR"/>
+        </w:rPr>
+        <w:t>Cambridge Econometrics: Cambridge, UK</w:t>
+      </w:r>
+      <w:r>
+        <w:rPr>
+          <w:rFonts w:ascii="Times New Roman" w:hAnsi="Times New Roman" w:cs="Times New Roman"/>
+          <w:sz w:val="22"/>
+          <w:szCs w:val="22"/>
+          <w:lang w:val="pt-BR"/>
+        </w:rPr>
+        <w:t>.</w:t>
+      </w:r>
+    </w:p>
+    <w:p>
+      <w:pPr>
+        <w:jc w:val="both"/>
+        <w:rPr>
+          <w:rFonts w:ascii="Times New Roman" w:hAnsi="Times New Roman" w:cs="Times New Roman"/>
+          <w:sz w:val="22"/>
+          <w:szCs w:val="22"/>
+        </w:rPr>
+      </w:pPr>
+      <w:r>
+        <w:rPr>
+          <w:rFonts w:ascii="Times New Roman" w:hAnsi="Times New Roman" w:cs="Times New Roman"/>
+          <w:sz w:val="22"/>
+          <w:szCs w:val="22"/>
+          <w:lang w:val="pt-BR"/>
+        </w:rPr>
+        <w:t xml:space="preserve">Fragkos, P., &amp; Fragkiadakis, K. (2022). </w:t>
+      </w:r>
+      <w:r>
+        <w:rPr>
+          <w:rFonts w:ascii="Times New Roman" w:hAnsi="Times New Roman" w:cs="Times New Roman"/>
+          <w:sz w:val="22"/>
+          <w:szCs w:val="22"/>
+        </w:rPr>
+        <w:t>Analyzing the macro-economic and employment implications of ambitious mitigation pathways and carbon pricing. </w:t>
       </w:r>
       <w:r>
         <w:rPr>
@@ -11800,51 +15493,15 @@
           <w:sz w:val="22"/>
           <w:szCs w:val="22"/>
         </w:rPr>
-        <w:t>4</w:t>
-      </w:r>
-      <w:r>
-        <w:rPr>
-          <w:rFonts w:ascii="Times New Roman" w:hAnsi="Times New Roman" w:cs="Times New Roman"/>
-          <w:sz w:val="22"/>
-          <w:szCs w:val="22"/>
-        </w:rPr>
-        <w:t>, 785136.</w:t>
-      </w:r>
-    </w:p>
-    <w:p>
-      <w:pPr>
-        <w:jc w:val="both"/>
-        <w:rPr>
-          <w:rFonts w:ascii="Times New Roman" w:hAnsi="Times New Roman" w:cs="Times New Roman"/>
-          <w:sz w:val="22"/>
-          <w:szCs w:val="22"/>
-        </w:rPr>
-      </w:pPr>
-      <w:r>
-        <w:rPr>
-          <w:rFonts w:ascii="Times New Roman" w:hAnsi="Times New Roman" w:cs="Times New Roman"/>
-          <w:sz w:val="22"/>
-          <w:szCs w:val="22"/>
-        </w:rPr>
-        <w:t>Garrett-Peltier, H. (2017). Green versus brown: comparing the employment impacts of energy efficiency, renewable energy, and fossil fuels using an input-output model. Econ. Model. 61, 439–447. doi: 10.1016/j.econmod.2016.11.012</w:t>
-      </w:r>
-    </w:p>
-    <w:p>
-      <w:pPr>
-        <w:jc w:val="both"/>
-        <w:rPr>
-          <w:rFonts w:ascii="Times New Roman" w:hAnsi="Times New Roman" w:cs="Times New Roman"/>
-          <w:sz w:val="22"/>
-          <w:szCs w:val="22"/>
-        </w:rPr>
-      </w:pPr>
-      <w:r>
-        <w:rPr>
-          <w:rFonts w:ascii="Times New Roman" w:hAnsi="Times New Roman" w:cs="Times New Roman"/>
-          <w:sz w:val="22"/>
-          <w:szCs w:val="22"/>
-        </w:rPr>
-        <w:t>Hafstead, M. A., Williams III, R. C., &amp; Chen, Y. (2022). Environmental policy, full-employment models, and employment: a critical analysis. </w:t>
+        <w:t>Frontiers in Climate</w:t>
+      </w:r>
+      <w:r>
+        <w:rPr>
+          <w:rFonts w:ascii="Times New Roman" w:hAnsi="Times New Roman" w:cs="Times New Roman"/>
+          <w:sz w:val="22"/>
+          <w:szCs w:val="22"/>
+        </w:rPr>
+        <w:t>, </w:t>
       </w:r>
       <w:r>
         <w:rPr>
@@ -11854,15 +15511,51 @@
           <w:sz w:val="22"/>
           <w:szCs w:val="22"/>
         </w:rPr>
-        <w:t>Journal of the Association of Environmental and Resource Economists</w:t>
-      </w:r>
-      <w:r>
-        <w:rPr>
-          <w:rFonts w:ascii="Times New Roman" w:hAnsi="Times New Roman" w:cs="Times New Roman"/>
-          <w:sz w:val="22"/>
-          <w:szCs w:val="22"/>
-        </w:rPr>
-        <w:t>, </w:t>
+        <w:t>4</w:t>
+      </w:r>
+      <w:r>
+        <w:rPr>
+          <w:rFonts w:ascii="Times New Roman" w:hAnsi="Times New Roman" w:cs="Times New Roman"/>
+          <w:sz w:val="22"/>
+          <w:szCs w:val="22"/>
+        </w:rPr>
+        <w:t>, 785136.</w:t>
+      </w:r>
+    </w:p>
+    <w:p>
+      <w:pPr>
+        <w:jc w:val="both"/>
+        <w:rPr>
+          <w:rFonts w:ascii="Times New Roman" w:hAnsi="Times New Roman" w:cs="Times New Roman"/>
+          <w:sz w:val="22"/>
+          <w:szCs w:val="22"/>
+        </w:rPr>
+      </w:pPr>
+      <w:r>
+        <w:rPr>
+          <w:rFonts w:ascii="Times New Roman" w:hAnsi="Times New Roman" w:cs="Times New Roman"/>
+          <w:sz w:val="22"/>
+          <w:szCs w:val="22"/>
+        </w:rPr>
+        <w:t>Garrett-Peltier, H. (2017). Green versus brown: comparing the employment impacts of energy efficiency, renewable energy, and fossil fuels using an input-output model. Econ. Model. 61, 439–447. doi: 10.1016/j.econmod.2016.11.012</w:t>
+      </w:r>
+    </w:p>
+    <w:p>
+      <w:pPr>
+        <w:jc w:val="both"/>
+        <w:rPr>
+          <w:rFonts w:ascii="Times New Roman" w:hAnsi="Times New Roman" w:cs="Times New Roman"/>
+          <w:sz w:val="22"/>
+          <w:szCs w:val="22"/>
+        </w:rPr>
+      </w:pPr>
+      <w:r>
+        <w:rPr>
+          <w:rFonts w:ascii="Times New Roman" w:hAnsi="Times New Roman" w:cs="Times New Roman"/>
+          <w:sz w:val="22"/>
+          <w:szCs w:val="22"/>
+        </w:rPr>
+        <w:t>Hafstead, M. A., Williams III, R. C., &amp; Chen, Y. (2022). Environmental policy, full-employment models, and employment: a critical analysis. </w:t>
       </w:r>
       <w:r>
         <w:rPr>
@@ -11872,33 +15565,15 @@
           <w:sz w:val="22"/>
           <w:szCs w:val="22"/>
         </w:rPr>
-        <w:t>9</w:t>
-      </w:r>
-      <w:r>
-        <w:rPr>
-          <w:rFonts w:ascii="Times New Roman" w:hAnsi="Times New Roman" w:cs="Times New Roman"/>
-          <w:sz w:val="22"/>
-          <w:szCs w:val="22"/>
-        </w:rPr>
-        <w:t>(2), 199-234.</w:t>
-      </w:r>
-    </w:p>
-    <w:p>
-      <w:pPr>
-        <w:jc w:val="both"/>
-        <w:rPr>
-          <w:rFonts w:ascii="Times New Roman" w:hAnsi="Times New Roman" w:cs="Times New Roman"/>
-          <w:sz w:val="22"/>
-          <w:szCs w:val="22"/>
-        </w:rPr>
-      </w:pPr>
-      <w:r>
-        <w:rPr>
-          <w:rFonts w:ascii="Times New Roman" w:hAnsi="Times New Roman" w:cs="Times New Roman"/>
-          <w:sz w:val="22"/>
-          <w:szCs w:val="22"/>
-        </w:rPr>
-        <w:t>Hanna, R., Heptonstall, P., &amp; Gross, R. (2024). Job creation in a low carbon transition to renewables and energy efficiency: a review of international evidence. </w:t>
+        <w:t>Journal of the Association of Environmental and Resource Economists</w:t>
+      </w:r>
+      <w:r>
+        <w:rPr>
+          <w:rFonts w:ascii="Times New Roman" w:hAnsi="Times New Roman" w:cs="Times New Roman"/>
+          <w:sz w:val="22"/>
+          <w:szCs w:val="22"/>
+        </w:rPr>
+        <w:t>, </w:t>
       </w:r>
       <w:r>
         <w:rPr>
@@ -11908,15 +15583,33 @@
           <w:sz w:val="22"/>
           <w:szCs w:val="22"/>
         </w:rPr>
-        <w:t>Sustainability Science</w:t>
-      </w:r>
-      <w:r>
-        <w:rPr>
-          <w:rFonts w:ascii="Times New Roman" w:hAnsi="Times New Roman" w:cs="Times New Roman"/>
-          <w:sz w:val="22"/>
-          <w:szCs w:val="22"/>
-        </w:rPr>
-        <w:t>, </w:t>
+        <w:t>9</w:t>
+      </w:r>
+      <w:r>
+        <w:rPr>
+          <w:rFonts w:ascii="Times New Roman" w:hAnsi="Times New Roman" w:cs="Times New Roman"/>
+          <w:sz w:val="22"/>
+          <w:szCs w:val="22"/>
+        </w:rPr>
+        <w:t>(2), 199-234.</w:t>
+      </w:r>
+    </w:p>
+    <w:p>
+      <w:pPr>
+        <w:jc w:val="both"/>
+        <w:rPr>
+          <w:rFonts w:ascii="Times New Roman" w:hAnsi="Times New Roman" w:cs="Times New Roman"/>
+          <w:sz w:val="22"/>
+          <w:szCs w:val="22"/>
+        </w:rPr>
+      </w:pPr>
+      <w:r>
+        <w:rPr>
+          <w:rFonts w:ascii="Times New Roman" w:hAnsi="Times New Roman" w:cs="Times New Roman"/>
+          <w:sz w:val="22"/>
+          <w:szCs w:val="22"/>
+        </w:rPr>
+        <w:t>Hanna, R., Heptonstall, P., &amp; Gross, R. (2024). Job creation in a low carbon transition to renewables and energy efficiency: a review of international evidence. </w:t>
       </w:r>
       <w:r>
         <w:rPr>
@@ -11926,33 +15619,15 @@
           <w:sz w:val="22"/>
           <w:szCs w:val="22"/>
         </w:rPr>
-        <w:t>19</w:t>
-      </w:r>
-      <w:r>
-        <w:rPr>
-          <w:rFonts w:ascii="Times New Roman" w:hAnsi="Times New Roman" w:cs="Times New Roman"/>
-          <w:sz w:val="22"/>
-          <w:szCs w:val="22"/>
-        </w:rPr>
-        <w:t>(1), 125-150.</w:t>
-      </w:r>
-    </w:p>
-    <w:p>
-      <w:pPr>
-        <w:jc w:val="both"/>
-        <w:rPr>
-          <w:rFonts w:ascii="Times New Roman" w:hAnsi="Times New Roman" w:cs="Times New Roman"/>
-          <w:sz w:val="22"/>
-          <w:szCs w:val="22"/>
-        </w:rPr>
-      </w:pPr>
-      <w:r>
-        <w:rPr>
-          <w:rFonts w:ascii="Times New Roman" w:hAnsi="Times New Roman" w:cs="Times New Roman"/>
-          <w:sz w:val="22"/>
-          <w:szCs w:val="22"/>
-        </w:rPr>
-        <w:t>Jose, S., &amp; Dollinger, J. (2019). Silvopasture: a sustainable livestock production system. </w:t>
+        <w:t>Sustainability Science</w:t>
+      </w:r>
+      <w:r>
+        <w:rPr>
+          <w:rFonts w:ascii="Times New Roman" w:hAnsi="Times New Roman" w:cs="Times New Roman"/>
+          <w:sz w:val="22"/>
+          <w:szCs w:val="22"/>
+        </w:rPr>
+        <w:t>, </w:t>
       </w:r>
       <w:r>
         <w:rPr>
@@ -11962,15 +15637,33 @@
           <w:sz w:val="22"/>
           <w:szCs w:val="22"/>
         </w:rPr>
-        <w:t>Agroforestry systems</w:t>
-      </w:r>
-      <w:r>
-        <w:rPr>
-          <w:rFonts w:ascii="Times New Roman" w:hAnsi="Times New Roman" w:cs="Times New Roman"/>
-          <w:sz w:val="22"/>
-          <w:szCs w:val="22"/>
-        </w:rPr>
-        <w:t>, </w:t>
+        <w:t>19</w:t>
+      </w:r>
+      <w:r>
+        <w:rPr>
+          <w:rFonts w:ascii="Times New Roman" w:hAnsi="Times New Roman" w:cs="Times New Roman"/>
+          <w:sz w:val="22"/>
+          <w:szCs w:val="22"/>
+        </w:rPr>
+        <w:t>(1), 125-150.</w:t>
+      </w:r>
+    </w:p>
+    <w:p>
+      <w:pPr>
+        <w:jc w:val="both"/>
+        <w:rPr>
+          <w:rFonts w:ascii="Times New Roman" w:hAnsi="Times New Roman" w:cs="Times New Roman"/>
+          <w:sz w:val="22"/>
+          <w:szCs w:val="22"/>
+        </w:rPr>
+      </w:pPr>
+      <w:r>
+        <w:rPr>
+          <w:rFonts w:ascii="Times New Roman" w:hAnsi="Times New Roman" w:cs="Times New Roman"/>
+          <w:sz w:val="22"/>
+          <w:szCs w:val="22"/>
+        </w:rPr>
+        <w:t>Jose, S., &amp; Dollinger, J. (2019). Silvopasture: a sustainable livestock production system. </w:t>
       </w:r>
       <w:r>
         <w:rPr>
@@ -11980,33 +15673,15 @@
           <w:sz w:val="22"/>
           <w:szCs w:val="22"/>
         </w:rPr>
-        <w:t>93</w:t>
-      </w:r>
-      <w:r>
-        <w:rPr>
-          <w:rFonts w:ascii="Times New Roman" w:hAnsi="Times New Roman" w:cs="Times New Roman"/>
-          <w:sz w:val="22"/>
-          <w:szCs w:val="22"/>
-        </w:rPr>
-        <w:t>(1), 1-9.</w:t>
-      </w:r>
-    </w:p>
-    <w:p>
-      <w:pPr>
-        <w:jc w:val="both"/>
-        <w:rPr>
-          <w:rFonts w:ascii="Times New Roman" w:hAnsi="Times New Roman" w:cs="Times New Roman"/>
-          <w:sz w:val="22"/>
-          <w:szCs w:val="22"/>
-        </w:rPr>
-      </w:pPr>
-      <w:r>
-        <w:rPr>
-          <w:rFonts w:ascii="Times New Roman" w:hAnsi="Times New Roman" w:cs="Times New Roman"/>
-          <w:sz w:val="22"/>
-          <w:szCs w:val="22"/>
-        </w:rPr>
-        <w:t>Junginger, M., Faaij, A., &amp; Turkenburg, W. C. (2005). Global experience curves for wind farms. </w:t>
+        <w:t>Agroforestry systems</w:t>
+      </w:r>
+      <w:r>
+        <w:rPr>
+          <w:rFonts w:ascii="Times New Roman" w:hAnsi="Times New Roman" w:cs="Times New Roman"/>
+          <w:sz w:val="22"/>
+          <w:szCs w:val="22"/>
+        </w:rPr>
+        <w:t>, </w:t>
       </w:r>
       <w:r>
         <w:rPr>
@@ -12016,15 +15691,33 @@
           <w:sz w:val="22"/>
           <w:szCs w:val="22"/>
         </w:rPr>
-        <w:t>Energy policy</w:t>
-      </w:r>
-      <w:r>
-        <w:rPr>
-          <w:rFonts w:ascii="Times New Roman" w:hAnsi="Times New Roman" w:cs="Times New Roman"/>
-          <w:sz w:val="22"/>
-          <w:szCs w:val="22"/>
-        </w:rPr>
-        <w:t>, </w:t>
+        <w:t>93</w:t>
+      </w:r>
+      <w:r>
+        <w:rPr>
+          <w:rFonts w:ascii="Times New Roman" w:hAnsi="Times New Roman" w:cs="Times New Roman"/>
+          <w:sz w:val="22"/>
+          <w:szCs w:val="22"/>
+        </w:rPr>
+        <w:t>(1), 1-9.</w:t>
+      </w:r>
+    </w:p>
+    <w:p>
+      <w:pPr>
+        <w:jc w:val="both"/>
+        <w:rPr>
+          <w:rFonts w:ascii="Times New Roman" w:hAnsi="Times New Roman" w:cs="Times New Roman"/>
+          <w:sz w:val="22"/>
+          <w:szCs w:val="22"/>
+        </w:rPr>
+      </w:pPr>
+      <w:r>
+        <w:rPr>
+          <w:rFonts w:ascii="Times New Roman" w:hAnsi="Times New Roman" w:cs="Times New Roman"/>
+          <w:sz w:val="22"/>
+          <w:szCs w:val="22"/>
+        </w:rPr>
+        <w:t>Junginger, M., Faaij, A., &amp; Turkenburg, W. C. (2005). Global experience curves for wind farms. </w:t>
       </w:r>
       <w:r>
         <w:rPr>
@@ -12034,33 +15727,15 @@
           <w:sz w:val="22"/>
           <w:szCs w:val="22"/>
         </w:rPr>
-        <w:t>33</w:t>
-      </w:r>
-      <w:r>
-        <w:rPr>
-          <w:rFonts w:ascii="Times New Roman" w:hAnsi="Times New Roman" w:cs="Times New Roman"/>
-          <w:sz w:val="22"/>
-          <w:szCs w:val="22"/>
-        </w:rPr>
-        <w:t>(2), 133-150.</w:t>
-      </w:r>
-    </w:p>
-    <w:p>
-      <w:pPr>
-        <w:jc w:val="both"/>
-        <w:rPr>
-          <w:rFonts w:ascii="Times New Roman" w:hAnsi="Times New Roman" w:cs="Times New Roman"/>
-          <w:sz w:val="22"/>
-          <w:szCs w:val="22"/>
-        </w:rPr>
-      </w:pPr>
-      <w:r>
-        <w:rPr>
-          <w:rFonts w:ascii="Times New Roman" w:hAnsi="Times New Roman" w:cs="Times New Roman"/>
-          <w:sz w:val="22"/>
-          <w:szCs w:val="22"/>
-        </w:rPr>
-        <w:t>Lehr, U., &amp; Lutz, C. (2019). Macro-econometric and structural models. In </w:t>
+        <w:t>Energy policy</w:t>
+      </w:r>
+      <w:r>
+        <w:rPr>
+          <w:rFonts w:ascii="Times New Roman" w:hAnsi="Times New Roman" w:cs="Times New Roman"/>
+          <w:sz w:val="22"/>
+          <w:szCs w:val="22"/>
+        </w:rPr>
+        <w:t>, </w:t>
       </w:r>
       <w:r>
         <w:rPr>
@@ -12070,73 +15745,33 @@
           <w:sz w:val="22"/>
           <w:szCs w:val="22"/>
         </w:rPr>
-        <w:t>Routledge handbook of energy economics</w:t>
-      </w:r>
-      <w:r>
-        <w:rPr>
-          <w:rFonts w:ascii="Times New Roman" w:hAnsi="Times New Roman" w:cs="Times New Roman"/>
-          <w:sz w:val="22"/>
-          <w:szCs w:val="22"/>
-        </w:rPr>
-        <w:t> (pp. 473-481). Routledge.</w:t>
-      </w:r>
-    </w:p>
-    <w:p>
-      <w:pPr>
-        <w:jc w:val="both"/>
-        <w:rPr>
-          <w:rFonts w:ascii="Times New Roman" w:hAnsi="Times New Roman" w:cs="Times New Roman"/>
-          <w:sz w:val="22"/>
-          <w:szCs w:val="22"/>
-        </w:rPr>
-      </w:pPr>
-      <w:r>
-        <w:rPr>
-          <w:rFonts w:ascii="Times New Roman" w:hAnsi="Times New Roman" w:cs="Times New Roman"/>
-          <w:sz w:val="22"/>
-          <w:szCs w:val="22"/>
-        </w:rPr>
-        <w:t>Lempert</w:t>
-      </w:r>
-      <w:r>
-        <w:rPr>
-          <w:rFonts w:ascii="Times New Roman" w:hAnsi="Times New Roman" w:cs="Times New Roman"/>
-          <w:sz w:val="22"/>
-          <w:szCs w:val="22"/>
-        </w:rPr>
-        <w:t xml:space="preserve">, </w:t>
-      </w:r>
-      <w:r>
-        <w:rPr>
-          <w:rFonts w:ascii="Times New Roman" w:hAnsi="Times New Roman" w:cs="Times New Roman"/>
-          <w:sz w:val="22"/>
-          <w:szCs w:val="22"/>
-        </w:rPr>
-        <w:t>R</w:t>
-      </w:r>
-      <w:r>
-        <w:rPr>
-          <w:rFonts w:ascii="Times New Roman" w:hAnsi="Times New Roman" w:cs="Times New Roman"/>
-          <w:sz w:val="22"/>
-          <w:szCs w:val="22"/>
-        </w:rPr>
-        <w:t xml:space="preserve">. (2025). </w:t>
-      </w:r>
-      <w:r>
-        <w:rPr>
-          <w:rFonts w:ascii="Times New Roman" w:hAnsi="Times New Roman" w:cs="Times New Roman"/>
-          <w:sz w:val="22"/>
-          <w:szCs w:val="22"/>
-        </w:rPr>
-        <w:t>Uncertainty in Climate Change Research: An Integrated Approach</w:t>
-      </w:r>
-      <w:r>
-        <w:rPr>
-          <w:rFonts w:ascii="Times New Roman" w:hAnsi="Times New Roman" w:cs="Times New Roman"/>
-          <w:sz w:val="22"/>
-          <w:szCs w:val="22"/>
-        </w:rPr>
-        <w:t xml:space="preserve">, </w:t>
+        <w:t>33</w:t>
+      </w:r>
+      <w:r>
+        <w:rPr>
+          <w:rFonts w:ascii="Times New Roman" w:hAnsi="Times New Roman" w:cs="Times New Roman"/>
+          <w:sz w:val="22"/>
+          <w:szCs w:val="22"/>
+        </w:rPr>
+        <w:t>(2), 133-150.</w:t>
+      </w:r>
+    </w:p>
+    <w:p>
+      <w:pPr>
+        <w:jc w:val="both"/>
+        <w:rPr>
+          <w:rFonts w:ascii="Times New Roman" w:hAnsi="Times New Roman" w:cs="Times New Roman"/>
+          <w:sz w:val="22"/>
+          <w:szCs w:val="22"/>
+        </w:rPr>
+      </w:pPr>
+      <w:r>
+        <w:rPr>
+          <w:rFonts w:ascii="Times New Roman" w:hAnsi="Times New Roman" w:cs="Times New Roman"/>
+          <w:sz w:val="22"/>
+          <w:szCs w:val="22"/>
+        </w:rPr>
+        <w:t>Lehr, U., &amp; Lutz, C. (2019). Macro-econometric and structural models. In </w:t>
       </w:r>
       <w:r>
         <w:rPr>
@@ -12146,7 +15781,73 @@
           <w:sz w:val="22"/>
           <w:szCs w:val="22"/>
         </w:rPr>
-        <w:t>Supporting</w:t>
+        <w:t>Routledge handbook of energy economics</w:t>
+      </w:r>
+      <w:r>
+        <w:rPr>
+          <w:rFonts w:ascii="Times New Roman" w:hAnsi="Times New Roman" w:cs="Times New Roman"/>
+          <w:sz w:val="22"/>
+          <w:szCs w:val="22"/>
+        </w:rPr>
+        <w:t> (pp. 473-481). Routledge.</w:t>
+      </w:r>
+    </w:p>
+    <w:p>
+      <w:pPr>
+        <w:jc w:val="both"/>
+        <w:rPr>
+          <w:rFonts w:ascii="Times New Roman" w:hAnsi="Times New Roman" w:cs="Times New Roman"/>
+          <w:sz w:val="22"/>
+          <w:szCs w:val="22"/>
+        </w:rPr>
+      </w:pPr>
+      <w:r>
+        <w:rPr>
+          <w:rFonts w:ascii="Times New Roman" w:hAnsi="Times New Roman" w:cs="Times New Roman"/>
+          <w:sz w:val="22"/>
+          <w:szCs w:val="22"/>
+        </w:rPr>
+        <w:t>Lempert</w:t>
+      </w:r>
+      <w:r>
+        <w:rPr>
+          <w:rFonts w:ascii="Times New Roman" w:hAnsi="Times New Roman" w:cs="Times New Roman"/>
+          <w:sz w:val="22"/>
+          <w:szCs w:val="22"/>
+        </w:rPr>
+        <w:t xml:space="preserve">, </w:t>
+      </w:r>
+      <w:r>
+        <w:rPr>
+          <w:rFonts w:ascii="Times New Roman" w:hAnsi="Times New Roman" w:cs="Times New Roman"/>
+          <w:sz w:val="22"/>
+          <w:szCs w:val="22"/>
+        </w:rPr>
+        <w:t>R</w:t>
+      </w:r>
+      <w:r>
+        <w:rPr>
+          <w:rFonts w:ascii="Times New Roman" w:hAnsi="Times New Roman" w:cs="Times New Roman"/>
+          <w:sz w:val="22"/>
+          <w:szCs w:val="22"/>
+        </w:rPr>
+        <w:t xml:space="preserve">. (2025). </w:t>
+      </w:r>
+      <w:r>
+        <w:rPr>
+          <w:rFonts w:ascii="Times New Roman" w:hAnsi="Times New Roman" w:cs="Times New Roman"/>
+          <w:sz w:val="22"/>
+          <w:szCs w:val="22"/>
+        </w:rPr>
+        <w:t>Uncertainty in Climate Change Research: An Integrated Approach</w:t>
+      </w:r>
+      <w:r>
+        <w:rPr>
+          <w:rFonts w:ascii="Times New Roman" w:hAnsi="Times New Roman" w:cs="Times New Roman"/>
+          <w:sz w:val="22"/>
+          <w:szCs w:val="22"/>
+        </w:rPr>
+        <w:t xml:space="preserve">, </w:t>
       </w:r>
       <w:r>
         <w:rPr>
@@ -12156,7 +15857,7 @@
           <w:sz w:val="22"/>
           <w:szCs w:val="22"/>
         </w:rPr>
-        <w:t xml:space="preserve"> </w:t>
+        <w:t>Supporting</w:t>
       </w:r>
       <w:r>
         <w:rPr>
@@ -12166,7 +15867,7 @@
           <w:sz w:val="22"/>
           <w:szCs w:val="22"/>
         </w:rPr>
-        <w:t>Climate-Related</w:t>
+        <w:t xml:space="preserve"> </w:t>
       </w:r>
       <w:r>
         <w:rPr>
@@ -12176,7 +15877,7 @@
           <w:sz w:val="22"/>
           <w:szCs w:val="22"/>
         </w:rPr>
-        <w:t xml:space="preserve"> </w:t>
+        <w:t>Climate-Related</w:t>
       </w:r>
       <w:r>
         <w:rPr>
@@ -12186,7 +15887,7 @@
           <w:sz w:val="22"/>
           <w:szCs w:val="22"/>
         </w:rPr>
-        <w:t>Decisions</w:t>
+        <w:t xml:space="preserve"> </w:t>
       </w:r>
       <w:r>
         <w:rPr>
@@ -12196,7 +15897,7 @@
           <w:sz w:val="22"/>
           <w:szCs w:val="22"/>
         </w:rPr>
-        <w:t xml:space="preserve"> </w:t>
+        <w:t>Decisions</w:t>
       </w:r>
       <w:r>
         <w:rPr>
@@ -12206,7 +15907,7 @@
           <w:sz w:val="22"/>
           <w:szCs w:val="22"/>
         </w:rPr>
-        <w:t>Under</w:t>
+        <w:t xml:space="preserve"> </w:t>
       </w:r>
       <w:r>
         <w:rPr>
@@ -12216,7 +15917,7 @@
           <w:sz w:val="22"/>
           <w:szCs w:val="22"/>
         </w:rPr>
-        <w:t xml:space="preserve"> </w:t>
+        <w:t>Under</w:t>
       </w:r>
       <w:r>
         <w:rPr>
@@ -12226,81 +15927,7 @@
           <w:sz w:val="22"/>
           <w:szCs w:val="22"/>
         </w:rPr>
-        <w:t xml:space="preserve">Uncertainty </w:t>
-      </w:r>
-      <w:r>
-        <w:rPr>
-          <w:rFonts w:ascii="Times New Roman" w:hAnsi="Times New Roman" w:cs="Times New Roman"/>
-          <w:sz w:val="22"/>
-          <w:szCs w:val="22"/>
-        </w:rPr>
-        <w:t xml:space="preserve">(pp. </w:t>
-      </w:r>
-      <w:r>
-        <w:rPr>
-          <w:rFonts w:ascii="Times New Roman" w:hAnsi="Times New Roman" w:cs="Times New Roman"/>
-          <w:sz w:val="22"/>
-          <w:szCs w:val="22"/>
-        </w:rPr>
-        <w:t>31</w:t>
-      </w:r>
-      <w:r>
-        <w:rPr>
-          <w:rFonts w:ascii="Times New Roman" w:hAnsi="Times New Roman" w:cs="Times New Roman"/>
-          <w:sz w:val="22"/>
-          <w:szCs w:val="22"/>
-        </w:rPr>
-        <w:t>-</w:t>
-      </w:r>
-      <w:r>
-        <w:rPr>
-          <w:rFonts w:ascii="Times New Roman" w:hAnsi="Times New Roman" w:cs="Times New Roman"/>
-          <w:sz w:val="22"/>
-          <w:szCs w:val="22"/>
-        </w:rPr>
-        <w:t>46</w:t>
-      </w:r>
-      <w:r>
-        <w:rPr>
-          <w:rFonts w:ascii="Times New Roman" w:hAnsi="Times New Roman" w:cs="Times New Roman"/>
-          <w:sz w:val="22"/>
-          <w:szCs w:val="22"/>
-        </w:rPr>
-        <w:t xml:space="preserve">). </w:t>
-      </w:r>
-      <w:r>
-        <w:rPr>
-          <w:rFonts w:ascii="Times New Roman" w:hAnsi="Times New Roman" w:cs="Times New Roman"/>
-          <w:sz w:val="22"/>
-          <w:szCs w:val="22"/>
-        </w:rPr>
-        <w:t>Springer Nature</w:t>
-      </w:r>
-      <w:r>
-        <w:rPr>
-          <w:rFonts w:ascii="Times New Roman" w:hAnsi="Times New Roman" w:cs="Times New Roman"/>
-          <w:sz w:val="22"/>
-          <w:szCs w:val="22"/>
-        </w:rPr>
-        <w:t>.</w:t>
-      </w:r>
-    </w:p>
-    <w:p>
-      <w:pPr>
-        <w:jc w:val="both"/>
-        <w:rPr>
-          <w:rFonts w:ascii="Times New Roman" w:hAnsi="Times New Roman" w:cs="Times New Roman"/>
-          <w:sz w:val="22"/>
-          <w:szCs w:val="22"/>
-        </w:rPr>
-      </w:pPr>
-      <w:r>
-        <w:rPr>
-          <w:rFonts w:ascii="Times New Roman" w:hAnsi="Times New Roman" w:cs="Times New Roman"/>
-          <w:sz w:val="22"/>
-          <w:szCs w:val="22"/>
-        </w:rPr>
-        <w:t>Mearns, L. O., Forest, C. E., Fowler, H. J., Lempert, R., &amp; Wilby, R. L. (Eds.). (2025). </w:t>
+        <w:t xml:space="preserve"> </w:t>
       </w:r>
       <w:r>
         <w:rPr>
@@ -12310,33 +15937,81 @@
           <w:sz w:val="22"/>
           <w:szCs w:val="22"/>
         </w:rPr>
-        <w:t>Uncertainty in Climate Change Research: An Integrated Approach</w:t>
-      </w:r>
-      <w:r>
-        <w:rPr>
-          <w:rFonts w:ascii="Times New Roman" w:hAnsi="Times New Roman" w:cs="Times New Roman"/>
-          <w:sz w:val="22"/>
-          <w:szCs w:val="22"/>
-        </w:rPr>
-        <w:t>. Springer Nature.</w:t>
-      </w:r>
-    </w:p>
-    <w:p>
-      <w:pPr>
-        <w:jc w:val="both"/>
-        <w:rPr>
-          <w:rFonts w:ascii="Times New Roman" w:hAnsi="Times New Roman" w:cs="Times New Roman"/>
-          <w:sz w:val="22"/>
-          <w:szCs w:val="22"/>
-        </w:rPr>
-      </w:pPr>
-      <w:r>
-        <w:rPr>
-          <w:rFonts w:ascii="Times New Roman" w:hAnsi="Times New Roman" w:cs="Times New Roman"/>
-          <w:sz w:val="22"/>
-          <w:szCs w:val="22"/>
-        </w:rPr>
-        <w:t>Liu, Y., Salman, A., Khan, K., Mahmood, C. K., Ramos-Meza, C. S., Jain, V., &amp; Shabbir, M. S. (2025). The effect of green energy production, green technological innovation, green international trade, on ecological footprints. </w:t>
+        <w:t xml:space="preserve">Uncertainty </w:t>
+      </w:r>
+      <w:r>
+        <w:rPr>
+          <w:rFonts w:ascii="Times New Roman" w:hAnsi="Times New Roman" w:cs="Times New Roman"/>
+          <w:sz w:val="22"/>
+          <w:szCs w:val="22"/>
+        </w:rPr>
+        <w:t xml:space="preserve">(pp. </w:t>
+      </w:r>
+      <w:r>
+        <w:rPr>
+          <w:rFonts w:ascii="Times New Roman" w:hAnsi="Times New Roman" w:cs="Times New Roman"/>
+          <w:sz w:val="22"/>
+          <w:szCs w:val="22"/>
+        </w:rPr>
+        <w:t>31</w:t>
+      </w:r>
+      <w:r>
+        <w:rPr>
+          <w:rFonts w:ascii="Times New Roman" w:hAnsi="Times New Roman" w:cs="Times New Roman"/>
+          <w:sz w:val="22"/>
+          <w:szCs w:val="22"/>
+        </w:rPr>
+        <w:t>-</w:t>
+      </w:r>
+      <w:r>
+        <w:rPr>
+          <w:rFonts w:ascii="Times New Roman" w:hAnsi="Times New Roman" w:cs="Times New Roman"/>
+          <w:sz w:val="22"/>
+          <w:szCs w:val="22"/>
+        </w:rPr>
+        <w:t>46</w:t>
+      </w:r>
+      <w:r>
+        <w:rPr>
+          <w:rFonts w:ascii="Times New Roman" w:hAnsi="Times New Roman" w:cs="Times New Roman"/>
+          <w:sz w:val="22"/>
+          <w:szCs w:val="22"/>
+        </w:rPr>
+        <w:t xml:space="preserve">). </w:t>
+      </w:r>
+      <w:r>
+        <w:rPr>
+          <w:rFonts w:ascii="Times New Roman" w:hAnsi="Times New Roman" w:cs="Times New Roman"/>
+          <w:sz w:val="22"/>
+          <w:szCs w:val="22"/>
+        </w:rPr>
+        <w:t>Springer Nature</w:t>
+      </w:r>
+      <w:r>
+        <w:rPr>
+          <w:rFonts w:ascii="Times New Roman" w:hAnsi="Times New Roman" w:cs="Times New Roman"/>
+          <w:sz w:val="22"/>
+          <w:szCs w:val="22"/>
+        </w:rPr>
+        <w:t>.</w:t>
+      </w:r>
+    </w:p>
+    <w:p>
+      <w:pPr>
+        <w:jc w:val="both"/>
+        <w:rPr>
+          <w:rFonts w:ascii="Times New Roman" w:hAnsi="Times New Roman" w:cs="Times New Roman"/>
+          <w:sz w:val="22"/>
+          <w:szCs w:val="22"/>
+        </w:rPr>
+      </w:pPr>
+      <w:r>
+        <w:rPr>
+          <w:rFonts w:ascii="Times New Roman" w:hAnsi="Times New Roman" w:cs="Times New Roman"/>
+          <w:sz w:val="22"/>
+          <w:szCs w:val="22"/>
+        </w:rPr>
+        <w:t>Mearns, L. O., Forest, C. E., Fowler, H. J., Lempert, R., &amp; Wilby, R. L. (Eds.). (2025). </w:t>
       </w:r>
       <w:r>
         <w:rPr>
@@ -12346,15 +16021,34 @@
           <w:sz w:val="22"/>
           <w:szCs w:val="22"/>
         </w:rPr>
-        <w:t>Environment, Development and Sustainability</w:t>
-      </w:r>
-      <w:r>
-        <w:rPr>
-          <w:rFonts w:ascii="Times New Roman" w:hAnsi="Times New Roman" w:cs="Times New Roman"/>
-          <w:sz w:val="22"/>
-          <w:szCs w:val="22"/>
-        </w:rPr>
-        <w:t>, </w:t>
+        <w:t>Uncertainty in Climate Change Research: An Integrated Approach</w:t>
+      </w:r>
+      <w:r>
+        <w:rPr>
+          <w:rFonts w:ascii="Times New Roman" w:hAnsi="Times New Roman" w:cs="Times New Roman"/>
+          <w:sz w:val="22"/>
+          <w:szCs w:val="22"/>
+        </w:rPr>
+        <w:t>. Springer Nature.</w:t>
+      </w:r>
+    </w:p>
+    <w:p>
+      <w:pPr>
+        <w:jc w:val="both"/>
+        <w:rPr>
+          <w:rFonts w:ascii="Times New Roman" w:hAnsi="Times New Roman" w:cs="Times New Roman"/>
+          <w:sz w:val="22"/>
+          <w:szCs w:val="22"/>
+        </w:rPr>
+      </w:pPr>
+      <w:r>
+        <w:rPr>
+          <w:rFonts w:ascii="Times New Roman" w:hAnsi="Times New Roman" w:cs="Times New Roman"/>
+          <w:sz w:val="22"/>
+          <w:szCs w:val="22"/>
+        </w:rPr>
+        <w:lastRenderedPageBreak/>
+        <w:t>Liu, Y., Salman, A., Khan, K., Mahmood, C. K., Ramos-Meza, C. S., Jain, V., &amp; Shabbir, M. S. (2025). The effect of green energy production, green technological innovation, green international trade, on ecological footprints. </w:t>
       </w:r>
       <w:r>
         <w:rPr>
@@ -12364,6 +16058,24 @@
           <w:sz w:val="22"/>
           <w:szCs w:val="22"/>
         </w:rPr>
+        <w:t>Environment, Development and Sustainability</w:t>
+      </w:r>
+      <w:r>
+        <w:rPr>
+          <w:rFonts w:ascii="Times New Roman" w:hAnsi="Times New Roman" w:cs="Times New Roman"/>
+          <w:sz w:val="22"/>
+          <w:szCs w:val="22"/>
+        </w:rPr>
+        <w:t>, </w:t>
+      </w:r>
+      <w:r>
+        <w:rPr>
+          <w:rFonts w:ascii="Times New Roman" w:hAnsi="Times New Roman" w:cs="Times New Roman"/>
+          <w:i/>
+          <w:iCs/>
+          <w:sz w:val="22"/>
+          <w:szCs w:val="22"/>
+        </w:rPr>
         <w:t>27</w:t>
       </w:r>
       <w:r>
@@ -12390,7 +16102,6 @@
           <w:sz w:val="22"/>
           <w:szCs w:val="22"/>
         </w:rPr>
-        <w:lastRenderedPageBreak/>
         <w:t>Marchau, V. A. W. J., Walker, W. E., Bloemen, P. J. T. M., &amp; Popper, S. W. (2019). Decision making under deep uncertainty: from theory to practice. </w:t>
       </w:r>
     </w:p>
@@ -14383,6 +18094,7 @@
   <w:style w:type="character" w:default="1" w:styleId="DefaultParagraphFont">
     <w:name w:val="Default Paragraph Font"/>
     <w:uiPriority w:val="1"/>
+    <w:semiHidden/>
     <w:unhideWhenUsed/>
   </w:style>
   <w:style w:type="table" w:default="1" w:styleId="TableNormal">

--- a/Paper/Drafts/Paper (draft).docx
+++ b/Paper/Drafts/Paper (draft).docx
@@ -25,14 +25,32 @@
         <w:rPr>
           <w:sz w:val="24"/>
           <w:szCs w:val="24"/>
+          <w:lang w:val="pt-BR"/>
         </w:rPr>
       </w:pPr>
       <w:r>
         <w:rPr>
           <w:sz w:val="24"/>
           <w:szCs w:val="24"/>
+          <w:lang w:val="pt-BR"/>
         </w:rPr>
         <w:t>Fernando Esteves</w:t>
+      </w:r>
+      <w:r>
+        <w:rPr>
+          <w:sz w:val="24"/>
+          <w:szCs w:val="24"/>
+          <w:lang w:val="pt-BR"/>
+        </w:rPr>
+        <w:t>, James Syme, a</w:t>
+      </w:r>
+      <w:r>
+        <w:rPr>
+          <w:sz w:val="24"/>
+          <w:szCs w:val="24"/>
+          <w:lang w:val="pt-BR"/>
+        </w:rPr>
+        <w:t>nd Edmundo Molina</w:t>
       </w:r>
     </w:p>
     <w:p>
@@ -6766,7 +6784,7 @@
           <w:sz w:val="22"/>
           <w:szCs w:val="22"/>
         </w:rPr>
-        <w:t xml:space="preserve">  As technologies scale up, reduced equipment costs relative to installation </w:t>
+        <w:t xml:space="preserve">As technologies scale up, reduced equipment costs relative to installation </w:t>
       </w:r>
       <w:r>
         <w:rPr>
@@ -7344,6 +7362,321 @@
           <w:szCs w:val="22"/>
         </w:rPr>
       </w:pPr>
+      <w:r>
+        <w:rPr>
+          <w:rFonts w:ascii="Times New Roman" w:hAnsi="Times New Roman" w:cs="Times New Roman"/>
+          <w:sz w:val="22"/>
+          <w:szCs w:val="22"/>
+        </w:rPr>
+        <w:t xml:space="preserve">For our employment analysis, </w:t>
+      </w:r>
+      <w:r>
+        <w:rPr>
+          <w:rFonts w:ascii="Times New Roman" w:hAnsi="Times New Roman" w:cs="Times New Roman"/>
+          <w:sz w:val="22"/>
+          <w:szCs w:val="22"/>
+        </w:rPr>
+        <w:t>we use</w:t>
+      </w:r>
+      <w:r>
+        <w:rPr>
+          <w:rFonts w:ascii="Times New Roman" w:hAnsi="Times New Roman" w:cs="Times New Roman"/>
+          <w:sz w:val="22"/>
+          <w:szCs w:val="22"/>
+        </w:rPr>
+        <w:t xml:space="preserve"> </w:t>
+      </w:r>
+      <w:r>
+        <w:rPr>
+          <w:rFonts w:ascii="Times New Roman" w:hAnsi="Times New Roman" w:cs="Times New Roman"/>
+          <w:sz w:val="22"/>
+          <w:szCs w:val="22"/>
+        </w:rPr>
+        <w:t>a macroeconometric multi-regional input-output model</w:t>
+      </w:r>
+      <w:r>
+        <w:rPr>
+          <w:rFonts w:ascii="Times New Roman" w:hAnsi="Times New Roman" w:cs="Times New Roman"/>
+          <w:sz w:val="22"/>
+          <w:szCs w:val="22"/>
+        </w:rPr>
+        <w:t xml:space="preserve"> (</w:t>
+      </w:r>
+      <w:r>
+        <w:rPr>
+          <w:rFonts w:ascii="Times New Roman" w:hAnsi="Times New Roman" w:cs="Times New Roman"/>
+          <w:sz w:val="22"/>
+          <w:szCs w:val="22"/>
+        </w:rPr>
+        <w:t>MINDSET</w:t>
+      </w:r>
+      <w:r>
+        <w:rPr>
+          <w:rFonts w:ascii="Times New Roman" w:hAnsi="Times New Roman" w:cs="Times New Roman"/>
+          <w:sz w:val="22"/>
+          <w:szCs w:val="22"/>
+        </w:rPr>
+        <w:t xml:space="preserve"> 1.0</w:t>
+      </w:r>
+      <w:r>
+        <w:rPr>
+          <w:rStyle w:val="FootnoteReference"/>
+          <w:rFonts w:ascii="Times New Roman" w:hAnsi="Times New Roman" w:cs="Times New Roman"/>
+          <w:sz w:val="22"/>
+          <w:szCs w:val="22"/>
+        </w:rPr>
+        <w:footnoteReference w:id="4"/>
+      </w:r>
+      <w:r>
+        <w:rPr>
+          <w:rFonts w:ascii="Times New Roman" w:hAnsi="Times New Roman" w:cs="Times New Roman"/>
+          <w:sz w:val="22"/>
+          <w:szCs w:val="22"/>
+        </w:rPr>
+        <w:t>)</w:t>
+      </w:r>
+      <w:r>
+        <w:rPr>
+          <w:rFonts w:ascii="Times New Roman" w:hAnsi="Times New Roman" w:cs="Times New Roman"/>
+          <w:sz w:val="22"/>
+          <w:szCs w:val="22"/>
+        </w:rPr>
+        <w:t xml:space="preserve"> </w:t>
+      </w:r>
+      <w:r>
+        <w:rPr>
+          <w:rFonts w:ascii="Times New Roman" w:hAnsi="Times New Roman" w:cs="Times New Roman"/>
+          <w:sz w:val="22"/>
+          <w:szCs w:val="22"/>
+        </w:rPr>
+        <w:t xml:space="preserve">that provides </w:t>
+      </w:r>
+      <w:r>
+        <w:rPr>
+          <w:rFonts w:ascii="Times New Roman" w:hAnsi="Times New Roman" w:cs="Times New Roman"/>
+          <w:sz w:val="22"/>
+          <w:szCs w:val="22"/>
+        </w:rPr>
+        <w:t>policy and climate impact scenarios</w:t>
+      </w:r>
+      <w:r>
+        <w:rPr>
+          <w:rFonts w:ascii="Times New Roman" w:hAnsi="Times New Roman" w:cs="Times New Roman"/>
+          <w:sz w:val="22"/>
+          <w:szCs w:val="22"/>
+        </w:rPr>
+        <w:t xml:space="preserve"> </w:t>
+      </w:r>
+      <w:r>
+        <w:rPr>
+          <w:rFonts w:ascii="Times New Roman" w:hAnsi="Times New Roman" w:cs="Times New Roman"/>
+          <w:sz w:val="22"/>
+          <w:szCs w:val="22"/>
+        </w:rPr>
+        <w:t>at the country and sectoral levels</w:t>
+      </w:r>
+      <w:r>
+        <w:rPr>
+          <w:rStyle w:val="FootnoteReference"/>
+          <w:rFonts w:ascii="Times New Roman" w:hAnsi="Times New Roman" w:cs="Times New Roman"/>
+          <w:sz w:val="22"/>
+          <w:szCs w:val="22"/>
+        </w:rPr>
+        <w:footnoteReference w:id="5"/>
+      </w:r>
+      <w:r>
+        <w:rPr>
+          <w:rFonts w:ascii="Times New Roman" w:hAnsi="Times New Roman" w:cs="Times New Roman"/>
+          <w:sz w:val="22"/>
+          <w:szCs w:val="22"/>
+        </w:rPr>
+        <w:t xml:space="preserve"> </w:t>
+      </w:r>
+      <w:r>
+        <w:rPr>
+          <w:rFonts w:ascii="Times New Roman" w:hAnsi="Times New Roman" w:cs="Times New Roman"/>
+          <w:sz w:val="22"/>
+          <w:szCs w:val="22"/>
+        </w:rPr>
+        <w:t xml:space="preserve">(Dorband et al., </w:t>
+      </w:r>
+      <w:r>
+        <w:rPr>
+          <w:rFonts w:ascii="Times New Roman" w:hAnsi="Times New Roman" w:cs="Times New Roman"/>
+          <w:sz w:val="22"/>
+          <w:szCs w:val="22"/>
+        </w:rPr>
+        <w:t>forthcoming</w:t>
+      </w:r>
+      <w:r>
+        <w:rPr>
+          <w:rFonts w:ascii="Times New Roman" w:hAnsi="Times New Roman" w:cs="Times New Roman"/>
+          <w:sz w:val="22"/>
+          <w:szCs w:val="22"/>
+        </w:rPr>
+        <w:t>)</w:t>
+      </w:r>
+      <w:r>
+        <w:rPr>
+          <w:rFonts w:ascii="Times New Roman" w:hAnsi="Times New Roman" w:cs="Times New Roman"/>
+          <w:sz w:val="22"/>
+          <w:szCs w:val="22"/>
+        </w:rPr>
+        <w:t>.</w:t>
+      </w:r>
+      <w:r>
+        <w:rPr>
+          <w:rFonts w:ascii="Times New Roman" w:hAnsi="Times New Roman" w:cs="Times New Roman"/>
+          <w:sz w:val="22"/>
+          <w:szCs w:val="22"/>
+        </w:rPr>
+        <w:t xml:space="preserve"> MINDSET operates </w:t>
+      </w:r>
+      <w:r>
+        <w:rPr>
+          <w:rFonts w:ascii="Times New Roman" w:hAnsi="Times New Roman" w:cs="Times New Roman"/>
+          <w:sz w:val="22"/>
+          <w:szCs w:val="22"/>
+        </w:rPr>
+        <w:t>on</w:t>
+      </w:r>
+      <w:r>
+        <w:rPr>
+          <w:rFonts w:ascii="Times New Roman" w:hAnsi="Times New Roman" w:cs="Times New Roman"/>
+          <w:sz w:val="22"/>
+          <w:szCs w:val="22"/>
+        </w:rPr>
+        <w:t xml:space="preserve"> the GLORIA database</w:t>
+      </w:r>
+      <w:r>
+        <w:rPr>
+          <w:rStyle w:val="FootnoteReference"/>
+          <w:rFonts w:ascii="Times New Roman" w:hAnsi="Times New Roman" w:cs="Times New Roman"/>
+          <w:sz w:val="22"/>
+          <w:szCs w:val="22"/>
+        </w:rPr>
+        <w:footnoteReference w:id="6"/>
+      </w:r>
+      <w:r>
+        <w:rPr>
+          <w:rFonts w:ascii="Times New Roman" w:hAnsi="Times New Roman" w:cs="Times New Roman"/>
+          <w:sz w:val="22"/>
+          <w:szCs w:val="22"/>
+        </w:rPr>
+        <w:t>, which covers</w:t>
+      </w:r>
+      <w:r>
+        <w:rPr>
+          <w:rFonts w:ascii="Times New Roman" w:hAnsi="Times New Roman" w:cs="Times New Roman"/>
+          <w:sz w:val="22"/>
+          <w:szCs w:val="22"/>
+        </w:rPr>
+        <w:t xml:space="preserve"> </w:t>
+      </w:r>
+      <w:r>
+        <w:rPr>
+          <w:rFonts w:ascii="Times New Roman" w:hAnsi="Times New Roman" w:cs="Times New Roman"/>
+          <w:sz w:val="22"/>
+          <w:szCs w:val="22"/>
+        </w:rPr>
+        <w:t>bilateral trade flows</w:t>
+      </w:r>
+      <w:r>
+        <w:rPr>
+          <w:rFonts w:ascii="Times New Roman" w:hAnsi="Times New Roman" w:cs="Times New Roman"/>
+          <w:sz w:val="22"/>
+          <w:szCs w:val="22"/>
+        </w:rPr>
+        <w:t xml:space="preserve"> and transactions</w:t>
+      </w:r>
+      <w:r>
+        <w:rPr>
+          <w:rFonts w:ascii="Times New Roman" w:hAnsi="Times New Roman" w:cs="Times New Roman"/>
+          <w:sz w:val="22"/>
+          <w:szCs w:val="22"/>
+        </w:rPr>
+        <w:t xml:space="preserve"> within and between</w:t>
+      </w:r>
+      <w:r>
+        <w:rPr>
+          <w:rFonts w:ascii="Times New Roman" w:hAnsi="Times New Roman" w:cs="Times New Roman"/>
+          <w:sz w:val="22"/>
+          <w:szCs w:val="22"/>
+        </w:rPr>
+        <w:t xml:space="preserve"> </w:t>
+      </w:r>
+      <w:r>
+        <w:rPr>
+          <w:rFonts w:ascii="Times New Roman" w:hAnsi="Times New Roman" w:cs="Times New Roman"/>
+          <w:sz w:val="22"/>
+          <w:szCs w:val="22"/>
+        </w:rPr>
+        <w:t>16</w:t>
+      </w:r>
+      <w:r>
+        <w:rPr>
+          <w:rFonts w:ascii="Times New Roman" w:hAnsi="Times New Roman" w:cs="Times New Roman"/>
+          <w:sz w:val="22"/>
+          <w:szCs w:val="22"/>
+        </w:rPr>
+        <w:t>3 regions</w:t>
+      </w:r>
+      <w:r>
+        <w:rPr>
+          <w:rFonts w:ascii="Times New Roman" w:hAnsi="Times New Roman" w:cs="Times New Roman"/>
+          <w:sz w:val="22"/>
+          <w:szCs w:val="22"/>
+        </w:rPr>
+        <w:t xml:space="preserve"> across</w:t>
+      </w:r>
+      <w:r>
+        <w:rPr>
+          <w:rFonts w:ascii="Times New Roman" w:hAnsi="Times New Roman" w:cs="Times New Roman"/>
+          <w:sz w:val="22"/>
+          <w:szCs w:val="22"/>
+        </w:rPr>
+        <w:t xml:space="preserve"> 120 sectors</w:t>
+      </w:r>
+      <w:r>
+        <w:rPr>
+          <w:rFonts w:ascii="Times New Roman" w:hAnsi="Times New Roman" w:cs="Times New Roman"/>
+          <w:sz w:val="22"/>
+          <w:szCs w:val="22"/>
+        </w:rPr>
+        <w:t xml:space="preserve"> sourced in the year 2019</w:t>
+      </w:r>
+      <w:r>
+        <w:rPr>
+          <w:rFonts w:ascii="Times New Roman" w:hAnsi="Times New Roman" w:cs="Times New Roman"/>
+          <w:sz w:val="22"/>
+          <w:szCs w:val="22"/>
+        </w:rPr>
+        <w:t xml:space="preserve"> </w:t>
+      </w:r>
+      <w:r>
+        <w:rPr>
+          <w:rFonts w:ascii="Times New Roman" w:hAnsi="Times New Roman" w:cs="Times New Roman"/>
+          <w:sz w:val="22"/>
+          <w:szCs w:val="22"/>
+        </w:rPr>
+        <w:t xml:space="preserve">in the </w:t>
+      </w:r>
+      <w:r>
+        <w:rPr>
+          <w:rFonts w:ascii="Times New Roman" w:hAnsi="Times New Roman" w:cs="Times New Roman"/>
+          <w:sz w:val="22"/>
+          <w:szCs w:val="22"/>
+        </w:rPr>
+        <w:t>version used</w:t>
+      </w:r>
+      <w:r>
+        <w:rPr>
+          <w:rFonts w:ascii="Times New Roman" w:hAnsi="Times New Roman" w:cs="Times New Roman"/>
+          <w:sz w:val="22"/>
+          <w:szCs w:val="22"/>
+        </w:rPr>
+        <w:t>.</w:t>
+      </w:r>
     </w:p>
     <w:p>
       <w:pPr>
@@ -7361,7 +7694,651 @@
           <w:sz w:val="22"/>
           <w:szCs w:val="22"/>
         </w:rPr>
-        <w:t>To estimate the employment impacts of the climate investments, we use MINDSET, a macroeconometric multi-regional input-output model developed by the World Bank Group to evaluate how climate, trade and other development policies affect macroeconomic, sectoral, and labor market outcomes (Dorband et al., 2025). The</w:t>
+        <w:t>Employment estimates are produced with MINDSET 1.0</w:t>
+      </w:r>
+      <w:r>
+        <w:rPr>
+          <w:rStyle w:val="FootnoteReference"/>
+          <w:rFonts w:ascii="Times New Roman" w:hAnsi="Times New Roman" w:cs="Times New Roman"/>
+          <w:sz w:val="22"/>
+          <w:szCs w:val="22"/>
+        </w:rPr>
+        <w:footnoteReference w:id="7"/>
+      </w:r>
+      <w:r>
+        <w:rPr>
+          <w:rFonts w:ascii="Times New Roman" w:hAnsi="Times New Roman" w:cs="Times New Roman"/>
+          <w:sz w:val="22"/>
+          <w:szCs w:val="22"/>
+        </w:rPr>
+        <w:t>, a</w:t>
+      </w:r>
+      <w:r>
+        <w:rPr>
+          <w:rFonts w:ascii="Times New Roman" w:hAnsi="Times New Roman" w:cs="Times New Roman"/>
+          <w:sz w:val="22"/>
+          <w:szCs w:val="22"/>
+        </w:rPr>
+        <w:t>n open source</w:t>
+      </w:r>
+      <w:r>
+        <w:rPr>
+          <w:rFonts w:ascii="Times New Roman" w:hAnsi="Times New Roman" w:cs="Times New Roman"/>
+          <w:sz w:val="22"/>
+          <w:szCs w:val="22"/>
+        </w:rPr>
+        <w:t xml:space="preserve"> macroeconometric multi-regional input-output model </w:t>
+      </w:r>
+      <w:r>
+        <w:rPr>
+          <w:rFonts w:ascii="Times New Roman" w:hAnsi="Times New Roman" w:cs="Times New Roman"/>
+          <w:sz w:val="22"/>
+          <w:szCs w:val="22"/>
+        </w:rPr>
+        <w:t xml:space="preserve">developed </w:t>
+      </w:r>
+      <w:r>
+        <w:rPr>
+          <w:rFonts w:ascii="Times New Roman" w:hAnsi="Times New Roman" w:cs="Times New Roman"/>
+          <w:sz w:val="22"/>
+          <w:szCs w:val="22"/>
+        </w:rPr>
+        <w:t>to assess the employment and distributional effects of climate and development policies</w:t>
+      </w:r>
+      <w:r>
+        <w:rPr>
+          <w:rStyle w:val="FootnoteReference"/>
+          <w:rFonts w:ascii="Times New Roman" w:hAnsi="Times New Roman" w:cs="Times New Roman"/>
+          <w:sz w:val="22"/>
+          <w:szCs w:val="22"/>
+        </w:rPr>
+        <w:footnoteReference w:id="8"/>
+      </w:r>
+      <w:r>
+        <w:rPr>
+          <w:rFonts w:ascii="Times New Roman" w:hAnsi="Times New Roman" w:cs="Times New Roman"/>
+          <w:sz w:val="22"/>
+          <w:szCs w:val="22"/>
+        </w:rPr>
+        <w:t xml:space="preserve">. </w:t>
+      </w:r>
+      <w:r>
+        <w:rPr>
+          <w:rFonts w:ascii="Times New Roman" w:hAnsi="Times New Roman" w:cs="Times New Roman"/>
+          <w:sz w:val="22"/>
+          <w:szCs w:val="22"/>
+        </w:rPr>
+        <w:t>The analysis</w:t>
+      </w:r>
+      <w:r>
+        <w:rPr>
+          <w:rFonts w:ascii="Times New Roman" w:hAnsi="Times New Roman" w:cs="Times New Roman"/>
+          <w:sz w:val="22"/>
+          <w:szCs w:val="22"/>
+        </w:rPr>
+        <w:t xml:space="preserve"> in this paper draws only on its </w:t>
+      </w:r>
+      <w:r>
+        <w:rPr>
+          <w:rFonts w:ascii="Times New Roman" w:hAnsi="Times New Roman" w:cs="Times New Roman"/>
+          <w:sz w:val="22"/>
+          <w:szCs w:val="22"/>
+        </w:rPr>
+        <w:t>input-output model capabilities</w:t>
+      </w:r>
+    </w:p>
+    <w:p>
+      <w:pPr>
+        <w:ind w:firstLine="720"/>
+        <w:jc w:val="both"/>
+        <w:rPr>
+          <w:rFonts w:ascii="Times New Roman" w:hAnsi="Times New Roman" w:cs="Times New Roman"/>
+          <w:sz w:val="22"/>
+          <w:szCs w:val="22"/>
+        </w:rPr>
+      </w:pPr>
+      <w:r>
+        <w:rPr>
+          <w:rFonts w:ascii="Times New Roman" w:hAnsi="Times New Roman" w:cs="Times New Roman"/>
+          <w:sz w:val="22"/>
+          <w:szCs w:val="22"/>
+        </w:rPr>
+        <w:t>In its full specification the model allows prices, trade, and consumption to adjust endogenously; this analysis draws only on its input-output core, which we describe below. A defining assumption of that core is that the economy operates with spare capacity and involuntary unemployment, so that an increase in final demand is met through additional output rather than the</w:t>
+      </w:r>
+      <w:r>
+        <w:rPr>
+          <w:rFonts w:ascii="Times New Roman" w:hAnsi="Times New Roman" w:cs="Times New Roman"/>
+          <w:sz w:val="22"/>
+          <w:szCs w:val="22"/>
+        </w:rPr>
+        <w:t xml:space="preserve"> </w:t>
+      </w:r>
+      <w:r>
+        <w:rPr>
+          <w:rFonts w:ascii="Times New Roman" w:hAnsi="Times New Roman" w:cs="Times New Roman"/>
+          <w:sz w:val="22"/>
+          <w:szCs w:val="22"/>
+        </w:rPr>
+        <w:t>displacement of existing activity. The absence of crowding out makes the framework appropriate for lower- and middle-income economies with underused labor and large informal sectors, the settings that motivate this paper</w:t>
+      </w:r>
+      <w:r>
+        <w:rPr>
+          <w:rFonts w:ascii="Times New Roman" w:hAnsi="Times New Roman" w:cs="Times New Roman"/>
+          <w:sz w:val="22"/>
+          <w:szCs w:val="22"/>
+        </w:rPr>
+        <w:t>.</w:t>
+      </w:r>
+    </w:p>
+    <w:p>
+      <w:pPr>
+        <w:ind w:firstLine="720"/>
+        <w:jc w:val="both"/>
+        <w:rPr>
+          <w:rFonts w:ascii="Times New Roman" w:hAnsi="Times New Roman" w:cs="Times New Roman"/>
+          <w:sz w:val="22"/>
+          <w:szCs w:val="22"/>
+        </w:rPr>
+      </w:pPr>
+      <w:r>
+        <w:rPr>
+          <w:rFonts w:ascii="Times New Roman" w:hAnsi="Times New Roman" w:cs="Times New Roman"/>
+          <w:sz w:val="22"/>
+          <w:szCs w:val="22"/>
+        </w:rPr>
+        <w:t xml:space="preserve">  MINDSET is built on the GLORIA database, a global multi-regional input-output system that covers 120 product sectors across 163 regions for the 2019 base year and records the bilateral trade flows </w:t>
+      </w:r>
+      <w:r>
+        <w:rPr>
+          <w:rFonts w:ascii="Times New Roman" w:hAnsi="Times New Roman" w:cs="Times New Roman"/>
+          <w:sz w:val="22"/>
+          <w:szCs w:val="22"/>
+        </w:rPr>
+        <w:lastRenderedPageBreak/>
+        <w:t>linking</w:t>
+      </w:r>
+      <w:r>
+        <w:rPr>
+          <w:rFonts w:ascii="Segoe UI Symbol" w:hAnsi="Segoe UI Symbol" w:cs="Segoe UI Symbol"/>
+          <w:sz w:val="22"/>
+          <w:szCs w:val="22"/>
+        </w:rPr>
+        <w:t xml:space="preserve"> </w:t>
+      </w:r>
+      <w:r>
+        <w:rPr>
+          <w:rFonts w:ascii="Times New Roman" w:hAnsi="Times New Roman" w:cs="Times New Roman"/>
+          <w:sz w:val="22"/>
+          <w:szCs w:val="22"/>
+        </w:rPr>
+        <w:t>them. The employment analysis draws three elements from this structure: the inter-industry relationships through which a demand shock propagates along domestic and international supply chains, the base-year trade shares that determine the extent to which demand is met by domestic production rather than imports, and the sector- and country-specific employment coefficients that map output into jobs.</w:t>
+      </w:r>
+    </w:p>
+    <w:p>
+      <w:pPr>
+        <w:ind w:firstLine="720"/>
+        <w:jc w:val="both"/>
+        <w:rPr>
+          <w:rFonts w:ascii="Times New Roman" w:hAnsi="Times New Roman" w:cs="Times New Roman"/>
+          <w:color w:val="00B050"/>
+          <w:sz w:val="22"/>
+          <w:szCs w:val="22"/>
+        </w:rPr>
+      </w:pPr>
+      <w:r>
+        <w:rPr>
+          <w:rFonts w:ascii="Times New Roman" w:hAnsi="Times New Roman" w:cs="Times New Roman"/>
+          <w:color w:val="00B050"/>
+          <w:sz w:val="22"/>
+          <w:szCs w:val="22"/>
+        </w:rPr>
+        <w:t>Employment estimates are produced with MINDSET</w:t>
+      </w:r>
+      <w:r>
+        <w:rPr>
+          <w:rFonts w:ascii="Times New Roman" w:hAnsi="Times New Roman" w:cs="Times New Roman"/>
+          <w:color w:val="00B050"/>
+          <w:sz w:val="22"/>
+          <w:szCs w:val="22"/>
+        </w:rPr>
+        <w:t xml:space="preserve"> 1.0</w:t>
+      </w:r>
+      <w:r>
+        <w:rPr>
+          <w:rFonts w:ascii="Times New Roman" w:hAnsi="Times New Roman" w:cs="Times New Roman"/>
+          <w:color w:val="00B050"/>
+          <w:sz w:val="22"/>
+          <w:szCs w:val="22"/>
+        </w:rPr>
+        <w:t>, a multi-regional input-output model developed by the World Bank to assess the employment and distributional effects of climate and development policies. The</w:t>
+      </w:r>
+      <w:r>
+        <w:rPr>
+          <w:rFonts w:ascii="Times New Roman" w:hAnsi="Times New Roman" w:cs="Times New Roman"/>
+          <w:color w:val="00B050"/>
+          <w:sz w:val="22"/>
+          <w:szCs w:val="22"/>
+        </w:rPr>
+        <w:t xml:space="preserve"> </w:t>
+      </w:r>
+      <w:r>
+        <w:rPr>
+          <w:rFonts w:ascii="Times New Roman" w:hAnsi="Times New Roman" w:cs="Times New Roman"/>
+          <w:color w:val="00B050"/>
+          <w:sz w:val="22"/>
+          <w:szCs w:val="22"/>
+        </w:rPr>
+        <w:t>model occupies a middle ground between a standard input-output model and a full macroeconometric one: it retains the sectoral transparency of the input-output tradition while allowing, in its complete</w:t>
+      </w:r>
+      <w:r>
+        <w:rPr>
+          <w:rFonts w:ascii="Times New Roman" w:hAnsi="Times New Roman" w:cs="Times New Roman"/>
+          <w:color w:val="00B050"/>
+          <w:sz w:val="22"/>
+          <w:szCs w:val="22"/>
+        </w:rPr>
+        <w:t xml:space="preserve"> </w:t>
+      </w:r>
+      <w:r>
+        <w:rPr>
+          <w:rFonts w:ascii="Times New Roman" w:hAnsi="Times New Roman" w:cs="Times New Roman"/>
+          <w:color w:val="00B050"/>
+          <w:sz w:val="22"/>
+          <w:szCs w:val="22"/>
+        </w:rPr>
+        <w:t>form, for endogenous adjustment in prices, trade, and consumption. A defining assumption is that the economy operates with spare capacity and involuntary unemployment, so that an increase in demand is met</w:t>
+      </w:r>
+      <w:r>
+        <w:rPr>
+          <w:rFonts w:ascii="Times New Roman" w:hAnsi="Times New Roman" w:cs="Times New Roman"/>
+          <w:color w:val="00B050"/>
+          <w:sz w:val="22"/>
+          <w:szCs w:val="22"/>
+        </w:rPr>
+        <w:t xml:space="preserve"> </w:t>
+      </w:r>
+      <w:r>
+        <w:rPr>
+          <w:rFonts w:ascii="Times New Roman" w:hAnsi="Times New Roman" w:cs="Times New Roman"/>
+          <w:color w:val="00B050"/>
+          <w:sz w:val="22"/>
+          <w:szCs w:val="22"/>
+        </w:rPr>
+        <w:t>by additional output rather than by displacing activity elsewhere. This demand-led structure, which rules out crowding out, is well suited to lower- and middle-income economies with underused labor and</w:t>
+      </w:r>
+      <w:r>
+        <w:rPr>
+          <w:rFonts w:ascii="Times New Roman" w:hAnsi="Times New Roman" w:cs="Times New Roman"/>
+          <w:color w:val="00B050"/>
+          <w:sz w:val="22"/>
+          <w:szCs w:val="22"/>
+        </w:rPr>
+        <w:t xml:space="preserve"> </w:t>
+      </w:r>
+      <w:r>
+        <w:rPr>
+          <w:rFonts w:ascii="Times New Roman" w:hAnsi="Times New Roman" w:cs="Times New Roman"/>
+          <w:color w:val="00B050"/>
+          <w:sz w:val="22"/>
+          <w:szCs w:val="22"/>
+        </w:rPr>
+        <w:t>large informal sectors — the contexts that motivate this paper.</w:t>
+      </w:r>
+    </w:p>
+    <w:p>
+      <w:pPr>
+        <w:ind w:firstLine="720"/>
+        <w:jc w:val="both"/>
+        <w:rPr>
+          <w:rFonts w:ascii="Times New Roman" w:hAnsi="Times New Roman" w:cs="Times New Roman"/>
+          <w:sz w:val="22"/>
+          <w:szCs w:val="22"/>
+        </w:rPr>
+      </w:pPr>
+      <w:r>
+        <w:rPr>
+          <w:rFonts w:ascii="Times New Roman" w:hAnsi="Times New Roman" w:cs="Times New Roman"/>
+          <w:color w:val="00B050"/>
+          <w:sz w:val="22"/>
+          <w:szCs w:val="22"/>
+        </w:rPr>
+        <w:t xml:space="preserve">  MINDSET</w:t>
+      </w:r>
+      <w:r>
+        <w:rPr>
+          <w:rFonts w:ascii="Times New Roman" w:hAnsi="Times New Roman" w:cs="Times New Roman"/>
+          <w:color w:val="00B050"/>
+          <w:sz w:val="22"/>
+          <w:szCs w:val="22"/>
+        </w:rPr>
+        <w:t xml:space="preserve"> 1.0</w:t>
+      </w:r>
+      <w:r>
+        <w:rPr>
+          <w:rFonts w:ascii="Times New Roman" w:hAnsi="Times New Roman" w:cs="Times New Roman"/>
+          <w:color w:val="00B050"/>
+          <w:sz w:val="22"/>
+          <w:szCs w:val="22"/>
+        </w:rPr>
+        <w:t xml:space="preserve"> runs on the GLORIA database, a global multi-regional input-output system covering 120 product sectors across 163 regions for a 2019 base year, with bilateral trade flows linking them. From this</w:t>
+      </w:r>
+      <w:r>
+        <w:rPr>
+          <w:rFonts w:ascii="Segoe UI Symbol" w:hAnsi="Segoe UI Symbol" w:cs="Segoe UI Symbol"/>
+          <w:color w:val="00B050"/>
+          <w:sz w:val="22"/>
+          <w:szCs w:val="22"/>
+        </w:rPr>
+        <w:t xml:space="preserve"> </w:t>
+      </w:r>
+      <w:r>
+        <w:rPr>
+          <w:rFonts w:ascii="Times New Roman" w:hAnsi="Times New Roman" w:cs="Times New Roman"/>
+          <w:color w:val="00B050"/>
+          <w:sz w:val="22"/>
+          <w:szCs w:val="22"/>
+        </w:rPr>
+        <w:t>structure the model draws the three components the employment analysis relies on: the inter-industry relationships that propagate a demand shock through domestic and international supply chains, the</w:t>
+      </w:r>
+      <w:r>
+        <w:rPr>
+          <w:rFonts w:ascii="Times New Roman" w:hAnsi="Times New Roman" w:cs="Times New Roman"/>
+          <w:color w:val="00B050"/>
+          <w:sz w:val="22"/>
+          <w:szCs w:val="22"/>
+        </w:rPr>
+        <w:t xml:space="preserve"> </w:t>
+      </w:r>
+      <w:r>
+        <w:rPr>
+          <w:rFonts w:ascii="Times New Roman" w:hAnsi="Times New Roman" w:cs="Times New Roman"/>
+          <w:color w:val="00B050"/>
+          <w:sz w:val="22"/>
+          <w:szCs w:val="22"/>
+        </w:rPr>
+        <w:t xml:space="preserve">base-year trade shares that determine how much of a given demand is met by domestic production rather than imports, and sector- and country-specific employment coefficients that translate output into jobs. </w:t>
+      </w:r>
+      <w:r>
+        <w:rPr>
+          <w:rFonts w:ascii="Times New Roman" w:hAnsi="Times New Roman" w:cs="Times New Roman"/>
+          <w:color w:val="00B050"/>
+          <w:sz w:val="22"/>
+          <w:szCs w:val="22"/>
+        </w:rPr>
+        <w:t>Together these define how an injection of final demand becomes employment, both directly in the sectors that receive it and indirectly along the supply chains that feed them.</w:t>
+      </w:r>
+    </w:p>
+    <w:p>
+      <w:pPr>
+        <w:ind w:firstLine="720"/>
+        <w:jc w:val="both"/>
+        <w:rPr>
+          <w:rFonts w:ascii="Times New Roman" w:hAnsi="Times New Roman" w:cs="Times New Roman"/>
+          <w:sz w:val="22"/>
+          <w:szCs w:val="22"/>
+        </w:rPr>
+      </w:pPr>
+      <w:r>
+        <w:rPr>
+          <w:rFonts w:ascii="Times New Roman" w:hAnsi="Times New Roman" w:cs="Times New Roman"/>
+          <w:sz w:val="22"/>
+          <w:szCs w:val="22"/>
+        </w:rPr>
+        <w:t>W</w:t>
+      </w:r>
+      <w:r>
+        <w:rPr>
+          <w:rFonts w:ascii="Times New Roman" w:hAnsi="Times New Roman" w:cs="Times New Roman"/>
+          <w:sz w:val="22"/>
+          <w:szCs w:val="22"/>
+        </w:rPr>
+        <w:t xml:space="preserve">e </w:t>
+      </w:r>
+      <w:r>
+        <w:rPr>
+          <w:rFonts w:ascii="Times New Roman" w:hAnsi="Times New Roman" w:cs="Times New Roman"/>
+          <w:sz w:val="22"/>
+          <w:szCs w:val="22"/>
+        </w:rPr>
+        <w:t xml:space="preserve">adapted </w:t>
+      </w:r>
+      <w:r>
+        <w:rPr>
+          <w:rFonts w:ascii="Times New Roman" w:hAnsi="Times New Roman" w:cs="Times New Roman"/>
+          <w:sz w:val="22"/>
+          <w:szCs w:val="22"/>
+        </w:rPr>
+        <w:t>the</w:t>
+      </w:r>
+      <w:r>
+        <w:rPr>
+          <w:rFonts w:ascii="Times New Roman" w:hAnsi="Times New Roman" w:cs="Times New Roman"/>
+          <w:sz w:val="22"/>
+          <w:szCs w:val="22"/>
+        </w:rPr>
+        <w:t xml:space="preserve"> </w:t>
+      </w:r>
+      <w:r>
+        <w:rPr>
+          <w:rFonts w:ascii="Times New Roman" w:hAnsi="Times New Roman" w:cs="Times New Roman"/>
+          <w:sz w:val="22"/>
+          <w:szCs w:val="22"/>
+        </w:rPr>
+        <w:t>investment</w:t>
+      </w:r>
+      <w:r>
+        <w:rPr>
+          <w:rFonts w:ascii="Times New Roman" w:hAnsi="Times New Roman" w:cs="Times New Roman"/>
+          <w:sz w:val="22"/>
+          <w:szCs w:val="22"/>
+        </w:rPr>
+        <w:t xml:space="preserve"> module</w:t>
+      </w:r>
+      <w:r>
+        <w:rPr>
+          <w:rFonts w:ascii="Times New Roman" w:hAnsi="Times New Roman" w:cs="Times New Roman"/>
+          <w:sz w:val="22"/>
+          <w:szCs w:val="22"/>
+        </w:rPr>
+        <w:t xml:space="preserve"> </w:t>
+      </w:r>
+      <w:r>
+        <w:rPr>
+          <w:rFonts w:ascii="Times New Roman" w:hAnsi="Times New Roman" w:cs="Times New Roman"/>
+          <w:sz w:val="22"/>
+          <w:szCs w:val="22"/>
+        </w:rPr>
+        <w:t xml:space="preserve">of the original model to simulate the impact of the demand shocks </w:t>
+      </w:r>
+    </w:p>
+    <w:p>
+      <w:pPr>
+        <w:ind w:firstLine="720"/>
+        <w:jc w:val="both"/>
+        <w:rPr>
+          <w:rFonts w:ascii="Times New Roman" w:hAnsi="Times New Roman" w:cs="Times New Roman"/>
+          <w:sz w:val="22"/>
+          <w:szCs w:val="22"/>
+        </w:rPr>
+      </w:pPr>
+      <w:r>
+        <w:rPr>
+          <w:rFonts w:ascii="Times New Roman" w:hAnsi="Times New Roman" w:cs="Times New Roman"/>
+          <w:sz w:val="22"/>
+          <w:szCs w:val="22"/>
+        </w:rPr>
+        <w:t xml:space="preserve">at the </w:t>
+      </w:r>
+      <w:r>
+        <w:rPr>
+          <w:rFonts w:ascii="Times New Roman" w:hAnsi="Times New Roman" w:cs="Times New Roman"/>
+          <w:sz w:val="22"/>
+          <w:szCs w:val="22"/>
+        </w:rPr>
+        <w:t xml:space="preserve">country-level and sectoral </w:t>
+      </w:r>
+      <w:r>
+        <w:rPr>
+          <w:rFonts w:ascii="Times New Roman" w:hAnsi="Times New Roman" w:cs="Times New Roman"/>
+          <w:sz w:val="22"/>
+          <w:szCs w:val="22"/>
+        </w:rPr>
+        <w:t>simul</w:t>
+      </w:r>
+      <w:r>
+        <w:rPr>
+          <w:rFonts w:ascii="Times New Roman" w:hAnsi="Times New Roman" w:cs="Times New Roman"/>
+          <w:sz w:val="22"/>
+          <w:szCs w:val="22"/>
+        </w:rPr>
+        <w:t xml:space="preserve">ations from </w:t>
+      </w:r>
+    </w:p>
+    <w:p>
+      <w:pPr>
+        <w:ind w:firstLine="720"/>
+        <w:jc w:val="both"/>
+        <w:rPr>
+          <w:rFonts w:ascii="Times New Roman" w:hAnsi="Times New Roman" w:cs="Times New Roman"/>
+          <w:sz w:val="22"/>
+          <w:szCs w:val="22"/>
+        </w:rPr>
+      </w:pPr>
+      <w:r>
+        <w:rPr>
+          <w:rFonts w:ascii="Times New Roman" w:hAnsi="Times New Roman" w:cs="Times New Roman"/>
+          <w:sz w:val="22"/>
+          <w:szCs w:val="22"/>
+        </w:rPr>
+        <w:t>specifically the</w:t>
+      </w:r>
+      <w:r>
+        <w:rPr>
+          <w:rFonts w:ascii="Times New Roman" w:hAnsi="Times New Roman" w:cs="Times New Roman"/>
+          <w:sz w:val="22"/>
+          <w:szCs w:val="22"/>
+        </w:rPr>
+        <w:t xml:space="preserve"> module </w:t>
+      </w:r>
+      <w:r>
+        <w:rPr>
+          <w:rFonts w:ascii="Times New Roman" w:hAnsi="Times New Roman" w:cs="Times New Roman"/>
+          <w:sz w:val="22"/>
+          <w:szCs w:val="22"/>
+        </w:rPr>
+        <w:t xml:space="preserve">that </w:t>
+      </w:r>
+      <w:r>
+        <w:rPr>
+          <w:rFonts w:ascii="Times New Roman" w:hAnsi="Times New Roman" w:cs="Times New Roman"/>
+          <w:sz w:val="22"/>
+          <w:szCs w:val="22"/>
+        </w:rPr>
+        <w:t>cover</w:t>
+      </w:r>
+      <w:r>
+        <w:rPr>
+          <w:rFonts w:ascii="Times New Roman" w:hAnsi="Times New Roman" w:cs="Times New Roman"/>
+          <w:sz w:val="22"/>
+          <w:szCs w:val="22"/>
+        </w:rPr>
+        <w:t>s</w:t>
+      </w:r>
+      <w:r>
+        <w:rPr>
+          <w:rFonts w:ascii="Times New Roman" w:hAnsi="Times New Roman" w:cs="Times New Roman"/>
+          <w:sz w:val="22"/>
+          <w:szCs w:val="22"/>
+        </w:rPr>
+        <w:t xml:space="preserve"> </w:t>
+      </w:r>
+      <w:r>
+        <w:rPr>
+          <w:rFonts w:ascii="Times New Roman" w:hAnsi="Times New Roman" w:cs="Times New Roman"/>
+          <w:sz w:val="22"/>
+          <w:szCs w:val="22"/>
+        </w:rPr>
+        <w:t>the impact</w:t>
+      </w:r>
+      <w:r>
+        <w:rPr>
+          <w:rFonts w:ascii="Times New Roman" w:hAnsi="Times New Roman" w:cs="Times New Roman"/>
+          <w:sz w:val="22"/>
+          <w:szCs w:val="22"/>
+        </w:rPr>
+        <w:t xml:space="preserve"> assessment</w:t>
+      </w:r>
+      <w:r>
+        <w:rPr>
+          <w:rFonts w:ascii="Times New Roman" w:hAnsi="Times New Roman" w:cs="Times New Roman"/>
+          <w:sz w:val="22"/>
+          <w:szCs w:val="22"/>
+        </w:rPr>
+        <w:t xml:space="preserve"> of</w:t>
+      </w:r>
+      <w:r>
+        <w:rPr>
+          <w:rFonts w:ascii="Times New Roman" w:hAnsi="Times New Roman" w:cs="Times New Roman"/>
+          <w:sz w:val="22"/>
+          <w:szCs w:val="22"/>
+        </w:rPr>
+        <w:t xml:space="preserve"> climate</w:t>
+      </w:r>
+      <w:r>
+        <w:rPr>
+          <w:rFonts w:ascii="Times New Roman" w:hAnsi="Times New Roman" w:cs="Times New Roman"/>
+          <w:sz w:val="22"/>
+          <w:szCs w:val="22"/>
+        </w:rPr>
+        <w:t xml:space="preserve"> policies </w:t>
+      </w:r>
+      <w:r>
+        <w:rPr>
+          <w:rFonts w:ascii="Times New Roman" w:hAnsi="Times New Roman" w:cs="Times New Roman"/>
+          <w:sz w:val="22"/>
+          <w:szCs w:val="22"/>
+        </w:rPr>
+        <w:t>on</w:t>
+      </w:r>
+      <w:r>
+        <w:rPr>
+          <w:rFonts w:ascii="Times New Roman" w:hAnsi="Times New Roman" w:cs="Times New Roman"/>
+          <w:sz w:val="22"/>
+          <w:szCs w:val="22"/>
+        </w:rPr>
+        <w:t xml:space="preserve"> </w:t>
+      </w:r>
+      <w:r>
+        <w:rPr>
+          <w:rFonts w:ascii="Times New Roman" w:hAnsi="Times New Roman" w:cs="Times New Roman"/>
+          <w:sz w:val="22"/>
+          <w:szCs w:val="22"/>
+        </w:rPr>
+        <w:t xml:space="preserve">labor market outcomes (Dorband et al., </w:t>
+      </w:r>
+      <w:r>
+        <w:rPr>
+          <w:rFonts w:ascii="Times New Roman" w:hAnsi="Times New Roman" w:cs="Times New Roman"/>
+          <w:sz w:val="22"/>
+          <w:szCs w:val="22"/>
+        </w:rPr>
+        <w:t>forthco</w:t>
+      </w:r>
+      <w:r>
+        <w:rPr>
+          <w:rFonts w:ascii="Times New Roman" w:hAnsi="Times New Roman" w:cs="Times New Roman"/>
+          <w:sz w:val="22"/>
+          <w:szCs w:val="22"/>
+        </w:rPr>
+        <w:t>ming</w:t>
+      </w:r>
+      <w:r>
+        <w:rPr>
+          <w:rFonts w:ascii="Times New Roman" w:hAnsi="Times New Roman" w:cs="Times New Roman"/>
+          <w:sz w:val="22"/>
+          <w:szCs w:val="22"/>
+        </w:rPr>
+        <w:t>). The</w:t>
       </w:r>
       <w:r>
         <w:rPr>
@@ -7471,7 +8448,16 @@
           <w:sz w:val="22"/>
           <w:szCs w:val="22"/>
         </w:rPr>
-        <w:t>bilateral patterns. This produces an initial final demand vector that reflects both the composition of the investment and the country's existing trade structure. The Leontief inverse, then propagates this demand through inter-industry supply chains to yield total output</w:t>
+        <w:t xml:space="preserve">bilateral patterns. This produces an initial final </w:t>
+      </w:r>
+      <w:r>
+        <w:rPr>
+          <w:rFonts w:ascii="Times New Roman" w:hAnsi="Times New Roman" w:cs="Times New Roman"/>
+          <w:sz w:val="22"/>
+          <w:szCs w:val="22"/>
+        </w:rPr>
+        <w:lastRenderedPageBreak/>
+        <w:t>demand vector that reflects both the composition of the investment and the country's existing trade structure. The Leontief inverse, then propagates this demand through inter-industry supply chains to yield total output</w:t>
       </w:r>
       <w:r>
         <w:rPr>
@@ -7602,16 +8588,7 @@
           <w:sz w:val="22"/>
           <w:szCs w:val="22"/>
         </w:rPr>
-        <w:t xml:space="preserve"> cannot distinguish within-sector variation in domestic capacity for specific goods. A country may import 30% of its electrical machinery on average while importing 95% of the specific components required for solar PV deployment. The experimental </w:t>
-      </w:r>
-      <w:r>
-        <w:rPr>
-          <w:rFonts w:ascii="Times New Roman" w:hAnsi="Times New Roman" w:cs="Times New Roman"/>
-          <w:sz w:val="22"/>
-          <w:szCs w:val="22"/>
-        </w:rPr>
-        <w:lastRenderedPageBreak/>
-        <w:t>design addresses this by adjusting effective domestic capacity as a separate parameter, beyond what the MRIO's base-year trade patterns capture.</w:t>
+        <w:t xml:space="preserve"> cannot distinguish within-sector variation in domestic capacity for specific goods. A country may import 30% of its electrical machinery on average while importing 95% of the specific components required for solar PV deployment. The experimental design addresses this by adjusting effective domestic capacity as a separate parameter, beyond what the MRIO's base-year trade patterns capture.</w:t>
       </w:r>
     </w:p>
     <w:p>
@@ -8013,8 +8990,169 @@
           <w:sz w:val="22"/>
           <w:szCs w:val="22"/>
         </w:rPr>
-        <w:t xml:space="preserve"> to the resulting output vector. The model captures both direct employment (in the sectors that receive the investment spending) and indirect employment (in upstream supplying sectors, through inter-industry linkages). It does not capture induced effects from household spending of earned wages, a deliberate scope choice that keeps the estimates conservative and avoids the most assumption-dependent component of employment multiplier analysis.</w:t>
-      </w:r>
+        <w:t xml:space="preserve"> to the resulting output vector. The model captures both direct employment (in the sectors that </w:t>
+      </w:r>
+      <w:r>
+        <w:rPr>
+          <w:rFonts w:ascii="Times New Roman" w:hAnsi="Times New Roman" w:cs="Times New Roman"/>
+          <w:sz w:val="22"/>
+          <w:szCs w:val="22"/>
+        </w:rPr>
+        <w:lastRenderedPageBreak/>
+        <w:t>receive the investment spending) and indirect employment (in upstream supplying sectors, through inter-industry linkages). It does not capture induced effects from household spending of earned wages, a deliberate scope choice that keeps the estimates conservative and avoids the most assumption-dependent component of employment multiplier analysis.</w:t>
+      </w:r>
+    </w:p>
+    <w:p>
+      <w:pPr>
+        <w:jc w:val="both"/>
+        <w:rPr>
+          <w:rFonts w:ascii="Times New Roman" w:hAnsi="Times New Roman" w:cs="Times New Roman"/>
+          <w:sz w:val="22"/>
+          <w:szCs w:val="22"/>
+        </w:rPr>
+      </w:pPr>
+    </w:p>
+    <w:p>
+      <w:pPr>
+        <w:jc w:val="both"/>
+        <w:rPr>
+          <w:rFonts w:ascii="Times New Roman" w:hAnsi="Times New Roman" w:cs="Times New Roman"/>
+          <w:sz w:val="22"/>
+          <w:szCs w:val="22"/>
+        </w:rPr>
+      </w:pPr>
+      <w:r>
+        <w:rPr>
+          <w:rFonts w:ascii="Times New Roman" w:hAnsi="Times New Roman" w:cs="Times New Roman"/>
+          <w:sz w:val="22"/>
+          <w:szCs w:val="22"/>
+        </w:rPr>
+        <w:t>We use MINDSET to trace the employment generated by each transformation's investment. For every transformation we construct a demand vector that allocates one million dollars across the 120 GLORIA product</w:t>
+      </w:r>
+      <w:r>
+        <w:rPr>
+          <w:rFonts w:ascii="Segoe UI Symbol" w:hAnsi="Segoe UI Symbol" w:cs="Segoe UI Symbol"/>
+          <w:sz w:val="22"/>
+          <w:szCs w:val="22"/>
+        </w:rPr>
+        <w:t xml:space="preserve"> </w:t>
+      </w:r>
+      <w:r>
+        <w:rPr>
+          <w:rFonts w:ascii="Times New Roman" w:hAnsi="Times New Roman" w:cs="Times New Roman"/>
+          <w:sz w:val="22"/>
+          <w:szCs w:val="22"/>
+        </w:rPr>
+        <w:t>sectors according to its cost structure, and we treat this vector as an exogenous increase in final demand. Employment is reported per million dollars invested, which makes estimates comparable across transformations and countries regardless of the absolute scale of any given investment program. Output requirements follow from the Leontief inverse, $\mathbf{x} = (\mathbf{I}-\mathbf{A})^{-1}\mathbf{d}$,</w:t>
+      </w:r>
+      <w:r>
+        <w:rPr>
+          <w:rFonts w:ascii="Times New Roman" w:hAnsi="Times New Roman" w:cs="Times New Roman"/>
+          <w:sz w:val="22"/>
+          <w:szCs w:val="22"/>
+        </w:rPr>
+        <w:t xml:space="preserve"> </w:t>
+      </w:r>
+      <w:r>
+        <w:rPr>
+          <w:rFonts w:ascii="Times New Roman" w:hAnsi="Times New Roman" w:cs="Times New Roman"/>
+          <w:sz w:val="22"/>
+          <w:szCs w:val="22"/>
+        </w:rPr>
+        <w:t xml:space="preserve">and the sectoral employment coefficients then convert the resulting output into jobs. </w:t>
+      </w:r>
+    </w:p>
+    <w:p>
+      <w:pPr>
+        <w:jc w:val="both"/>
+        <w:rPr>
+          <w:rFonts w:ascii="Times New Roman" w:hAnsi="Times New Roman" w:cs="Times New Roman"/>
+          <w:sz w:val="22"/>
+          <w:szCs w:val="22"/>
+        </w:rPr>
+      </w:pPr>
+      <w:r>
+        <w:rPr>
+          <w:rFonts w:ascii="Times New Roman" w:hAnsi="Times New Roman" w:cs="Times New Roman"/>
+          <w:sz w:val="22"/>
+          <w:szCs w:val="22"/>
+        </w:rPr>
+        <w:t>The exercise holds the input-output structure fixed and engages none of MINDSET's macroeconometric adjustments: prices, trade shares, and consumption do not respond to the shock, so the calculation is a static input-output estimate rather than a dynamic simulation. The demand vector sets the sectoral composition of the investment, while the split between domestic production and imports is governed by the</w:t>
+      </w:r>
+      <w:r>
+        <w:rPr>
+          <w:rFonts w:ascii="Times New Roman" w:hAnsi="Times New Roman" w:cs="Times New Roman"/>
+          <w:sz w:val="22"/>
+          <w:szCs w:val="22"/>
+        </w:rPr>
+        <w:t xml:space="preserve"> </w:t>
+      </w:r>
+      <w:r>
+        <w:rPr>
+          <w:rFonts w:ascii="Times New Roman" w:hAnsi="Times New Roman" w:cs="Times New Roman"/>
+          <w:sz w:val="22"/>
+          <w:szCs w:val="22"/>
+        </w:rPr>
+        <w:t>base-year trade shares, which we retain rather than vary. Because demand for imported inputs is met abroad, the employment it supports accrues to foreign suppliers; we therefore report employment in the</w:t>
+      </w:r>
+      <w:r>
+        <w:rPr>
+          <w:rFonts w:ascii="Times New Roman" w:hAnsi="Times New Roman" w:cs="Times New Roman"/>
+          <w:sz w:val="22"/>
+          <w:szCs w:val="22"/>
+        </w:rPr>
+        <w:t xml:space="preserve"> </w:t>
+      </w:r>
+      <w:r>
+        <w:rPr>
+          <w:rFonts w:ascii="Times New Roman" w:hAnsi="Times New Roman" w:cs="Times New Roman"/>
+          <w:sz w:val="22"/>
+          <w:szCs w:val="22"/>
+        </w:rPr>
+        <w:t>investing country, comprising jobs created directly in the sectors that receive the investment and indirectly through their domestic supply chains. The estimates capture domestic labor demand and exclude</w:t>
+      </w:r>
+      <w:r>
+        <w:rPr>
+          <w:rFonts w:ascii="Times New Roman" w:hAnsi="Times New Roman" w:cs="Times New Roman"/>
+          <w:sz w:val="22"/>
+          <w:szCs w:val="22"/>
+        </w:rPr>
+        <w:t xml:space="preserve"> </w:t>
+      </w:r>
+      <w:r>
+        <w:rPr>
+          <w:rFonts w:ascii="Times New Roman" w:hAnsi="Times New Roman" w:cs="Times New Roman"/>
+          <w:sz w:val="22"/>
+          <w:szCs w:val="22"/>
+        </w:rPr>
+        <w:t>both employment generated abroad and the induced effects of workers spending their earnings. We run this calculation for [N] transformations across the seven countries, producing [N × 7]</w:t>
+      </w:r>
+      <w:r>
+        <w:rPr>
+          <w:rFonts w:ascii="Times New Roman" w:hAnsi="Times New Roman" w:cs="Times New Roman"/>
+          <w:sz w:val="22"/>
+          <w:szCs w:val="22"/>
+        </w:rPr>
+        <w:t xml:space="preserve"> </w:t>
+      </w:r>
+      <w:r>
+        <w:rPr>
+          <w:rFonts w:ascii="Times New Roman" w:hAnsi="Times New Roman" w:cs="Times New Roman"/>
+          <w:sz w:val="22"/>
+          <w:szCs w:val="22"/>
+        </w:rPr>
+        <w:t>transformation-level employment estimates.</w:t>
+      </w:r>
+    </w:p>
+    <w:p>
+      <w:pPr>
+        <w:jc w:val="both"/>
+        <w:rPr>
+          <w:rFonts w:ascii="Times New Roman" w:hAnsi="Times New Roman" w:cs="Times New Roman"/>
+          <w:sz w:val="22"/>
+          <w:szCs w:val="22"/>
+        </w:rPr>
+      </w:pPr>
     </w:p>
     <w:p>
       <w:pPr>
@@ -8178,7 +9316,6 @@
           <w:sz w:val="22"/>
           <w:szCs w:val="22"/>
         </w:rPr>
-        <w:lastRenderedPageBreak/>
         <w:t>Possible discussion route</w:t>
       </w:r>
     </w:p>
@@ -8268,6 +9405,7 @@
         <w:pStyle w:val="Heading2"/>
       </w:pPr>
       <w:r>
+        <w:lastRenderedPageBreak/>
         <w:t>3.6 Experimental design</w:t>
       </w:r>
     </w:p>
@@ -8432,23 +9570,7 @@
           <w:sz w:val="22"/>
           <w:szCs w:val="22"/>
         </w:rPr>
-        <w:t xml:space="preserve">The paper argues that cost-structure uncertainty matters for employment estimates broadly; Section 2.1 makes this case across I-O, CGE, and macro-econometric traditions. The experimental design addresses one component of that uncertainty: the demand vector. The embedded I-O coefficients are also </w:t>
-      </w:r>
-      <w:r>
-        <w:rPr>
-          <w:rFonts w:ascii="Times New Roman" w:hAnsi="Times New Roman" w:cs="Times New Roman"/>
-          <w:sz w:val="22"/>
-          <w:szCs w:val="22"/>
-        </w:rPr>
-        <w:t>uncertain but</w:t>
-      </w:r>
-      <w:r>
-        <w:rPr>
-          <w:rFonts w:ascii="Times New Roman" w:hAnsi="Times New Roman" w:cs="Times New Roman"/>
-          <w:sz w:val="22"/>
-          <w:szCs w:val="22"/>
-        </w:rPr>
-        <w:t xml:space="preserve"> varying them is outside the scope of this design.</w:t>
+        <w:t>The paper argues that cost-structure uncertainty matters for employment estimates broadly; Section 2.1 makes this case across I-O, CGE, and macro-econometric traditions. The experimental design addresses one component of that uncertainty: the demand vector. The embedded I-O coefficients are also uncertain but varying them is outside the scope of this design.</w:t>
       </w:r>
     </w:p>
     <w:p>
@@ -8666,7 +9788,6 @@
           <w:sz w:val="22"/>
           <w:szCs w:val="22"/>
         </w:rPr>
-        <w:lastRenderedPageBreak/>
         <w:t>Possible discussion route</w:t>
       </w:r>
     </w:p>
@@ -8739,6 +9860,7 @@
           <w:sz w:val="22"/>
           <w:szCs w:val="22"/>
         </w:rPr>
+        <w:lastRenderedPageBreak/>
         <w:t>•</w:t>
       </w:r>
       <w:r>
@@ -9103,66 +10225,74 @@
         <w:pStyle w:val="Heading1"/>
       </w:pPr>
       <w:r>
+        <w:t>4. Country Cases: Seven World Bank CCDR Applications</w:t>
+      </w:r>
+    </w:p>
+    <w:p>
+      <w:pPr>
+        <w:pStyle w:val="Heading2"/>
+      </w:pPr>
+      <w:r>
+        <w:t>4.1 The CCDR context and why this matters</w:t>
+      </w:r>
+    </w:p>
+    <w:p>
+      <w:pPr>
+        <w:jc w:val="both"/>
+        <w:rPr>
+          <w:rFonts w:ascii="Times New Roman" w:hAnsi="Times New Roman" w:cs="Times New Roman"/>
+          <w:sz w:val="22"/>
+          <w:szCs w:val="22"/>
+        </w:rPr>
+      </w:pPr>
+      <w:r>
+        <w:rPr>
+          <w:rFonts w:ascii="Times New Roman" w:hAnsi="Times New Roman" w:cs="Times New Roman"/>
+          <w:sz w:val="22"/>
+          <w:szCs w:val="22"/>
+        </w:rPr>
+        <w:t xml:space="preserve">The framework was applied to seven countries </w:t>
+      </w:r>
+      <w:r>
+        <w:rPr>
+          <w:rFonts w:ascii="Times New Roman" w:hAnsi="Times New Roman" w:cs="Times New Roman"/>
+          <w:sz w:val="22"/>
+          <w:szCs w:val="22"/>
+        </w:rPr>
+        <w:t>–</w:t>
+      </w:r>
+      <w:r>
+        <w:rPr>
+          <w:rFonts w:ascii="Times New Roman" w:hAnsi="Times New Roman" w:cs="Times New Roman"/>
+          <w:sz w:val="22"/>
+          <w:szCs w:val="22"/>
+        </w:rPr>
+        <w:t xml:space="preserve"> Mexico, Belize, Uganda, Egypt, Morocco, Libya, and Bulgaria </w:t>
+      </w:r>
+      <w:r>
+        <w:rPr>
+          <w:rFonts w:ascii="Times New Roman" w:hAnsi="Times New Roman" w:cs="Times New Roman"/>
+          <w:sz w:val="22"/>
+          <w:szCs w:val="22"/>
+        </w:rPr>
+        <w:t>–</w:t>
+      </w:r>
+      <w:r>
+        <w:rPr>
+          <w:rFonts w:ascii="Times New Roman" w:hAnsi="Times New Roman" w:cs="Times New Roman"/>
+          <w:sz w:val="22"/>
+          <w:szCs w:val="22"/>
+        </w:rPr>
+        <w:t xml:space="preserve"> as part of World Bank Country Climate and Development Reports (CCDRs). CCDRs are diagnostic assessments that examine how climate change and climate action intersect with a country’s development priorities, and they increasingly include analysis of the employment implications of proposed mitigation pathways. The application to real policy engagements is not incidental: it means the framework was stress-tested against the data realities, institutional contexts, and policy questions that matter in practice, </w:t>
+      </w:r>
+      <w:r>
+        <w:rPr>
+          <w:rFonts w:ascii="Times New Roman" w:hAnsi="Times New Roman" w:cs="Times New Roman"/>
+          <w:sz w:val="22"/>
+          <w:szCs w:val="22"/>
+        </w:rPr>
         <w:lastRenderedPageBreak/>
-        <w:t>4. Country Cases: Seven World Bank CCDR Applications</w:t>
-      </w:r>
-    </w:p>
-    <w:p>
-      <w:pPr>
-        <w:pStyle w:val="Heading2"/>
-      </w:pPr>
-      <w:r>
-        <w:t>4.1 The CCDR context and why this matters</w:t>
-      </w:r>
-    </w:p>
-    <w:p>
-      <w:pPr>
-        <w:jc w:val="both"/>
-        <w:rPr>
-          <w:rFonts w:ascii="Times New Roman" w:hAnsi="Times New Roman" w:cs="Times New Roman"/>
-          <w:sz w:val="22"/>
-          <w:szCs w:val="22"/>
-        </w:rPr>
-      </w:pPr>
-      <w:r>
-        <w:rPr>
-          <w:rFonts w:ascii="Times New Roman" w:hAnsi="Times New Roman" w:cs="Times New Roman"/>
-          <w:sz w:val="22"/>
-          <w:szCs w:val="22"/>
-        </w:rPr>
-        <w:t xml:space="preserve">The framework was applied to seven countries </w:t>
-      </w:r>
-      <w:r>
-        <w:rPr>
-          <w:rFonts w:ascii="Times New Roman" w:hAnsi="Times New Roman" w:cs="Times New Roman"/>
-          <w:sz w:val="22"/>
-          <w:szCs w:val="22"/>
-        </w:rPr>
-        <w:t>–</w:t>
-      </w:r>
-      <w:r>
-        <w:rPr>
-          <w:rFonts w:ascii="Times New Roman" w:hAnsi="Times New Roman" w:cs="Times New Roman"/>
-          <w:sz w:val="22"/>
-          <w:szCs w:val="22"/>
-        </w:rPr>
-        <w:t xml:space="preserve"> Mexico, Belize, Uganda, Egypt, Morocco, Libya, and Bulgaria </w:t>
-      </w:r>
-      <w:r>
-        <w:rPr>
-          <w:rFonts w:ascii="Times New Roman" w:hAnsi="Times New Roman" w:cs="Times New Roman"/>
-          <w:sz w:val="22"/>
-          <w:szCs w:val="22"/>
-        </w:rPr>
-        <w:t>–</w:t>
-      </w:r>
-      <w:r>
-        <w:rPr>
-          <w:rFonts w:ascii="Times New Roman" w:hAnsi="Times New Roman" w:cs="Times New Roman"/>
-          <w:sz w:val="22"/>
-          <w:szCs w:val="22"/>
-        </w:rPr>
-        <w:t xml:space="preserve"> as part of World Bank Country Climate and Development Reports (CCDRs). CCDRs are diagnostic assessments that examine how climate change and climate action intersect with a country’s development priorities, and they increasingly include analysis of the employment implications of proposed mitigation pathways. The application to real policy engagements is not incidental: it means the framework was stress-tested against the data realities, institutional contexts, and policy questions that matter in practice, not in a controlled academic exercise. It also means the country set was determined by operational demand rather than analytical convenience </w:t>
+        <w:t xml:space="preserve">not in a controlled academic exercise. It also means the country set was determined by operational demand rather than analytical convenience </w:t>
       </w:r>
       <w:r>
         <w:rPr>
@@ -9443,6 +10573,223 @@
           <w:sz w:val="22"/>
           <w:szCs w:val="22"/>
         </w:rPr>
+        <w:t>•</w:t>
+      </w:r>
+      <w:r>
+        <w:rPr>
+          <w:rFonts w:ascii="Times New Roman" w:hAnsi="Times New Roman" w:cs="Times New Roman"/>
+          <w:sz w:val="22"/>
+          <w:szCs w:val="22"/>
+        </w:rPr>
+        <w:tab/>
+        <w:t xml:space="preserve">World Bank Development Indicators </w:t>
+      </w:r>
+      <w:r>
+        <w:rPr>
+          <w:rFonts w:ascii="Times New Roman" w:hAnsi="Times New Roman" w:cs="Times New Roman"/>
+          <w:sz w:val="22"/>
+          <w:szCs w:val="22"/>
+        </w:rPr>
+        <w:t>–</w:t>
+      </w:r>
+      <w:r>
+        <w:rPr>
+          <w:rFonts w:ascii="Times New Roman" w:hAnsi="Times New Roman" w:cs="Times New Roman"/>
+          <w:sz w:val="22"/>
+          <w:szCs w:val="22"/>
+        </w:rPr>
+        <w:t xml:space="preserve"> for the structural comparison table.</w:t>
+      </w:r>
+    </w:p>
+    <w:p>
+      <w:pPr>
+        <w:jc w:val="both"/>
+        <w:rPr>
+          <w:rFonts w:ascii="Times New Roman" w:hAnsi="Times New Roman" w:cs="Times New Roman"/>
+          <w:sz w:val="22"/>
+          <w:szCs w:val="22"/>
+        </w:rPr>
+      </w:pPr>
+      <w:r>
+        <w:rPr>
+          <w:rFonts w:ascii="Times New Roman" w:hAnsi="Times New Roman" w:cs="Times New Roman"/>
+          <w:sz w:val="22"/>
+          <w:szCs w:val="22"/>
+        </w:rPr>
+        <w:t>•</w:t>
+      </w:r>
+      <w:r>
+        <w:rPr>
+          <w:rFonts w:ascii="Times New Roman" w:hAnsi="Times New Roman" w:cs="Times New Roman"/>
+          <w:sz w:val="22"/>
+          <w:szCs w:val="22"/>
+        </w:rPr>
+        <w:tab/>
+        <w:t xml:space="preserve">Saget et al. (2020) (#10) </w:t>
+      </w:r>
+      <w:r>
+        <w:rPr>
+          <w:rFonts w:ascii="Times New Roman" w:hAnsi="Times New Roman" w:cs="Times New Roman"/>
+          <w:sz w:val="22"/>
+          <w:szCs w:val="22"/>
+        </w:rPr>
+        <w:t>–</w:t>
+      </w:r>
+      <w:r>
+        <w:rPr>
+          <w:rFonts w:ascii="Times New Roman" w:hAnsi="Times New Roman" w:cs="Times New Roman"/>
+          <w:sz w:val="22"/>
+          <w:szCs w:val="22"/>
+        </w:rPr>
+        <w:t xml:space="preserve"> LAC employment estimates (relevant to Mexico/Belize positioning).</w:t>
+      </w:r>
+    </w:p>
+    <w:p>
+      <w:pPr>
+        <w:jc w:val="both"/>
+        <w:rPr>
+          <w:rFonts w:ascii="Times New Roman" w:hAnsi="Times New Roman" w:cs="Times New Roman"/>
+          <w:sz w:val="22"/>
+          <w:szCs w:val="22"/>
+        </w:rPr>
+      </w:pPr>
+      <w:r>
+        <w:rPr>
+          <w:rFonts w:ascii="Times New Roman" w:hAnsi="Times New Roman" w:cs="Times New Roman"/>
+          <w:sz w:val="22"/>
+          <w:szCs w:val="22"/>
+        </w:rPr>
+        <w:t>•</w:t>
+      </w:r>
+      <w:r>
+        <w:rPr>
+          <w:rFonts w:ascii="Times New Roman" w:hAnsi="Times New Roman" w:cs="Times New Roman"/>
+          <w:sz w:val="22"/>
+          <w:szCs w:val="22"/>
+        </w:rPr>
+        <w:tab/>
+        <w:t xml:space="preserve">Ravillard et al. (2021) (#6) </w:t>
+      </w:r>
+      <w:r>
+        <w:rPr>
+          <w:rFonts w:ascii="Times New Roman" w:hAnsi="Times New Roman" w:cs="Times New Roman"/>
+          <w:sz w:val="22"/>
+          <w:szCs w:val="22"/>
+        </w:rPr>
+        <w:t>–</w:t>
+      </w:r>
+      <w:r>
+        <w:rPr>
+          <w:rFonts w:ascii="Times New Roman" w:hAnsi="Times New Roman" w:cs="Times New Roman"/>
+          <w:sz w:val="22"/>
+          <w:szCs w:val="22"/>
+        </w:rPr>
+        <w:t xml:space="preserve"> LAC workforce data on non-qualified workers, skill gaps.</w:t>
+      </w:r>
+    </w:p>
+    <w:p>
+      <w:pPr>
+        <w:jc w:val="both"/>
+        <w:rPr>
+          <w:rFonts w:ascii="Times New Roman" w:hAnsi="Times New Roman" w:cs="Times New Roman"/>
+          <w:sz w:val="22"/>
+          <w:szCs w:val="22"/>
+        </w:rPr>
+      </w:pPr>
+      <w:r>
+        <w:rPr>
+          <w:rFonts w:ascii="Times New Roman" w:hAnsi="Times New Roman" w:cs="Times New Roman"/>
+          <w:sz w:val="22"/>
+          <w:szCs w:val="22"/>
+        </w:rPr>
+        <w:t>•</w:t>
+      </w:r>
+      <w:r>
+        <w:rPr>
+          <w:rFonts w:ascii="Times New Roman" w:hAnsi="Times New Roman" w:cs="Times New Roman"/>
+          <w:sz w:val="22"/>
+          <w:szCs w:val="22"/>
+        </w:rPr>
+        <w:tab/>
+        <w:t xml:space="preserve">Verpoort et al. (2024) (#73) </w:t>
+      </w:r>
+      <w:r>
+        <w:rPr>
+          <w:rFonts w:ascii="Times New Roman" w:hAnsi="Times New Roman" w:cs="Times New Roman"/>
+          <w:sz w:val="22"/>
+          <w:szCs w:val="22"/>
+        </w:rPr>
+        <w:t>–</w:t>
+      </w:r>
+      <w:r>
+        <w:rPr>
+          <w:rFonts w:ascii="Times New Roman" w:hAnsi="Times New Roman" w:cs="Times New Roman"/>
+          <w:sz w:val="22"/>
+          <w:szCs w:val="22"/>
+        </w:rPr>
+        <w:t xml:space="preserve"> green value chain geography. How renewable cost heterogeneity reshapes where employment lands.</w:t>
+      </w:r>
+    </w:p>
+    <w:p>
+      <w:pPr>
+        <w:jc w:val="both"/>
+        <w:rPr>
+          <w:rFonts w:ascii="Times New Roman" w:hAnsi="Times New Roman" w:cs="Times New Roman"/>
+          <w:sz w:val="22"/>
+          <w:szCs w:val="22"/>
+        </w:rPr>
+      </w:pPr>
+      <w:r>
+        <w:rPr>
+          <w:rFonts w:ascii="Times New Roman" w:hAnsi="Times New Roman" w:cs="Times New Roman"/>
+          <w:sz w:val="22"/>
+          <w:szCs w:val="22"/>
+        </w:rPr>
+        <w:t>Possible discussion route</w:t>
+      </w:r>
+    </w:p>
+    <w:p>
+      <w:pPr>
+        <w:jc w:val="both"/>
+        <w:rPr>
+          <w:rFonts w:ascii="Times New Roman" w:hAnsi="Times New Roman" w:cs="Times New Roman"/>
+          <w:sz w:val="22"/>
+          <w:szCs w:val="22"/>
+        </w:rPr>
+      </w:pPr>
+      <w:r>
+        <w:rPr>
+          <w:rFonts w:ascii="Times New Roman" w:hAnsi="Times New Roman" w:cs="Times New Roman"/>
+          <w:sz w:val="22"/>
+          <w:szCs w:val="22"/>
+        </w:rPr>
+        <w:t>•</w:t>
+      </w:r>
+      <w:r>
+        <w:rPr>
+          <w:rFonts w:ascii="Times New Roman" w:hAnsi="Times New Roman" w:cs="Times New Roman"/>
+          <w:sz w:val="22"/>
+          <w:szCs w:val="22"/>
+        </w:rPr>
+        <w:tab/>
+        <w:t>A structured comparison table is essential. This is where you show the heterogeneity, not just assert it.</w:t>
+      </w:r>
+    </w:p>
+    <w:p>
+      <w:pPr>
+        <w:jc w:val="both"/>
+        <w:rPr>
+          <w:rFonts w:ascii="Times New Roman" w:hAnsi="Times New Roman" w:cs="Times New Roman"/>
+          <w:sz w:val="22"/>
+          <w:szCs w:val="22"/>
+        </w:rPr>
+      </w:pPr>
+      <w:r>
+        <w:rPr>
+          <w:rFonts w:ascii="Times New Roman" w:hAnsi="Times New Roman" w:cs="Times New Roman"/>
+          <w:sz w:val="22"/>
+          <w:szCs w:val="22"/>
+        </w:rPr>
         <w:lastRenderedPageBreak/>
         <w:t>•</w:t>
       </w:r>
@@ -9453,7 +10800,7 @@
           <w:szCs w:val="22"/>
         </w:rPr>
         <w:tab/>
-        <w:t xml:space="preserve">World Bank Development Indicators </w:t>
+        <w:t xml:space="preserve">The development economics framing: these structural characteristics are not just descriptive </w:t>
       </w:r>
       <w:r>
         <w:rPr>
@@ -9469,7 +10816,2155 @@
           <w:sz w:val="22"/>
           <w:szCs w:val="22"/>
         </w:rPr>
-        <w:t xml:space="preserve"> for the structural comparison table.</w:t>
+        <w:t xml:space="preserve"> they are the variables that your scenario discovery will reveal as determinative.</w:t>
+      </w:r>
+    </w:p>
+    <w:p>
+      <w:pPr>
+        <w:jc w:val="both"/>
+        <w:rPr>
+          <w:rFonts w:ascii="Times New Roman" w:hAnsi="Times New Roman" w:cs="Times New Roman"/>
+        </w:rPr>
+      </w:pPr>
+      <w:r>
+        <w:rPr>
+          <w:rFonts w:ascii="Times New Roman" w:hAnsi="Times New Roman" w:cs="Times New Roman"/>
+          <w:sz w:val="22"/>
+          <w:szCs w:val="22"/>
+        </w:rPr>
+        <w:t>•</w:t>
+      </w:r>
+      <w:r>
+        <w:rPr>
+          <w:rFonts w:ascii="Times New Roman" w:hAnsi="Times New Roman" w:cs="Times New Roman"/>
+          <w:sz w:val="22"/>
+          <w:szCs w:val="22"/>
+        </w:rPr>
+        <w:tab/>
+        <w:t>Consider organizing countries into clusters based on structural similarity rather than geography.</w:t>
+      </w:r>
+    </w:p>
+    <w:p>
+      <w:pPr>
+        <w:pStyle w:val="Heading2"/>
+      </w:pPr>
+      <w:r>
+        <w:t>4.3 Data sources and calibration</w:t>
+      </w:r>
+    </w:p>
+    <w:p>
+      <w:pPr>
+        <w:jc w:val="both"/>
+        <w:rPr>
+          <w:rFonts w:ascii="Times New Roman" w:hAnsi="Times New Roman" w:cs="Times New Roman"/>
+          <w:sz w:val="22"/>
+          <w:szCs w:val="22"/>
+        </w:rPr>
+      </w:pPr>
+      <w:r>
+        <w:rPr>
+          <w:rFonts w:ascii="Times New Roman" w:hAnsi="Times New Roman" w:cs="Times New Roman"/>
+          <w:sz w:val="22"/>
+          <w:szCs w:val="22"/>
+        </w:rPr>
+        <w:t xml:space="preserve">The analysis draws on national input-output tables, labor force statistics, technology cost data, and trade composition data for each of the seven countries. I-O tables are sourced from national statistical offices or multi-regional databases, with reference years varying by country. Sectoral labor coefficients are derived from labor force surveys and national accounts, adjusted for differences in sectoral classification across countries. Technology cost data are drawn from IRENA, IEA, and the SISEPUEDE cost module, with learning curve parameters calibrated to Way et al. (2022) and Rubin et al. (2015). Data quality and availability vary significantly across the seven countries </w:t>
+      </w:r>
+      <w:r>
+        <w:rPr>
+          <w:rFonts w:ascii="Times New Roman" w:hAnsi="Times New Roman" w:cs="Times New Roman"/>
+          <w:sz w:val="22"/>
+          <w:szCs w:val="22"/>
+        </w:rPr>
+        <w:t>–</w:t>
+      </w:r>
+      <w:r>
+        <w:rPr>
+          <w:rFonts w:ascii="Times New Roman" w:hAnsi="Times New Roman" w:cs="Times New Roman"/>
+          <w:sz w:val="22"/>
+          <w:szCs w:val="22"/>
+        </w:rPr>
+        <w:t xml:space="preserve"> a reality that the exploratory framework accommodates rather than ignores, since parameter uncertainty is the object of analysis rather than a nuisance to be assumed away.</w:t>
+      </w:r>
+    </w:p>
+    <w:p>
+      <w:pPr>
+        <w:jc w:val="both"/>
+        <w:rPr>
+          <w:rFonts w:ascii="Times New Roman" w:hAnsi="Times New Roman" w:cs="Times New Roman"/>
+          <w:sz w:val="22"/>
+          <w:szCs w:val="22"/>
+        </w:rPr>
+      </w:pPr>
+      <w:r>
+        <w:rPr>
+          <w:rFonts w:ascii="Times New Roman" w:hAnsi="Times New Roman" w:cs="Times New Roman"/>
+          <w:sz w:val="22"/>
+          <w:szCs w:val="22"/>
+        </w:rPr>
+        <w:t>Helpful references to expand this section</w:t>
+      </w:r>
+    </w:p>
+    <w:p>
+      <w:pPr>
+        <w:jc w:val="both"/>
+        <w:rPr>
+          <w:rFonts w:ascii="Times New Roman" w:hAnsi="Times New Roman" w:cs="Times New Roman"/>
+          <w:sz w:val="22"/>
+          <w:szCs w:val="22"/>
+        </w:rPr>
+      </w:pPr>
+      <w:r>
+        <w:rPr>
+          <w:rFonts w:ascii="Times New Roman" w:hAnsi="Times New Roman" w:cs="Times New Roman"/>
+          <w:sz w:val="22"/>
+          <w:szCs w:val="22"/>
+        </w:rPr>
+        <w:t>•</w:t>
+      </w:r>
+      <w:r>
+        <w:rPr>
+          <w:rFonts w:ascii="Times New Roman" w:hAnsi="Times New Roman" w:cs="Times New Roman"/>
+          <w:sz w:val="22"/>
+          <w:szCs w:val="22"/>
+        </w:rPr>
+        <w:tab/>
+        <w:t xml:space="preserve">Way et al. (2022) (#18) </w:t>
+      </w:r>
+      <w:r>
+        <w:rPr>
+          <w:rFonts w:ascii="Times New Roman" w:hAnsi="Times New Roman" w:cs="Times New Roman"/>
+          <w:sz w:val="22"/>
+          <w:szCs w:val="22"/>
+        </w:rPr>
+        <w:t>–</w:t>
+      </w:r>
+      <w:r>
+        <w:rPr>
+          <w:rFonts w:ascii="Times New Roman" w:hAnsi="Times New Roman" w:cs="Times New Roman"/>
+          <w:sz w:val="22"/>
+          <w:szCs w:val="22"/>
+        </w:rPr>
+        <w:t xml:space="preserve"> learning rate calibration source.</w:t>
+      </w:r>
+    </w:p>
+    <w:p>
+      <w:pPr>
+        <w:jc w:val="both"/>
+        <w:rPr>
+          <w:rFonts w:ascii="Times New Roman" w:hAnsi="Times New Roman" w:cs="Times New Roman"/>
+          <w:sz w:val="22"/>
+          <w:szCs w:val="22"/>
+        </w:rPr>
+      </w:pPr>
+      <w:r>
+        <w:rPr>
+          <w:rFonts w:ascii="Times New Roman" w:hAnsi="Times New Roman" w:cs="Times New Roman"/>
+          <w:sz w:val="22"/>
+          <w:szCs w:val="22"/>
+        </w:rPr>
+        <w:t>•</w:t>
+      </w:r>
+      <w:r>
+        <w:rPr>
+          <w:rFonts w:ascii="Times New Roman" w:hAnsi="Times New Roman" w:cs="Times New Roman"/>
+          <w:sz w:val="22"/>
+          <w:szCs w:val="22"/>
+        </w:rPr>
+        <w:tab/>
+        <w:t xml:space="preserve">Rubin et al. (2015) (#19) </w:t>
+      </w:r>
+      <w:r>
+        <w:rPr>
+          <w:rFonts w:ascii="Times New Roman" w:hAnsi="Times New Roman" w:cs="Times New Roman"/>
+          <w:sz w:val="22"/>
+          <w:szCs w:val="22"/>
+        </w:rPr>
+        <w:t>–</w:t>
+      </w:r>
+      <w:r>
+        <w:rPr>
+          <w:rFonts w:ascii="Times New Roman" w:hAnsi="Times New Roman" w:cs="Times New Roman"/>
+          <w:sz w:val="22"/>
+          <w:szCs w:val="22"/>
+        </w:rPr>
+        <w:t xml:space="preserve"> learning rate parameter ranges for electricity technologies.</w:t>
+      </w:r>
+    </w:p>
+    <w:p>
+      <w:pPr>
+        <w:jc w:val="both"/>
+        <w:rPr>
+          <w:rFonts w:ascii="Times New Roman" w:hAnsi="Times New Roman" w:cs="Times New Roman"/>
+          <w:sz w:val="22"/>
+          <w:szCs w:val="22"/>
+        </w:rPr>
+      </w:pPr>
+      <w:r>
+        <w:rPr>
+          <w:rFonts w:ascii="Times New Roman" w:hAnsi="Times New Roman" w:cs="Times New Roman"/>
+          <w:sz w:val="22"/>
+          <w:szCs w:val="22"/>
+        </w:rPr>
+        <w:t>Possible discussion route</w:t>
+      </w:r>
+    </w:p>
+    <w:p>
+      <w:pPr>
+        <w:jc w:val="both"/>
+        <w:rPr>
+          <w:rFonts w:ascii="Times New Roman" w:hAnsi="Times New Roman" w:cs="Times New Roman"/>
+          <w:sz w:val="22"/>
+          <w:szCs w:val="22"/>
+        </w:rPr>
+      </w:pPr>
+      <w:r>
+        <w:rPr>
+          <w:rFonts w:ascii="Times New Roman" w:hAnsi="Times New Roman" w:cs="Times New Roman"/>
+          <w:sz w:val="22"/>
+          <w:szCs w:val="22"/>
+        </w:rPr>
+        <w:t>•</w:t>
+      </w:r>
+      <w:r>
+        <w:rPr>
+          <w:rFonts w:ascii="Times New Roman" w:hAnsi="Times New Roman" w:cs="Times New Roman"/>
+          <w:sz w:val="22"/>
+          <w:szCs w:val="22"/>
+        </w:rPr>
+        <w:tab/>
+        <w:t>Be ruthlessly transparent about data limitations. A table listing data sources by country and variable would strengthen this section.</w:t>
+      </w:r>
+    </w:p>
+    <w:p>
+      <w:pPr>
+        <w:jc w:val="both"/>
+        <w:rPr>
+          <w:rFonts w:ascii="Times New Roman" w:hAnsi="Times New Roman" w:cs="Times New Roman"/>
+          <w:sz w:val="22"/>
+          <w:szCs w:val="22"/>
+        </w:rPr>
+      </w:pPr>
+      <w:r>
+        <w:rPr>
+          <w:rFonts w:ascii="Times New Roman" w:hAnsi="Times New Roman" w:cs="Times New Roman"/>
+          <w:sz w:val="22"/>
+          <w:szCs w:val="22"/>
+        </w:rPr>
+        <w:t>•</w:t>
+      </w:r>
+      <w:r>
+        <w:rPr>
+          <w:rFonts w:ascii="Times New Roman" w:hAnsi="Times New Roman" w:cs="Times New Roman"/>
+          <w:sz w:val="22"/>
+          <w:szCs w:val="22"/>
+        </w:rPr>
+        <w:tab/>
+        <w:t>The framing: data limitations in developing countries are part of the motivation, not a weakness. Exploratory analysis is designed for imperfect data contexts.</w:t>
+      </w:r>
+    </w:p>
+    <w:p>
+      <w:pPr>
+        <w:jc w:val="both"/>
+        <w:rPr>
+          <w:rFonts w:ascii="Times New Roman" w:hAnsi="Times New Roman" w:cs="Times New Roman"/>
+          <w:sz w:val="22"/>
+          <w:szCs w:val="22"/>
+        </w:rPr>
+      </w:pPr>
+      <w:r>
+        <w:rPr>
+          <w:rFonts w:ascii="Times New Roman" w:hAnsi="Times New Roman" w:cs="Times New Roman"/>
+          <w:sz w:val="22"/>
+          <w:szCs w:val="22"/>
+        </w:rPr>
+        <w:t>•</w:t>
+      </w:r>
+      <w:r>
+        <w:rPr>
+          <w:rFonts w:ascii="Times New Roman" w:hAnsi="Times New Roman" w:cs="Times New Roman"/>
+          <w:sz w:val="22"/>
+          <w:szCs w:val="22"/>
+        </w:rPr>
+        <w:tab/>
+        <w:t>Note assumptions about sectoral concordance across different I-O table vintages and classifications.</w:t>
+      </w:r>
+    </w:p>
+    <w:p>
+      <w:pPr>
+        <w:pStyle w:val="Heading1"/>
+      </w:pPr>
+      <w:r>
+        <w:t>5. Results</w:t>
+      </w:r>
+    </w:p>
+    <w:p>
+      <w:pPr>
+        <w:pStyle w:val="Heading2"/>
+      </w:pPr>
+      <w:r>
+        <w:t>5.1 Transformation-level employment estimates</w:t>
+      </w:r>
+    </w:p>
+    <w:p>
+      <w:pPr>
+        <w:jc w:val="both"/>
+        <w:rPr>
+          <w:rFonts w:ascii="Times New Roman" w:hAnsi="Times New Roman" w:cs="Times New Roman"/>
+          <w:sz w:val="22"/>
+          <w:szCs w:val="22"/>
+        </w:rPr>
+      </w:pPr>
+      <w:r>
+        <w:rPr>
+          <w:rFonts w:ascii="Times New Roman" w:hAnsi="Times New Roman" w:cs="Times New Roman"/>
+          <w:sz w:val="22"/>
+          <w:szCs w:val="22"/>
+        </w:rPr>
+        <w:t xml:space="preserve">The pipeline produces employment estimates for each mitigation transformation, at each intensity level, in each country, under each cost-structure parameterization. Before turning to the uncertainty exploration and scenario discovery </w:t>
+      </w:r>
+      <w:r>
+        <w:rPr>
+          <w:rFonts w:ascii="Times New Roman" w:hAnsi="Times New Roman" w:cs="Times New Roman"/>
+          <w:sz w:val="22"/>
+          <w:szCs w:val="22"/>
+        </w:rPr>
+        <w:t>–</w:t>
+      </w:r>
+      <w:r>
+        <w:rPr>
+          <w:rFonts w:ascii="Times New Roman" w:hAnsi="Times New Roman" w:cs="Times New Roman"/>
+          <w:sz w:val="22"/>
+          <w:szCs w:val="22"/>
+        </w:rPr>
+        <w:t xml:space="preserve"> the paper’s primary contributions </w:t>
+      </w:r>
+      <w:r>
+        <w:rPr>
+          <w:rFonts w:ascii="Times New Roman" w:hAnsi="Times New Roman" w:cs="Times New Roman"/>
+          <w:sz w:val="22"/>
+          <w:szCs w:val="22"/>
+        </w:rPr>
+        <w:t>–</w:t>
+      </w:r>
+      <w:r>
+        <w:rPr>
+          <w:rFonts w:ascii="Times New Roman" w:hAnsi="Times New Roman" w:cs="Times New Roman"/>
+          <w:sz w:val="22"/>
+          <w:szCs w:val="22"/>
+        </w:rPr>
+        <w:t xml:space="preserve"> it is useful to examine the baseline estimates to establish what the framework produces when cost structures are held at their reference values. Table Y presents employment multipliers (jobs per million USD invested) for selected transformations across the seven countries. Three patterns are immediately visible: first, the same transformation generates markedly different employment across countries, driven by differences in domestic supply chain depth and labor intensity; second, building-sector transformations (retrofits, efficient construction) tend to produce higher employment than energy-sector transformations (utility-scale solar, wind), reflecting the higher labor intensity of construction; third, the cross-country variation is large enough to suggest that country-level </w:t>
+      </w:r>
+      <w:r>
+        <w:rPr>
+          <w:rFonts w:ascii="Times New Roman" w:hAnsi="Times New Roman" w:cs="Times New Roman"/>
+          <w:sz w:val="22"/>
+          <w:szCs w:val="22"/>
+        </w:rPr>
+        <w:lastRenderedPageBreak/>
+        <w:t>structural conditions, not the choice of transformation, are the primary determinant of employment outcomes.</w:t>
+      </w:r>
+    </w:p>
+    <w:p>
+      <w:pPr>
+        <w:jc w:val="both"/>
+        <w:rPr>
+          <w:rFonts w:ascii="Times New Roman" w:hAnsi="Times New Roman" w:cs="Times New Roman"/>
+          <w:sz w:val="22"/>
+          <w:szCs w:val="22"/>
+        </w:rPr>
+      </w:pPr>
+      <w:r>
+        <w:rPr>
+          <w:rFonts w:ascii="Times New Roman" w:hAnsi="Times New Roman" w:cs="Times New Roman"/>
+          <w:sz w:val="22"/>
+          <w:szCs w:val="22"/>
+        </w:rPr>
+        <w:t>Helpful references to expand this section</w:t>
+      </w:r>
+    </w:p>
+    <w:p>
+      <w:pPr>
+        <w:jc w:val="both"/>
+        <w:rPr>
+          <w:rFonts w:ascii="Times New Roman" w:hAnsi="Times New Roman" w:cs="Times New Roman"/>
+          <w:sz w:val="22"/>
+          <w:szCs w:val="22"/>
+        </w:rPr>
+      </w:pPr>
+      <w:r>
+        <w:rPr>
+          <w:rFonts w:ascii="Times New Roman" w:hAnsi="Times New Roman" w:cs="Times New Roman"/>
+          <w:sz w:val="22"/>
+          <w:szCs w:val="22"/>
+        </w:rPr>
+        <w:t>•</w:t>
+      </w:r>
+      <w:r>
+        <w:rPr>
+          <w:rFonts w:ascii="Times New Roman" w:hAnsi="Times New Roman" w:cs="Times New Roman"/>
+          <w:sz w:val="22"/>
+          <w:szCs w:val="22"/>
+        </w:rPr>
+        <w:tab/>
+        <w:t xml:space="preserve">Your first paper (Frontiers in Climate, 2024) </w:t>
+      </w:r>
+      <w:r>
+        <w:rPr>
+          <w:rFonts w:ascii="Times New Roman" w:hAnsi="Times New Roman" w:cs="Times New Roman"/>
+          <w:sz w:val="22"/>
+          <w:szCs w:val="22"/>
+        </w:rPr>
+        <w:t>–</w:t>
+      </w:r>
+      <w:r>
+        <w:rPr>
+          <w:rFonts w:ascii="Times New Roman" w:hAnsi="Times New Roman" w:cs="Times New Roman"/>
+          <w:sz w:val="22"/>
+          <w:szCs w:val="22"/>
+        </w:rPr>
+        <w:t xml:space="preserve"> compare findings to the LAC results.</w:t>
+      </w:r>
+    </w:p>
+    <w:p>
+      <w:pPr>
+        <w:jc w:val="both"/>
+        <w:rPr>
+          <w:rFonts w:ascii="Times New Roman" w:hAnsi="Times New Roman" w:cs="Times New Roman"/>
+          <w:sz w:val="22"/>
+          <w:szCs w:val="22"/>
+        </w:rPr>
+      </w:pPr>
+      <w:r>
+        <w:rPr>
+          <w:rFonts w:ascii="Times New Roman" w:hAnsi="Times New Roman" w:cs="Times New Roman"/>
+          <w:sz w:val="22"/>
+          <w:szCs w:val="22"/>
+        </w:rPr>
+        <w:t>•</w:t>
+      </w:r>
+      <w:r>
+        <w:rPr>
+          <w:rFonts w:ascii="Times New Roman" w:hAnsi="Times New Roman" w:cs="Times New Roman"/>
+          <w:sz w:val="22"/>
+          <w:szCs w:val="22"/>
+        </w:rPr>
+        <w:tab/>
+        <w:t xml:space="preserve">Garrett-Peltier (2017) (#1) </w:t>
+      </w:r>
+      <w:r>
+        <w:rPr>
+          <w:rFonts w:ascii="Times New Roman" w:hAnsi="Times New Roman" w:cs="Times New Roman"/>
+          <w:sz w:val="22"/>
+          <w:szCs w:val="22"/>
+        </w:rPr>
+        <w:t>–</w:t>
+      </w:r>
+      <w:r>
+        <w:rPr>
+          <w:rFonts w:ascii="Times New Roman" w:hAnsi="Times New Roman" w:cs="Times New Roman"/>
+          <w:sz w:val="22"/>
+          <w:szCs w:val="22"/>
+        </w:rPr>
+        <w:t xml:space="preserve"> compare your multipliers to her US benchmarks.</w:t>
+      </w:r>
+    </w:p>
+    <w:p>
+      <w:pPr>
+        <w:jc w:val="both"/>
+        <w:rPr>
+          <w:rFonts w:ascii="Times New Roman" w:hAnsi="Times New Roman" w:cs="Times New Roman"/>
+          <w:sz w:val="22"/>
+          <w:szCs w:val="22"/>
+        </w:rPr>
+      </w:pPr>
+      <w:r>
+        <w:rPr>
+          <w:rFonts w:ascii="Times New Roman" w:hAnsi="Times New Roman" w:cs="Times New Roman"/>
+          <w:sz w:val="22"/>
+          <w:szCs w:val="22"/>
+        </w:rPr>
+        <w:t>•</w:t>
+      </w:r>
+      <w:r>
+        <w:rPr>
+          <w:rFonts w:ascii="Times New Roman" w:hAnsi="Times New Roman" w:cs="Times New Roman"/>
+          <w:sz w:val="22"/>
+          <w:szCs w:val="22"/>
+        </w:rPr>
+        <w:tab/>
+        <w:t xml:space="preserve">Cerny et al. (2022) (#4) </w:t>
+      </w:r>
+      <w:r>
+        <w:rPr>
+          <w:rFonts w:ascii="Times New Roman" w:hAnsi="Times New Roman" w:cs="Times New Roman"/>
+          <w:sz w:val="22"/>
+          <w:szCs w:val="22"/>
+        </w:rPr>
+        <w:t>–</w:t>
+      </w:r>
+      <w:r>
+        <w:rPr>
+          <w:rFonts w:ascii="Times New Roman" w:hAnsi="Times New Roman" w:cs="Times New Roman"/>
+          <w:sz w:val="22"/>
+          <w:szCs w:val="22"/>
+        </w:rPr>
+        <w:t xml:space="preserve"> their EU27+UK results for cross-country variation comparison.</w:t>
+      </w:r>
+    </w:p>
+    <w:p>
+      <w:pPr>
+        <w:jc w:val="both"/>
+        <w:rPr>
+          <w:rFonts w:ascii="Times New Roman" w:hAnsi="Times New Roman" w:cs="Times New Roman"/>
+          <w:sz w:val="22"/>
+          <w:szCs w:val="22"/>
+        </w:rPr>
+      </w:pPr>
+      <w:r>
+        <w:rPr>
+          <w:rFonts w:ascii="Times New Roman" w:hAnsi="Times New Roman" w:cs="Times New Roman"/>
+          <w:sz w:val="22"/>
+          <w:szCs w:val="22"/>
+        </w:rPr>
+        <w:t>Possible discussion route</w:t>
+      </w:r>
+    </w:p>
+    <w:p>
+      <w:pPr>
+        <w:jc w:val="both"/>
+        <w:rPr>
+          <w:rFonts w:ascii="Times New Roman" w:hAnsi="Times New Roman" w:cs="Times New Roman"/>
+          <w:sz w:val="22"/>
+          <w:szCs w:val="22"/>
+        </w:rPr>
+      </w:pPr>
+      <w:r>
+        <w:rPr>
+          <w:rFonts w:ascii="Times New Roman" w:hAnsi="Times New Roman" w:cs="Times New Roman"/>
+          <w:sz w:val="22"/>
+          <w:szCs w:val="22"/>
+        </w:rPr>
+        <w:t>•</w:t>
+      </w:r>
+      <w:r>
+        <w:rPr>
+          <w:rFonts w:ascii="Times New Roman" w:hAnsi="Times New Roman" w:cs="Times New Roman"/>
+          <w:sz w:val="22"/>
+          <w:szCs w:val="22"/>
+        </w:rPr>
+        <w:tab/>
+        <w:t>Lead with the cross-country comparison, not transformation-level detail. The development economics contribution is about why the same investment has different employment consequences in different structural contexts.</w:t>
+      </w:r>
+    </w:p>
+    <w:p>
+      <w:pPr>
+        <w:jc w:val="both"/>
+        <w:rPr>
+          <w:rFonts w:ascii="Times New Roman" w:hAnsi="Times New Roman" w:cs="Times New Roman"/>
+          <w:sz w:val="22"/>
+          <w:szCs w:val="22"/>
+        </w:rPr>
+      </w:pPr>
+      <w:r>
+        <w:rPr>
+          <w:rFonts w:ascii="Times New Roman" w:hAnsi="Times New Roman" w:cs="Times New Roman"/>
+          <w:sz w:val="22"/>
+          <w:szCs w:val="22"/>
+        </w:rPr>
+        <w:t>•</w:t>
+      </w:r>
+      <w:r>
+        <w:rPr>
+          <w:rFonts w:ascii="Times New Roman" w:hAnsi="Times New Roman" w:cs="Times New Roman"/>
+          <w:sz w:val="22"/>
+          <w:szCs w:val="22"/>
+        </w:rPr>
+        <w:tab/>
+        <w:t>A heat map (transformations × countries, colored by employment multiplier) could be the central visualization.</w:t>
+      </w:r>
+    </w:p>
+    <w:p>
+      <w:pPr>
+        <w:jc w:val="both"/>
+        <w:rPr>
+          <w:rFonts w:ascii="Times New Roman" w:hAnsi="Times New Roman" w:cs="Times New Roman"/>
+          <w:sz w:val="22"/>
+          <w:szCs w:val="22"/>
+        </w:rPr>
+      </w:pPr>
+      <w:r>
+        <w:rPr>
+          <w:rFonts w:ascii="Times New Roman" w:hAnsi="Times New Roman" w:cs="Times New Roman"/>
+          <w:sz w:val="22"/>
+          <w:szCs w:val="22"/>
+        </w:rPr>
+        <w:t>•</w:t>
+      </w:r>
+      <w:r>
+        <w:rPr>
+          <w:rFonts w:ascii="Times New Roman" w:hAnsi="Times New Roman" w:cs="Times New Roman"/>
+          <w:sz w:val="22"/>
+          <w:szCs w:val="22"/>
+        </w:rPr>
+        <w:tab/>
+        <w:t>These are the starting point, not the punchline. The punchline is the scenario discovery in 5.3.</w:t>
+      </w:r>
+    </w:p>
+    <w:p>
+      <w:pPr>
+        <w:pStyle w:val="Heading2"/>
+      </w:pPr>
+      <w:r>
+        <w:t>5.2 The role of cost-structure assumptions</w:t>
+      </w:r>
+    </w:p>
+    <w:p>
+      <w:pPr>
+        <w:jc w:val="both"/>
+        <w:rPr>
+          <w:rFonts w:ascii="Times New Roman" w:hAnsi="Times New Roman" w:cs="Times New Roman"/>
+          <w:sz w:val="22"/>
+          <w:szCs w:val="22"/>
+        </w:rPr>
+      </w:pPr>
+      <w:r>
+        <w:rPr>
+          <w:rFonts w:ascii="Times New Roman" w:hAnsi="Times New Roman" w:cs="Times New Roman"/>
+          <w:sz w:val="22"/>
+          <w:szCs w:val="22"/>
+        </w:rPr>
+        <w:t xml:space="preserve">Holding the country and transformation fixed, how much do employment estimates change as cost-structure assumptions vary? The answer, across the ensemble of experimental runs, is: substantially. Figure Z plots the distribution of employment outcomes for a selected transformation in a selected country across the full parameter space, showing a range from [X to Y] jobs per million USD. This variation is driven primarily by [the parameter(s) revealed as most influential]. The range of employment estimates within a single country and transformation, generated by varying cost-structure assumptions alone, is in many cases as large as the range across countries under fixed assumptions. This means that getting the cost structure right </w:t>
+      </w:r>
+      <w:r>
+        <w:rPr>
+          <w:rFonts w:ascii="Times New Roman" w:hAnsi="Times New Roman" w:cs="Times New Roman"/>
+          <w:sz w:val="22"/>
+          <w:szCs w:val="22"/>
+        </w:rPr>
+        <w:t>–</w:t>
+      </w:r>
+      <w:r>
+        <w:rPr>
+          <w:rFonts w:ascii="Times New Roman" w:hAnsi="Times New Roman" w:cs="Times New Roman"/>
+          <w:sz w:val="22"/>
+          <w:szCs w:val="22"/>
+        </w:rPr>
+        <w:t xml:space="preserve"> or at least understanding how sensitive results are to cost-structure assumptions </w:t>
+      </w:r>
+      <w:r>
+        <w:rPr>
+          <w:rFonts w:ascii="Times New Roman" w:hAnsi="Times New Roman" w:cs="Times New Roman"/>
+          <w:sz w:val="22"/>
+          <w:szCs w:val="22"/>
+        </w:rPr>
+        <w:t>–</w:t>
+      </w:r>
+      <w:r>
+        <w:rPr>
+          <w:rFonts w:ascii="Times New Roman" w:hAnsi="Times New Roman" w:cs="Times New Roman"/>
+          <w:sz w:val="22"/>
+          <w:szCs w:val="22"/>
+        </w:rPr>
+        <w:t xml:space="preserve"> is at least as important as getting the country-level I-O table right.</w:t>
+      </w:r>
+    </w:p>
+    <w:p>
+      <w:pPr>
+        <w:jc w:val="both"/>
+        <w:rPr>
+          <w:rFonts w:ascii="Times New Roman" w:hAnsi="Times New Roman" w:cs="Times New Roman"/>
+          <w:sz w:val="22"/>
+          <w:szCs w:val="22"/>
+        </w:rPr>
+      </w:pPr>
+      <w:r>
+        <w:rPr>
+          <w:rFonts w:ascii="Times New Roman" w:hAnsi="Times New Roman" w:cs="Times New Roman"/>
+          <w:sz w:val="22"/>
+          <w:szCs w:val="22"/>
+        </w:rPr>
+        <w:t>Helpful references to expand this section</w:t>
+      </w:r>
+    </w:p>
+    <w:p>
+      <w:pPr>
+        <w:jc w:val="both"/>
+        <w:rPr>
+          <w:rFonts w:ascii="Times New Roman" w:hAnsi="Times New Roman" w:cs="Times New Roman"/>
+          <w:sz w:val="22"/>
+          <w:szCs w:val="22"/>
+        </w:rPr>
+      </w:pPr>
+      <w:r>
+        <w:rPr>
+          <w:rFonts w:ascii="Times New Roman" w:hAnsi="Times New Roman" w:cs="Times New Roman"/>
+          <w:sz w:val="22"/>
+          <w:szCs w:val="22"/>
+        </w:rPr>
+        <w:t>•</w:t>
+      </w:r>
+      <w:r>
+        <w:rPr>
+          <w:rFonts w:ascii="Times New Roman" w:hAnsi="Times New Roman" w:cs="Times New Roman"/>
+          <w:sz w:val="22"/>
+          <w:szCs w:val="22"/>
+        </w:rPr>
+        <w:tab/>
+        <w:t xml:space="preserve">Way et al. (2022) (#18) </w:t>
+      </w:r>
+      <w:r>
+        <w:rPr>
+          <w:rFonts w:ascii="Times New Roman" w:hAnsi="Times New Roman" w:cs="Times New Roman"/>
+          <w:sz w:val="22"/>
+          <w:szCs w:val="22"/>
+        </w:rPr>
+        <w:t>–</w:t>
+      </w:r>
+      <w:r>
+        <w:rPr>
+          <w:rFonts w:ascii="Times New Roman" w:hAnsi="Times New Roman" w:cs="Times New Roman"/>
+          <w:sz w:val="22"/>
+          <w:szCs w:val="22"/>
+        </w:rPr>
+        <w:t xml:space="preserve"> if learning rate variation is a major driver, cite their evidence that cost trajectories are deeply uncertain.</w:t>
+      </w:r>
+    </w:p>
+    <w:p>
+      <w:pPr>
+        <w:jc w:val="both"/>
+        <w:rPr>
+          <w:rFonts w:ascii="Times New Roman" w:hAnsi="Times New Roman" w:cs="Times New Roman"/>
+          <w:sz w:val="22"/>
+          <w:szCs w:val="22"/>
+        </w:rPr>
+      </w:pPr>
+      <w:r>
+        <w:rPr>
+          <w:rFonts w:ascii="Times New Roman" w:hAnsi="Times New Roman" w:cs="Times New Roman"/>
+          <w:sz w:val="22"/>
+          <w:szCs w:val="22"/>
+        </w:rPr>
+        <w:t>•</w:t>
+      </w:r>
+      <w:r>
+        <w:rPr>
+          <w:rFonts w:ascii="Times New Roman" w:hAnsi="Times New Roman" w:cs="Times New Roman"/>
+          <w:sz w:val="22"/>
+          <w:szCs w:val="22"/>
+        </w:rPr>
+        <w:tab/>
+        <w:t xml:space="preserve">Perrier &amp; Quirion (2018) </w:t>
+      </w:r>
+      <w:r>
+        <w:rPr>
+          <w:rFonts w:ascii="Times New Roman" w:hAnsi="Times New Roman" w:cs="Times New Roman"/>
+          <w:sz w:val="22"/>
+          <w:szCs w:val="22"/>
+        </w:rPr>
+        <w:t>–</w:t>
+      </w:r>
+      <w:r>
+        <w:rPr>
+          <w:rFonts w:ascii="Times New Roman" w:hAnsi="Times New Roman" w:cs="Times New Roman"/>
+          <w:sz w:val="22"/>
+          <w:szCs w:val="22"/>
+        </w:rPr>
+        <w:t xml:space="preserve"> if labor intensity and import shares dominate, cite their decomposition.</w:t>
+      </w:r>
+    </w:p>
+    <w:p>
+      <w:pPr>
+        <w:jc w:val="both"/>
+        <w:rPr>
+          <w:rFonts w:ascii="Times New Roman" w:hAnsi="Times New Roman" w:cs="Times New Roman"/>
+          <w:sz w:val="22"/>
+          <w:szCs w:val="22"/>
+        </w:rPr>
+      </w:pPr>
+      <w:r>
+        <w:rPr>
+          <w:rFonts w:ascii="Times New Roman" w:hAnsi="Times New Roman" w:cs="Times New Roman"/>
+          <w:sz w:val="22"/>
+          <w:szCs w:val="22"/>
+        </w:rPr>
+        <w:t>•</w:t>
+      </w:r>
+      <w:r>
+        <w:rPr>
+          <w:rFonts w:ascii="Times New Roman" w:hAnsi="Times New Roman" w:cs="Times New Roman"/>
+          <w:sz w:val="22"/>
+          <w:szCs w:val="22"/>
+        </w:rPr>
+        <w:tab/>
+        <w:t xml:space="preserve">Bucker et al. (2025) (#5) </w:t>
+      </w:r>
+      <w:r>
+        <w:rPr>
+          <w:rFonts w:ascii="Times New Roman" w:hAnsi="Times New Roman" w:cs="Times New Roman"/>
+          <w:sz w:val="22"/>
+          <w:szCs w:val="22"/>
+        </w:rPr>
+        <w:t>–</w:t>
+      </w:r>
+      <w:r>
+        <w:rPr>
+          <w:rFonts w:ascii="Times New Roman" w:hAnsi="Times New Roman" w:cs="Times New Roman"/>
+          <w:sz w:val="22"/>
+          <w:szCs w:val="22"/>
+        </w:rPr>
+        <w:t xml:space="preserve"> their sensitivity analysis found T&amp;D costs and imports as largest sources. Compare.</w:t>
+      </w:r>
+    </w:p>
+    <w:p>
+      <w:pPr>
+        <w:jc w:val="both"/>
+        <w:rPr>
+          <w:rFonts w:ascii="Times New Roman" w:hAnsi="Times New Roman" w:cs="Times New Roman"/>
+          <w:sz w:val="22"/>
+          <w:szCs w:val="22"/>
+        </w:rPr>
+      </w:pPr>
+      <w:r>
+        <w:rPr>
+          <w:rFonts w:ascii="Times New Roman" w:hAnsi="Times New Roman" w:cs="Times New Roman"/>
+          <w:sz w:val="22"/>
+          <w:szCs w:val="22"/>
+        </w:rPr>
+        <w:t>Possible discussion route</w:t>
+      </w:r>
+    </w:p>
+    <w:p>
+      <w:pPr>
+        <w:jc w:val="both"/>
+        <w:rPr>
+          <w:rFonts w:ascii="Times New Roman" w:hAnsi="Times New Roman" w:cs="Times New Roman"/>
+          <w:sz w:val="22"/>
+          <w:szCs w:val="22"/>
+        </w:rPr>
+      </w:pPr>
+      <w:r>
+        <w:rPr>
+          <w:rFonts w:ascii="Times New Roman" w:hAnsi="Times New Roman" w:cs="Times New Roman"/>
+          <w:sz w:val="22"/>
+          <w:szCs w:val="22"/>
+        </w:rPr>
+        <w:t>•</w:t>
+      </w:r>
+      <w:r>
+        <w:rPr>
+          <w:rFonts w:ascii="Times New Roman" w:hAnsi="Times New Roman" w:cs="Times New Roman"/>
+          <w:sz w:val="22"/>
+          <w:szCs w:val="22"/>
+        </w:rPr>
+        <w:tab/>
+        <w:t>This section bridges baseline results (5.1) and scenario discovery (5.3). It shows cost-structure uncertainty matters before showing what the algorithm finds.</w:t>
+      </w:r>
+    </w:p>
+    <w:p>
+      <w:pPr>
+        <w:jc w:val="both"/>
+        <w:rPr>
+          <w:rFonts w:ascii="Times New Roman" w:hAnsi="Times New Roman" w:cs="Times New Roman"/>
+          <w:sz w:val="22"/>
+          <w:szCs w:val="22"/>
+        </w:rPr>
+      </w:pPr>
+      <w:r>
+        <w:rPr>
+          <w:rFonts w:ascii="Times New Roman" w:hAnsi="Times New Roman" w:cs="Times New Roman"/>
+          <w:sz w:val="22"/>
+          <w:szCs w:val="22"/>
+        </w:rPr>
+        <w:t>•</w:t>
+      </w:r>
+      <w:r>
+        <w:rPr>
+          <w:rFonts w:ascii="Times New Roman" w:hAnsi="Times New Roman" w:cs="Times New Roman"/>
+          <w:sz w:val="22"/>
+          <w:szCs w:val="22"/>
+        </w:rPr>
+        <w:tab/>
+        <w:t>Use density plots or violin plots to show distributions. Avoid reporting only means and standard deviations.</w:t>
+      </w:r>
+    </w:p>
+    <w:p>
+      <w:pPr>
+        <w:jc w:val="both"/>
+        <w:rPr>
+          <w:rFonts w:ascii="Times New Roman" w:hAnsi="Times New Roman" w:cs="Times New Roman"/>
+        </w:rPr>
+      </w:pPr>
+      <w:r>
+        <w:rPr>
+          <w:rFonts w:ascii="Times New Roman" w:hAnsi="Times New Roman" w:cs="Times New Roman"/>
+          <w:sz w:val="22"/>
+          <w:szCs w:val="22"/>
+        </w:rPr>
+        <w:lastRenderedPageBreak/>
+        <w:t>•</w:t>
+      </w:r>
+      <w:r>
+        <w:rPr>
+          <w:rFonts w:ascii="Times New Roman" w:hAnsi="Times New Roman" w:cs="Times New Roman"/>
+          <w:sz w:val="22"/>
+          <w:szCs w:val="22"/>
+        </w:rPr>
+        <w:tab/>
+        <w:t>Development economics point: the parameters that drive the most variation (import share, domestic manufacturing) are precisely the variables that development policy can influence</w:t>
+      </w:r>
+      <w:r>
+        <w:rPr>
+          <w:rFonts w:ascii="Times New Roman" w:hAnsi="Times New Roman" w:cs="Times New Roman"/>
+        </w:rPr>
+        <w:t>.</w:t>
+      </w:r>
+    </w:p>
+    <w:p>
+      <w:pPr>
+        <w:pStyle w:val="Heading2"/>
+      </w:pPr>
+      <w:r>
+        <w:t>5.3 Scenario discovery: conditions for positive job creation</w:t>
+      </w:r>
+    </w:p>
+    <w:p>
+      <w:pPr>
+        <w:jc w:val="both"/>
+        <w:rPr>
+          <w:rFonts w:ascii="Times New Roman" w:hAnsi="Times New Roman" w:cs="Times New Roman"/>
+          <w:sz w:val="22"/>
+          <w:szCs w:val="22"/>
+        </w:rPr>
+      </w:pPr>
+      <w:r>
+        <w:rPr>
+          <w:rFonts w:ascii="Times New Roman" w:hAnsi="Times New Roman" w:cs="Times New Roman"/>
+          <w:sz w:val="22"/>
+          <w:szCs w:val="22"/>
+        </w:rPr>
+        <w:t xml:space="preserve">The scenario discovery analysis identifies the cost-structure conditions that separate high-employment from low-employment outcomes across the seven countries. The PRIM algorithm, applied to the ensemble of experimental runs with employment outcomes classified as above or below a policy-relevant threshold, identifies a set of interpretable boxes in the parameter space that concentrate favorable outcomes. [State the central finding when results are available.] Across countries, [describe cross-country patterns]. Within individual countries, the binding conditions differ: for [country X], the critical parameter is [parameter], while for [country Y], the outcome depends primarily on [different parameter]. The scenario discovery also reveals which parameters are not binding </w:t>
+      </w:r>
+      <w:r>
+        <w:rPr>
+          <w:rFonts w:ascii="Times New Roman" w:hAnsi="Times New Roman" w:cs="Times New Roman"/>
+          <w:sz w:val="22"/>
+          <w:szCs w:val="22"/>
+        </w:rPr>
+        <w:t>–</w:t>
+      </w:r>
+      <w:r>
+        <w:rPr>
+          <w:rFonts w:ascii="Times New Roman" w:hAnsi="Times New Roman" w:cs="Times New Roman"/>
+          <w:sz w:val="22"/>
+          <w:szCs w:val="22"/>
+        </w:rPr>
+        <w:t xml:space="preserve"> dimensions of cost-structure uncertainty that, within the ranges explored, do not significantly affect whether employment outcomes are favorable.</w:t>
+      </w:r>
+    </w:p>
+    <w:p>
+      <w:pPr>
+        <w:jc w:val="both"/>
+        <w:rPr>
+          <w:rFonts w:ascii="Times New Roman" w:hAnsi="Times New Roman" w:cs="Times New Roman"/>
+          <w:sz w:val="22"/>
+          <w:szCs w:val="22"/>
+        </w:rPr>
+      </w:pPr>
+      <w:r>
+        <w:rPr>
+          <w:rFonts w:ascii="Times New Roman" w:hAnsi="Times New Roman" w:cs="Times New Roman"/>
+          <w:sz w:val="22"/>
+          <w:szCs w:val="22"/>
+        </w:rPr>
+        <w:t>Helpful references to expand this section</w:t>
+      </w:r>
+    </w:p>
+    <w:p>
+      <w:pPr>
+        <w:jc w:val="both"/>
+        <w:rPr>
+          <w:rFonts w:ascii="Times New Roman" w:hAnsi="Times New Roman" w:cs="Times New Roman"/>
+          <w:sz w:val="22"/>
+          <w:szCs w:val="22"/>
+        </w:rPr>
+      </w:pPr>
+      <w:r>
+        <w:rPr>
+          <w:rFonts w:ascii="Times New Roman" w:hAnsi="Times New Roman" w:cs="Times New Roman"/>
+          <w:sz w:val="22"/>
+          <w:szCs w:val="22"/>
+        </w:rPr>
+        <w:t>•</w:t>
+      </w:r>
+      <w:r>
+        <w:rPr>
+          <w:rFonts w:ascii="Times New Roman" w:hAnsi="Times New Roman" w:cs="Times New Roman"/>
+          <w:sz w:val="22"/>
+          <w:szCs w:val="22"/>
+        </w:rPr>
+        <w:tab/>
+        <w:t xml:space="preserve">Bryant &amp; Lempert (2010) (#14) </w:t>
+      </w:r>
+      <w:r>
+        <w:rPr>
+          <w:rFonts w:ascii="Times New Roman" w:hAnsi="Times New Roman" w:cs="Times New Roman"/>
+          <w:sz w:val="22"/>
+          <w:szCs w:val="22"/>
+        </w:rPr>
+        <w:t>–</w:t>
+      </w:r>
+      <w:r>
+        <w:rPr>
+          <w:rFonts w:ascii="Times New Roman" w:hAnsi="Times New Roman" w:cs="Times New Roman"/>
+          <w:sz w:val="22"/>
+          <w:szCs w:val="22"/>
+        </w:rPr>
+        <w:t xml:space="preserve"> for interpreting PRIM output (coverage, density, interpretability tradeoffs).</w:t>
+      </w:r>
+    </w:p>
+    <w:p>
+      <w:pPr>
+        <w:jc w:val="both"/>
+        <w:rPr>
+          <w:rFonts w:ascii="Times New Roman" w:hAnsi="Times New Roman" w:cs="Times New Roman"/>
+          <w:sz w:val="22"/>
+          <w:szCs w:val="22"/>
+        </w:rPr>
+      </w:pPr>
+      <w:r>
+        <w:rPr>
+          <w:rFonts w:ascii="Times New Roman" w:hAnsi="Times New Roman" w:cs="Times New Roman"/>
+          <w:sz w:val="22"/>
+          <w:szCs w:val="22"/>
+        </w:rPr>
+        <w:t>•</w:t>
+      </w:r>
+      <w:r>
+        <w:rPr>
+          <w:rFonts w:ascii="Times New Roman" w:hAnsi="Times New Roman" w:cs="Times New Roman"/>
+          <w:sz w:val="22"/>
+          <w:szCs w:val="22"/>
+        </w:rPr>
+        <w:tab/>
+        <w:t xml:space="preserve">Mealy et al. (2025) (#12) </w:t>
+      </w:r>
+      <w:r>
+        <w:rPr>
+          <w:rFonts w:ascii="Times New Roman" w:hAnsi="Times New Roman" w:cs="Times New Roman"/>
+          <w:sz w:val="22"/>
+          <w:szCs w:val="22"/>
+        </w:rPr>
+        <w:t>–</w:t>
+      </w:r>
+      <w:r>
+        <w:rPr>
+          <w:rFonts w:ascii="Times New Roman" w:hAnsi="Times New Roman" w:cs="Times New Roman"/>
+          <w:sz w:val="22"/>
+          <w:szCs w:val="22"/>
+        </w:rPr>
+        <w:t xml:space="preserve"> they called for conditional analysis; you deliver it.</w:t>
+      </w:r>
+    </w:p>
+    <w:p>
+      <w:pPr>
+        <w:jc w:val="both"/>
+        <w:rPr>
+          <w:rFonts w:ascii="Times New Roman" w:hAnsi="Times New Roman" w:cs="Times New Roman"/>
+          <w:sz w:val="22"/>
+          <w:szCs w:val="22"/>
+        </w:rPr>
+      </w:pPr>
+      <w:r>
+        <w:rPr>
+          <w:rFonts w:ascii="Times New Roman" w:hAnsi="Times New Roman" w:cs="Times New Roman"/>
+          <w:sz w:val="22"/>
+          <w:szCs w:val="22"/>
+        </w:rPr>
+        <w:t>•</w:t>
+      </w:r>
+      <w:r>
+        <w:rPr>
+          <w:rFonts w:ascii="Times New Roman" w:hAnsi="Times New Roman" w:cs="Times New Roman"/>
+          <w:sz w:val="22"/>
+          <w:szCs w:val="22"/>
+        </w:rPr>
+        <w:tab/>
+        <w:t xml:space="preserve">Knudsen et al. (2025) (#15) </w:t>
+      </w:r>
+      <w:r>
+        <w:rPr>
+          <w:rFonts w:ascii="Times New Roman" w:hAnsi="Times New Roman" w:cs="Times New Roman"/>
+          <w:sz w:val="22"/>
+          <w:szCs w:val="22"/>
+        </w:rPr>
+        <w:t>–</w:t>
+      </w:r>
+      <w:r>
+        <w:rPr>
+          <w:rFonts w:ascii="Times New Roman" w:hAnsi="Times New Roman" w:cs="Times New Roman"/>
+          <w:sz w:val="22"/>
+          <w:szCs w:val="22"/>
+        </w:rPr>
+        <w:t xml:space="preserve"> do the frictions they identify correspond to the conditions your scenario discovery surfaces?</w:t>
+      </w:r>
+    </w:p>
+    <w:p>
+      <w:pPr>
+        <w:jc w:val="both"/>
+        <w:rPr>
+          <w:rFonts w:ascii="Times New Roman" w:hAnsi="Times New Roman" w:cs="Times New Roman"/>
+          <w:sz w:val="22"/>
+          <w:szCs w:val="22"/>
+        </w:rPr>
+      </w:pPr>
+      <w:r>
+        <w:rPr>
+          <w:rFonts w:ascii="Times New Roman" w:hAnsi="Times New Roman" w:cs="Times New Roman"/>
+          <w:sz w:val="22"/>
+          <w:szCs w:val="22"/>
+        </w:rPr>
+        <w:t>Possible discussion route</w:t>
+      </w:r>
+    </w:p>
+    <w:p>
+      <w:pPr>
+        <w:jc w:val="both"/>
+        <w:rPr>
+          <w:rFonts w:ascii="Times New Roman" w:hAnsi="Times New Roman" w:cs="Times New Roman"/>
+          <w:sz w:val="22"/>
+          <w:szCs w:val="22"/>
+        </w:rPr>
+      </w:pPr>
+      <w:r>
+        <w:rPr>
+          <w:rFonts w:ascii="Times New Roman" w:hAnsi="Times New Roman" w:cs="Times New Roman"/>
+          <w:sz w:val="22"/>
+          <w:szCs w:val="22"/>
+        </w:rPr>
+        <w:t>•</w:t>
+      </w:r>
+      <w:r>
+        <w:rPr>
+          <w:rFonts w:ascii="Times New Roman" w:hAnsi="Times New Roman" w:cs="Times New Roman"/>
+          <w:sz w:val="22"/>
+          <w:szCs w:val="22"/>
+        </w:rPr>
+        <w:tab/>
+        <w:t>Structure as: (1) cross-country universal conditions, (2) country-specific conditions, (3) transformation-specific conditions.</w:t>
+      </w:r>
+    </w:p>
+    <w:p>
+      <w:pPr>
+        <w:jc w:val="both"/>
+        <w:rPr>
+          <w:rFonts w:ascii="Times New Roman" w:hAnsi="Times New Roman" w:cs="Times New Roman"/>
+          <w:sz w:val="22"/>
+          <w:szCs w:val="22"/>
+        </w:rPr>
+      </w:pPr>
+      <w:r>
+        <w:rPr>
+          <w:rFonts w:ascii="Times New Roman" w:hAnsi="Times New Roman" w:cs="Times New Roman"/>
+          <w:sz w:val="22"/>
+          <w:szCs w:val="22"/>
+        </w:rPr>
+        <w:t>•</w:t>
+      </w:r>
+      <w:r>
+        <w:rPr>
+          <w:rFonts w:ascii="Times New Roman" w:hAnsi="Times New Roman" w:cs="Times New Roman"/>
+          <w:sz w:val="22"/>
+          <w:szCs w:val="22"/>
+        </w:rPr>
+        <w:tab/>
+        <w:t>Present PRIM threshold rules both formally and in plain language.</w:t>
+      </w:r>
+    </w:p>
+    <w:p>
+      <w:pPr>
+        <w:jc w:val="both"/>
+        <w:rPr>
+          <w:rFonts w:ascii="Times New Roman" w:hAnsi="Times New Roman" w:cs="Times New Roman"/>
+          <w:sz w:val="22"/>
+          <w:szCs w:val="22"/>
+        </w:rPr>
+      </w:pPr>
+      <w:r>
+        <w:rPr>
+          <w:rFonts w:ascii="Times New Roman" w:hAnsi="Times New Roman" w:cs="Times New Roman"/>
+          <w:sz w:val="22"/>
+          <w:szCs w:val="22"/>
+        </w:rPr>
+        <w:t>•</w:t>
+      </w:r>
+      <w:r>
+        <w:rPr>
+          <w:rFonts w:ascii="Times New Roman" w:hAnsi="Times New Roman" w:cs="Times New Roman"/>
+          <w:sz w:val="22"/>
+          <w:szCs w:val="22"/>
+        </w:rPr>
+        <w:tab/>
+        <w:t>The development economics contribution crystallizes here: the conditions for employment creation are structural features of developing economies (import dependence, labor intensity, manufacturing capacity).</w:t>
+      </w:r>
+    </w:p>
+    <w:p>
+      <w:pPr>
+        <w:pStyle w:val="Heading2"/>
+      </w:pPr>
+      <w:r>
+        <w:t>5.4 Policy-relevant typology</w:t>
+      </w:r>
+    </w:p>
+    <w:p>
+      <w:pPr>
+        <w:jc w:val="both"/>
+        <w:rPr>
+          <w:rFonts w:ascii="Times New Roman" w:hAnsi="Times New Roman" w:cs="Times New Roman"/>
+          <w:sz w:val="22"/>
+          <w:szCs w:val="22"/>
+        </w:rPr>
+      </w:pPr>
+      <w:r>
+        <w:rPr>
+          <w:rFonts w:ascii="Times New Roman" w:hAnsi="Times New Roman" w:cs="Times New Roman"/>
+          <w:sz w:val="22"/>
+          <w:szCs w:val="22"/>
+        </w:rPr>
+        <w:t xml:space="preserve">The scenario discovery findings can be synthesized into a typology of employment vulnerability: a classification of country-transformation combinations based on how robust their employment outcomes are to cost-structure uncertainty. At one end are robust cases </w:t>
+      </w:r>
+      <w:r>
+        <w:rPr>
+          <w:rFonts w:ascii="Times New Roman" w:hAnsi="Times New Roman" w:cs="Times New Roman"/>
+          <w:sz w:val="22"/>
+          <w:szCs w:val="22"/>
+        </w:rPr>
+        <w:t>–</w:t>
+      </w:r>
+      <w:r>
+        <w:rPr>
+          <w:rFonts w:ascii="Times New Roman" w:hAnsi="Times New Roman" w:cs="Times New Roman"/>
+          <w:sz w:val="22"/>
+          <w:szCs w:val="22"/>
+        </w:rPr>
+        <w:t xml:space="preserve"> combinations where employment outcomes are positive across most of the parameter space, meaning that job creation potential is resilient to variation in cost-structure assumptions. At the other end are fragile cases </w:t>
+      </w:r>
+      <w:r>
+        <w:rPr>
+          <w:rFonts w:ascii="Times New Roman" w:hAnsi="Times New Roman" w:cs="Times New Roman"/>
+          <w:sz w:val="22"/>
+          <w:szCs w:val="22"/>
+        </w:rPr>
+        <w:t>–</w:t>
+      </w:r>
+      <w:r>
+        <w:rPr>
+          <w:rFonts w:ascii="Times New Roman" w:hAnsi="Times New Roman" w:cs="Times New Roman"/>
+          <w:sz w:val="22"/>
+          <w:szCs w:val="22"/>
+        </w:rPr>
+        <w:t xml:space="preserve"> combinations where employment outcomes are highly sensitive to one or two parameters, meaning that a policy choice (such as local content requirements or domestic manufacturing subsidies) could determine whether the investment creates substantial employment or very little. Between these extremes are cases where employment outcomes are conditionally favorable, depending on specific structural conditions that differ by country. This typology is the paper’s primary deliverable for policymakers: not a single number, but a map of when and why climate investments create jobs.</w:t>
+      </w:r>
+    </w:p>
+    <w:p>
+      <w:pPr>
+        <w:jc w:val="both"/>
+        <w:rPr>
+          <w:rFonts w:ascii="Times New Roman" w:hAnsi="Times New Roman" w:cs="Times New Roman"/>
+          <w:sz w:val="22"/>
+          <w:szCs w:val="22"/>
+        </w:rPr>
+      </w:pPr>
+      <w:r>
+        <w:rPr>
+          <w:rFonts w:ascii="Times New Roman" w:hAnsi="Times New Roman" w:cs="Times New Roman"/>
+          <w:sz w:val="22"/>
+          <w:szCs w:val="22"/>
+        </w:rPr>
+        <w:lastRenderedPageBreak/>
+        <w:t>Helpful references to expand this section</w:t>
+      </w:r>
+    </w:p>
+    <w:p>
+      <w:pPr>
+        <w:jc w:val="both"/>
+        <w:rPr>
+          <w:rFonts w:ascii="Times New Roman" w:hAnsi="Times New Roman" w:cs="Times New Roman"/>
+          <w:sz w:val="22"/>
+          <w:szCs w:val="22"/>
+        </w:rPr>
+      </w:pPr>
+      <w:r>
+        <w:rPr>
+          <w:rFonts w:ascii="Times New Roman" w:hAnsi="Times New Roman" w:cs="Times New Roman"/>
+          <w:sz w:val="22"/>
+          <w:szCs w:val="22"/>
+        </w:rPr>
+        <w:t>•</w:t>
+      </w:r>
+      <w:r>
+        <w:rPr>
+          <w:rFonts w:ascii="Times New Roman" w:hAnsi="Times New Roman" w:cs="Times New Roman"/>
+          <w:sz w:val="22"/>
+          <w:szCs w:val="22"/>
+        </w:rPr>
+        <w:tab/>
+        <w:t xml:space="preserve">Mealy et al. (2025) (#12) </w:t>
+      </w:r>
+      <w:r>
+        <w:rPr>
+          <w:rFonts w:ascii="Times New Roman" w:hAnsi="Times New Roman" w:cs="Times New Roman"/>
+          <w:sz w:val="22"/>
+          <w:szCs w:val="22"/>
+        </w:rPr>
+        <w:t>–</w:t>
+      </w:r>
+      <w:r>
+        <w:rPr>
+          <w:rFonts w:ascii="Times New Roman" w:hAnsi="Times New Roman" w:cs="Times New Roman"/>
+          <w:sz w:val="22"/>
+          <w:szCs w:val="22"/>
+        </w:rPr>
+        <w:t xml:space="preserve"> their “jobs-in-demand” and “jobs-at-risk” framework. Your typology operationalizes their conceptual proposal.</w:t>
+      </w:r>
+    </w:p>
+    <w:p>
+      <w:pPr>
+        <w:jc w:val="both"/>
+        <w:rPr>
+          <w:rFonts w:ascii="Times New Roman" w:hAnsi="Times New Roman" w:cs="Times New Roman"/>
+          <w:sz w:val="22"/>
+          <w:szCs w:val="22"/>
+        </w:rPr>
+      </w:pPr>
+      <w:r>
+        <w:rPr>
+          <w:rFonts w:ascii="Times New Roman" w:hAnsi="Times New Roman" w:cs="Times New Roman"/>
+          <w:sz w:val="22"/>
+          <w:szCs w:val="22"/>
+        </w:rPr>
+        <w:t>•</w:t>
+      </w:r>
+      <w:r>
+        <w:rPr>
+          <w:rFonts w:ascii="Times New Roman" w:hAnsi="Times New Roman" w:cs="Times New Roman"/>
+          <w:sz w:val="22"/>
+          <w:szCs w:val="22"/>
+        </w:rPr>
+        <w:tab/>
+        <w:t xml:space="preserve">Ganter et al. (2024) (#31) </w:t>
+      </w:r>
+      <w:r>
+        <w:rPr>
+          <w:rFonts w:ascii="Times New Roman" w:hAnsi="Times New Roman" w:cs="Times New Roman"/>
+          <w:sz w:val="22"/>
+          <w:szCs w:val="22"/>
+        </w:rPr>
+        <w:t>–</w:t>
+      </w:r>
+      <w:r>
+        <w:rPr>
+          <w:rFonts w:ascii="Times New Roman" w:hAnsi="Times New Roman" w:cs="Times New Roman"/>
+          <w:sz w:val="22"/>
+          <w:szCs w:val="22"/>
+        </w:rPr>
+        <w:t xml:space="preserve"> even when aggregate effects are positive, distributional patterns depend on cost structures and geography.</w:t>
+      </w:r>
+    </w:p>
+    <w:p>
+      <w:pPr>
+        <w:jc w:val="both"/>
+        <w:rPr>
+          <w:rFonts w:ascii="Times New Roman" w:hAnsi="Times New Roman" w:cs="Times New Roman"/>
+          <w:sz w:val="22"/>
+          <w:szCs w:val="22"/>
+        </w:rPr>
+      </w:pPr>
+      <w:r>
+        <w:rPr>
+          <w:rFonts w:ascii="Times New Roman" w:hAnsi="Times New Roman" w:cs="Times New Roman"/>
+          <w:sz w:val="22"/>
+          <w:szCs w:val="22"/>
+        </w:rPr>
+        <w:t>Possible discussion route</w:t>
+      </w:r>
+    </w:p>
+    <w:p>
+      <w:pPr>
+        <w:jc w:val="both"/>
+        <w:rPr>
+          <w:rFonts w:ascii="Times New Roman" w:hAnsi="Times New Roman" w:cs="Times New Roman"/>
+          <w:sz w:val="22"/>
+          <w:szCs w:val="22"/>
+        </w:rPr>
+      </w:pPr>
+      <w:r>
+        <w:rPr>
+          <w:rFonts w:ascii="Times New Roman" w:hAnsi="Times New Roman" w:cs="Times New Roman"/>
+          <w:sz w:val="22"/>
+          <w:szCs w:val="22"/>
+        </w:rPr>
+        <w:t>•</w:t>
+      </w:r>
+      <w:r>
+        <w:rPr>
+          <w:rFonts w:ascii="Times New Roman" w:hAnsi="Times New Roman" w:cs="Times New Roman"/>
+          <w:sz w:val="22"/>
+          <w:szCs w:val="22"/>
+        </w:rPr>
+        <w:tab/>
+        <w:t>A 2×2 or matrix visualization (robustness × employment magnitude) could be the paper’s most memorable figure.</w:t>
+      </w:r>
+    </w:p>
+    <w:p>
+      <w:pPr>
+        <w:jc w:val="both"/>
+        <w:rPr>
+          <w:rFonts w:ascii="Times New Roman" w:hAnsi="Times New Roman" w:cs="Times New Roman"/>
+          <w:sz w:val="22"/>
+          <w:szCs w:val="22"/>
+        </w:rPr>
+      </w:pPr>
+      <w:r>
+        <w:rPr>
+          <w:rFonts w:ascii="Times New Roman" w:hAnsi="Times New Roman" w:cs="Times New Roman"/>
+          <w:sz w:val="22"/>
+          <w:szCs w:val="22"/>
+        </w:rPr>
+        <w:t>•</w:t>
+      </w:r>
+      <w:r>
+        <w:rPr>
+          <w:rFonts w:ascii="Times New Roman" w:hAnsi="Times New Roman" w:cs="Times New Roman"/>
+          <w:sz w:val="22"/>
+          <w:szCs w:val="22"/>
+        </w:rPr>
+        <w:tab/>
+        <w:t>Development economics framing: does the typology map onto recognizable development categories? Are low-income countries systematically “fragile”? Does manufacturing capacity predict robustness?</w:t>
+      </w:r>
+    </w:p>
+    <w:p>
+      <w:pPr>
+        <w:jc w:val="both"/>
+        <w:rPr>
+          <w:rFonts w:ascii="Times New Roman" w:hAnsi="Times New Roman" w:cs="Times New Roman"/>
+          <w:sz w:val="22"/>
+          <w:szCs w:val="22"/>
+        </w:rPr>
+      </w:pPr>
+      <w:r>
+        <w:rPr>
+          <w:rFonts w:ascii="Times New Roman" w:hAnsi="Times New Roman" w:cs="Times New Roman"/>
+          <w:sz w:val="22"/>
+          <w:szCs w:val="22"/>
+        </w:rPr>
+        <w:t>•</w:t>
+      </w:r>
+      <w:r>
+        <w:rPr>
+          <w:rFonts w:ascii="Times New Roman" w:hAnsi="Times New Roman" w:cs="Times New Roman"/>
+          <w:sz w:val="22"/>
+          <w:szCs w:val="22"/>
+        </w:rPr>
+        <w:tab/>
+        <w:t>This is where the paper shifts from analytical contribution to policy contribution. Make the typology actionable.</w:t>
+      </w:r>
+    </w:p>
+    <w:p>
+      <w:pPr>
+        <w:pStyle w:val="Heading1"/>
+      </w:pPr>
+      <w:r>
+        <w:t>6. Discussion</w:t>
+      </w:r>
+    </w:p>
+    <w:p>
+      <w:pPr>
+        <w:pStyle w:val="Heading2"/>
+      </w:pPr>
+      <w:r>
+        <w:t>6.1 What cost-structure levers can governments actually influence?</w:t>
+      </w:r>
+    </w:p>
+    <w:p>
+      <w:pPr>
+        <w:jc w:val="both"/>
+        <w:rPr>
+          <w:rFonts w:ascii="Times New Roman" w:hAnsi="Times New Roman" w:cs="Times New Roman"/>
+          <w:sz w:val="22"/>
+          <w:szCs w:val="22"/>
+        </w:rPr>
+      </w:pPr>
+      <w:r>
+        <w:rPr>
+          <w:rFonts w:ascii="Times New Roman" w:hAnsi="Times New Roman" w:cs="Times New Roman"/>
+          <w:sz w:val="22"/>
+          <w:szCs w:val="22"/>
+        </w:rPr>
+        <w:t xml:space="preserve">The scenario discovery identifies cost-structure parameters that determine employment outcomes. But for these findings to be useful, policymakers need to know which of these parameters they can actually move. Some are structural features of the economy that change only slowly </w:t>
+      </w:r>
+      <w:r>
+        <w:rPr>
+          <w:rFonts w:ascii="Times New Roman" w:hAnsi="Times New Roman" w:cs="Times New Roman"/>
+          <w:sz w:val="22"/>
+          <w:szCs w:val="22"/>
+        </w:rPr>
+        <w:t>–</w:t>
+      </w:r>
+      <w:r>
+        <w:rPr>
+          <w:rFonts w:ascii="Times New Roman" w:hAnsi="Times New Roman" w:cs="Times New Roman"/>
+          <w:sz w:val="22"/>
+          <w:szCs w:val="22"/>
+        </w:rPr>
+        <w:t xml:space="preserve"> the depth of inter-industry supply chains, the skill composition of the labor force. Others are more directly responsive to policy: local content requirements can raise the domestic share of investment spending; procurement standards can favor labor-intensive construction methods; industrial policy can support domestic manufacturing of key components; trade policy can shift import shares. This section maps the scenario discovery findings onto the policy instruments available to each country, distinguishing between conditions that represent binding structural constraints and conditions that represent actionable policy levers.</w:t>
+      </w:r>
+    </w:p>
+    <w:p>
+      <w:pPr>
+        <w:jc w:val="both"/>
+        <w:rPr>
+          <w:rFonts w:ascii="Times New Roman" w:hAnsi="Times New Roman" w:cs="Times New Roman"/>
+          <w:sz w:val="22"/>
+          <w:szCs w:val="22"/>
+        </w:rPr>
+      </w:pPr>
+      <w:r>
+        <w:rPr>
+          <w:rFonts w:ascii="Times New Roman" w:hAnsi="Times New Roman" w:cs="Times New Roman"/>
+          <w:sz w:val="22"/>
+          <w:szCs w:val="22"/>
+        </w:rPr>
+        <w:t>Helpful references to expand this section</w:t>
+      </w:r>
+    </w:p>
+    <w:p>
+      <w:pPr>
+        <w:jc w:val="both"/>
+        <w:rPr>
+          <w:rFonts w:ascii="Times New Roman" w:hAnsi="Times New Roman" w:cs="Times New Roman"/>
+          <w:sz w:val="22"/>
+          <w:szCs w:val="22"/>
+        </w:rPr>
+      </w:pPr>
+      <w:r>
+        <w:rPr>
+          <w:rFonts w:ascii="Times New Roman" w:hAnsi="Times New Roman" w:cs="Times New Roman"/>
+          <w:sz w:val="22"/>
+          <w:szCs w:val="22"/>
+        </w:rPr>
+        <w:t>•</w:t>
+      </w:r>
+      <w:r>
+        <w:rPr>
+          <w:rFonts w:ascii="Times New Roman" w:hAnsi="Times New Roman" w:cs="Times New Roman"/>
+          <w:sz w:val="22"/>
+          <w:szCs w:val="22"/>
+        </w:rPr>
+        <w:tab/>
+        <w:t xml:space="preserve">Verpoort et al. (2024) (#73) </w:t>
+      </w:r>
+      <w:r>
+        <w:rPr>
+          <w:rFonts w:ascii="Times New Roman" w:hAnsi="Times New Roman" w:cs="Times New Roman"/>
+          <w:sz w:val="22"/>
+          <w:szCs w:val="22"/>
+        </w:rPr>
+        <w:t>–</w:t>
+      </w:r>
+      <w:r>
+        <w:rPr>
+          <w:rFonts w:ascii="Times New Roman" w:hAnsi="Times New Roman" w:cs="Times New Roman"/>
+          <w:sz w:val="22"/>
+          <w:szCs w:val="22"/>
+        </w:rPr>
+        <w:t xml:space="preserve"> green value chain geography and the “renewables pull.” How policy choices about where to locate manufacturing reshape employment geography.</w:t>
+      </w:r>
+    </w:p>
+    <w:p>
+      <w:pPr>
+        <w:jc w:val="both"/>
+        <w:rPr>
+          <w:rFonts w:ascii="Times New Roman" w:hAnsi="Times New Roman" w:cs="Times New Roman"/>
+          <w:sz w:val="22"/>
+          <w:szCs w:val="22"/>
+        </w:rPr>
+      </w:pPr>
+      <w:r>
+        <w:rPr>
+          <w:rFonts w:ascii="Times New Roman" w:hAnsi="Times New Roman" w:cs="Times New Roman"/>
+          <w:sz w:val="22"/>
+          <w:szCs w:val="22"/>
+        </w:rPr>
+        <w:t>•</w:t>
+      </w:r>
+      <w:r>
+        <w:rPr>
+          <w:rFonts w:ascii="Times New Roman" w:hAnsi="Times New Roman" w:cs="Times New Roman"/>
+          <w:sz w:val="22"/>
+          <w:szCs w:val="22"/>
+        </w:rPr>
+        <w:tab/>
+        <w:t xml:space="preserve">Muller et al. (2024) (#75) </w:t>
+      </w:r>
+      <w:r>
+        <w:rPr>
+          <w:rFonts w:ascii="Times New Roman" w:hAnsi="Times New Roman" w:cs="Times New Roman"/>
+          <w:sz w:val="22"/>
+          <w:szCs w:val="22"/>
+        </w:rPr>
+        <w:t>–</w:t>
+      </w:r>
+      <w:r>
+        <w:rPr>
+          <w:rFonts w:ascii="Times New Roman" w:hAnsi="Times New Roman" w:cs="Times New Roman"/>
+          <w:sz w:val="22"/>
+          <w:szCs w:val="22"/>
+        </w:rPr>
+        <w:t xml:space="preserve"> Saudi Arabia hydrogen. Import shares determine whether employment stays domestic or leaks abroad.</w:t>
+      </w:r>
+    </w:p>
+    <w:p>
+      <w:pPr>
+        <w:jc w:val="both"/>
+        <w:rPr>
+          <w:rFonts w:ascii="Times New Roman" w:hAnsi="Times New Roman" w:cs="Times New Roman"/>
+          <w:sz w:val="22"/>
+          <w:szCs w:val="22"/>
+        </w:rPr>
+      </w:pPr>
+      <w:r>
+        <w:rPr>
+          <w:rFonts w:ascii="Times New Roman" w:hAnsi="Times New Roman" w:cs="Times New Roman"/>
+          <w:sz w:val="22"/>
+          <w:szCs w:val="22"/>
+        </w:rPr>
+        <w:t>•</w:t>
+      </w:r>
+      <w:r>
+        <w:rPr>
+          <w:rFonts w:ascii="Times New Roman" w:hAnsi="Times New Roman" w:cs="Times New Roman"/>
+          <w:sz w:val="22"/>
+          <w:szCs w:val="22"/>
+        </w:rPr>
+        <w:tab/>
+        <w:t xml:space="preserve">Atik Gozkun &amp; Orhangazi (2025) (#24) </w:t>
+      </w:r>
+      <w:r>
+        <w:rPr>
+          <w:rFonts w:ascii="Times New Roman" w:hAnsi="Times New Roman" w:cs="Times New Roman"/>
+          <w:sz w:val="22"/>
+          <w:szCs w:val="22"/>
+        </w:rPr>
+        <w:t>–</w:t>
+      </w:r>
+      <w:r>
+        <w:rPr>
+          <w:rFonts w:ascii="Times New Roman" w:hAnsi="Times New Roman" w:cs="Times New Roman"/>
+          <w:sz w:val="22"/>
+          <w:szCs w:val="22"/>
+        </w:rPr>
+        <w:t xml:space="preserve"> Turkey green transition. Trade dependencies and employment multipliers.</w:t>
+      </w:r>
+    </w:p>
+    <w:p>
+      <w:pPr>
+        <w:jc w:val="both"/>
+        <w:rPr>
+          <w:rFonts w:ascii="Times New Roman" w:hAnsi="Times New Roman" w:cs="Times New Roman"/>
+          <w:sz w:val="22"/>
+          <w:szCs w:val="22"/>
+        </w:rPr>
+      </w:pPr>
+      <w:r>
+        <w:rPr>
+          <w:rFonts w:ascii="Times New Roman" w:hAnsi="Times New Roman" w:cs="Times New Roman"/>
+          <w:sz w:val="22"/>
+          <w:szCs w:val="22"/>
+        </w:rPr>
+        <w:t>Possible discussion route</w:t>
+      </w:r>
+    </w:p>
+    <w:p>
+      <w:pPr>
+        <w:jc w:val="both"/>
+        <w:rPr>
+          <w:rFonts w:ascii="Times New Roman" w:hAnsi="Times New Roman" w:cs="Times New Roman"/>
+          <w:sz w:val="22"/>
+          <w:szCs w:val="22"/>
+        </w:rPr>
+      </w:pPr>
+      <w:r>
+        <w:rPr>
+          <w:rFonts w:ascii="Times New Roman" w:hAnsi="Times New Roman" w:cs="Times New Roman"/>
+          <w:sz w:val="22"/>
+          <w:szCs w:val="22"/>
+        </w:rPr>
+        <w:t>•</w:t>
+      </w:r>
+      <w:r>
+        <w:rPr>
+          <w:rFonts w:ascii="Times New Roman" w:hAnsi="Times New Roman" w:cs="Times New Roman"/>
+          <w:sz w:val="22"/>
+          <w:szCs w:val="22"/>
+        </w:rPr>
+        <w:tab/>
+        <w:t>Frame around what governments in developing countries can actually do, given fiscal and institutional constraints.</w:t>
+      </w:r>
+    </w:p>
+    <w:p>
+      <w:pPr>
+        <w:jc w:val="both"/>
+        <w:rPr>
+          <w:rFonts w:ascii="Times New Roman" w:hAnsi="Times New Roman" w:cs="Times New Roman"/>
+          <w:sz w:val="22"/>
+          <w:szCs w:val="22"/>
+        </w:rPr>
+      </w:pPr>
+      <w:r>
+        <w:rPr>
+          <w:rFonts w:ascii="Times New Roman" w:hAnsi="Times New Roman" w:cs="Times New Roman"/>
+          <w:sz w:val="22"/>
+          <w:szCs w:val="22"/>
+        </w:rPr>
+        <w:lastRenderedPageBreak/>
+        <w:t>•</w:t>
+      </w:r>
+      <w:r>
+        <w:rPr>
+          <w:rFonts w:ascii="Times New Roman" w:hAnsi="Times New Roman" w:cs="Times New Roman"/>
+          <w:sz w:val="22"/>
+          <w:szCs w:val="22"/>
+        </w:rPr>
+        <w:tab/>
+        <w:t>Distinguish short-run levers (procurement, local content) from long-run levers (industrial policy, workforce development).</w:t>
+      </w:r>
+    </w:p>
+    <w:p>
+      <w:pPr>
+        <w:jc w:val="both"/>
+        <w:rPr>
+          <w:rFonts w:ascii="Times New Roman" w:hAnsi="Times New Roman" w:cs="Times New Roman"/>
+          <w:sz w:val="22"/>
+          <w:szCs w:val="22"/>
+        </w:rPr>
+      </w:pPr>
+      <w:r>
+        <w:rPr>
+          <w:rFonts w:ascii="Times New Roman" w:hAnsi="Times New Roman" w:cs="Times New Roman"/>
+          <w:sz w:val="22"/>
+          <w:szCs w:val="22"/>
+        </w:rPr>
+        <w:t>•</w:t>
+      </w:r>
+      <w:r>
+        <w:rPr>
+          <w:rFonts w:ascii="Times New Roman" w:hAnsi="Times New Roman" w:cs="Times New Roman"/>
+          <w:sz w:val="22"/>
+          <w:szCs w:val="22"/>
+        </w:rPr>
+        <w:tab/>
+        <w:t>Development economics framing: industrial policy for green manufacturing is a live policy question in many developing countries. Your findings provide empirical guidance on when it matters for employment.</w:t>
+      </w:r>
+    </w:p>
+    <w:p>
+      <w:pPr>
+        <w:pStyle w:val="Heading2"/>
+      </w:pPr>
+      <w:r>
+        <w:t>6.2 Implications for CCDR design and climate strategy</w:t>
+      </w:r>
+    </w:p>
+    <w:p>
+      <w:pPr>
+        <w:jc w:val="both"/>
+        <w:rPr>
+          <w:rFonts w:ascii="Times New Roman" w:hAnsi="Times New Roman" w:cs="Times New Roman"/>
+          <w:sz w:val="22"/>
+          <w:szCs w:val="22"/>
+        </w:rPr>
+      </w:pPr>
+      <w:r>
+        <w:rPr>
+          <w:rFonts w:ascii="Times New Roman" w:hAnsi="Times New Roman" w:cs="Times New Roman"/>
+          <w:sz w:val="22"/>
+          <w:szCs w:val="22"/>
+        </w:rPr>
+        <w:t xml:space="preserve">Current practice in country climate assessments </w:t>
+      </w:r>
+      <w:r>
+        <w:rPr>
+          <w:rFonts w:ascii="Times New Roman" w:hAnsi="Times New Roman" w:cs="Times New Roman"/>
+          <w:sz w:val="22"/>
+          <w:szCs w:val="22"/>
+        </w:rPr>
+        <w:t>–</w:t>
+      </w:r>
+      <w:r>
+        <w:rPr>
+          <w:rFonts w:ascii="Times New Roman" w:hAnsi="Times New Roman" w:cs="Times New Roman"/>
+          <w:sz w:val="22"/>
+          <w:szCs w:val="22"/>
+        </w:rPr>
+        <w:t xml:space="preserve"> including the CCDRs that this framework was developed to support </w:t>
+      </w:r>
+      <w:r>
+        <w:rPr>
+          <w:rFonts w:ascii="Times New Roman" w:hAnsi="Times New Roman" w:cs="Times New Roman"/>
+          <w:sz w:val="22"/>
+          <w:szCs w:val="22"/>
+        </w:rPr>
+        <w:t>–</w:t>
+      </w:r>
+      <w:r>
+        <w:rPr>
+          <w:rFonts w:ascii="Times New Roman" w:hAnsi="Times New Roman" w:cs="Times New Roman"/>
+          <w:sz w:val="22"/>
+          <w:szCs w:val="22"/>
+        </w:rPr>
+        <w:t xml:space="preserve"> typically reports employment co-benefits as single-scenario estimates. The analysis presented here suggests this practice understates the decision-relevant information available. A point estimate of “200,000 jobs from solar investment” tells a finance minister less than the statement “solar investment creates 150,000–250,000 jobs depending on import share, and the outcome depends critically on whether the country develops domestic panel manufacturing.” The shift from point estimates to conditional findings changes both what analysts report and what policymakers can act on. For future CCDRs and similar assessments, this implies integrating exploratory analysis into the standard workflow </w:t>
+      </w:r>
+      <w:r>
+        <w:rPr>
+          <w:rFonts w:ascii="Times New Roman" w:hAnsi="Times New Roman" w:cs="Times New Roman"/>
+          <w:sz w:val="22"/>
+          <w:szCs w:val="22"/>
+        </w:rPr>
+        <w:t>–</w:t>
+      </w:r>
+      <w:r>
+        <w:rPr>
+          <w:rFonts w:ascii="Times New Roman" w:hAnsi="Times New Roman" w:cs="Times New Roman"/>
+          <w:sz w:val="22"/>
+          <w:szCs w:val="22"/>
+        </w:rPr>
+        <w:t xml:space="preserve"> not as a robustness check appended to the main results, but as the primary analytical lens.</w:t>
+      </w:r>
+    </w:p>
+    <w:p>
+      <w:pPr>
+        <w:jc w:val="both"/>
+        <w:rPr>
+          <w:rFonts w:ascii="Times New Roman" w:hAnsi="Times New Roman" w:cs="Times New Roman"/>
+          <w:sz w:val="22"/>
+          <w:szCs w:val="22"/>
+        </w:rPr>
+      </w:pPr>
+      <w:r>
+        <w:rPr>
+          <w:rFonts w:ascii="Times New Roman" w:hAnsi="Times New Roman" w:cs="Times New Roman"/>
+          <w:sz w:val="22"/>
+          <w:szCs w:val="22"/>
+        </w:rPr>
+        <w:t>Helpful references to expand this section</w:t>
+      </w:r>
+    </w:p>
+    <w:p>
+      <w:pPr>
+        <w:jc w:val="both"/>
+        <w:rPr>
+          <w:rFonts w:ascii="Times New Roman" w:hAnsi="Times New Roman" w:cs="Times New Roman"/>
+          <w:sz w:val="22"/>
+          <w:szCs w:val="22"/>
+        </w:rPr>
+      </w:pPr>
+      <w:r>
+        <w:rPr>
+          <w:rFonts w:ascii="Times New Roman" w:hAnsi="Times New Roman" w:cs="Times New Roman"/>
+          <w:sz w:val="22"/>
+          <w:szCs w:val="22"/>
+        </w:rPr>
+        <w:t>•</w:t>
+      </w:r>
+      <w:r>
+        <w:rPr>
+          <w:rFonts w:ascii="Times New Roman" w:hAnsi="Times New Roman" w:cs="Times New Roman"/>
+          <w:sz w:val="22"/>
+          <w:szCs w:val="22"/>
+        </w:rPr>
+        <w:tab/>
+        <w:t xml:space="preserve">Mealy et al. (2025) (#12) </w:t>
+      </w:r>
+      <w:r>
+        <w:rPr>
+          <w:rFonts w:ascii="Times New Roman" w:hAnsi="Times New Roman" w:cs="Times New Roman"/>
+          <w:sz w:val="22"/>
+          <w:szCs w:val="22"/>
+        </w:rPr>
+        <w:t>–</w:t>
+      </w:r>
+      <w:r>
+        <w:rPr>
+          <w:rFonts w:ascii="Times New Roman" w:hAnsi="Times New Roman" w:cs="Times New Roman"/>
+          <w:sz w:val="22"/>
+          <w:szCs w:val="22"/>
+        </w:rPr>
+        <w:t xml:space="preserve"> they advocate moving beyond static green job counts toward scenario-conditioned analysis.</w:t>
+      </w:r>
+    </w:p>
+    <w:p>
+      <w:pPr>
+        <w:jc w:val="both"/>
+        <w:rPr>
+          <w:rFonts w:ascii="Times New Roman" w:hAnsi="Times New Roman" w:cs="Times New Roman"/>
+          <w:sz w:val="22"/>
+          <w:szCs w:val="22"/>
+        </w:rPr>
+      </w:pPr>
+      <w:r>
+        <w:rPr>
+          <w:rFonts w:ascii="Times New Roman" w:hAnsi="Times New Roman" w:cs="Times New Roman"/>
+          <w:sz w:val="22"/>
+          <w:szCs w:val="22"/>
+        </w:rPr>
+        <w:t>•</w:t>
+      </w:r>
+      <w:r>
+        <w:rPr>
+          <w:rFonts w:ascii="Times New Roman" w:hAnsi="Times New Roman" w:cs="Times New Roman"/>
+          <w:sz w:val="22"/>
+          <w:szCs w:val="22"/>
+        </w:rPr>
+        <w:tab/>
+        <w:t xml:space="preserve">Knudsen et al. (2025) (#15) </w:t>
+      </w:r>
+      <w:r>
+        <w:rPr>
+          <w:rFonts w:ascii="Times New Roman" w:hAnsi="Times New Roman" w:cs="Times New Roman"/>
+          <w:sz w:val="22"/>
+          <w:szCs w:val="22"/>
+        </w:rPr>
+        <w:t>–</w:t>
+      </w:r>
+      <w:r>
+        <w:rPr>
+          <w:rFonts w:ascii="Times New Roman" w:hAnsi="Times New Roman" w:cs="Times New Roman"/>
+          <w:sz w:val="22"/>
+          <w:szCs w:val="22"/>
+        </w:rPr>
+        <w:t xml:space="preserve"> their call for incorporating frictions into macroeconomic modeling.</w:t>
+      </w:r>
+    </w:p>
+    <w:p>
+      <w:pPr>
+        <w:jc w:val="both"/>
+        <w:rPr>
+          <w:rFonts w:ascii="Times New Roman" w:hAnsi="Times New Roman" w:cs="Times New Roman"/>
+          <w:sz w:val="22"/>
+          <w:szCs w:val="22"/>
+        </w:rPr>
+      </w:pPr>
+      <w:r>
+        <w:rPr>
+          <w:rFonts w:ascii="Times New Roman" w:hAnsi="Times New Roman" w:cs="Times New Roman"/>
+          <w:sz w:val="22"/>
+          <w:szCs w:val="22"/>
+        </w:rPr>
+        <w:t>Possible discussion route</w:t>
+      </w:r>
+    </w:p>
+    <w:p>
+      <w:pPr>
+        <w:jc w:val="both"/>
+        <w:rPr>
+          <w:rFonts w:ascii="Times New Roman" w:hAnsi="Times New Roman" w:cs="Times New Roman"/>
+          <w:sz w:val="22"/>
+          <w:szCs w:val="22"/>
+        </w:rPr>
+      </w:pPr>
+      <w:r>
+        <w:rPr>
+          <w:rFonts w:ascii="Times New Roman" w:hAnsi="Times New Roman" w:cs="Times New Roman"/>
+          <w:sz w:val="22"/>
+          <w:szCs w:val="22"/>
+        </w:rPr>
+        <w:t>•</w:t>
+      </w:r>
+      <w:r>
+        <w:rPr>
+          <w:rFonts w:ascii="Times New Roman" w:hAnsi="Times New Roman" w:cs="Times New Roman"/>
+          <w:sz w:val="22"/>
+          <w:szCs w:val="22"/>
+        </w:rPr>
+        <w:tab/>
+        <w:t>Be concrete about what would change in CCDR practice. The institutional audience is World Bank teams and country counterparts.</w:t>
+      </w:r>
+    </w:p>
+    <w:p>
+      <w:pPr>
+        <w:jc w:val="both"/>
+        <w:rPr>
+          <w:rFonts w:ascii="Times New Roman" w:hAnsi="Times New Roman" w:cs="Times New Roman"/>
+        </w:rPr>
+      </w:pPr>
+      <w:r>
+        <w:rPr>
+          <w:rFonts w:ascii="Times New Roman" w:hAnsi="Times New Roman" w:cs="Times New Roman"/>
+          <w:sz w:val="22"/>
+          <w:szCs w:val="22"/>
+        </w:rPr>
+        <w:t>•</w:t>
+      </w:r>
+      <w:r>
+        <w:rPr>
+          <w:rFonts w:ascii="Times New Roman" w:hAnsi="Times New Roman" w:cs="Times New Roman"/>
+          <w:sz w:val="22"/>
+          <w:szCs w:val="22"/>
+        </w:rPr>
+        <w:tab/>
+        <w:t>Development economics angle: CCDRs are development documents. If employment co-benefits are conditional on structural features, CCDRs should be explicit about those conditions</w:t>
+      </w:r>
+      <w:r>
+        <w:rPr>
+          <w:rFonts w:ascii="Times New Roman" w:hAnsi="Times New Roman" w:cs="Times New Roman"/>
+        </w:rPr>
+        <w:t>.</w:t>
+      </w:r>
+    </w:p>
+    <w:p>
+      <w:pPr>
+        <w:pStyle w:val="Heading2"/>
+      </w:pPr>
+      <w:r>
+        <w:t>6.3 Relationship to prior literature</w:t>
+      </w:r>
+    </w:p>
+    <w:p>
+      <w:pPr>
+        <w:jc w:val="both"/>
+        <w:rPr>
+          <w:rFonts w:ascii="Times New Roman" w:hAnsi="Times New Roman" w:cs="Times New Roman"/>
+          <w:sz w:val="22"/>
+          <w:szCs w:val="22"/>
+        </w:rPr>
+      </w:pPr>
+      <w:r>
+        <w:rPr>
+          <w:rFonts w:ascii="Times New Roman" w:hAnsi="Times New Roman" w:cs="Times New Roman"/>
+          <w:sz w:val="22"/>
+          <w:szCs w:val="22"/>
+        </w:rPr>
+        <w:t xml:space="preserve">The baseline employment estimates produced by this framework are broadly consistent with the existing literature: clean energy investments generate more jobs per dollar than fossil fuel investments, with the difference driven by higher labor intensity and stronger domestic supply chain linkages. Where this paper departs from prior work is in showing how large the uncertainty around these estimates is, and in identifying what drives it. Garrett-Peltier’s (2017) benchmark US multipliers fall within the range produced by this framework’s ensemble, but they represent a single point in a distribution whose width is determined by cost-structure assumptions she treated as fixed. Similarly, the LAC estimates of Saget et al. (2020) and the power-sector estimates of Bucker et al. (2025) are consistent with subsets of this paper’s ensemble </w:t>
+      </w:r>
+      <w:r>
+        <w:rPr>
+          <w:rFonts w:ascii="Times New Roman" w:hAnsi="Times New Roman" w:cs="Times New Roman"/>
+          <w:sz w:val="22"/>
+          <w:szCs w:val="22"/>
+        </w:rPr>
+        <w:t>–</w:t>
+      </w:r>
+      <w:r>
+        <w:rPr>
+          <w:rFonts w:ascii="Times New Roman" w:hAnsi="Times New Roman" w:cs="Times New Roman"/>
+          <w:sz w:val="22"/>
+          <w:szCs w:val="22"/>
+        </w:rPr>
+        <w:t xml:space="preserve"> specifically, the subsets where cost-structure parameters are set near their reference values. The scenario discovery adds the dimension these studies lack: the conditions under which their estimates hold, and the conditions under which they break.</w:t>
+      </w:r>
+    </w:p>
+    <w:p>
+      <w:pPr>
+        <w:jc w:val="both"/>
+        <w:rPr>
+          <w:rFonts w:ascii="Times New Roman" w:hAnsi="Times New Roman" w:cs="Times New Roman"/>
+          <w:sz w:val="22"/>
+          <w:szCs w:val="22"/>
+        </w:rPr>
+      </w:pPr>
+      <w:r>
+        <w:rPr>
+          <w:rFonts w:ascii="Times New Roman" w:hAnsi="Times New Roman" w:cs="Times New Roman"/>
+          <w:sz w:val="22"/>
+          <w:szCs w:val="22"/>
+        </w:rPr>
+        <w:t>Helpful references to expand this section</w:t>
+      </w:r>
+    </w:p>
+    <w:p>
+      <w:pPr>
+        <w:jc w:val="both"/>
+        <w:rPr>
+          <w:rFonts w:ascii="Times New Roman" w:hAnsi="Times New Roman" w:cs="Times New Roman"/>
+          <w:sz w:val="22"/>
+          <w:szCs w:val="22"/>
+        </w:rPr>
+      </w:pPr>
+      <w:r>
+        <w:rPr>
+          <w:rFonts w:ascii="Times New Roman" w:hAnsi="Times New Roman" w:cs="Times New Roman"/>
+          <w:sz w:val="22"/>
+          <w:szCs w:val="22"/>
+        </w:rPr>
+        <w:lastRenderedPageBreak/>
+        <w:t>•</w:t>
+      </w:r>
+      <w:r>
+        <w:rPr>
+          <w:rFonts w:ascii="Times New Roman" w:hAnsi="Times New Roman" w:cs="Times New Roman"/>
+          <w:sz w:val="22"/>
+          <w:szCs w:val="22"/>
+        </w:rPr>
+        <w:tab/>
+        <w:t xml:space="preserve">Garrett-Peltier (2017) (#1) </w:t>
+      </w:r>
+      <w:r>
+        <w:rPr>
+          <w:rFonts w:ascii="Times New Roman" w:hAnsi="Times New Roman" w:cs="Times New Roman"/>
+          <w:sz w:val="22"/>
+          <w:szCs w:val="22"/>
+        </w:rPr>
+        <w:t>–</w:t>
+      </w:r>
+      <w:r>
+        <w:rPr>
+          <w:rFonts w:ascii="Times New Roman" w:hAnsi="Times New Roman" w:cs="Times New Roman"/>
+          <w:sz w:val="22"/>
+          <w:szCs w:val="22"/>
+        </w:rPr>
+        <w:t xml:space="preserve"> direct comparison of multiplier ranges.</w:t>
+      </w:r>
+    </w:p>
+    <w:p>
+      <w:pPr>
+        <w:jc w:val="both"/>
+        <w:rPr>
+          <w:rFonts w:ascii="Times New Roman" w:hAnsi="Times New Roman" w:cs="Times New Roman"/>
+          <w:sz w:val="22"/>
+          <w:szCs w:val="22"/>
+        </w:rPr>
+      </w:pPr>
+      <w:r>
+        <w:rPr>
+          <w:rFonts w:ascii="Times New Roman" w:hAnsi="Times New Roman" w:cs="Times New Roman"/>
+          <w:sz w:val="22"/>
+          <w:szCs w:val="22"/>
+        </w:rPr>
+        <w:t>•</w:t>
+      </w:r>
+      <w:r>
+        <w:rPr>
+          <w:rFonts w:ascii="Times New Roman" w:hAnsi="Times New Roman" w:cs="Times New Roman"/>
+          <w:sz w:val="22"/>
+          <w:szCs w:val="22"/>
+        </w:rPr>
+        <w:tab/>
+        <w:t xml:space="preserve">Bucker et al. (2025) (#5) </w:t>
+      </w:r>
+      <w:r>
+        <w:rPr>
+          <w:rFonts w:ascii="Times New Roman" w:hAnsi="Times New Roman" w:cs="Times New Roman"/>
+          <w:sz w:val="22"/>
+          <w:szCs w:val="22"/>
+        </w:rPr>
+        <w:t>–</w:t>
+      </w:r>
+      <w:r>
+        <w:rPr>
+          <w:rFonts w:ascii="Times New Roman" w:hAnsi="Times New Roman" w:cs="Times New Roman"/>
+          <w:sz w:val="22"/>
+          <w:szCs w:val="22"/>
+        </w:rPr>
+        <w:t xml:space="preserve"> their sensitivity findings vs. yours.</w:t>
       </w:r>
     </w:p>
     <w:p>
@@ -9512,622 +13007,7 @@
           <w:sz w:val="22"/>
           <w:szCs w:val="22"/>
         </w:rPr>
-        <w:t xml:space="preserve"> LAC employment estimates (relevant to Mexico/Belize positioning).</w:t>
-      </w:r>
-    </w:p>
-    <w:p>
-      <w:pPr>
-        <w:jc w:val="both"/>
-        <w:rPr>
-          <w:rFonts w:ascii="Times New Roman" w:hAnsi="Times New Roman" w:cs="Times New Roman"/>
-          <w:sz w:val="22"/>
-          <w:szCs w:val="22"/>
-        </w:rPr>
-      </w:pPr>
-      <w:r>
-        <w:rPr>
-          <w:rFonts w:ascii="Times New Roman" w:hAnsi="Times New Roman" w:cs="Times New Roman"/>
-          <w:sz w:val="22"/>
-          <w:szCs w:val="22"/>
-        </w:rPr>
-        <w:t>•</w:t>
-      </w:r>
-      <w:r>
-        <w:rPr>
-          <w:rFonts w:ascii="Times New Roman" w:hAnsi="Times New Roman" w:cs="Times New Roman"/>
-          <w:sz w:val="22"/>
-          <w:szCs w:val="22"/>
-        </w:rPr>
-        <w:tab/>
-        <w:t xml:space="preserve">Ravillard et al. (2021) (#6) </w:t>
-      </w:r>
-      <w:r>
-        <w:rPr>
-          <w:rFonts w:ascii="Times New Roman" w:hAnsi="Times New Roman" w:cs="Times New Roman"/>
-          <w:sz w:val="22"/>
-          <w:szCs w:val="22"/>
-        </w:rPr>
-        <w:t>–</w:t>
-      </w:r>
-      <w:r>
-        <w:rPr>
-          <w:rFonts w:ascii="Times New Roman" w:hAnsi="Times New Roman" w:cs="Times New Roman"/>
-          <w:sz w:val="22"/>
-          <w:szCs w:val="22"/>
-        </w:rPr>
-        <w:t xml:space="preserve"> LAC workforce data on non-qualified workers, skill gaps.</w:t>
-      </w:r>
-    </w:p>
-    <w:p>
-      <w:pPr>
-        <w:jc w:val="both"/>
-        <w:rPr>
-          <w:rFonts w:ascii="Times New Roman" w:hAnsi="Times New Roman" w:cs="Times New Roman"/>
-          <w:sz w:val="22"/>
-          <w:szCs w:val="22"/>
-        </w:rPr>
-      </w:pPr>
-      <w:r>
-        <w:rPr>
-          <w:rFonts w:ascii="Times New Roman" w:hAnsi="Times New Roman" w:cs="Times New Roman"/>
-          <w:sz w:val="22"/>
-          <w:szCs w:val="22"/>
-        </w:rPr>
-        <w:t>•</w:t>
-      </w:r>
-      <w:r>
-        <w:rPr>
-          <w:rFonts w:ascii="Times New Roman" w:hAnsi="Times New Roman" w:cs="Times New Roman"/>
-          <w:sz w:val="22"/>
-          <w:szCs w:val="22"/>
-        </w:rPr>
-        <w:tab/>
-        <w:t xml:space="preserve">Verpoort et al. (2024) (#73) </w:t>
-      </w:r>
-      <w:r>
-        <w:rPr>
-          <w:rFonts w:ascii="Times New Roman" w:hAnsi="Times New Roman" w:cs="Times New Roman"/>
-          <w:sz w:val="22"/>
-          <w:szCs w:val="22"/>
-        </w:rPr>
-        <w:t>–</w:t>
-      </w:r>
-      <w:r>
-        <w:rPr>
-          <w:rFonts w:ascii="Times New Roman" w:hAnsi="Times New Roman" w:cs="Times New Roman"/>
-          <w:sz w:val="22"/>
-          <w:szCs w:val="22"/>
-        </w:rPr>
-        <w:t xml:space="preserve"> green value chain geography. How renewable cost heterogeneity reshapes where employment lands.</w:t>
-      </w:r>
-    </w:p>
-    <w:p>
-      <w:pPr>
-        <w:jc w:val="both"/>
-        <w:rPr>
-          <w:rFonts w:ascii="Times New Roman" w:hAnsi="Times New Roman" w:cs="Times New Roman"/>
-          <w:sz w:val="22"/>
-          <w:szCs w:val="22"/>
-        </w:rPr>
-      </w:pPr>
-      <w:r>
-        <w:rPr>
-          <w:rFonts w:ascii="Times New Roman" w:hAnsi="Times New Roman" w:cs="Times New Roman"/>
-          <w:sz w:val="22"/>
-          <w:szCs w:val="22"/>
-        </w:rPr>
-        <w:t>Possible discussion route</w:t>
-      </w:r>
-    </w:p>
-    <w:p>
-      <w:pPr>
-        <w:jc w:val="both"/>
-        <w:rPr>
-          <w:rFonts w:ascii="Times New Roman" w:hAnsi="Times New Roman" w:cs="Times New Roman"/>
-          <w:sz w:val="22"/>
-          <w:szCs w:val="22"/>
-        </w:rPr>
-      </w:pPr>
-      <w:r>
-        <w:rPr>
-          <w:rFonts w:ascii="Times New Roman" w:hAnsi="Times New Roman" w:cs="Times New Roman"/>
-          <w:sz w:val="22"/>
-          <w:szCs w:val="22"/>
-        </w:rPr>
-        <w:t>•</w:t>
-      </w:r>
-      <w:r>
-        <w:rPr>
-          <w:rFonts w:ascii="Times New Roman" w:hAnsi="Times New Roman" w:cs="Times New Roman"/>
-          <w:sz w:val="22"/>
-          <w:szCs w:val="22"/>
-        </w:rPr>
-        <w:tab/>
-        <w:t>A structured comparison table is essential. This is where you show the heterogeneity, not just assert it.</w:t>
-      </w:r>
-    </w:p>
-    <w:p>
-      <w:pPr>
-        <w:jc w:val="both"/>
-        <w:rPr>
-          <w:rFonts w:ascii="Times New Roman" w:hAnsi="Times New Roman" w:cs="Times New Roman"/>
-          <w:sz w:val="22"/>
-          <w:szCs w:val="22"/>
-        </w:rPr>
-      </w:pPr>
-      <w:r>
-        <w:rPr>
-          <w:rFonts w:ascii="Times New Roman" w:hAnsi="Times New Roman" w:cs="Times New Roman"/>
-          <w:sz w:val="22"/>
-          <w:szCs w:val="22"/>
-        </w:rPr>
-        <w:t>•</w:t>
-      </w:r>
-      <w:r>
-        <w:rPr>
-          <w:rFonts w:ascii="Times New Roman" w:hAnsi="Times New Roman" w:cs="Times New Roman"/>
-          <w:sz w:val="22"/>
-          <w:szCs w:val="22"/>
-        </w:rPr>
-        <w:tab/>
-        <w:t xml:space="preserve">The development economics framing: these structural characteristics are not just descriptive </w:t>
-      </w:r>
-      <w:r>
-        <w:rPr>
-          <w:rFonts w:ascii="Times New Roman" w:hAnsi="Times New Roman" w:cs="Times New Roman"/>
-          <w:sz w:val="22"/>
-          <w:szCs w:val="22"/>
-        </w:rPr>
-        <w:t>–</w:t>
-      </w:r>
-      <w:r>
-        <w:rPr>
-          <w:rFonts w:ascii="Times New Roman" w:hAnsi="Times New Roman" w:cs="Times New Roman"/>
-          <w:sz w:val="22"/>
-          <w:szCs w:val="22"/>
-        </w:rPr>
-        <w:t xml:space="preserve"> they are the variables that your scenario discovery will reveal as determinative.</w:t>
-      </w:r>
-    </w:p>
-    <w:p>
-      <w:pPr>
-        <w:jc w:val="both"/>
-        <w:rPr>
-          <w:rFonts w:ascii="Times New Roman" w:hAnsi="Times New Roman" w:cs="Times New Roman"/>
-        </w:rPr>
-      </w:pPr>
-      <w:r>
-        <w:rPr>
-          <w:rFonts w:ascii="Times New Roman" w:hAnsi="Times New Roman" w:cs="Times New Roman"/>
-          <w:sz w:val="22"/>
-          <w:szCs w:val="22"/>
-        </w:rPr>
-        <w:t>•</w:t>
-      </w:r>
-      <w:r>
-        <w:rPr>
-          <w:rFonts w:ascii="Times New Roman" w:hAnsi="Times New Roman" w:cs="Times New Roman"/>
-          <w:sz w:val="22"/>
-          <w:szCs w:val="22"/>
-        </w:rPr>
-        <w:tab/>
-        <w:t>Consider organizing countries into clusters based on structural similarity rather than geography.</w:t>
-      </w:r>
-    </w:p>
-    <w:p>
-      <w:pPr>
-        <w:pStyle w:val="Heading2"/>
-      </w:pPr>
-      <w:r>
-        <w:t>4.3 Data sources and calibration</w:t>
-      </w:r>
-    </w:p>
-    <w:p>
-      <w:pPr>
-        <w:jc w:val="both"/>
-        <w:rPr>
-          <w:rFonts w:ascii="Times New Roman" w:hAnsi="Times New Roman" w:cs="Times New Roman"/>
-          <w:sz w:val="22"/>
-          <w:szCs w:val="22"/>
-        </w:rPr>
-      </w:pPr>
-      <w:r>
-        <w:rPr>
-          <w:rFonts w:ascii="Times New Roman" w:hAnsi="Times New Roman" w:cs="Times New Roman"/>
-          <w:sz w:val="22"/>
-          <w:szCs w:val="22"/>
-        </w:rPr>
-        <w:t xml:space="preserve">The analysis draws on national input-output tables, labor force statistics, technology cost data, and trade composition data for each of the seven countries. I-O tables are sourced from national statistical offices or multi-regional databases, with reference years varying by country. Sectoral labor coefficients are derived from labor force surveys and national accounts, adjusted for differences in sectoral classification across countries. Technology cost data are drawn from IRENA, IEA, and the SISEPUEDE cost module, with learning curve parameters calibrated to Way et al. (2022) and Rubin et al. (2015). Data quality and availability vary significantly across the seven countries </w:t>
-      </w:r>
-      <w:r>
-        <w:rPr>
-          <w:rFonts w:ascii="Times New Roman" w:hAnsi="Times New Roman" w:cs="Times New Roman"/>
-          <w:sz w:val="22"/>
-          <w:szCs w:val="22"/>
-        </w:rPr>
-        <w:t>–</w:t>
-      </w:r>
-      <w:r>
-        <w:rPr>
-          <w:rFonts w:ascii="Times New Roman" w:hAnsi="Times New Roman" w:cs="Times New Roman"/>
-          <w:sz w:val="22"/>
-          <w:szCs w:val="22"/>
-        </w:rPr>
-        <w:t xml:space="preserve"> a reality that the exploratory framework accommodates rather than ignores, since parameter uncertainty is the object of analysis rather than a nuisance to be assumed away.</w:t>
-      </w:r>
-    </w:p>
-    <w:p>
-      <w:pPr>
-        <w:jc w:val="both"/>
-        <w:rPr>
-          <w:rFonts w:ascii="Times New Roman" w:hAnsi="Times New Roman" w:cs="Times New Roman"/>
-          <w:sz w:val="22"/>
-          <w:szCs w:val="22"/>
-        </w:rPr>
-      </w:pPr>
-      <w:r>
-        <w:rPr>
-          <w:rFonts w:ascii="Times New Roman" w:hAnsi="Times New Roman" w:cs="Times New Roman"/>
-          <w:sz w:val="22"/>
-          <w:szCs w:val="22"/>
-        </w:rPr>
-        <w:t>Helpful references to expand this section</w:t>
-      </w:r>
-    </w:p>
-    <w:p>
-      <w:pPr>
-        <w:jc w:val="both"/>
-        <w:rPr>
-          <w:rFonts w:ascii="Times New Roman" w:hAnsi="Times New Roman" w:cs="Times New Roman"/>
-          <w:sz w:val="22"/>
-          <w:szCs w:val="22"/>
-        </w:rPr>
-      </w:pPr>
-      <w:r>
-        <w:rPr>
-          <w:rFonts w:ascii="Times New Roman" w:hAnsi="Times New Roman" w:cs="Times New Roman"/>
-          <w:sz w:val="22"/>
-          <w:szCs w:val="22"/>
-        </w:rPr>
-        <w:t>•</w:t>
-      </w:r>
-      <w:r>
-        <w:rPr>
-          <w:rFonts w:ascii="Times New Roman" w:hAnsi="Times New Roman" w:cs="Times New Roman"/>
-          <w:sz w:val="22"/>
-          <w:szCs w:val="22"/>
-        </w:rPr>
-        <w:tab/>
-        <w:t xml:space="preserve">Way et al. (2022) (#18) </w:t>
-      </w:r>
-      <w:r>
-        <w:rPr>
-          <w:rFonts w:ascii="Times New Roman" w:hAnsi="Times New Roman" w:cs="Times New Roman"/>
-          <w:sz w:val="22"/>
-          <w:szCs w:val="22"/>
-        </w:rPr>
-        <w:t>–</w:t>
-      </w:r>
-      <w:r>
-        <w:rPr>
-          <w:rFonts w:ascii="Times New Roman" w:hAnsi="Times New Roman" w:cs="Times New Roman"/>
-          <w:sz w:val="22"/>
-          <w:szCs w:val="22"/>
-        </w:rPr>
-        <w:t xml:space="preserve"> learning rate calibration source.</w:t>
-      </w:r>
-    </w:p>
-    <w:p>
-      <w:pPr>
-        <w:jc w:val="both"/>
-        <w:rPr>
-          <w:rFonts w:ascii="Times New Roman" w:hAnsi="Times New Roman" w:cs="Times New Roman"/>
-          <w:sz w:val="22"/>
-          <w:szCs w:val="22"/>
-        </w:rPr>
-      </w:pPr>
-      <w:r>
-        <w:rPr>
-          <w:rFonts w:ascii="Times New Roman" w:hAnsi="Times New Roman" w:cs="Times New Roman"/>
-          <w:sz w:val="22"/>
-          <w:szCs w:val="22"/>
-        </w:rPr>
-        <w:t>•</w:t>
-      </w:r>
-      <w:r>
-        <w:rPr>
-          <w:rFonts w:ascii="Times New Roman" w:hAnsi="Times New Roman" w:cs="Times New Roman"/>
-          <w:sz w:val="22"/>
-          <w:szCs w:val="22"/>
-        </w:rPr>
-        <w:tab/>
-        <w:t xml:space="preserve">Rubin et al. (2015) (#19) </w:t>
-      </w:r>
-      <w:r>
-        <w:rPr>
-          <w:rFonts w:ascii="Times New Roman" w:hAnsi="Times New Roman" w:cs="Times New Roman"/>
-          <w:sz w:val="22"/>
-          <w:szCs w:val="22"/>
-        </w:rPr>
-        <w:t>–</w:t>
-      </w:r>
-      <w:r>
-        <w:rPr>
-          <w:rFonts w:ascii="Times New Roman" w:hAnsi="Times New Roman" w:cs="Times New Roman"/>
-          <w:sz w:val="22"/>
-          <w:szCs w:val="22"/>
-        </w:rPr>
-        <w:t xml:space="preserve"> learning rate parameter ranges for electricity technologies.</w:t>
-      </w:r>
-    </w:p>
-    <w:p>
-      <w:pPr>
-        <w:jc w:val="both"/>
-        <w:rPr>
-          <w:rFonts w:ascii="Times New Roman" w:hAnsi="Times New Roman" w:cs="Times New Roman"/>
-          <w:sz w:val="22"/>
-          <w:szCs w:val="22"/>
-        </w:rPr>
-      </w:pPr>
-      <w:r>
-        <w:rPr>
-          <w:rFonts w:ascii="Times New Roman" w:hAnsi="Times New Roman" w:cs="Times New Roman"/>
-          <w:sz w:val="22"/>
-          <w:szCs w:val="22"/>
-        </w:rPr>
-        <w:t>Possible discussion route</w:t>
-      </w:r>
-    </w:p>
-    <w:p>
-      <w:pPr>
-        <w:jc w:val="both"/>
-        <w:rPr>
-          <w:rFonts w:ascii="Times New Roman" w:hAnsi="Times New Roman" w:cs="Times New Roman"/>
-          <w:sz w:val="22"/>
-          <w:szCs w:val="22"/>
-        </w:rPr>
-      </w:pPr>
-      <w:r>
-        <w:rPr>
-          <w:rFonts w:ascii="Times New Roman" w:hAnsi="Times New Roman" w:cs="Times New Roman"/>
-          <w:sz w:val="22"/>
-          <w:szCs w:val="22"/>
-        </w:rPr>
-        <w:t>•</w:t>
-      </w:r>
-      <w:r>
-        <w:rPr>
-          <w:rFonts w:ascii="Times New Roman" w:hAnsi="Times New Roman" w:cs="Times New Roman"/>
-          <w:sz w:val="22"/>
-          <w:szCs w:val="22"/>
-        </w:rPr>
-        <w:tab/>
-        <w:t>Be ruthlessly transparent about data limitations. A table listing data sources by country and variable would strengthen this section.</w:t>
-      </w:r>
-    </w:p>
-    <w:p>
-      <w:pPr>
-        <w:jc w:val="both"/>
-        <w:rPr>
-          <w:rFonts w:ascii="Times New Roman" w:hAnsi="Times New Roman" w:cs="Times New Roman"/>
-          <w:sz w:val="22"/>
-          <w:szCs w:val="22"/>
-        </w:rPr>
-      </w:pPr>
-      <w:r>
-        <w:rPr>
-          <w:rFonts w:ascii="Times New Roman" w:hAnsi="Times New Roman" w:cs="Times New Roman"/>
-          <w:sz w:val="22"/>
-          <w:szCs w:val="22"/>
-        </w:rPr>
-        <w:t>•</w:t>
-      </w:r>
-      <w:r>
-        <w:rPr>
-          <w:rFonts w:ascii="Times New Roman" w:hAnsi="Times New Roman" w:cs="Times New Roman"/>
-          <w:sz w:val="22"/>
-          <w:szCs w:val="22"/>
-        </w:rPr>
-        <w:tab/>
-        <w:t>The framing: data limitations in developing countries are part of the motivation, not a weakness. Exploratory analysis is designed for imperfect data contexts.</w:t>
-      </w:r>
-    </w:p>
-    <w:p>
-      <w:pPr>
-        <w:jc w:val="both"/>
-        <w:rPr>
-          <w:rFonts w:ascii="Times New Roman" w:hAnsi="Times New Roman" w:cs="Times New Roman"/>
-          <w:sz w:val="22"/>
-          <w:szCs w:val="22"/>
-        </w:rPr>
-      </w:pPr>
-      <w:r>
-        <w:rPr>
-          <w:rFonts w:ascii="Times New Roman" w:hAnsi="Times New Roman" w:cs="Times New Roman"/>
-          <w:sz w:val="22"/>
-          <w:szCs w:val="22"/>
-        </w:rPr>
-        <w:t>•</w:t>
-      </w:r>
-      <w:r>
-        <w:rPr>
-          <w:rFonts w:ascii="Times New Roman" w:hAnsi="Times New Roman" w:cs="Times New Roman"/>
-          <w:sz w:val="22"/>
-          <w:szCs w:val="22"/>
-        </w:rPr>
-        <w:tab/>
-        <w:t>Note assumptions about sectoral concordance across different I-O table vintages and classifications.</w:t>
-      </w:r>
-    </w:p>
-    <w:p>
-      <w:pPr>
-        <w:pStyle w:val="Heading1"/>
-      </w:pPr>
-      <w:r>
-        <w:lastRenderedPageBreak/>
-        <w:t>5. Results</w:t>
-      </w:r>
-    </w:p>
-    <w:p>
-      <w:pPr>
-        <w:pStyle w:val="Heading2"/>
-      </w:pPr>
-      <w:r>
-        <w:t>5.1 Transformation-level employment estimates</w:t>
-      </w:r>
-    </w:p>
-    <w:p>
-      <w:pPr>
-        <w:jc w:val="both"/>
-        <w:rPr>
-          <w:rFonts w:ascii="Times New Roman" w:hAnsi="Times New Roman" w:cs="Times New Roman"/>
-          <w:sz w:val="22"/>
-          <w:szCs w:val="22"/>
-        </w:rPr>
-      </w:pPr>
-      <w:r>
-        <w:rPr>
-          <w:rFonts w:ascii="Times New Roman" w:hAnsi="Times New Roman" w:cs="Times New Roman"/>
-          <w:sz w:val="22"/>
-          <w:szCs w:val="22"/>
-        </w:rPr>
-        <w:t xml:space="preserve">The pipeline produces employment estimates for each mitigation transformation, at each intensity level, in each country, under each cost-structure parameterization. Before turning to the uncertainty exploration and scenario discovery </w:t>
-      </w:r>
-      <w:r>
-        <w:rPr>
-          <w:rFonts w:ascii="Times New Roman" w:hAnsi="Times New Roman" w:cs="Times New Roman"/>
-          <w:sz w:val="22"/>
-          <w:szCs w:val="22"/>
-        </w:rPr>
-        <w:t>–</w:t>
-      </w:r>
-      <w:r>
-        <w:rPr>
-          <w:rFonts w:ascii="Times New Roman" w:hAnsi="Times New Roman" w:cs="Times New Roman"/>
-          <w:sz w:val="22"/>
-          <w:szCs w:val="22"/>
-        </w:rPr>
-        <w:t xml:space="preserve"> the paper’s primary contributions </w:t>
-      </w:r>
-      <w:r>
-        <w:rPr>
-          <w:rFonts w:ascii="Times New Roman" w:hAnsi="Times New Roman" w:cs="Times New Roman"/>
-          <w:sz w:val="22"/>
-          <w:szCs w:val="22"/>
-        </w:rPr>
-        <w:t>–</w:t>
-      </w:r>
-      <w:r>
-        <w:rPr>
-          <w:rFonts w:ascii="Times New Roman" w:hAnsi="Times New Roman" w:cs="Times New Roman"/>
-          <w:sz w:val="22"/>
-          <w:szCs w:val="22"/>
-        </w:rPr>
-        <w:t xml:space="preserve"> it is useful to examine the baseline estimates to establish what the framework produces when cost structures are held at their reference values. Table Y presents employment multipliers (jobs per million USD invested) for selected transformations across the seven countries. Three patterns are immediately visible: first, the same transformation generates markedly different employment across countries, driven by differences in domestic supply chain depth and labor intensity; second, building-sector transformations (retrofits, efficient construction) tend to produce higher employment than energy-sector transformations (utility-scale solar, wind), reflecting the higher labor intensity of construction; third, the cross-country variation is large enough to suggest that country-level structural conditions, not the choice of transformation, are the primary determinant of employment outcomes.</w:t>
-      </w:r>
-    </w:p>
-    <w:p>
-      <w:pPr>
-        <w:jc w:val="both"/>
-        <w:rPr>
-          <w:rFonts w:ascii="Times New Roman" w:hAnsi="Times New Roman" w:cs="Times New Roman"/>
-          <w:sz w:val="22"/>
-          <w:szCs w:val="22"/>
-        </w:rPr>
-      </w:pPr>
-      <w:r>
-        <w:rPr>
-          <w:rFonts w:ascii="Times New Roman" w:hAnsi="Times New Roman" w:cs="Times New Roman"/>
-          <w:sz w:val="22"/>
-          <w:szCs w:val="22"/>
-        </w:rPr>
-        <w:t>Helpful references to expand this section</w:t>
-      </w:r>
-    </w:p>
-    <w:p>
-      <w:pPr>
-        <w:jc w:val="both"/>
-        <w:rPr>
-          <w:rFonts w:ascii="Times New Roman" w:hAnsi="Times New Roman" w:cs="Times New Roman"/>
-          <w:sz w:val="22"/>
-          <w:szCs w:val="22"/>
-        </w:rPr>
-      </w:pPr>
-      <w:r>
-        <w:rPr>
-          <w:rFonts w:ascii="Times New Roman" w:hAnsi="Times New Roman" w:cs="Times New Roman"/>
-          <w:sz w:val="22"/>
-          <w:szCs w:val="22"/>
-        </w:rPr>
-        <w:t>•</w:t>
-      </w:r>
-      <w:r>
-        <w:rPr>
-          <w:rFonts w:ascii="Times New Roman" w:hAnsi="Times New Roman" w:cs="Times New Roman"/>
-          <w:sz w:val="22"/>
-          <w:szCs w:val="22"/>
-        </w:rPr>
-        <w:tab/>
-        <w:t xml:space="preserve">Your first paper (Frontiers in Climate, 2024) </w:t>
-      </w:r>
-      <w:r>
-        <w:rPr>
-          <w:rFonts w:ascii="Times New Roman" w:hAnsi="Times New Roman" w:cs="Times New Roman"/>
-          <w:sz w:val="22"/>
-          <w:szCs w:val="22"/>
-        </w:rPr>
-        <w:t>–</w:t>
-      </w:r>
-      <w:r>
-        <w:rPr>
-          <w:rFonts w:ascii="Times New Roman" w:hAnsi="Times New Roman" w:cs="Times New Roman"/>
-          <w:sz w:val="22"/>
-          <w:szCs w:val="22"/>
-        </w:rPr>
-        <w:t xml:space="preserve"> compare findings to the LAC results.</w:t>
-      </w:r>
-    </w:p>
-    <w:p>
-      <w:pPr>
-        <w:jc w:val="both"/>
-        <w:rPr>
-          <w:rFonts w:ascii="Times New Roman" w:hAnsi="Times New Roman" w:cs="Times New Roman"/>
-          <w:sz w:val="22"/>
-          <w:szCs w:val="22"/>
-        </w:rPr>
-      </w:pPr>
-      <w:r>
-        <w:rPr>
-          <w:rFonts w:ascii="Times New Roman" w:hAnsi="Times New Roman" w:cs="Times New Roman"/>
-          <w:sz w:val="22"/>
-          <w:szCs w:val="22"/>
-        </w:rPr>
-        <w:t>•</w:t>
-      </w:r>
-      <w:r>
-        <w:rPr>
-          <w:rFonts w:ascii="Times New Roman" w:hAnsi="Times New Roman" w:cs="Times New Roman"/>
-          <w:sz w:val="22"/>
-          <w:szCs w:val="22"/>
-        </w:rPr>
-        <w:tab/>
-        <w:t xml:space="preserve">Garrett-Peltier (2017) (#1) </w:t>
-      </w:r>
-      <w:r>
-        <w:rPr>
-          <w:rFonts w:ascii="Times New Roman" w:hAnsi="Times New Roman" w:cs="Times New Roman"/>
-          <w:sz w:val="22"/>
-          <w:szCs w:val="22"/>
-        </w:rPr>
-        <w:t>–</w:t>
-      </w:r>
-      <w:r>
-        <w:rPr>
-          <w:rFonts w:ascii="Times New Roman" w:hAnsi="Times New Roman" w:cs="Times New Roman"/>
-          <w:sz w:val="22"/>
-          <w:szCs w:val="22"/>
-        </w:rPr>
-        <w:t xml:space="preserve"> compare your multipliers to her US benchmarks.</w:t>
+        <w:t xml:space="preserve"> +15M LAC jobs as a point within your distribution.</w:t>
       </w:r>
     </w:p>
     <w:p>
@@ -10170,7 +13050,50 @@
           <w:sz w:val="22"/>
           <w:szCs w:val="22"/>
         </w:rPr>
-        <w:t xml:space="preserve"> their EU27+UK results for cross-country variation comparison.</w:t>
+        <w:t xml:space="preserve"> EU27+UK results with zero uncertainty analysis.</w:t>
+      </w:r>
+    </w:p>
+    <w:p>
+      <w:pPr>
+        <w:jc w:val="both"/>
+        <w:rPr>
+          <w:rFonts w:ascii="Times New Roman" w:hAnsi="Times New Roman" w:cs="Times New Roman"/>
+          <w:sz w:val="22"/>
+          <w:szCs w:val="22"/>
+        </w:rPr>
+      </w:pPr>
+      <w:r>
+        <w:rPr>
+          <w:rFonts w:ascii="Times New Roman" w:hAnsi="Times New Roman" w:cs="Times New Roman"/>
+          <w:sz w:val="22"/>
+          <w:szCs w:val="22"/>
+        </w:rPr>
+        <w:t>•</w:t>
+      </w:r>
+      <w:r>
+        <w:rPr>
+          <w:rFonts w:ascii="Times New Roman" w:hAnsi="Times New Roman" w:cs="Times New Roman"/>
+          <w:sz w:val="22"/>
+          <w:szCs w:val="22"/>
+        </w:rPr>
+        <w:tab/>
+        <w:t xml:space="preserve">Callonnec et al. (2025) (#74) </w:t>
+      </w:r>
+      <w:r>
+        <w:rPr>
+          <w:rFonts w:ascii="Times New Roman" w:hAnsi="Times New Roman" w:cs="Times New Roman"/>
+          <w:sz w:val="22"/>
+          <w:szCs w:val="22"/>
+        </w:rPr>
+        <w:t>–</w:t>
+      </w:r>
+      <w:r>
+        <w:rPr>
+          <w:rFonts w:ascii="Times New Roman" w:hAnsi="Times New Roman" w:cs="Times New Roman"/>
+          <w:sz w:val="22"/>
+          <w:szCs w:val="22"/>
+        </w:rPr>
+        <w:t xml:space="preserve"> CGE France results. Compare to your I-O results for Bulgaria.</w:t>
       </w:r>
     </w:p>
     <w:p>
@@ -10215,7 +13138,7 @@
           <w:szCs w:val="22"/>
         </w:rPr>
         <w:tab/>
-        <w:t>Lead with the cross-country comparison, not transformation-level detail. The development economics contribution is about why the same investment has different employment consequences in different structural contexts.</w:t>
+        <w:t>Structure as: (1) where your findings confirm existing estimates, (2) where they challenge or qualify them, (3) what your framework adds.</w:t>
       </w:r>
     </w:p>
     <w:p>
@@ -10242,34 +13165,23 @@
           <w:szCs w:val="22"/>
         </w:rPr>
         <w:tab/>
-        <w:t>A heat map (transformations × countries, colored by employment multiplier) could be the central visualization.</w:t>
-      </w:r>
-    </w:p>
-    <w:p>
-      <w:pPr>
-        <w:jc w:val="both"/>
-        <w:rPr>
-          <w:rFonts w:ascii="Times New Roman" w:hAnsi="Times New Roman" w:cs="Times New Roman"/>
-          <w:sz w:val="22"/>
-          <w:szCs w:val="22"/>
-        </w:rPr>
-      </w:pPr>
-      <w:r>
-        <w:rPr>
-          <w:rFonts w:ascii="Times New Roman" w:hAnsi="Times New Roman" w:cs="Times New Roman"/>
-          <w:sz w:val="22"/>
-          <w:szCs w:val="22"/>
-        </w:rPr>
-        <w:t>•</w:t>
-      </w:r>
-      <w:r>
-        <w:rPr>
-          <w:rFonts w:ascii="Times New Roman" w:hAnsi="Times New Roman" w:cs="Times New Roman"/>
-          <w:sz w:val="22"/>
-          <w:szCs w:val="22"/>
-        </w:rPr>
-        <w:tab/>
-        <w:t>These are the starting point, not the punchline. The punchline is the scenario discovery in 5.3.</w:t>
+        <w:t xml:space="preserve">Be fair to the literature. Previous studies were not wrong </w:t>
+      </w:r>
+      <w:r>
+        <w:rPr>
+          <w:rFonts w:ascii="Times New Roman" w:hAnsi="Times New Roman" w:cs="Times New Roman"/>
+          <w:sz w:val="22"/>
+          <w:szCs w:val="22"/>
+        </w:rPr>
+        <w:t>–</w:t>
+      </w:r>
+      <w:r>
+        <w:rPr>
+          <w:rFonts w:ascii="Times New Roman" w:hAnsi="Times New Roman" w:cs="Times New Roman"/>
+          <w:sz w:val="22"/>
+          <w:szCs w:val="22"/>
+        </w:rPr>
+        <w:t xml:space="preserve"> they reported one slice of a larger space.</w:t>
       </w:r>
     </w:p>
     <w:p>
@@ -10277,25 +13189,25 @@
         <w:pStyle w:val="Heading2"/>
       </w:pPr>
       <w:r>
-        <w:t>5.2 The role of cost-structure assumptions</w:t>
-      </w:r>
-    </w:p>
-    <w:p>
-      <w:pPr>
-        <w:jc w:val="both"/>
-        <w:rPr>
-          <w:rFonts w:ascii="Times New Roman" w:hAnsi="Times New Roman" w:cs="Times New Roman"/>
-          <w:sz w:val="22"/>
-          <w:szCs w:val="22"/>
-        </w:rPr>
-      </w:pPr>
-      <w:r>
-        <w:rPr>
-          <w:rFonts w:ascii="Times New Roman" w:hAnsi="Times New Roman" w:cs="Times New Roman"/>
-          <w:sz w:val="22"/>
-          <w:szCs w:val="22"/>
-        </w:rPr>
-        <w:t xml:space="preserve">Holding the country and transformation fixed, how much do employment estimates change as cost-structure assumptions vary? The answer, across the ensemble of experimental runs, is: substantially. Figure Z plots the distribution of employment outcomes for a selected transformation in a selected country across the full parameter space, showing a range from [X to Y] jobs per million USD. This variation is driven primarily by [the parameter(s) revealed as most influential]. The range of employment estimates within a single country and transformation, generated by varying cost-structure assumptions alone, is in many cases as large as the range across countries under fixed assumptions. This means that getting the cost structure right </w:t>
+        <w:t>6.4 Limitations</w:t>
+      </w:r>
+    </w:p>
+    <w:p>
+      <w:pPr>
+        <w:jc w:val="both"/>
+        <w:rPr>
+          <w:rFonts w:ascii="Times New Roman" w:hAnsi="Times New Roman" w:cs="Times New Roman"/>
+          <w:sz w:val="22"/>
+          <w:szCs w:val="22"/>
+        </w:rPr>
+      </w:pPr>
+      <w:r>
+        <w:rPr>
+          <w:rFonts w:ascii="Times New Roman" w:hAnsi="Times New Roman" w:cs="Times New Roman"/>
+          <w:sz w:val="22"/>
+          <w:szCs w:val="22"/>
+        </w:rPr>
+        <w:t xml:space="preserve">Three categories of limitations constrain the interpretation of these results. First, the input-output framework is static and demand-driven: it does not model price adjustments, factor substitution, or general equilibrium effects. In labor markets with full employment, the I-O estimates represent an upper bound on job creation because they ignore crowding-out. In labor-surplus economies </w:t>
       </w:r>
       <w:r>
         <w:rPr>
@@ -10311,7 +13223,7 @@
           <w:sz w:val="22"/>
           <w:szCs w:val="22"/>
         </w:rPr>
-        <w:t xml:space="preserve"> or at least understanding how sensitive results are to cost-structure assumptions </w:t>
+        <w:t xml:space="preserve"> several of the countries in this sample </w:t>
       </w:r>
       <w:r>
         <w:rPr>
@@ -10327,69 +13239,127 @@
           <w:sz w:val="22"/>
           <w:szCs w:val="22"/>
         </w:rPr>
-        <w:t xml:space="preserve"> is at least as important as getting the country-level I-O table right.</w:t>
-      </w:r>
-    </w:p>
-    <w:p>
-      <w:pPr>
-        <w:jc w:val="both"/>
-        <w:rPr>
-          <w:rFonts w:ascii="Times New Roman" w:hAnsi="Times New Roman" w:cs="Times New Roman"/>
-          <w:sz w:val="22"/>
-          <w:szCs w:val="22"/>
-        </w:rPr>
-      </w:pPr>
-      <w:r>
-        <w:rPr>
-          <w:rFonts w:ascii="Times New Roman" w:hAnsi="Times New Roman" w:cs="Times New Roman"/>
-          <w:sz w:val="22"/>
-          <w:szCs w:val="22"/>
-        </w:rPr>
-        <w:lastRenderedPageBreak/>
+        <w:t xml:space="preserve"> the demand-driven assumption may be more appropriate, but the framework still does not model wage adjustments or the dynamics of labor reallocation. Second, the analysis estimates labor demand, not labor market outcomes. It does not address job quality, occupational composition, wage levels, gender composition, or the geographic distribution of employment </w:t>
+      </w:r>
+      <w:r>
+        <w:rPr>
+          <w:rFonts w:ascii="Times New Roman" w:hAnsi="Times New Roman" w:cs="Times New Roman"/>
+          <w:sz w:val="22"/>
+          <w:szCs w:val="22"/>
+        </w:rPr>
+        <w:t>–</w:t>
+      </w:r>
+      <w:r>
+        <w:rPr>
+          <w:rFonts w:ascii="Times New Roman" w:hAnsi="Times New Roman" w:cs="Times New Roman"/>
+          <w:sz w:val="22"/>
+          <w:szCs w:val="22"/>
+        </w:rPr>
+        <w:t xml:space="preserve"> dimensions that matter substantially for whether employment gains translate into improved livelihoods. Third, data quality varies across the seven countries, with some I-O tables more disaggregated and recent than others. The exploratory framework treats parameter uncertainty, but it does not capture all forms of data uncertainty, particularly errors in the I-O tables themselves.</w:t>
+      </w:r>
+    </w:p>
+    <w:p>
+      <w:pPr>
+        <w:jc w:val="both"/>
+        <w:rPr>
+          <w:rFonts w:ascii="Times New Roman" w:hAnsi="Times New Roman" w:cs="Times New Roman"/>
+          <w:sz w:val="22"/>
+          <w:szCs w:val="22"/>
+        </w:rPr>
+      </w:pPr>
+    </w:p>
+    <w:p>
+      <w:pPr>
+        <w:jc w:val="both"/>
+        <w:rPr>
+          <w:rFonts w:ascii="Times New Roman" w:hAnsi="Times New Roman" w:cs="Times New Roman"/>
+          <w:sz w:val="22"/>
+          <w:szCs w:val="22"/>
+        </w:rPr>
+      </w:pPr>
+      <w:r>
+        <w:rPr>
+          <w:rFonts w:ascii="Times New Roman" w:hAnsi="Times New Roman" w:cs="Times New Roman"/>
+          <w:sz w:val="22"/>
+          <w:szCs w:val="22"/>
+        </w:rPr>
+        <w:t xml:space="preserve">The I-O structure itself </w:t>
+      </w:r>
+      <w:r>
+        <w:rPr>
+          <w:rFonts w:ascii="Times New Roman" w:hAnsi="Times New Roman" w:cs="Times New Roman"/>
+          <w:sz w:val="22"/>
+          <w:szCs w:val="22"/>
+        </w:rPr>
+        <w:t>–</w:t>
+      </w:r>
+      <w:r>
+        <w:rPr>
+          <w:rFonts w:ascii="Times New Roman" w:hAnsi="Times New Roman" w:cs="Times New Roman"/>
+          <w:sz w:val="22"/>
+          <w:szCs w:val="22"/>
+        </w:rPr>
+        <w:t xml:space="preserve"> labor productivity, inter-industry linkages, sectoral import rates </w:t>
+      </w:r>
+      <w:r>
+        <w:rPr>
+          <w:rFonts w:ascii="Times New Roman" w:hAnsi="Times New Roman" w:cs="Times New Roman"/>
+          <w:sz w:val="22"/>
+          <w:szCs w:val="22"/>
+        </w:rPr>
+        <w:t>–</w:t>
+      </w:r>
+      <w:r>
+        <w:rPr>
+          <w:rFonts w:ascii="Times New Roman" w:hAnsi="Times New Roman" w:cs="Times New Roman"/>
+          <w:sz w:val="22"/>
+          <w:szCs w:val="22"/>
+        </w:rPr>
+        <w:t xml:space="preserve"> may not reflect a given country accurately, but is taken</w:t>
+      </w:r>
+      <w:r>
+        <w:rPr>
+          <w:rFonts w:ascii="Times New Roman" w:hAnsi="Times New Roman" w:cs="Times New Roman"/>
+          <w:sz w:val="22"/>
+          <w:szCs w:val="22"/>
+        </w:rPr>
+        <w:t xml:space="preserve"> </w:t>
+      </w:r>
+      <w:r>
+        <w:rPr>
+          <w:rFonts w:ascii="Times New Roman" w:hAnsi="Times New Roman" w:cs="Times New Roman"/>
+          <w:sz w:val="22"/>
+          <w:szCs w:val="22"/>
+        </w:rPr>
+        <w:t>from GLORIA as given. This is a stated limitation, not a hidden one, and it is shared with every I-O study in the literature.</w:t>
+      </w:r>
+    </w:p>
+    <w:p>
+      <w:pPr>
+        <w:jc w:val="both"/>
+        <w:rPr>
+          <w:rFonts w:ascii="Times New Roman" w:hAnsi="Times New Roman" w:cs="Times New Roman"/>
+          <w:sz w:val="22"/>
+          <w:szCs w:val="22"/>
+        </w:rPr>
+      </w:pPr>
+    </w:p>
+    <w:p>
+      <w:pPr>
+        <w:jc w:val="both"/>
+        <w:rPr>
+          <w:rFonts w:ascii="Times New Roman" w:hAnsi="Times New Roman" w:cs="Times New Roman"/>
+          <w:sz w:val="22"/>
+          <w:szCs w:val="22"/>
+        </w:rPr>
+      </w:pPr>
+      <w:r>
+        <w:rPr>
+          <w:rFonts w:ascii="Times New Roman" w:hAnsi="Times New Roman" w:cs="Times New Roman"/>
+          <w:sz w:val="22"/>
+          <w:szCs w:val="22"/>
+        </w:rPr>
         <w:t>Helpful references to expand this section</w:t>
-      </w:r>
-    </w:p>
-    <w:p>
-      <w:pPr>
-        <w:jc w:val="both"/>
-        <w:rPr>
-          <w:rFonts w:ascii="Times New Roman" w:hAnsi="Times New Roman" w:cs="Times New Roman"/>
-          <w:sz w:val="22"/>
-          <w:szCs w:val="22"/>
-        </w:rPr>
-      </w:pPr>
-      <w:r>
-        <w:rPr>
-          <w:rFonts w:ascii="Times New Roman" w:hAnsi="Times New Roman" w:cs="Times New Roman"/>
-          <w:sz w:val="22"/>
-          <w:szCs w:val="22"/>
-        </w:rPr>
-        <w:t>•</w:t>
-      </w:r>
-      <w:r>
-        <w:rPr>
-          <w:rFonts w:ascii="Times New Roman" w:hAnsi="Times New Roman" w:cs="Times New Roman"/>
-          <w:sz w:val="22"/>
-          <w:szCs w:val="22"/>
-        </w:rPr>
-        <w:tab/>
-        <w:t xml:space="preserve">Way et al. (2022) (#18) </w:t>
-      </w:r>
-      <w:r>
-        <w:rPr>
-          <w:rFonts w:ascii="Times New Roman" w:hAnsi="Times New Roman" w:cs="Times New Roman"/>
-          <w:sz w:val="22"/>
-          <w:szCs w:val="22"/>
-        </w:rPr>
-        <w:t>–</w:t>
-      </w:r>
-      <w:r>
-        <w:rPr>
-          <w:rFonts w:ascii="Times New Roman" w:hAnsi="Times New Roman" w:cs="Times New Roman"/>
-          <w:sz w:val="22"/>
-          <w:szCs w:val="22"/>
-        </w:rPr>
-        <w:t xml:space="preserve"> if learning rate variation is a major driver, cite their evidence that cost trajectories are deeply uncertain.</w:t>
       </w:r>
     </w:p>
     <w:p>
@@ -10432,7 +13402,7 @@
           <w:sz w:val="22"/>
           <w:szCs w:val="22"/>
         </w:rPr>
-        <w:t xml:space="preserve"> if labor intensity and import shares dominate, cite their decomposition.</w:t>
+        <w:t xml:space="preserve"> quantifies I-O overestimation relative to CGE (7–51%).</w:t>
       </w:r>
     </w:p>
     <w:p>
@@ -10459,7 +13429,7 @@
           <w:szCs w:val="22"/>
         </w:rPr>
         <w:tab/>
-        <w:t xml:space="preserve">Bucker et al. (2025) (#5) </w:t>
+        <w:t xml:space="preserve">Buchheim et al. (2020) </w:t>
       </w:r>
       <w:r>
         <w:rPr>
@@ -10475,7 +13445,93 @@
           <w:sz w:val="22"/>
           <w:szCs w:val="22"/>
         </w:rPr>
-        <w:t xml:space="preserve"> their sensitivity analysis found T&amp;D costs and imports as largest sources. Compare.</w:t>
+        <w:t xml:space="preserve"> causal evidence that multipliers are zero in tight labor markets.</w:t>
+      </w:r>
+    </w:p>
+    <w:p>
+      <w:pPr>
+        <w:jc w:val="both"/>
+        <w:rPr>
+          <w:rFonts w:ascii="Times New Roman" w:hAnsi="Times New Roman" w:cs="Times New Roman"/>
+          <w:sz w:val="22"/>
+          <w:szCs w:val="22"/>
+        </w:rPr>
+      </w:pPr>
+      <w:r>
+        <w:rPr>
+          <w:rFonts w:ascii="Times New Roman" w:hAnsi="Times New Roman" w:cs="Times New Roman"/>
+          <w:sz w:val="22"/>
+          <w:szCs w:val="22"/>
+        </w:rPr>
+        <w:t>•</w:t>
+      </w:r>
+      <w:r>
+        <w:rPr>
+          <w:rFonts w:ascii="Times New Roman" w:hAnsi="Times New Roman" w:cs="Times New Roman"/>
+          <w:sz w:val="22"/>
+          <w:szCs w:val="22"/>
+        </w:rPr>
+        <w:tab/>
+        <w:t xml:space="preserve">Vona et al. (2018) (#50) or Curtis &amp; Marinescu (2023) (#52) </w:t>
+      </w:r>
+      <w:r>
+        <w:rPr>
+          <w:rFonts w:ascii="Times New Roman" w:hAnsi="Times New Roman" w:cs="Times New Roman"/>
+          <w:sz w:val="22"/>
+          <w:szCs w:val="22"/>
+        </w:rPr>
+        <w:t>–</w:t>
+      </w:r>
+      <w:r>
+        <w:rPr>
+          <w:rFonts w:ascii="Times New Roman" w:hAnsi="Times New Roman" w:cs="Times New Roman"/>
+          <w:sz w:val="22"/>
+          <w:szCs w:val="22"/>
+        </w:rPr>
+        <w:t xml:space="preserve"> job quality dimensions you’re excluding.</w:t>
+      </w:r>
+    </w:p>
+    <w:p>
+      <w:pPr>
+        <w:jc w:val="both"/>
+        <w:rPr>
+          <w:rFonts w:ascii="Times New Roman" w:hAnsi="Times New Roman" w:cs="Times New Roman"/>
+          <w:sz w:val="22"/>
+          <w:szCs w:val="22"/>
+        </w:rPr>
+      </w:pPr>
+      <w:r>
+        <w:rPr>
+          <w:rFonts w:ascii="Times New Roman" w:hAnsi="Times New Roman" w:cs="Times New Roman"/>
+          <w:sz w:val="22"/>
+          <w:szCs w:val="22"/>
+        </w:rPr>
+        <w:t>•</w:t>
+      </w:r>
+      <w:r>
+        <w:rPr>
+          <w:rFonts w:ascii="Times New Roman" w:hAnsi="Times New Roman" w:cs="Times New Roman"/>
+          <w:sz w:val="22"/>
+          <w:szCs w:val="22"/>
+        </w:rPr>
+        <w:tab/>
+        <w:t xml:space="preserve">Bowen et al. (2018) (#51) </w:t>
+      </w:r>
+      <w:r>
+        <w:rPr>
+          <w:rFonts w:ascii="Times New Roman" w:hAnsi="Times New Roman" w:cs="Times New Roman"/>
+          <w:sz w:val="22"/>
+          <w:szCs w:val="22"/>
+        </w:rPr>
+        <w:t>–</w:t>
+      </w:r>
+      <w:r>
+        <w:rPr>
+          <w:rFonts w:ascii="Times New Roman" w:hAnsi="Times New Roman" w:cs="Times New Roman"/>
+          <w:sz w:val="22"/>
+          <w:szCs w:val="22"/>
+        </w:rPr>
+        <w:t xml:space="preserve"> definitional issues with “green employment.”</w:t>
       </w:r>
     </w:p>
     <w:p>
@@ -10494,352 +13550,6 @@
           <w:szCs w:val="22"/>
         </w:rPr>
         <w:t>Possible discussion route</w:t>
-      </w:r>
-    </w:p>
-    <w:p>
-      <w:pPr>
-        <w:jc w:val="both"/>
-        <w:rPr>
-          <w:rFonts w:ascii="Times New Roman" w:hAnsi="Times New Roman" w:cs="Times New Roman"/>
-          <w:sz w:val="22"/>
-          <w:szCs w:val="22"/>
-        </w:rPr>
-      </w:pPr>
-      <w:r>
-        <w:rPr>
-          <w:rFonts w:ascii="Times New Roman" w:hAnsi="Times New Roman" w:cs="Times New Roman"/>
-          <w:sz w:val="22"/>
-          <w:szCs w:val="22"/>
-        </w:rPr>
-        <w:t>•</w:t>
-      </w:r>
-      <w:r>
-        <w:rPr>
-          <w:rFonts w:ascii="Times New Roman" w:hAnsi="Times New Roman" w:cs="Times New Roman"/>
-          <w:sz w:val="22"/>
-          <w:szCs w:val="22"/>
-        </w:rPr>
-        <w:tab/>
-        <w:t>This section bridges baseline results (5.1) and scenario discovery (5.3). It shows cost-structure uncertainty matters before showing what the algorithm finds.</w:t>
-      </w:r>
-    </w:p>
-    <w:p>
-      <w:pPr>
-        <w:jc w:val="both"/>
-        <w:rPr>
-          <w:rFonts w:ascii="Times New Roman" w:hAnsi="Times New Roman" w:cs="Times New Roman"/>
-          <w:sz w:val="22"/>
-          <w:szCs w:val="22"/>
-        </w:rPr>
-      </w:pPr>
-      <w:r>
-        <w:rPr>
-          <w:rFonts w:ascii="Times New Roman" w:hAnsi="Times New Roman" w:cs="Times New Roman"/>
-          <w:sz w:val="22"/>
-          <w:szCs w:val="22"/>
-        </w:rPr>
-        <w:t>•</w:t>
-      </w:r>
-      <w:r>
-        <w:rPr>
-          <w:rFonts w:ascii="Times New Roman" w:hAnsi="Times New Roman" w:cs="Times New Roman"/>
-          <w:sz w:val="22"/>
-          <w:szCs w:val="22"/>
-        </w:rPr>
-        <w:tab/>
-        <w:t>Use density plots or violin plots to show distributions. Avoid reporting only means and standard deviations.</w:t>
-      </w:r>
-    </w:p>
-    <w:p>
-      <w:pPr>
-        <w:jc w:val="both"/>
-        <w:rPr>
-          <w:rFonts w:ascii="Times New Roman" w:hAnsi="Times New Roman" w:cs="Times New Roman"/>
-        </w:rPr>
-      </w:pPr>
-      <w:r>
-        <w:rPr>
-          <w:rFonts w:ascii="Times New Roman" w:hAnsi="Times New Roman" w:cs="Times New Roman"/>
-          <w:sz w:val="22"/>
-          <w:szCs w:val="22"/>
-        </w:rPr>
-        <w:t>•</w:t>
-      </w:r>
-      <w:r>
-        <w:rPr>
-          <w:rFonts w:ascii="Times New Roman" w:hAnsi="Times New Roman" w:cs="Times New Roman"/>
-          <w:sz w:val="22"/>
-          <w:szCs w:val="22"/>
-        </w:rPr>
-        <w:tab/>
-        <w:t>Development economics point: the parameters that drive the most variation (import share, domestic manufacturing) are precisely the variables that development policy can influence</w:t>
-      </w:r>
-      <w:r>
-        <w:rPr>
-          <w:rFonts w:ascii="Times New Roman" w:hAnsi="Times New Roman" w:cs="Times New Roman"/>
-        </w:rPr>
-        <w:t>.</w:t>
-      </w:r>
-    </w:p>
-    <w:p>
-      <w:pPr>
-        <w:pStyle w:val="Heading2"/>
-      </w:pPr>
-      <w:r>
-        <w:t>5.3 Scenario discovery: conditions for positive job creation</w:t>
-      </w:r>
-    </w:p>
-    <w:p>
-      <w:pPr>
-        <w:jc w:val="both"/>
-        <w:rPr>
-          <w:rFonts w:ascii="Times New Roman" w:hAnsi="Times New Roman" w:cs="Times New Roman"/>
-          <w:sz w:val="22"/>
-          <w:szCs w:val="22"/>
-        </w:rPr>
-      </w:pPr>
-      <w:r>
-        <w:rPr>
-          <w:rFonts w:ascii="Times New Roman" w:hAnsi="Times New Roman" w:cs="Times New Roman"/>
-          <w:sz w:val="22"/>
-          <w:szCs w:val="22"/>
-        </w:rPr>
-        <w:t xml:space="preserve">The scenario discovery analysis identifies the cost-structure conditions that separate high-employment from low-employment outcomes across the seven countries. The PRIM algorithm, applied to the ensemble of experimental runs with employment outcomes classified as above or below a policy-relevant threshold, identifies a set of interpretable boxes in the parameter space that concentrate favorable outcomes. [State the central finding when results are available.] Across countries, [describe cross-country patterns]. Within individual countries, the binding conditions differ: for [country X], the critical parameter is [parameter], while for [country Y], the outcome depends primarily on [different parameter]. The scenario discovery also reveals which parameters are not binding </w:t>
-      </w:r>
-      <w:r>
-        <w:rPr>
-          <w:rFonts w:ascii="Times New Roman" w:hAnsi="Times New Roman" w:cs="Times New Roman"/>
-          <w:sz w:val="22"/>
-          <w:szCs w:val="22"/>
-        </w:rPr>
-        <w:t>–</w:t>
-      </w:r>
-      <w:r>
-        <w:rPr>
-          <w:rFonts w:ascii="Times New Roman" w:hAnsi="Times New Roman" w:cs="Times New Roman"/>
-          <w:sz w:val="22"/>
-          <w:szCs w:val="22"/>
-        </w:rPr>
-        <w:t xml:space="preserve"> dimensions of cost-structure uncertainty that, within the ranges explored, do not significantly affect whether employment outcomes are favorable.</w:t>
-      </w:r>
-    </w:p>
-    <w:p>
-      <w:pPr>
-        <w:jc w:val="both"/>
-        <w:rPr>
-          <w:rFonts w:ascii="Times New Roman" w:hAnsi="Times New Roman" w:cs="Times New Roman"/>
-          <w:sz w:val="22"/>
-          <w:szCs w:val="22"/>
-        </w:rPr>
-      </w:pPr>
-      <w:r>
-        <w:rPr>
-          <w:rFonts w:ascii="Times New Roman" w:hAnsi="Times New Roman" w:cs="Times New Roman"/>
-          <w:sz w:val="22"/>
-          <w:szCs w:val="22"/>
-        </w:rPr>
-        <w:t>Helpful references to expand this section</w:t>
-      </w:r>
-    </w:p>
-    <w:p>
-      <w:pPr>
-        <w:jc w:val="both"/>
-        <w:rPr>
-          <w:rFonts w:ascii="Times New Roman" w:hAnsi="Times New Roman" w:cs="Times New Roman"/>
-          <w:sz w:val="22"/>
-          <w:szCs w:val="22"/>
-        </w:rPr>
-      </w:pPr>
-      <w:r>
-        <w:rPr>
-          <w:rFonts w:ascii="Times New Roman" w:hAnsi="Times New Roman" w:cs="Times New Roman"/>
-          <w:sz w:val="22"/>
-          <w:szCs w:val="22"/>
-        </w:rPr>
-        <w:t>•</w:t>
-      </w:r>
-      <w:r>
-        <w:rPr>
-          <w:rFonts w:ascii="Times New Roman" w:hAnsi="Times New Roman" w:cs="Times New Roman"/>
-          <w:sz w:val="22"/>
-          <w:szCs w:val="22"/>
-        </w:rPr>
-        <w:tab/>
-        <w:t xml:space="preserve">Bryant &amp; Lempert (2010) (#14) </w:t>
-      </w:r>
-      <w:r>
-        <w:rPr>
-          <w:rFonts w:ascii="Times New Roman" w:hAnsi="Times New Roman" w:cs="Times New Roman"/>
-          <w:sz w:val="22"/>
-          <w:szCs w:val="22"/>
-        </w:rPr>
-        <w:t>–</w:t>
-      </w:r>
-      <w:r>
-        <w:rPr>
-          <w:rFonts w:ascii="Times New Roman" w:hAnsi="Times New Roman" w:cs="Times New Roman"/>
-          <w:sz w:val="22"/>
-          <w:szCs w:val="22"/>
-        </w:rPr>
-        <w:t xml:space="preserve"> for interpreting PRIM output (coverage, density, interpretability tradeoffs).</w:t>
-      </w:r>
-    </w:p>
-    <w:p>
-      <w:pPr>
-        <w:jc w:val="both"/>
-        <w:rPr>
-          <w:rFonts w:ascii="Times New Roman" w:hAnsi="Times New Roman" w:cs="Times New Roman"/>
-          <w:sz w:val="22"/>
-          <w:szCs w:val="22"/>
-        </w:rPr>
-      </w:pPr>
-      <w:r>
-        <w:rPr>
-          <w:rFonts w:ascii="Times New Roman" w:hAnsi="Times New Roman" w:cs="Times New Roman"/>
-          <w:sz w:val="22"/>
-          <w:szCs w:val="22"/>
-        </w:rPr>
-        <w:t>•</w:t>
-      </w:r>
-      <w:r>
-        <w:rPr>
-          <w:rFonts w:ascii="Times New Roman" w:hAnsi="Times New Roman" w:cs="Times New Roman"/>
-          <w:sz w:val="22"/>
-          <w:szCs w:val="22"/>
-        </w:rPr>
-        <w:tab/>
-        <w:t xml:space="preserve">Mealy et al. (2025) (#12) </w:t>
-      </w:r>
-      <w:r>
-        <w:rPr>
-          <w:rFonts w:ascii="Times New Roman" w:hAnsi="Times New Roman" w:cs="Times New Roman"/>
-          <w:sz w:val="22"/>
-          <w:szCs w:val="22"/>
-        </w:rPr>
-        <w:t>–</w:t>
-      </w:r>
-      <w:r>
-        <w:rPr>
-          <w:rFonts w:ascii="Times New Roman" w:hAnsi="Times New Roman" w:cs="Times New Roman"/>
-          <w:sz w:val="22"/>
-          <w:szCs w:val="22"/>
-        </w:rPr>
-        <w:t xml:space="preserve"> they called for conditional analysis; you deliver it.</w:t>
-      </w:r>
-    </w:p>
-    <w:p>
-      <w:pPr>
-        <w:jc w:val="both"/>
-        <w:rPr>
-          <w:rFonts w:ascii="Times New Roman" w:hAnsi="Times New Roman" w:cs="Times New Roman"/>
-          <w:sz w:val="22"/>
-          <w:szCs w:val="22"/>
-        </w:rPr>
-      </w:pPr>
-      <w:r>
-        <w:rPr>
-          <w:rFonts w:ascii="Times New Roman" w:hAnsi="Times New Roman" w:cs="Times New Roman"/>
-          <w:sz w:val="22"/>
-          <w:szCs w:val="22"/>
-        </w:rPr>
-        <w:t>•</w:t>
-      </w:r>
-      <w:r>
-        <w:rPr>
-          <w:rFonts w:ascii="Times New Roman" w:hAnsi="Times New Roman" w:cs="Times New Roman"/>
-          <w:sz w:val="22"/>
-          <w:szCs w:val="22"/>
-        </w:rPr>
-        <w:tab/>
-        <w:t xml:space="preserve">Knudsen et al. (2025) (#15) </w:t>
-      </w:r>
-      <w:r>
-        <w:rPr>
-          <w:rFonts w:ascii="Times New Roman" w:hAnsi="Times New Roman" w:cs="Times New Roman"/>
-          <w:sz w:val="22"/>
-          <w:szCs w:val="22"/>
-        </w:rPr>
-        <w:t>–</w:t>
-      </w:r>
-      <w:r>
-        <w:rPr>
-          <w:rFonts w:ascii="Times New Roman" w:hAnsi="Times New Roman" w:cs="Times New Roman"/>
-          <w:sz w:val="22"/>
-          <w:szCs w:val="22"/>
-        </w:rPr>
-        <w:t xml:space="preserve"> do the frictions they identify correspond to the conditions your scenario discovery surfaces?</w:t>
-      </w:r>
-    </w:p>
-    <w:p>
-      <w:pPr>
-        <w:jc w:val="both"/>
-        <w:rPr>
-          <w:rFonts w:ascii="Times New Roman" w:hAnsi="Times New Roman" w:cs="Times New Roman"/>
-          <w:sz w:val="22"/>
-          <w:szCs w:val="22"/>
-        </w:rPr>
-      </w:pPr>
-      <w:r>
-        <w:rPr>
-          <w:rFonts w:ascii="Times New Roman" w:hAnsi="Times New Roman" w:cs="Times New Roman"/>
-          <w:sz w:val="22"/>
-          <w:szCs w:val="22"/>
-        </w:rPr>
-        <w:t>Possible discussion route</w:t>
-      </w:r>
-    </w:p>
-    <w:p>
-      <w:pPr>
-        <w:jc w:val="both"/>
-        <w:rPr>
-          <w:rFonts w:ascii="Times New Roman" w:hAnsi="Times New Roman" w:cs="Times New Roman"/>
-          <w:sz w:val="22"/>
-          <w:szCs w:val="22"/>
-        </w:rPr>
-      </w:pPr>
-      <w:r>
-        <w:rPr>
-          <w:rFonts w:ascii="Times New Roman" w:hAnsi="Times New Roman" w:cs="Times New Roman"/>
-          <w:sz w:val="22"/>
-          <w:szCs w:val="22"/>
-        </w:rPr>
-        <w:t>•</w:t>
-      </w:r>
-      <w:r>
-        <w:rPr>
-          <w:rFonts w:ascii="Times New Roman" w:hAnsi="Times New Roman" w:cs="Times New Roman"/>
-          <w:sz w:val="22"/>
-          <w:szCs w:val="22"/>
-        </w:rPr>
-        <w:tab/>
-        <w:t>Structure as: (1) cross-country universal conditions, (2) country-specific conditions, (3) transformation-specific conditions.</w:t>
-      </w:r>
-    </w:p>
-    <w:p>
-      <w:pPr>
-        <w:jc w:val="both"/>
-        <w:rPr>
-          <w:rFonts w:ascii="Times New Roman" w:hAnsi="Times New Roman" w:cs="Times New Roman"/>
-          <w:sz w:val="22"/>
-          <w:szCs w:val="22"/>
-        </w:rPr>
-      </w:pPr>
-      <w:r>
-        <w:rPr>
-          <w:rFonts w:ascii="Times New Roman" w:hAnsi="Times New Roman" w:cs="Times New Roman"/>
-          <w:sz w:val="22"/>
-          <w:szCs w:val="22"/>
-        </w:rPr>
-        <w:t>•</w:t>
-      </w:r>
-      <w:r>
-        <w:rPr>
-          <w:rFonts w:ascii="Times New Roman" w:hAnsi="Times New Roman" w:cs="Times New Roman"/>
-          <w:sz w:val="22"/>
-          <w:szCs w:val="22"/>
-        </w:rPr>
-        <w:tab/>
-        <w:t>Present PRIM threshold rules both formally and in plain language.</w:t>
       </w:r>
     </w:p>
     <w:p>
@@ -10867,1594 +13577,6 @@
           <w:szCs w:val="22"/>
         </w:rPr>
         <w:tab/>
-        <w:t>The development economics contribution crystallizes here: the conditions for employment creation are structural features of developing economies (import dependence, labor intensity, manufacturing capacity).</w:t>
-      </w:r>
-    </w:p>
-    <w:p>
-      <w:pPr>
-        <w:pStyle w:val="Heading2"/>
-      </w:pPr>
-      <w:r>
-        <w:t>5.4 Policy-relevant typology</w:t>
-      </w:r>
-    </w:p>
-    <w:p>
-      <w:pPr>
-        <w:jc w:val="both"/>
-        <w:rPr>
-          <w:rFonts w:ascii="Times New Roman" w:hAnsi="Times New Roman" w:cs="Times New Roman"/>
-          <w:sz w:val="22"/>
-          <w:szCs w:val="22"/>
-        </w:rPr>
-      </w:pPr>
-      <w:r>
-        <w:rPr>
-          <w:rFonts w:ascii="Times New Roman" w:hAnsi="Times New Roman" w:cs="Times New Roman"/>
-          <w:sz w:val="22"/>
-          <w:szCs w:val="22"/>
-        </w:rPr>
-        <w:t xml:space="preserve">The scenario discovery findings can be synthesized into a typology of employment vulnerability: a classification of country-transformation combinations based on how robust their employment outcomes are to cost-structure uncertainty. At one end are robust cases </w:t>
-      </w:r>
-      <w:r>
-        <w:rPr>
-          <w:rFonts w:ascii="Times New Roman" w:hAnsi="Times New Roman" w:cs="Times New Roman"/>
-          <w:sz w:val="22"/>
-          <w:szCs w:val="22"/>
-        </w:rPr>
-        <w:t>–</w:t>
-      </w:r>
-      <w:r>
-        <w:rPr>
-          <w:rFonts w:ascii="Times New Roman" w:hAnsi="Times New Roman" w:cs="Times New Roman"/>
-          <w:sz w:val="22"/>
-          <w:szCs w:val="22"/>
-        </w:rPr>
-        <w:t xml:space="preserve"> combinations where employment outcomes are positive across most of the parameter space, meaning that job creation potential is resilient to variation in cost-structure assumptions. At the other end are fragile cases </w:t>
-      </w:r>
-      <w:r>
-        <w:rPr>
-          <w:rFonts w:ascii="Times New Roman" w:hAnsi="Times New Roman" w:cs="Times New Roman"/>
-          <w:sz w:val="22"/>
-          <w:szCs w:val="22"/>
-        </w:rPr>
-        <w:t>–</w:t>
-      </w:r>
-      <w:r>
-        <w:rPr>
-          <w:rFonts w:ascii="Times New Roman" w:hAnsi="Times New Roman" w:cs="Times New Roman"/>
-          <w:sz w:val="22"/>
-          <w:szCs w:val="22"/>
-        </w:rPr>
-        <w:t xml:space="preserve"> combinations where employment outcomes are highly sensitive to one or two parameters, meaning that a policy choice (such as local content requirements or domestic manufacturing subsidies) could determine whether the investment creates substantial employment or very little. Between these extremes are cases where employment outcomes are conditionally favorable, depending on specific structural conditions that differ by country. This typology is the paper’s primary deliverable for policymakers: not a single number, but a map of when and why climate investments create jobs.</w:t>
-      </w:r>
-    </w:p>
-    <w:p>
-      <w:pPr>
-        <w:jc w:val="both"/>
-        <w:rPr>
-          <w:rFonts w:ascii="Times New Roman" w:hAnsi="Times New Roman" w:cs="Times New Roman"/>
-          <w:sz w:val="22"/>
-          <w:szCs w:val="22"/>
-        </w:rPr>
-      </w:pPr>
-      <w:r>
-        <w:rPr>
-          <w:rFonts w:ascii="Times New Roman" w:hAnsi="Times New Roman" w:cs="Times New Roman"/>
-          <w:sz w:val="22"/>
-          <w:szCs w:val="22"/>
-        </w:rPr>
-        <w:t>Helpful references to expand this section</w:t>
-      </w:r>
-    </w:p>
-    <w:p>
-      <w:pPr>
-        <w:jc w:val="both"/>
-        <w:rPr>
-          <w:rFonts w:ascii="Times New Roman" w:hAnsi="Times New Roman" w:cs="Times New Roman"/>
-          <w:sz w:val="22"/>
-          <w:szCs w:val="22"/>
-        </w:rPr>
-      </w:pPr>
-      <w:r>
-        <w:rPr>
-          <w:rFonts w:ascii="Times New Roman" w:hAnsi="Times New Roman" w:cs="Times New Roman"/>
-          <w:sz w:val="22"/>
-          <w:szCs w:val="22"/>
-        </w:rPr>
-        <w:t>•</w:t>
-      </w:r>
-      <w:r>
-        <w:rPr>
-          <w:rFonts w:ascii="Times New Roman" w:hAnsi="Times New Roman" w:cs="Times New Roman"/>
-          <w:sz w:val="22"/>
-          <w:szCs w:val="22"/>
-        </w:rPr>
-        <w:tab/>
-        <w:t xml:space="preserve">Mealy et al. (2025) (#12) </w:t>
-      </w:r>
-      <w:r>
-        <w:rPr>
-          <w:rFonts w:ascii="Times New Roman" w:hAnsi="Times New Roman" w:cs="Times New Roman"/>
-          <w:sz w:val="22"/>
-          <w:szCs w:val="22"/>
-        </w:rPr>
-        <w:t>–</w:t>
-      </w:r>
-      <w:r>
-        <w:rPr>
-          <w:rFonts w:ascii="Times New Roman" w:hAnsi="Times New Roman" w:cs="Times New Roman"/>
-          <w:sz w:val="22"/>
-          <w:szCs w:val="22"/>
-        </w:rPr>
-        <w:t xml:space="preserve"> their “jobs-in-demand” and “jobs-at-risk” framework. Your typology operationalizes their conceptual proposal.</w:t>
-      </w:r>
-    </w:p>
-    <w:p>
-      <w:pPr>
-        <w:jc w:val="both"/>
-        <w:rPr>
-          <w:rFonts w:ascii="Times New Roman" w:hAnsi="Times New Roman" w:cs="Times New Roman"/>
-          <w:sz w:val="22"/>
-          <w:szCs w:val="22"/>
-        </w:rPr>
-      </w:pPr>
-      <w:r>
-        <w:rPr>
-          <w:rFonts w:ascii="Times New Roman" w:hAnsi="Times New Roman" w:cs="Times New Roman"/>
-          <w:sz w:val="22"/>
-          <w:szCs w:val="22"/>
-        </w:rPr>
-        <w:t>•</w:t>
-      </w:r>
-      <w:r>
-        <w:rPr>
-          <w:rFonts w:ascii="Times New Roman" w:hAnsi="Times New Roman" w:cs="Times New Roman"/>
-          <w:sz w:val="22"/>
-          <w:szCs w:val="22"/>
-        </w:rPr>
-        <w:tab/>
-        <w:t xml:space="preserve">Ganter et al. (2024) (#31) </w:t>
-      </w:r>
-      <w:r>
-        <w:rPr>
-          <w:rFonts w:ascii="Times New Roman" w:hAnsi="Times New Roman" w:cs="Times New Roman"/>
-          <w:sz w:val="22"/>
-          <w:szCs w:val="22"/>
-        </w:rPr>
-        <w:t>–</w:t>
-      </w:r>
-      <w:r>
-        <w:rPr>
-          <w:rFonts w:ascii="Times New Roman" w:hAnsi="Times New Roman" w:cs="Times New Roman"/>
-          <w:sz w:val="22"/>
-          <w:szCs w:val="22"/>
-        </w:rPr>
-        <w:t xml:space="preserve"> even when aggregate effects are positive, distributional patterns depend on cost structures and geography.</w:t>
-      </w:r>
-    </w:p>
-    <w:p>
-      <w:pPr>
-        <w:jc w:val="both"/>
-        <w:rPr>
-          <w:rFonts w:ascii="Times New Roman" w:hAnsi="Times New Roman" w:cs="Times New Roman"/>
-          <w:sz w:val="22"/>
-          <w:szCs w:val="22"/>
-        </w:rPr>
-      </w:pPr>
-      <w:r>
-        <w:rPr>
-          <w:rFonts w:ascii="Times New Roman" w:hAnsi="Times New Roman" w:cs="Times New Roman"/>
-          <w:sz w:val="22"/>
-          <w:szCs w:val="22"/>
-        </w:rPr>
-        <w:t>Possible discussion route</w:t>
-      </w:r>
-    </w:p>
-    <w:p>
-      <w:pPr>
-        <w:jc w:val="both"/>
-        <w:rPr>
-          <w:rFonts w:ascii="Times New Roman" w:hAnsi="Times New Roman" w:cs="Times New Roman"/>
-          <w:sz w:val="22"/>
-          <w:szCs w:val="22"/>
-        </w:rPr>
-      </w:pPr>
-      <w:r>
-        <w:rPr>
-          <w:rFonts w:ascii="Times New Roman" w:hAnsi="Times New Roman" w:cs="Times New Roman"/>
-          <w:sz w:val="22"/>
-          <w:szCs w:val="22"/>
-        </w:rPr>
-        <w:t>•</w:t>
-      </w:r>
-      <w:r>
-        <w:rPr>
-          <w:rFonts w:ascii="Times New Roman" w:hAnsi="Times New Roman" w:cs="Times New Roman"/>
-          <w:sz w:val="22"/>
-          <w:szCs w:val="22"/>
-        </w:rPr>
-        <w:tab/>
-        <w:t>A 2×2 or matrix visualization (robustness × employment magnitude) could be the paper’s most memorable figure.</w:t>
-      </w:r>
-    </w:p>
-    <w:p>
-      <w:pPr>
-        <w:jc w:val="both"/>
-        <w:rPr>
-          <w:rFonts w:ascii="Times New Roman" w:hAnsi="Times New Roman" w:cs="Times New Roman"/>
-          <w:sz w:val="22"/>
-          <w:szCs w:val="22"/>
-        </w:rPr>
-      </w:pPr>
-      <w:r>
-        <w:rPr>
-          <w:rFonts w:ascii="Times New Roman" w:hAnsi="Times New Roman" w:cs="Times New Roman"/>
-          <w:sz w:val="22"/>
-          <w:szCs w:val="22"/>
-        </w:rPr>
-        <w:t>•</w:t>
-      </w:r>
-      <w:r>
-        <w:rPr>
-          <w:rFonts w:ascii="Times New Roman" w:hAnsi="Times New Roman" w:cs="Times New Roman"/>
-          <w:sz w:val="22"/>
-          <w:szCs w:val="22"/>
-        </w:rPr>
-        <w:tab/>
-        <w:t>Development economics framing: does the typology map onto recognizable development categories? Are low-income countries systematically “fragile”? Does manufacturing capacity predict robustness?</w:t>
-      </w:r>
-    </w:p>
-    <w:p>
-      <w:pPr>
-        <w:jc w:val="both"/>
-        <w:rPr>
-          <w:rFonts w:ascii="Times New Roman" w:hAnsi="Times New Roman" w:cs="Times New Roman"/>
-          <w:sz w:val="22"/>
-          <w:szCs w:val="22"/>
-        </w:rPr>
-      </w:pPr>
-      <w:r>
-        <w:rPr>
-          <w:rFonts w:ascii="Times New Roman" w:hAnsi="Times New Roman" w:cs="Times New Roman"/>
-          <w:sz w:val="22"/>
-          <w:szCs w:val="22"/>
-        </w:rPr>
-        <w:t>•</w:t>
-      </w:r>
-      <w:r>
-        <w:rPr>
-          <w:rFonts w:ascii="Times New Roman" w:hAnsi="Times New Roman" w:cs="Times New Roman"/>
-          <w:sz w:val="22"/>
-          <w:szCs w:val="22"/>
-        </w:rPr>
-        <w:tab/>
-        <w:t>This is where the paper shifts from analytical contribution to policy contribution. Make the typology actionable.</w:t>
-      </w:r>
-    </w:p>
-    <w:p>
-      <w:pPr>
-        <w:pStyle w:val="Heading1"/>
-      </w:pPr>
-      <w:r>
-        <w:t>6. Discussion</w:t>
-      </w:r>
-    </w:p>
-    <w:p>
-      <w:pPr>
-        <w:pStyle w:val="Heading2"/>
-      </w:pPr>
-      <w:r>
-        <w:t>6.1 What cost-structure levers can governments actually influence?</w:t>
-      </w:r>
-    </w:p>
-    <w:p>
-      <w:pPr>
-        <w:jc w:val="both"/>
-        <w:rPr>
-          <w:rFonts w:ascii="Times New Roman" w:hAnsi="Times New Roman" w:cs="Times New Roman"/>
-          <w:sz w:val="22"/>
-          <w:szCs w:val="22"/>
-        </w:rPr>
-      </w:pPr>
-      <w:r>
-        <w:rPr>
-          <w:rFonts w:ascii="Times New Roman" w:hAnsi="Times New Roman" w:cs="Times New Roman"/>
-          <w:sz w:val="22"/>
-          <w:szCs w:val="22"/>
-        </w:rPr>
-        <w:t xml:space="preserve">The scenario discovery identifies cost-structure parameters that determine employment outcomes. But for these findings to be useful, policymakers need to know which of these parameters they can actually move. Some are structural features of the economy that change only slowly </w:t>
-      </w:r>
-      <w:r>
-        <w:rPr>
-          <w:rFonts w:ascii="Times New Roman" w:hAnsi="Times New Roman" w:cs="Times New Roman"/>
-          <w:sz w:val="22"/>
-          <w:szCs w:val="22"/>
-        </w:rPr>
-        <w:t>–</w:t>
-      </w:r>
-      <w:r>
-        <w:rPr>
-          <w:rFonts w:ascii="Times New Roman" w:hAnsi="Times New Roman" w:cs="Times New Roman"/>
-          <w:sz w:val="22"/>
-          <w:szCs w:val="22"/>
-        </w:rPr>
-        <w:t xml:space="preserve"> the depth of inter-industry supply chains, the skill composition of the labor force. Others are more directly responsive to policy: local content requirements can raise the domestic share of investment spending; procurement standards can favor labor-</w:t>
-      </w:r>
-      <w:r>
-        <w:rPr>
-          <w:rFonts w:ascii="Times New Roman" w:hAnsi="Times New Roman" w:cs="Times New Roman"/>
-          <w:sz w:val="22"/>
-          <w:szCs w:val="22"/>
-        </w:rPr>
-        <w:lastRenderedPageBreak/>
-        <w:t>intensive construction methods; industrial policy can support domestic manufacturing of key components; trade policy can shift import shares. This section maps the scenario discovery findings onto the policy instruments available to each country, distinguishing between conditions that represent binding structural constraints and conditions that represent actionable policy levers.</w:t>
-      </w:r>
-    </w:p>
-    <w:p>
-      <w:pPr>
-        <w:jc w:val="both"/>
-        <w:rPr>
-          <w:rFonts w:ascii="Times New Roman" w:hAnsi="Times New Roman" w:cs="Times New Roman"/>
-          <w:sz w:val="22"/>
-          <w:szCs w:val="22"/>
-        </w:rPr>
-      </w:pPr>
-      <w:r>
-        <w:rPr>
-          <w:rFonts w:ascii="Times New Roman" w:hAnsi="Times New Roman" w:cs="Times New Roman"/>
-          <w:sz w:val="22"/>
-          <w:szCs w:val="22"/>
-        </w:rPr>
-        <w:t>Helpful references to expand this section</w:t>
-      </w:r>
-    </w:p>
-    <w:p>
-      <w:pPr>
-        <w:jc w:val="both"/>
-        <w:rPr>
-          <w:rFonts w:ascii="Times New Roman" w:hAnsi="Times New Roman" w:cs="Times New Roman"/>
-          <w:sz w:val="22"/>
-          <w:szCs w:val="22"/>
-        </w:rPr>
-      </w:pPr>
-      <w:r>
-        <w:rPr>
-          <w:rFonts w:ascii="Times New Roman" w:hAnsi="Times New Roman" w:cs="Times New Roman"/>
-          <w:sz w:val="22"/>
-          <w:szCs w:val="22"/>
-        </w:rPr>
-        <w:t>•</w:t>
-      </w:r>
-      <w:r>
-        <w:rPr>
-          <w:rFonts w:ascii="Times New Roman" w:hAnsi="Times New Roman" w:cs="Times New Roman"/>
-          <w:sz w:val="22"/>
-          <w:szCs w:val="22"/>
-        </w:rPr>
-        <w:tab/>
-        <w:t xml:space="preserve">Verpoort et al. (2024) (#73) </w:t>
-      </w:r>
-      <w:r>
-        <w:rPr>
-          <w:rFonts w:ascii="Times New Roman" w:hAnsi="Times New Roman" w:cs="Times New Roman"/>
-          <w:sz w:val="22"/>
-          <w:szCs w:val="22"/>
-        </w:rPr>
-        <w:t>–</w:t>
-      </w:r>
-      <w:r>
-        <w:rPr>
-          <w:rFonts w:ascii="Times New Roman" w:hAnsi="Times New Roman" w:cs="Times New Roman"/>
-          <w:sz w:val="22"/>
-          <w:szCs w:val="22"/>
-        </w:rPr>
-        <w:t xml:space="preserve"> green value chain geography and the “renewables pull.” How policy choices about where to locate manufacturing reshape employment geography.</w:t>
-      </w:r>
-    </w:p>
-    <w:p>
-      <w:pPr>
-        <w:jc w:val="both"/>
-        <w:rPr>
-          <w:rFonts w:ascii="Times New Roman" w:hAnsi="Times New Roman" w:cs="Times New Roman"/>
-          <w:sz w:val="22"/>
-          <w:szCs w:val="22"/>
-        </w:rPr>
-      </w:pPr>
-      <w:r>
-        <w:rPr>
-          <w:rFonts w:ascii="Times New Roman" w:hAnsi="Times New Roman" w:cs="Times New Roman"/>
-          <w:sz w:val="22"/>
-          <w:szCs w:val="22"/>
-        </w:rPr>
-        <w:t>•</w:t>
-      </w:r>
-      <w:r>
-        <w:rPr>
-          <w:rFonts w:ascii="Times New Roman" w:hAnsi="Times New Roman" w:cs="Times New Roman"/>
-          <w:sz w:val="22"/>
-          <w:szCs w:val="22"/>
-        </w:rPr>
-        <w:tab/>
-        <w:t xml:space="preserve">Muller et al. (2024) (#75) </w:t>
-      </w:r>
-      <w:r>
-        <w:rPr>
-          <w:rFonts w:ascii="Times New Roman" w:hAnsi="Times New Roman" w:cs="Times New Roman"/>
-          <w:sz w:val="22"/>
-          <w:szCs w:val="22"/>
-        </w:rPr>
-        <w:t>–</w:t>
-      </w:r>
-      <w:r>
-        <w:rPr>
-          <w:rFonts w:ascii="Times New Roman" w:hAnsi="Times New Roman" w:cs="Times New Roman"/>
-          <w:sz w:val="22"/>
-          <w:szCs w:val="22"/>
-        </w:rPr>
-        <w:t xml:space="preserve"> Saudi Arabia hydrogen. Import shares determine whether employment stays domestic or leaks abroad.</w:t>
-      </w:r>
-    </w:p>
-    <w:p>
-      <w:pPr>
-        <w:jc w:val="both"/>
-        <w:rPr>
-          <w:rFonts w:ascii="Times New Roman" w:hAnsi="Times New Roman" w:cs="Times New Roman"/>
-          <w:sz w:val="22"/>
-          <w:szCs w:val="22"/>
-        </w:rPr>
-      </w:pPr>
-      <w:r>
-        <w:rPr>
-          <w:rFonts w:ascii="Times New Roman" w:hAnsi="Times New Roman" w:cs="Times New Roman"/>
-          <w:sz w:val="22"/>
-          <w:szCs w:val="22"/>
-        </w:rPr>
-        <w:t>•</w:t>
-      </w:r>
-      <w:r>
-        <w:rPr>
-          <w:rFonts w:ascii="Times New Roman" w:hAnsi="Times New Roman" w:cs="Times New Roman"/>
-          <w:sz w:val="22"/>
-          <w:szCs w:val="22"/>
-        </w:rPr>
-        <w:tab/>
-        <w:t xml:space="preserve">Atik Gozkun &amp; Orhangazi (2025) (#24) </w:t>
-      </w:r>
-      <w:r>
-        <w:rPr>
-          <w:rFonts w:ascii="Times New Roman" w:hAnsi="Times New Roman" w:cs="Times New Roman"/>
-          <w:sz w:val="22"/>
-          <w:szCs w:val="22"/>
-        </w:rPr>
-        <w:t>–</w:t>
-      </w:r>
-      <w:r>
-        <w:rPr>
-          <w:rFonts w:ascii="Times New Roman" w:hAnsi="Times New Roman" w:cs="Times New Roman"/>
-          <w:sz w:val="22"/>
-          <w:szCs w:val="22"/>
-        </w:rPr>
-        <w:t xml:space="preserve"> Turkey green transition. Trade dependencies and employment multipliers.</w:t>
-      </w:r>
-    </w:p>
-    <w:p>
-      <w:pPr>
-        <w:jc w:val="both"/>
-        <w:rPr>
-          <w:rFonts w:ascii="Times New Roman" w:hAnsi="Times New Roman" w:cs="Times New Roman"/>
-          <w:sz w:val="22"/>
-          <w:szCs w:val="22"/>
-        </w:rPr>
-      </w:pPr>
-      <w:r>
-        <w:rPr>
-          <w:rFonts w:ascii="Times New Roman" w:hAnsi="Times New Roman" w:cs="Times New Roman"/>
-          <w:sz w:val="22"/>
-          <w:szCs w:val="22"/>
-        </w:rPr>
-        <w:t>Possible discussion route</w:t>
-      </w:r>
-    </w:p>
-    <w:p>
-      <w:pPr>
-        <w:jc w:val="both"/>
-        <w:rPr>
-          <w:rFonts w:ascii="Times New Roman" w:hAnsi="Times New Roman" w:cs="Times New Roman"/>
-          <w:sz w:val="22"/>
-          <w:szCs w:val="22"/>
-        </w:rPr>
-      </w:pPr>
-      <w:r>
-        <w:rPr>
-          <w:rFonts w:ascii="Times New Roman" w:hAnsi="Times New Roman" w:cs="Times New Roman"/>
-          <w:sz w:val="22"/>
-          <w:szCs w:val="22"/>
-        </w:rPr>
-        <w:t>•</w:t>
-      </w:r>
-      <w:r>
-        <w:rPr>
-          <w:rFonts w:ascii="Times New Roman" w:hAnsi="Times New Roman" w:cs="Times New Roman"/>
-          <w:sz w:val="22"/>
-          <w:szCs w:val="22"/>
-        </w:rPr>
-        <w:tab/>
-        <w:t>Frame around what governments in developing countries can actually do, given fiscal and institutional constraints.</w:t>
-      </w:r>
-    </w:p>
-    <w:p>
-      <w:pPr>
-        <w:jc w:val="both"/>
-        <w:rPr>
-          <w:rFonts w:ascii="Times New Roman" w:hAnsi="Times New Roman" w:cs="Times New Roman"/>
-          <w:sz w:val="22"/>
-          <w:szCs w:val="22"/>
-        </w:rPr>
-      </w:pPr>
-      <w:r>
-        <w:rPr>
-          <w:rFonts w:ascii="Times New Roman" w:hAnsi="Times New Roman" w:cs="Times New Roman"/>
-          <w:sz w:val="22"/>
-          <w:szCs w:val="22"/>
-        </w:rPr>
-        <w:t>•</w:t>
-      </w:r>
-      <w:r>
-        <w:rPr>
-          <w:rFonts w:ascii="Times New Roman" w:hAnsi="Times New Roman" w:cs="Times New Roman"/>
-          <w:sz w:val="22"/>
-          <w:szCs w:val="22"/>
-        </w:rPr>
-        <w:tab/>
-        <w:t>Distinguish short-run levers (procurement, local content) from long-run levers (industrial policy, workforce development).</w:t>
-      </w:r>
-    </w:p>
-    <w:p>
-      <w:pPr>
-        <w:jc w:val="both"/>
-        <w:rPr>
-          <w:rFonts w:ascii="Times New Roman" w:hAnsi="Times New Roman" w:cs="Times New Roman"/>
-          <w:sz w:val="22"/>
-          <w:szCs w:val="22"/>
-        </w:rPr>
-      </w:pPr>
-      <w:r>
-        <w:rPr>
-          <w:rFonts w:ascii="Times New Roman" w:hAnsi="Times New Roman" w:cs="Times New Roman"/>
-          <w:sz w:val="22"/>
-          <w:szCs w:val="22"/>
-        </w:rPr>
-        <w:t>•</w:t>
-      </w:r>
-      <w:r>
-        <w:rPr>
-          <w:rFonts w:ascii="Times New Roman" w:hAnsi="Times New Roman" w:cs="Times New Roman"/>
-          <w:sz w:val="22"/>
-          <w:szCs w:val="22"/>
-        </w:rPr>
-        <w:tab/>
-        <w:t>Development economics framing: industrial policy for green manufacturing is a live policy question in many developing countries. Your findings provide empirical guidance on when it matters for employment.</w:t>
-      </w:r>
-    </w:p>
-    <w:p>
-      <w:pPr>
-        <w:pStyle w:val="Heading2"/>
-      </w:pPr>
-      <w:r>
-        <w:t>6.2 Implications for CCDR design and climate strategy</w:t>
-      </w:r>
-    </w:p>
-    <w:p>
-      <w:pPr>
-        <w:jc w:val="both"/>
-        <w:rPr>
-          <w:rFonts w:ascii="Times New Roman" w:hAnsi="Times New Roman" w:cs="Times New Roman"/>
-          <w:sz w:val="22"/>
-          <w:szCs w:val="22"/>
-        </w:rPr>
-      </w:pPr>
-      <w:r>
-        <w:rPr>
-          <w:rFonts w:ascii="Times New Roman" w:hAnsi="Times New Roman" w:cs="Times New Roman"/>
-          <w:sz w:val="22"/>
-          <w:szCs w:val="22"/>
-        </w:rPr>
-        <w:t xml:space="preserve">Current practice in country climate assessments </w:t>
-      </w:r>
-      <w:r>
-        <w:rPr>
-          <w:rFonts w:ascii="Times New Roman" w:hAnsi="Times New Roman" w:cs="Times New Roman"/>
-          <w:sz w:val="22"/>
-          <w:szCs w:val="22"/>
-        </w:rPr>
-        <w:t>–</w:t>
-      </w:r>
-      <w:r>
-        <w:rPr>
-          <w:rFonts w:ascii="Times New Roman" w:hAnsi="Times New Roman" w:cs="Times New Roman"/>
-          <w:sz w:val="22"/>
-          <w:szCs w:val="22"/>
-        </w:rPr>
-        <w:t xml:space="preserve"> including the CCDRs that this framework was developed to support </w:t>
-      </w:r>
-      <w:r>
-        <w:rPr>
-          <w:rFonts w:ascii="Times New Roman" w:hAnsi="Times New Roman" w:cs="Times New Roman"/>
-          <w:sz w:val="22"/>
-          <w:szCs w:val="22"/>
-        </w:rPr>
-        <w:t>–</w:t>
-      </w:r>
-      <w:r>
-        <w:rPr>
-          <w:rFonts w:ascii="Times New Roman" w:hAnsi="Times New Roman" w:cs="Times New Roman"/>
-          <w:sz w:val="22"/>
-          <w:szCs w:val="22"/>
-        </w:rPr>
-        <w:t xml:space="preserve"> typically reports employment co-benefits as single-scenario estimates. The analysis presented here suggests this practice understates the decision-relevant information available. A point estimate of “200,000 jobs from solar investment” tells a finance minister less than the statement “solar investment creates 150,000–250,000 jobs depending on import share, and the outcome depends critically on whether the country develops domestic panel manufacturing.” The shift from point estimates to conditional findings changes both what analysts report and what policymakers can act on. For future CCDRs and similar assessments, this implies integrating exploratory analysis into the standard workflow </w:t>
-      </w:r>
-      <w:r>
-        <w:rPr>
-          <w:rFonts w:ascii="Times New Roman" w:hAnsi="Times New Roman" w:cs="Times New Roman"/>
-          <w:sz w:val="22"/>
-          <w:szCs w:val="22"/>
-        </w:rPr>
-        <w:t>–</w:t>
-      </w:r>
-      <w:r>
-        <w:rPr>
-          <w:rFonts w:ascii="Times New Roman" w:hAnsi="Times New Roman" w:cs="Times New Roman"/>
-          <w:sz w:val="22"/>
-          <w:szCs w:val="22"/>
-        </w:rPr>
-        <w:t xml:space="preserve"> not as a robustness check appended to the main results, but as the primary analytical lens.</w:t>
-      </w:r>
-    </w:p>
-    <w:p>
-      <w:pPr>
-        <w:jc w:val="both"/>
-        <w:rPr>
-          <w:rFonts w:ascii="Times New Roman" w:hAnsi="Times New Roman" w:cs="Times New Roman"/>
-          <w:sz w:val="22"/>
-          <w:szCs w:val="22"/>
-        </w:rPr>
-      </w:pPr>
-      <w:r>
-        <w:rPr>
-          <w:rFonts w:ascii="Times New Roman" w:hAnsi="Times New Roman" w:cs="Times New Roman"/>
-          <w:sz w:val="22"/>
-          <w:szCs w:val="22"/>
-        </w:rPr>
-        <w:t>Helpful references to expand this section</w:t>
-      </w:r>
-    </w:p>
-    <w:p>
-      <w:pPr>
-        <w:jc w:val="both"/>
-        <w:rPr>
-          <w:rFonts w:ascii="Times New Roman" w:hAnsi="Times New Roman" w:cs="Times New Roman"/>
-          <w:sz w:val="22"/>
-          <w:szCs w:val="22"/>
-        </w:rPr>
-      </w:pPr>
-      <w:r>
-        <w:rPr>
-          <w:rFonts w:ascii="Times New Roman" w:hAnsi="Times New Roman" w:cs="Times New Roman"/>
-          <w:sz w:val="22"/>
-          <w:szCs w:val="22"/>
-        </w:rPr>
-        <w:t>•</w:t>
-      </w:r>
-      <w:r>
-        <w:rPr>
-          <w:rFonts w:ascii="Times New Roman" w:hAnsi="Times New Roman" w:cs="Times New Roman"/>
-          <w:sz w:val="22"/>
-          <w:szCs w:val="22"/>
-        </w:rPr>
-        <w:tab/>
-        <w:t xml:space="preserve">Mealy et al. (2025) (#12) </w:t>
-      </w:r>
-      <w:r>
-        <w:rPr>
-          <w:rFonts w:ascii="Times New Roman" w:hAnsi="Times New Roman" w:cs="Times New Roman"/>
-          <w:sz w:val="22"/>
-          <w:szCs w:val="22"/>
-        </w:rPr>
-        <w:t>–</w:t>
-      </w:r>
-      <w:r>
-        <w:rPr>
-          <w:rFonts w:ascii="Times New Roman" w:hAnsi="Times New Roman" w:cs="Times New Roman"/>
-          <w:sz w:val="22"/>
-          <w:szCs w:val="22"/>
-        </w:rPr>
-        <w:t xml:space="preserve"> they advocate moving beyond static green job counts toward scenario-conditioned analysis.</w:t>
-      </w:r>
-    </w:p>
-    <w:p>
-      <w:pPr>
-        <w:jc w:val="both"/>
-        <w:rPr>
-          <w:rFonts w:ascii="Times New Roman" w:hAnsi="Times New Roman" w:cs="Times New Roman"/>
-          <w:sz w:val="22"/>
-          <w:szCs w:val="22"/>
-        </w:rPr>
-      </w:pPr>
-      <w:r>
-        <w:rPr>
-          <w:rFonts w:ascii="Times New Roman" w:hAnsi="Times New Roman" w:cs="Times New Roman"/>
-          <w:sz w:val="22"/>
-          <w:szCs w:val="22"/>
-        </w:rPr>
-        <w:t>•</w:t>
-      </w:r>
-      <w:r>
-        <w:rPr>
-          <w:rFonts w:ascii="Times New Roman" w:hAnsi="Times New Roman" w:cs="Times New Roman"/>
-          <w:sz w:val="22"/>
-          <w:szCs w:val="22"/>
-        </w:rPr>
-        <w:tab/>
-        <w:t xml:space="preserve">Knudsen et al. (2025) (#15) </w:t>
-      </w:r>
-      <w:r>
-        <w:rPr>
-          <w:rFonts w:ascii="Times New Roman" w:hAnsi="Times New Roman" w:cs="Times New Roman"/>
-          <w:sz w:val="22"/>
-          <w:szCs w:val="22"/>
-        </w:rPr>
-        <w:t>–</w:t>
-      </w:r>
-      <w:r>
-        <w:rPr>
-          <w:rFonts w:ascii="Times New Roman" w:hAnsi="Times New Roman" w:cs="Times New Roman"/>
-          <w:sz w:val="22"/>
-          <w:szCs w:val="22"/>
-        </w:rPr>
-        <w:t xml:space="preserve"> their call for incorporating frictions into macroeconomic modeling.</w:t>
-      </w:r>
-    </w:p>
-    <w:p>
-      <w:pPr>
-        <w:jc w:val="both"/>
-        <w:rPr>
-          <w:rFonts w:ascii="Times New Roman" w:hAnsi="Times New Roman" w:cs="Times New Roman"/>
-          <w:sz w:val="22"/>
-          <w:szCs w:val="22"/>
-        </w:rPr>
-      </w:pPr>
-      <w:r>
-        <w:rPr>
-          <w:rFonts w:ascii="Times New Roman" w:hAnsi="Times New Roman" w:cs="Times New Roman"/>
-          <w:sz w:val="22"/>
-          <w:szCs w:val="22"/>
-        </w:rPr>
-        <w:t>Possible discussion route</w:t>
-      </w:r>
-    </w:p>
-    <w:p>
-      <w:pPr>
-        <w:jc w:val="both"/>
-        <w:rPr>
-          <w:rFonts w:ascii="Times New Roman" w:hAnsi="Times New Roman" w:cs="Times New Roman"/>
-          <w:sz w:val="22"/>
-          <w:szCs w:val="22"/>
-        </w:rPr>
-      </w:pPr>
-      <w:r>
-        <w:rPr>
-          <w:rFonts w:ascii="Times New Roman" w:hAnsi="Times New Roman" w:cs="Times New Roman"/>
-          <w:sz w:val="22"/>
-          <w:szCs w:val="22"/>
-        </w:rPr>
-        <w:lastRenderedPageBreak/>
-        <w:t>•</w:t>
-      </w:r>
-      <w:r>
-        <w:rPr>
-          <w:rFonts w:ascii="Times New Roman" w:hAnsi="Times New Roman" w:cs="Times New Roman"/>
-          <w:sz w:val="22"/>
-          <w:szCs w:val="22"/>
-        </w:rPr>
-        <w:tab/>
-        <w:t>Be concrete about what would change in CCDR practice. The institutional audience is World Bank teams and country counterparts.</w:t>
-      </w:r>
-    </w:p>
-    <w:p>
-      <w:pPr>
-        <w:jc w:val="both"/>
-        <w:rPr>
-          <w:rFonts w:ascii="Times New Roman" w:hAnsi="Times New Roman" w:cs="Times New Roman"/>
-        </w:rPr>
-      </w:pPr>
-      <w:r>
-        <w:rPr>
-          <w:rFonts w:ascii="Times New Roman" w:hAnsi="Times New Roman" w:cs="Times New Roman"/>
-          <w:sz w:val="22"/>
-          <w:szCs w:val="22"/>
-        </w:rPr>
-        <w:t>•</w:t>
-      </w:r>
-      <w:r>
-        <w:rPr>
-          <w:rFonts w:ascii="Times New Roman" w:hAnsi="Times New Roman" w:cs="Times New Roman"/>
-          <w:sz w:val="22"/>
-          <w:szCs w:val="22"/>
-        </w:rPr>
-        <w:tab/>
-        <w:t>Development economics angle: CCDRs are development documents. If employment co-benefits are conditional on structural features, CCDRs should be explicit about those conditions</w:t>
-      </w:r>
-      <w:r>
-        <w:rPr>
-          <w:rFonts w:ascii="Times New Roman" w:hAnsi="Times New Roman" w:cs="Times New Roman"/>
-        </w:rPr>
-        <w:t>.</w:t>
-      </w:r>
-    </w:p>
-    <w:p>
-      <w:pPr>
-        <w:pStyle w:val="Heading2"/>
-      </w:pPr>
-      <w:r>
-        <w:t>6.3 Relationship to prior literature</w:t>
-      </w:r>
-    </w:p>
-    <w:p>
-      <w:pPr>
-        <w:jc w:val="both"/>
-        <w:rPr>
-          <w:rFonts w:ascii="Times New Roman" w:hAnsi="Times New Roman" w:cs="Times New Roman"/>
-          <w:sz w:val="22"/>
-          <w:szCs w:val="22"/>
-        </w:rPr>
-      </w:pPr>
-      <w:r>
-        <w:rPr>
-          <w:rFonts w:ascii="Times New Roman" w:hAnsi="Times New Roman" w:cs="Times New Roman"/>
-          <w:sz w:val="22"/>
-          <w:szCs w:val="22"/>
-        </w:rPr>
-        <w:t xml:space="preserve">The baseline employment estimates produced by this framework are broadly consistent with the existing literature: clean energy investments generate more jobs per dollar than fossil fuel investments, with the difference driven by higher labor intensity and stronger domestic supply chain linkages. Where this paper departs from prior work is in showing how large the uncertainty around these estimates is, and in identifying what drives it. Garrett-Peltier’s (2017) benchmark US multipliers fall within the range produced by this framework’s ensemble, but they represent a single point in a distribution whose width is determined by cost-structure assumptions she treated as fixed. Similarly, the LAC estimates of Saget et al. (2020) and the power-sector estimates of Bucker et al. (2025) are consistent with subsets of this paper’s ensemble </w:t>
-      </w:r>
-      <w:r>
-        <w:rPr>
-          <w:rFonts w:ascii="Times New Roman" w:hAnsi="Times New Roman" w:cs="Times New Roman"/>
-          <w:sz w:val="22"/>
-          <w:szCs w:val="22"/>
-        </w:rPr>
-        <w:t>–</w:t>
-      </w:r>
-      <w:r>
-        <w:rPr>
-          <w:rFonts w:ascii="Times New Roman" w:hAnsi="Times New Roman" w:cs="Times New Roman"/>
-          <w:sz w:val="22"/>
-          <w:szCs w:val="22"/>
-        </w:rPr>
-        <w:t xml:space="preserve"> specifically, the subsets where cost-structure parameters are set near their reference values. The scenario discovery adds the dimension these studies lack: the conditions under which their estimates hold, and the conditions under which they break.</w:t>
-      </w:r>
-    </w:p>
-    <w:p>
-      <w:pPr>
-        <w:jc w:val="both"/>
-        <w:rPr>
-          <w:rFonts w:ascii="Times New Roman" w:hAnsi="Times New Roman" w:cs="Times New Roman"/>
-          <w:sz w:val="22"/>
-          <w:szCs w:val="22"/>
-        </w:rPr>
-      </w:pPr>
-      <w:r>
-        <w:rPr>
-          <w:rFonts w:ascii="Times New Roman" w:hAnsi="Times New Roman" w:cs="Times New Roman"/>
-          <w:sz w:val="22"/>
-          <w:szCs w:val="22"/>
-        </w:rPr>
-        <w:t>Helpful references to expand this section</w:t>
-      </w:r>
-    </w:p>
-    <w:p>
-      <w:pPr>
-        <w:jc w:val="both"/>
-        <w:rPr>
-          <w:rFonts w:ascii="Times New Roman" w:hAnsi="Times New Roman" w:cs="Times New Roman"/>
-          <w:sz w:val="22"/>
-          <w:szCs w:val="22"/>
-        </w:rPr>
-      </w:pPr>
-      <w:r>
-        <w:rPr>
-          <w:rFonts w:ascii="Times New Roman" w:hAnsi="Times New Roman" w:cs="Times New Roman"/>
-          <w:sz w:val="22"/>
-          <w:szCs w:val="22"/>
-        </w:rPr>
-        <w:t>•</w:t>
-      </w:r>
-      <w:r>
-        <w:rPr>
-          <w:rFonts w:ascii="Times New Roman" w:hAnsi="Times New Roman" w:cs="Times New Roman"/>
-          <w:sz w:val="22"/>
-          <w:szCs w:val="22"/>
-        </w:rPr>
-        <w:tab/>
-        <w:t xml:space="preserve">Garrett-Peltier (2017) (#1) </w:t>
-      </w:r>
-      <w:r>
-        <w:rPr>
-          <w:rFonts w:ascii="Times New Roman" w:hAnsi="Times New Roman" w:cs="Times New Roman"/>
-          <w:sz w:val="22"/>
-          <w:szCs w:val="22"/>
-        </w:rPr>
-        <w:t>–</w:t>
-      </w:r>
-      <w:r>
-        <w:rPr>
-          <w:rFonts w:ascii="Times New Roman" w:hAnsi="Times New Roman" w:cs="Times New Roman"/>
-          <w:sz w:val="22"/>
-          <w:szCs w:val="22"/>
-        </w:rPr>
-        <w:t xml:space="preserve"> direct comparison of multiplier ranges.</w:t>
-      </w:r>
-    </w:p>
-    <w:p>
-      <w:pPr>
-        <w:jc w:val="both"/>
-        <w:rPr>
-          <w:rFonts w:ascii="Times New Roman" w:hAnsi="Times New Roman" w:cs="Times New Roman"/>
-          <w:sz w:val="22"/>
-          <w:szCs w:val="22"/>
-        </w:rPr>
-      </w:pPr>
-      <w:r>
-        <w:rPr>
-          <w:rFonts w:ascii="Times New Roman" w:hAnsi="Times New Roman" w:cs="Times New Roman"/>
-          <w:sz w:val="22"/>
-          <w:szCs w:val="22"/>
-        </w:rPr>
-        <w:t>•</w:t>
-      </w:r>
-      <w:r>
-        <w:rPr>
-          <w:rFonts w:ascii="Times New Roman" w:hAnsi="Times New Roman" w:cs="Times New Roman"/>
-          <w:sz w:val="22"/>
-          <w:szCs w:val="22"/>
-        </w:rPr>
-        <w:tab/>
-        <w:t xml:space="preserve">Bucker et al. (2025) (#5) </w:t>
-      </w:r>
-      <w:r>
-        <w:rPr>
-          <w:rFonts w:ascii="Times New Roman" w:hAnsi="Times New Roman" w:cs="Times New Roman"/>
-          <w:sz w:val="22"/>
-          <w:szCs w:val="22"/>
-        </w:rPr>
-        <w:t>–</w:t>
-      </w:r>
-      <w:r>
-        <w:rPr>
-          <w:rFonts w:ascii="Times New Roman" w:hAnsi="Times New Roman" w:cs="Times New Roman"/>
-          <w:sz w:val="22"/>
-          <w:szCs w:val="22"/>
-        </w:rPr>
-        <w:t xml:space="preserve"> their sensitivity findings vs. yours.</w:t>
-      </w:r>
-    </w:p>
-    <w:p>
-      <w:pPr>
-        <w:jc w:val="both"/>
-        <w:rPr>
-          <w:rFonts w:ascii="Times New Roman" w:hAnsi="Times New Roman" w:cs="Times New Roman"/>
-          <w:sz w:val="22"/>
-          <w:szCs w:val="22"/>
-        </w:rPr>
-      </w:pPr>
-      <w:r>
-        <w:rPr>
-          <w:rFonts w:ascii="Times New Roman" w:hAnsi="Times New Roman" w:cs="Times New Roman"/>
-          <w:sz w:val="22"/>
-          <w:szCs w:val="22"/>
-        </w:rPr>
-        <w:t>•</w:t>
-      </w:r>
-      <w:r>
-        <w:rPr>
-          <w:rFonts w:ascii="Times New Roman" w:hAnsi="Times New Roman" w:cs="Times New Roman"/>
-          <w:sz w:val="22"/>
-          <w:szCs w:val="22"/>
-        </w:rPr>
-        <w:tab/>
-        <w:t xml:space="preserve">Saget et al. (2020) (#10) </w:t>
-      </w:r>
-      <w:r>
-        <w:rPr>
-          <w:rFonts w:ascii="Times New Roman" w:hAnsi="Times New Roman" w:cs="Times New Roman"/>
-          <w:sz w:val="22"/>
-          <w:szCs w:val="22"/>
-        </w:rPr>
-        <w:t>–</w:t>
-      </w:r>
-      <w:r>
-        <w:rPr>
-          <w:rFonts w:ascii="Times New Roman" w:hAnsi="Times New Roman" w:cs="Times New Roman"/>
-          <w:sz w:val="22"/>
-          <w:szCs w:val="22"/>
-        </w:rPr>
-        <w:t xml:space="preserve"> +15M LAC jobs as a point within your distribution.</w:t>
-      </w:r>
-    </w:p>
-    <w:p>
-      <w:pPr>
-        <w:jc w:val="both"/>
-        <w:rPr>
-          <w:rFonts w:ascii="Times New Roman" w:hAnsi="Times New Roman" w:cs="Times New Roman"/>
-          <w:sz w:val="22"/>
-          <w:szCs w:val="22"/>
-        </w:rPr>
-      </w:pPr>
-      <w:r>
-        <w:rPr>
-          <w:rFonts w:ascii="Times New Roman" w:hAnsi="Times New Roman" w:cs="Times New Roman"/>
-          <w:sz w:val="22"/>
-          <w:szCs w:val="22"/>
-        </w:rPr>
-        <w:t>•</w:t>
-      </w:r>
-      <w:r>
-        <w:rPr>
-          <w:rFonts w:ascii="Times New Roman" w:hAnsi="Times New Roman" w:cs="Times New Roman"/>
-          <w:sz w:val="22"/>
-          <w:szCs w:val="22"/>
-        </w:rPr>
-        <w:tab/>
-        <w:t xml:space="preserve">Cerny et al. (2022) (#4) </w:t>
-      </w:r>
-      <w:r>
-        <w:rPr>
-          <w:rFonts w:ascii="Times New Roman" w:hAnsi="Times New Roman" w:cs="Times New Roman"/>
-          <w:sz w:val="22"/>
-          <w:szCs w:val="22"/>
-        </w:rPr>
-        <w:t>–</w:t>
-      </w:r>
-      <w:r>
-        <w:rPr>
-          <w:rFonts w:ascii="Times New Roman" w:hAnsi="Times New Roman" w:cs="Times New Roman"/>
-          <w:sz w:val="22"/>
-          <w:szCs w:val="22"/>
-        </w:rPr>
-        <w:t xml:space="preserve"> EU27+UK results with zero uncertainty analysis.</w:t>
-      </w:r>
-    </w:p>
-    <w:p>
-      <w:pPr>
-        <w:jc w:val="both"/>
-        <w:rPr>
-          <w:rFonts w:ascii="Times New Roman" w:hAnsi="Times New Roman" w:cs="Times New Roman"/>
-          <w:sz w:val="22"/>
-          <w:szCs w:val="22"/>
-        </w:rPr>
-      </w:pPr>
-      <w:r>
-        <w:rPr>
-          <w:rFonts w:ascii="Times New Roman" w:hAnsi="Times New Roman" w:cs="Times New Roman"/>
-          <w:sz w:val="22"/>
-          <w:szCs w:val="22"/>
-        </w:rPr>
-        <w:t>•</w:t>
-      </w:r>
-      <w:r>
-        <w:rPr>
-          <w:rFonts w:ascii="Times New Roman" w:hAnsi="Times New Roman" w:cs="Times New Roman"/>
-          <w:sz w:val="22"/>
-          <w:szCs w:val="22"/>
-        </w:rPr>
-        <w:tab/>
-        <w:t xml:space="preserve">Callonnec et al. (2025) (#74) </w:t>
-      </w:r>
-      <w:r>
-        <w:rPr>
-          <w:rFonts w:ascii="Times New Roman" w:hAnsi="Times New Roman" w:cs="Times New Roman"/>
-          <w:sz w:val="22"/>
-          <w:szCs w:val="22"/>
-        </w:rPr>
-        <w:t>–</w:t>
-      </w:r>
-      <w:r>
-        <w:rPr>
-          <w:rFonts w:ascii="Times New Roman" w:hAnsi="Times New Roman" w:cs="Times New Roman"/>
-          <w:sz w:val="22"/>
-          <w:szCs w:val="22"/>
-        </w:rPr>
-        <w:t xml:space="preserve"> CGE France results. Compare to your I-O results for Bulgaria.</w:t>
-      </w:r>
-    </w:p>
-    <w:p>
-      <w:pPr>
-        <w:jc w:val="both"/>
-        <w:rPr>
-          <w:rFonts w:ascii="Times New Roman" w:hAnsi="Times New Roman" w:cs="Times New Roman"/>
-          <w:sz w:val="22"/>
-          <w:szCs w:val="22"/>
-        </w:rPr>
-      </w:pPr>
-      <w:r>
-        <w:rPr>
-          <w:rFonts w:ascii="Times New Roman" w:hAnsi="Times New Roman" w:cs="Times New Roman"/>
-          <w:sz w:val="22"/>
-          <w:szCs w:val="22"/>
-        </w:rPr>
-        <w:t>Possible discussion route</w:t>
-      </w:r>
-    </w:p>
-    <w:p>
-      <w:pPr>
-        <w:jc w:val="both"/>
-        <w:rPr>
-          <w:rFonts w:ascii="Times New Roman" w:hAnsi="Times New Roman" w:cs="Times New Roman"/>
-          <w:sz w:val="22"/>
-          <w:szCs w:val="22"/>
-        </w:rPr>
-      </w:pPr>
-      <w:r>
-        <w:rPr>
-          <w:rFonts w:ascii="Times New Roman" w:hAnsi="Times New Roman" w:cs="Times New Roman"/>
-          <w:sz w:val="22"/>
-          <w:szCs w:val="22"/>
-        </w:rPr>
-        <w:t>•</w:t>
-      </w:r>
-      <w:r>
-        <w:rPr>
-          <w:rFonts w:ascii="Times New Roman" w:hAnsi="Times New Roman" w:cs="Times New Roman"/>
-          <w:sz w:val="22"/>
-          <w:szCs w:val="22"/>
-        </w:rPr>
-        <w:tab/>
-        <w:t>Structure as: (1) where your findings confirm existing estimates, (2) where they challenge or qualify them, (3) what your framework adds.</w:t>
-      </w:r>
-    </w:p>
-    <w:p>
-      <w:pPr>
-        <w:jc w:val="both"/>
-        <w:rPr>
-          <w:rFonts w:ascii="Times New Roman" w:hAnsi="Times New Roman" w:cs="Times New Roman"/>
-          <w:sz w:val="22"/>
-          <w:szCs w:val="22"/>
-        </w:rPr>
-      </w:pPr>
-      <w:r>
-        <w:rPr>
-          <w:rFonts w:ascii="Times New Roman" w:hAnsi="Times New Roman" w:cs="Times New Roman"/>
-          <w:sz w:val="22"/>
-          <w:szCs w:val="22"/>
-        </w:rPr>
-        <w:t>•</w:t>
-      </w:r>
-      <w:r>
-        <w:rPr>
-          <w:rFonts w:ascii="Times New Roman" w:hAnsi="Times New Roman" w:cs="Times New Roman"/>
-          <w:sz w:val="22"/>
-          <w:szCs w:val="22"/>
-        </w:rPr>
-        <w:tab/>
-        <w:t xml:space="preserve">Be fair to the literature. Previous studies were not wrong </w:t>
-      </w:r>
-      <w:r>
-        <w:rPr>
-          <w:rFonts w:ascii="Times New Roman" w:hAnsi="Times New Roman" w:cs="Times New Roman"/>
-          <w:sz w:val="22"/>
-          <w:szCs w:val="22"/>
-        </w:rPr>
-        <w:t>–</w:t>
-      </w:r>
-      <w:r>
-        <w:rPr>
-          <w:rFonts w:ascii="Times New Roman" w:hAnsi="Times New Roman" w:cs="Times New Roman"/>
-          <w:sz w:val="22"/>
-          <w:szCs w:val="22"/>
-        </w:rPr>
-        <w:t xml:space="preserve"> they reported one slice of a larger space.</w:t>
-      </w:r>
-    </w:p>
-    <w:p>
-      <w:pPr>
-        <w:pStyle w:val="Heading2"/>
-      </w:pPr>
-      <w:r>
-        <w:t>6.4 Limitations</w:t>
-      </w:r>
-    </w:p>
-    <w:p>
-      <w:pPr>
-        <w:jc w:val="both"/>
-        <w:rPr>
-          <w:rFonts w:ascii="Times New Roman" w:hAnsi="Times New Roman" w:cs="Times New Roman"/>
-          <w:sz w:val="22"/>
-          <w:szCs w:val="22"/>
-        </w:rPr>
-      </w:pPr>
-      <w:r>
-        <w:rPr>
-          <w:rFonts w:ascii="Times New Roman" w:hAnsi="Times New Roman" w:cs="Times New Roman"/>
-          <w:sz w:val="22"/>
-          <w:szCs w:val="22"/>
-        </w:rPr>
-        <w:t xml:space="preserve">Three categories of limitations constrain the interpretation of these results. First, the input-output framework is static and demand-driven: it does not model price adjustments, factor substitution, or general equilibrium effects. In labor markets with full employment, the I-O estimates represent an upper bound on job creation because they ignore crowding-out. In labor-surplus economies </w:t>
-      </w:r>
-      <w:r>
-        <w:rPr>
-          <w:rFonts w:ascii="Times New Roman" w:hAnsi="Times New Roman" w:cs="Times New Roman"/>
-          <w:sz w:val="22"/>
-          <w:szCs w:val="22"/>
-        </w:rPr>
-        <w:t>–</w:t>
-      </w:r>
-      <w:r>
-        <w:rPr>
-          <w:rFonts w:ascii="Times New Roman" w:hAnsi="Times New Roman" w:cs="Times New Roman"/>
-          <w:sz w:val="22"/>
-          <w:szCs w:val="22"/>
-        </w:rPr>
-        <w:t xml:space="preserve"> several of the countries in this sample </w:t>
-      </w:r>
-      <w:r>
-        <w:rPr>
-          <w:rFonts w:ascii="Times New Roman" w:hAnsi="Times New Roman" w:cs="Times New Roman"/>
-          <w:sz w:val="22"/>
-          <w:szCs w:val="22"/>
-        </w:rPr>
-        <w:t>–</w:t>
-      </w:r>
-      <w:r>
-        <w:rPr>
-          <w:rFonts w:ascii="Times New Roman" w:hAnsi="Times New Roman" w:cs="Times New Roman"/>
-          <w:sz w:val="22"/>
-          <w:szCs w:val="22"/>
-        </w:rPr>
-        <w:t xml:space="preserve"> the demand-driven assumption may be more appropriate, but the framework still does not model wage adjustments or the dynamics of labor reallocation. Second, the analysis estimates labor demand, not labor market outcomes. It does not address job quality, occupational composition, wage levels, gender composition, or the geographic distribution of employment </w:t>
-      </w:r>
-      <w:r>
-        <w:rPr>
-          <w:rFonts w:ascii="Times New Roman" w:hAnsi="Times New Roman" w:cs="Times New Roman"/>
-          <w:sz w:val="22"/>
-          <w:szCs w:val="22"/>
-        </w:rPr>
-        <w:t>–</w:t>
-      </w:r>
-      <w:r>
-        <w:rPr>
-          <w:rFonts w:ascii="Times New Roman" w:hAnsi="Times New Roman" w:cs="Times New Roman"/>
-          <w:sz w:val="22"/>
-          <w:szCs w:val="22"/>
-        </w:rPr>
-        <w:t xml:space="preserve"> dimensions that matter substantially for whether employment gains translate into improved livelihoods. Third, data quality varies across the seven </w:t>
-      </w:r>
-      <w:r>
-        <w:rPr>
-          <w:rFonts w:ascii="Times New Roman" w:hAnsi="Times New Roman" w:cs="Times New Roman"/>
-          <w:sz w:val="22"/>
-          <w:szCs w:val="22"/>
-        </w:rPr>
-        <w:lastRenderedPageBreak/>
-        <w:t>countries, with some I-O tables more disaggregated and recent than others. The exploratory framework treats parameter uncertainty, but it does not capture all forms of data uncertainty, particularly errors in the I-O tables themselves.</w:t>
-      </w:r>
-    </w:p>
-    <w:p>
-      <w:pPr>
-        <w:jc w:val="both"/>
-        <w:rPr>
-          <w:rFonts w:ascii="Times New Roman" w:hAnsi="Times New Roman" w:cs="Times New Roman"/>
-          <w:sz w:val="22"/>
-          <w:szCs w:val="22"/>
-        </w:rPr>
-      </w:pPr>
-    </w:p>
-    <w:p>
-      <w:pPr>
-        <w:jc w:val="both"/>
-        <w:rPr>
-          <w:rFonts w:ascii="Times New Roman" w:hAnsi="Times New Roman" w:cs="Times New Roman"/>
-          <w:sz w:val="22"/>
-          <w:szCs w:val="22"/>
-        </w:rPr>
-      </w:pPr>
-      <w:r>
-        <w:rPr>
-          <w:rFonts w:ascii="Times New Roman" w:hAnsi="Times New Roman" w:cs="Times New Roman"/>
-          <w:sz w:val="22"/>
-          <w:szCs w:val="22"/>
-        </w:rPr>
-        <w:t xml:space="preserve">The I-O structure itself </w:t>
-      </w:r>
-      <w:r>
-        <w:rPr>
-          <w:rFonts w:ascii="Times New Roman" w:hAnsi="Times New Roman" w:cs="Times New Roman"/>
-          <w:sz w:val="22"/>
-          <w:szCs w:val="22"/>
-        </w:rPr>
-        <w:t>–</w:t>
-      </w:r>
-      <w:r>
-        <w:rPr>
-          <w:rFonts w:ascii="Times New Roman" w:hAnsi="Times New Roman" w:cs="Times New Roman"/>
-          <w:sz w:val="22"/>
-          <w:szCs w:val="22"/>
-        </w:rPr>
-        <w:t xml:space="preserve"> labor productivity, inter-industry linkages, sectoral import rates </w:t>
-      </w:r>
-      <w:r>
-        <w:rPr>
-          <w:rFonts w:ascii="Times New Roman" w:hAnsi="Times New Roman" w:cs="Times New Roman"/>
-          <w:sz w:val="22"/>
-          <w:szCs w:val="22"/>
-        </w:rPr>
-        <w:t>–</w:t>
-      </w:r>
-      <w:r>
-        <w:rPr>
-          <w:rFonts w:ascii="Times New Roman" w:hAnsi="Times New Roman" w:cs="Times New Roman"/>
-          <w:sz w:val="22"/>
-          <w:szCs w:val="22"/>
-        </w:rPr>
-        <w:t xml:space="preserve"> may not reflect a given country accurately, but is taken</w:t>
-      </w:r>
-      <w:r>
-        <w:rPr>
-          <w:rFonts w:ascii="Times New Roman" w:hAnsi="Times New Roman" w:cs="Times New Roman"/>
-          <w:sz w:val="22"/>
-          <w:szCs w:val="22"/>
-        </w:rPr>
-        <w:t xml:space="preserve"> </w:t>
-      </w:r>
-      <w:r>
-        <w:rPr>
-          <w:rFonts w:ascii="Times New Roman" w:hAnsi="Times New Roman" w:cs="Times New Roman"/>
-          <w:sz w:val="22"/>
-          <w:szCs w:val="22"/>
-        </w:rPr>
-        <w:t>from GLORIA as given. This is a stated limitation, not a hidden one, and it is shared with every I-O study in the literature.</w:t>
-      </w:r>
-    </w:p>
-    <w:p>
-      <w:pPr>
-        <w:jc w:val="both"/>
-        <w:rPr>
-          <w:rFonts w:ascii="Times New Roman" w:hAnsi="Times New Roman" w:cs="Times New Roman"/>
-          <w:sz w:val="22"/>
-          <w:szCs w:val="22"/>
-        </w:rPr>
-      </w:pPr>
-    </w:p>
-    <w:p>
-      <w:pPr>
-        <w:jc w:val="both"/>
-        <w:rPr>
-          <w:rFonts w:ascii="Times New Roman" w:hAnsi="Times New Roman" w:cs="Times New Roman"/>
-          <w:sz w:val="22"/>
-          <w:szCs w:val="22"/>
-        </w:rPr>
-      </w:pPr>
-      <w:r>
-        <w:rPr>
-          <w:rFonts w:ascii="Times New Roman" w:hAnsi="Times New Roman" w:cs="Times New Roman"/>
-          <w:sz w:val="22"/>
-          <w:szCs w:val="22"/>
-        </w:rPr>
-        <w:t>Helpful references to expand this section</w:t>
-      </w:r>
-    </w:p>
-    <w:p>
-      <w:pPr>
-        <w:jc w:val="both"/>
-        <w:rPr>
-          <w:rFonts w:ascii="Times New Roman" w:hAnsi="Times New Roman" w:cs="Times New Roman"/>
-          <w:sz w:val="22"/>
-          <w:szCs w:val="22"/>
-        </w:rPr>
-      </w:pPr>
-      <w:r>
-        <w:rPr>
-          <w:rFonts w:ascii="Times New Roman" w:hAnsi="Times New Roman" w:cs="Times New Roman"/>
-          <w:sz w:val="22"/>
-          <w:szCs w:val="22"/>
-        </w:rPr>
-        <w:t>•</w:t>
-      </w:r>
-      <w:r>
-        <w:rPr>
-          <w:rFonts w:ascii="Times New Roman" w:hAnsi="Times New Roman" w:cs="Times New Roman"/>
-          <w:sz w:val="22"/>
-          <w:szCs w:val="22"/>
-        </w:rPr>
-        <w:tab/>
-        <w:t xml:space="preserve">Perrier &amp; Quirion (2018) </w:t>
-      </w:r>
-      <w:r>
-        <w:rPr>
-          <w:rFonts w:ascii="Times New Roman" w:hAnsi="Times New Roman" w:cs="Times New Roman"/>
-          <w:sz w:val="22"/>
-          <w:szCs w:val="22"/>
-        </w:rPr>
-        <w:t>–</w:t>
-      </w:r>
-      <w:r>
-        <w:rPr>
-          <w:rFonts w:ascii="Times New Roman" w:hAnsi="Times New Roman" w:cs="Times New Roman"/>
-          <w:sz w:val="22"/>
-          <w:szCs w:val="22"/>
-        </w:rPr>
-        <w:t xml:space="preserve"> quantifies I-O overestimation relative to CGE (7–51%).</w:t>
-      </w:r>
-    </w:p>
-    <w:p>
-      <w:pPr>
-        <w:jc w:val="both"/>
-        <w:rPr>
-          <w:rFonts w:ascii="Times New Roman" w:hAnsi="Times New Roman" w:cs="Times New Roman"/>
-          <w:sz w:val="22"/>
-          <w:szCs w:val="22"/>
-        </w:rPr>
-      </w:pPr>
-      <w:r>
-        <w:rPr>
-          <w:rFonts w:ascii="Times New Roman" w:hAnsi="Times New Roman" w:cs="Times New Roman"/>
-          <w:sz w:val="22"/>
-          <w:szCs w:val="22"/>
-        </w:rPr>
-        <w:t>•</w:t>
-      </w:r>
-      <w:r>
-        <w:rPr>
-          <w:rFonts w:ascii="Times New Roman" w:hAnsi="Times New Roman" w:cs="Times New Roman"/>
-          <w:sz w:val="22"/>
-          <w:szCs w:val="22"/>
-        </w:rPr>
-        <w:tab/>
-        <w:t xml:space="preserve">Buchheim et al. (2020) </w:t>
-      </w:r>
-      <w:r>
-        <w:rPr>
-          <w:rFonts w:ascii="Times New Roman" w:hAnsi="Times New Roman" w:cs="Times New Roman"/>
-          <w:sz w:val="22"/>
-          <w:szCs w:val="22"/>
-        </w:rPr>
-        <w:t>–</w:t>
-      </w:r>
-      <w:r>
-        <w:rPr>
-          <w:rFonts w:ascii="Times New Roman" w:hAnsi="Times New Roman" w:cs="Times New Roman"/>
-          <w:sz w:val="22"/>
-          <w:szCs w:val="22"/>
-        </w:rPr>
-        <w:t xml:space="preserve"> causal evidence that multipliers are zero in tight labor markets.</w:t>
-      </w:r>
-    </w:p>
-    <w:p>
-      <w:pPr>
-        <w:jc w:val="both"/>
-        <w:rPr>
-          <w:rFonts w:ascii="Times New Roman" w:hAnsi="Times New Roman" w:cs="Times New Roman"/>
-          <w:sz w:val="22"/>
-          <w:szCs w:val="22"/>
-        </w:rPr>
-      </w:pPr>
-      <w:r>
-        <w:rPr>
-          <w:rFonts w:ascii="Times New Roman" w:hAnsi="Times New Roman" w:cs="Times New Roman"/>
-          <w:sz w:val="22"/>
-          <w:szCs w:val="22"/>
-        </w:rPr>
-        <w:t>•</w:t>
-      </w:r>
-      <w:r>
-        <w:rPr>
-          <w:rFonts w:ascii="Times New Roman" w:hAnsi="Times New Roman" w:cs="Times New Roman"/>
-          <w:sz w:val="22"/>
-          <w:szCs w:val="22"/>
-        </w:rPr>
-        <w:tab/>
-        <w:t xml:space="preserve">Vona et al. (2018) (#50) or Curtis &amp; Marinescu (2023) (#52) </w:t>
-      </w:r>
-      <w:r>
-        <w:rPr>
-          <w:rFonts w:ascii="Times New Roman" w:hAnsi="Times New Roman" w:cs="Times New Roman"/>
-          <w:sz w:val="22"/>
-          <w:szCs w:val="22"/>
-        </w:rPr>
-        <w:t>–</w:t>
-      </w:r>
-      <w:r>
-        <w:rPr>
-          <w:rFonts w:ascii="Times New Roman" w:hAnsi="Times New Roman" w:cs="Times New Roman"/>
-          <w:sz w:val="22"/>
-          <w:szCs w:val="22"/>
-        </w:rPr>
-        <w:t xml:space="preserve"> job quality dimensions you’re excluding.</w:t>
-      </w:r>
-    </w:p>
-    <w:p>
-      <w:pPr>
-        <w:jc w:val="both"/>
-        <w:rPr>
-          <w:rFonts w:ascii="Times New Roman" w:hAnsi="Times New Roman" w:cs="Times New Roman"/>
-          <w:sz w:val="22"/>
-          <w:szCs w:val="22"/>
-        </w:rPr>
-      </w:pPr>
-      <w:r>
-        <w:rPr>
-          <w:rFonts w:ascii="Times New Roman" w:hAnsi="Times New Roman" w:cs="Times New Roman"/>
-          <w:sz w:val="22"/>
-          <w:szCs w:val="22"/>
-        </w:rPr>
-        <w:t>•</w:t>
-      </w:r>
-      <w:r>
-        <w:rPr>
-          <w:rFonts w:ascii="Times New Roman" w:hAnsi="Times New Roman" w:cs="Times New Roman"/>
-          <w:sz w:val="22"/>
-          <w:szCs w:val="22"/>
-        </w:rPr>
-        <w:tab/>
-        <w:t xml:space="preserve">Bowen et al. (2018) (#51) </w:t>
-      </w:r>
-      <w:r>
-        <w:rPr>
-          <w:rFonts w:ascii="Times New Roman" w:hAnsi="Times New Roman" w:cs="Times New Roman"/>
-          <w:sz w:val="22"/>
-          <w:szCs w:val="22"/>
-        </w:rPr>
-        <w:t>–</w:t>
-      </w:r>
-      <w:r>
-        <w:rPr>
-          <w:rFonts w:ascii="Times New Roman" w:hAnsi="Times New Roman" w:cs="Times New Roman"/>
-          <w:sz w:val="22"/>
-          <w:szCs w:val="22"/>
-        </w:rPr>
-        <w:t xml:space="preserve"> definitional issues with “green employment.”</w:t>
-      </w:r>
-    </w:p>
-    <w:p>
-      <w:pPr>
-        <w:jc w:val="both"/>
-        <w:rPr>
-          <w:rFonts w:ascii="Times New Roman" w:hAnsi="Times New Roman" w:cs="Times New Roman"/>
-          <w:sz w:val="22"/>
-          <w:szCs w:val="22"/>
-        </w:rPr>
-      </w:pPr>
-      <w:r>
-        <w:rPr>
-          <w:rFonts w:ascii="Times New Roman" w:hAnsi="Times New Roman" w:cs="Times New Roman"/>
-          <w:sz w:val="22"/>
-          <w:szCs w:val="22"/>
-        </w:rPr>
-        <w:t>Possible discussion route</w:t>
-      </w:r>
-    </w:p>
-    <w:p>
-      <w:pPr>
-        <w:jc w:val="both"/>
-        <w:rPr>
-          <w:rFonts w:ascii="Times New Roman" w:hAnsi="Times New Roman" w:cs="Times New Roman"/>
-          <w:sz w:val="22"/>
-          <w:szCs w:val="22"/>
-        </w:rPr>
-      </w:pPr>
-      <w:r>
-        <w:rPr>
-          <w:rFonts w:ascii="Times New Roman" w:hAnsi="Times New Roman" w:cs="Times New Roman"/>
-          <w:sz w:val="22"/>
-          <w:szCs w:val="22"/>
-        </w:rPr>
-        <w:t>•</w:t>
-      </w:r>
-      <w:r>
-        <w:rPr>
-          <w:rFonts w:ascii="Times New Roman" w:hAnsi="Times New Roman" w:cs="Times New Roman"/>
-          <w:sz w:val="22"/>
-          <w:szCs w:val="22"/>
-        </w:rPr>
-        <w:tab/>
         <w:t>The RDM reframing: static I-O assumptions are explored, not ignored. The experimental design varies the parameters that embody these assumptions.</w:t>
       </w:r>
     </w:p>
@@ -12621,7 +13743,6 @@
           <w:sz w:val="22"/>
           <w:szCs w:val="22"/>
         </w:rPr>
-        <w:lastRenderedPageBreak/>
         <w:t>•</w:t>
       </w:r>
       <w:r>
@@ -12880,6 +14001,7 @@
           <w:sz w:val="22"/>
           <w:szCs w:val="22"/>
         </w:rPr>
+        <w:lastRenderedPageBreak/>
         <w:t>Akcigit, U., Benedetti Fasil, C., Impullitti, G., Licandro, O., &amp; Sanchez-Martinez, M. (2022). </w:t>
       </w:r>
       <w:r>
@@ -12908,6 +14030,7 @@
           <w:rFonts w:ascii="Times New Roman" w:hAnsi="Times New Roman" w:cs="Times New Roman"/>
           <w:sz w:val="22"/>
           <w:szCs w:val="22"/>
+          <w:lang w:val="pt-BR"/>
         </w:rPr>
       </w:pPr>
       <w:r>
@@ -12925,6 +14048,7 @@
           <w:iCs/>
           <w:sz w:val="22"/>
           <w:szCs w:val="22"/>
+          <w:lang w:val="pt-BR"/>
         </w:rPr>
         <w:t>Ecological Economics</w:t>
       </w:r>
@@ -12933,6 +14057,7 @@
           <w:rFonts w:ascii="Times New Roman" w:hAnsi="Times New Roman" w:cs="Times New Roman"/>
           <w:sz w:val="22"/>
           <w:szCs w:val="22"/>
+          <w:lang w:val="pt-BR"/>
         </w:rPr>
         <w:t>, </w:t>
       </w:r>
@@ -12943,6 +14068,7 @@
           <w:iCs/>
           <w:sz w:val="22"/>
           <w:szCs w:val="22"/>
+          <w:lang w:val="pt-BR"/>
         </w:rPr>
         <w:t>216</w:t>
       </w:r>
@@ -12951,6 +14077,7 @@
           <w:rFonts w:ascii="Times New Roman" w:hAnsi="Times New Roman" w:cs="Times New Roman"/>
           <w:sz w:val="22"/>
           <w:szCs w:val="22"/>
+          <w:lang w:val="pt-BR"/>
         </w:rPr>
         <w:t>, 108022.</w:t>
       </w:r>
@@ -13297,7 +14424,6 @@
           <w:sz w:val="22"/>
           <w:szCs w:val="22"/>
         </w:rPr>
-        <w:lastRenderedPageBreak/>
         <w:t>Carlsson, J., Fortes, M. D. M., de Marco, G., Giuntoli, J., Jakubcionis, M., &amp; Jäger-Waldau, A. </w:t>
       </w:r>
       <w:r>
@@ -13450,17 +14576,112 @@
           <w:sz w:val="22"/>
           <w:szCs w:val="22"/>
         </w:rPr>
-        <w:t>Dorband, I., Lehr, U., Pollitt, H., Kiss-Dobronyi, B., &amp; Capraro, M. (2025). MINDSET: an easy-to-use sectoral model covering 164 countries.</w:t>
-      </w:r>
-    </w:p>
-    <w:p>
-      <w:pPr>
-        <w:jc w:val="both"/>
-        <w:rPr>
-          <w:rFonts w:ascii="Times New Roman" w:hAnsi="Times New Roman" w:cs="Times New Roman"/>
-          <w:sz w:val="22"/>
-          <w:szCs w:val="22"/>
-          <w:lang w:val="pt-BR"/>
+        <w:t>Dorband, I</w:t>
+      </w:r>
+      <w:r>
+        <w:rPr>
+          <w:rFonts w:ascii="Times New Roman" w:hAnsi="Times New Roman" w:cs="Times New Roman"/>
+          <w:sz w:val="22"/>
+          <w:szCs w:val="22"/>
+        </w:rPr>
+        <w:t>.</w:t>
+      </w:r>
+      <w:r>
+        <w:rPr>
+          <w:rFonts w:ascii="Times New Roman" w:hAnsi="Times New Roman" w:cs="Times New Roman"/>
+          <w:sz w:val="22"/>
+          <w:szCs w:val="22"/>
+        </w:rPr>
+        <w:t>, Pollitt,</w:t>
+      </w:r>
+      <w:r>
+        <w:rPr>
+          <w:rFonts w:ascii="Times New Roman" w:hAnsi="Times New Roman" w:cs="Times New Roman"/>
+          <w:sz w:val="22"/>
+          <w:szCs w:val="22"/>
+        </w:rPr>
+        <w:t xml:space="preserve"> H.,</w:t>
+      </w:r>
+      <w:r>
+        <w:rPr>
+          <w:rFonts w:ascii="Times New Roman" w:hAnsi="Times New Roman" w:cs="Times New Roman"/>
+          <w:sz w:val="22"/>
+          <w:szCs w:val="22"/>
+        </w:rPr>
+        <w:t xml:space="preserve"> Lin,</w:t>
+      </w:r>
+      <w:r>
+        <w:rPr>
+          <w:rFonts w:ascii="Times New Roman" w:hAnsi="Times New Roman" w:cs="Times New Roman"/>
+          <w:sz w:val="22"/>
+          <w:szCs w:val="22"/>
+        </w:rPr>
+        <w:t xml:space="preserve"> X.,</w:t>
+      </w:r>
+      <w:r>
+        <w:rPr>
+          <w:rFonts w:ascii="Times New Roman" w:hAnsi="Times New Roman" w:cs="Times New Roman"/>
+          <w:sz w:val="22"/>
+          <w:szCs w:val="22"/>
+        </w:rPr>
+        <w:t xml:space="preserve"> Hardadi,</w:t>
+      </w:r>
+      <w:r>
+        <w:rPr>
+          <w:rFonts w:ascii="Times New Roman" w:hAnsi="Times New Roman" w:cs="Times New Roman"/>
+          <w:sz w:val="22"/>
+          <w:szCs w:val="22"/>
+        </w:rPr>
+        <w:t xml:space="preserve"> G.,</w:t>
+      </w:r>
+      <w:r>
+        <w:rPr>
+          <w:rFonts w:ascii="Times New Roman" w:hAnsi="Times New Roman" w:cs="Times New Roman"/>
+          <w:sz w:val="22"/>
+          <w:szCs w:val="22"/>
+        </w:rPr>
+        <w:t xml:space="preserve"> and Lehr</w:t>
+      </w:r>
+      <w:r>
+        <w:rPr>
+          <w:rFonts w:ascii="Times New Roman" w:hAnsi="Times New Roman" w:cs="Times New Roman"/>
+          <w:sz w:val="22"/>
+          <w:szCs w:val="22"/>
+        </w:rPr>
+        <w:t>, U.</w:t>
+      </w:r>
+      <w:r>
+        <w:rPr>
+          <w:rFonts w:ascii="Times New Roman" w:hAnsi="Times New Roman" w:cs="Times New Roman"/>
+          <w:sz w:val="22"/>
+          <w:szCs w:val="22"/>
+        </w:rPr>
+        <w:t xml:space="preserve"> (forthcoming). MINDSET 1.0: Methodology</w:t>
+      </w:r>
+      <w:r>
+        <w:rPr>
+          <w:rFonts w:ascii="Times New Roman" w:hAnsi="Times New Roman" w:cs="Times New Roman"/>
+          <w:sz w:val="22"/>
+          <w:szCs w:val="22"/>
+        </w:rPr>
+        <w:t xml:space="preserve"> </w:t>
+      </w:r>
+      <w:r>
+        <w:rPr>
+          <w:rFonts w:ascii="Times New Roman" w:hAnsi="Times New Roman" w:cs="Times New Roman"/>
+          <w:sz w:val="22"/>
+          <w:szCs w:val="22"/>
+        </w:rPr>
+        <w:t>and Use.</w:t>
+      </w:r>
+    </w:p>
+    <w:p>
+      <w:pPr>
+        <w:jc w:val="both"/>
+        <w:rPr>
+          <w:rFonts w:ascii="Times New Roman" w:hAnsi="Times New Roman" w:cs="Times New Roman"/>
+          <w:sz w:val="22"/>
+          <w:szCs w:val="22"/>
         </w:rPr>
       </w:pPr>
       <w:r>
@@ -13476,7 +14697,6 @@
           <w:rFonts w:ascii="Times New Roman" w:hAnsi="Times New Roman" w:cs="Times New Roman"/>
           <w:sz w:val="22"/>
           <w:szCs w:val="22"/>
-          <w:lang w:val="pt-BR"/>
         </w:rPr>
         <w:t>E3me model manual. </w:t>
       </w:r>
@@ -13487,7 +14707,6 @@
           <w:iCs/>
           <w:sz w:val="22"/>
           <w:szCs w:val="22"/>
-          <w:lang w:val="pt-BR"/>
         </w:rPr>
         <w:t>Cambridge Econometrics: Cambridge, UK</w:t>
       </w:r>
@@ -13496,7 +14715,6 @@
           <w:rFonts w:ascii="Times New Roman" w:hAnsi="Times New Roman" w:cs="Times New Roman"/>
           <w:sz w:val="22"/>
           <w:szCs w:val="22"/>
-          <w:lang w:val="pt-BR"/>
         </w:rPr>
         <w:t>.</w:t>
       </w:r>
@@ -13515,7 +14733,6 @@
           <w:rFonts w:ascii="Times New Roman" w:hAnsi="Times New Roman" w:cs="Times New Roman"/>
           <w:sz w:val="22"/>
           <w:szCs w:val="22"/>
-          <w:lang w:val="pt-BR"/>
         </w:rPr>
         <w:t xml:space="preserve">Fragkos, P., &amp; Fragkiadakis, K. (2022). </w:t>
       </w:r>
@@ -13579,6 +14796,7 @@
           <w:sz w:val="22"/>
           <w:szCs w:val="22"/>
         </w:rPr>
+        <w:lastRenderedPageBreak/>
         <w:t>Garrett-Peltier, H. (2017). Green versus brown: comparing the employment impacts of energy efficiency, renewable energy, and fossil fuels using an input-output model. Econ. Model. 61, 439–447. doi: 10.1016/j.econmod.2016.11.012</w:t>
       </w:r>
     </w:p>
@@ -13875,6 +15093,24 @@
           <w:sz w:val="22"/>
           <w:szCs w:val="22"/>
         </w:rPr>
+        <w:t>Kiss-Dobronyi, B., Brancher, M., Dorband, I. I., Pollitt, H., Byambasuren, B., Lin, X., ... &amp; Lehr, U. (2026). MINDSET 2.0 Model Documentation. Available at SSRN 6188978.</w:t>
+      </w:r>
+    </w:p>
+    <w:p>
+      <w:pPr>
+        <w:jc w:val="both"/>
+        <w:rPr>
+          <w:rFonts w:ascii="Times New Roman" w:hAnsi="Times New Roman" w:cs="Times New Roman"/>
+          <w:sz w:val="22"/>
+          <w:szCs w:val="22"/>
+        </w:rPr>
+      </w:pPr>
+      <w:r>
+        <w:rPr>
+          <w:rFonts w:ascii="Times New Roman" w:hAnsi="Times New Roman" w:cs="Times New Roman"/>
+          <w:sz w:val="22"/>
+          <w:szCs w:val="22"/>
+        </w:rPr>
         <w:t>Lehr, U., &amp; Lutz, C. (2019). Macro-econometric and structural models. In </w:t>
       </w:r>
       <w:r>
@@ -13911,7 +15147,6 @@
           <w:sz w:val="22"/>
           <w:szCs w:val="22"/>
         </w:rPr>
-        <w:lastRenderedPageBreak/>
         <w:t>Lempert</w:t>
       </w:r>
       <w:r>
@@ -14296,6 +15531,7 @@
           <w:sz w:val="22"/>
           <w:szCs w:val="22"/>
         </w:rPr>
+        <w:lastRenderedPageBreak/>
         <w:t>O'Callaghan, B., Yau, N., &amp; Hepburn, C. (2022). How stimulating is a green stimulus? The economic attributes of green fiscal spending. </w:t>
       </w:r>
       <w:r>
@@ -15404,6 +16640,369 @@
           <w:rFonts w:ascii="Times New Roman" w:hAnsi="Times New Roman" w:cs="Times New Roman"/>
         </w:rPr>
         <w:t>)</w:t>
+      </w:r>
+      <w:r>
+        <w:rPr>
+          <w:rFonts w:ascii="Times New Roman" w:hAnsi="Times New Roman" w:cs="Times New Roman"/>
+        </w:rPr>
+        <w:t>.</w:t>
+      </w:r>
+    </w:p>
+  </w:footnote>
+  <w:footnote w:id="4">
+    <w:p>
+      <w:pPr>
+        <w:pStyle w:val="FootnoteText"/>
+        <w:jc w:val="both"/>
+        <w:rPr>
+          <w:rFonts w:ascii="Times New Roman" w:hAnsi="Times New Roman" w:cs="Times New Roman"/>
+        </w:rPr>
+      </w:pPr>
+      <w:r>
+        <w:rPr>
+          <w:rStyle w:val="FootnoteReference"/>
+          <w:rFonts w:ascii="Times New Roman" w:hAnsi="Times New Roman" w:cs="Times New Roman"/>
+        </w:rPr>
+        <w:footnoteRef/>
+      </w:r>
+      <w:r>
+        <w:rPr>
+          <w:rFonts w:ascii="Times New Roman" w:hAnsi="Times New Roman" w:cs="Times New Roman"/>
+        </w:rPr>
+        <w:t xml:space="preserve"> MINDSET</w:t>
+      </w:r>
+      <w:r>
+        <w:rPr>
+          <w:rFonts w:ascii="Times New Roman" w:hAnsi="Times New Roman" w:cs="Times New Roman"/>
+        </w:rPr>
+        <w:t xml:space="preserve"> 1.0</w:t>
+      </w:r>
+      <w:r>
+        <w:rPr>
+          <w:rFonts w:ascii="Times New Roman" w:hAnsi="Times New Roman" w:cs="Times New Roman"/>
+        </w:rPr>
+        <w:t xml:space="preserve"> was </w:t>
+      </w:r>
+      <w:r>
+        <w:rPr>
+          <w:rFonts w:ascii="Times New Roman" w:hAnsi="Times New Roman" w:cs="Times New Roman"/>
+        </w:rPr>
+        <w:t>developed by the World Bank Group</w:t>
+      </w:r>
+      <w:r>
+        <w:rPr>
+          <w:rFonts w:ascii="Times New Roman" w:hAnsi="Times New Roman" w:cs="Times New Roman"/>
+        </w:rPr>
+        <w:t xml:space="preserve"> </w:t>
+      </w:r>
+      <w:r>
+        <w:rPr>
+          <w:rFonts w:ascii="Times New Roman" w:hAnsi="Times New Roman" w:cs="Times New Roman"/>
+        </w:rPr>
+        <w:t xml:space="preserve">and </w:t>
+      </w:r>
+      <w:r>
+        <w:rPr>
+          <w:rFonts w:ascii="Times New Roman" w:hAnsi="Times New Roman" w:cs="Times New Roman"/>
+        </w:rPr>
+        <w:t xml:space="preserve">stands for </w:t>
+      </w:r>
+      <w:r>
+        <w:rPr>
+          <w:rFonts w:ascii="Times New Roman" w:hAnsi="Times New Roman" w:cs="Times New Roman"/>
+          <w:i/>
+          <w:iCs/>
+        </w:rPr>
+        <w:t>Model of Innovation in Dynamic Low-Carbon Structural</w:t>
+      </w:r>
+      <w:r>
+        <w:rPr>
+          <w:rFonts w:ascii="Times New Roman" w:hAnsi="Times New Roman" w:cs="Times New Roman"/>
+          <w:i/>
+          <w:iCs/>
+        </w:rPr>
+        <w:t xml:space="preserve"> Economic and Employment Transformations</w:t>
+      </w:r>
+      <w:r>
+        <w:rPr>
+          <w:rFonts w:ascii="Times New Roman" w:hAnsi="Times New Roman" w:cs="Times New Roman"/>
+        </w:rPr>
+        <w:t>.</w:t>
+      </w:r>
+    </w:p>
+  </w:footnote>
+  <w:footnote w:id="5">
+    <w:p>
+      <w:pPr>
+        <w:pStyle w:val="FootnoteText"/>
+        <w:jc w:val="both"/>
+        <w:rPr>
+          <w:rFonts w:ascii="Times New Roman" w:hAnsi="Times New Roman" w:cs="Times New Roman"/>
+        </w:rPr>
+      </w:pPr>
+      <w:r>
+        <w:rPr>
+          <w:rStyle w:val="FootnoteReference"/>
+          <w:rFonts w:ascii="Times New Roman" w:hAnsi="Times New Roman" w:cs="Times New Roman"/>
+        </w:rPr>
+        <w:footnoteRef/>
+      </w:r>
+      <w:r>
+        <w:rPr>
+          <w:rFonts w:ascii="Times New Roman" w:hAnsi="Times New Roman" w:cs="Times New Roman"/>
+        </w:rPr>
+        <w:t xml:space="preserve"> </w:t>
+      </w:r>
+      <w:r>
+        <w:rPr>
+          <w:rFonts w:ascii="Times New Roman" w:hAnsi="Times New Roman" w:cs="Times New Roman"/>
+        </w:rPr>
+        <w:t xml:space="preserve">As a global simulation model, MINDSET provides analysis across a broad range of climate and development topics, from the economic impacts of floods and heat stress to more traditional macroeconomic questions such as carbon taxes and sectoral subsidies. It has been applied in real-world settings </w:t>
+      </w:r>
+      <w:r>
+        <w:rPr>
+          <w:rFonts w:ascii="Times New Roman" w:hAnsi="Times New Roman" w:cs="Times New Roman"/>
+        </w:rPr>
+        <w:t xml:space="preserve">– </w:t>
+      </w:r>
+      <w:r>
+        <w:rPr>
+          <w:rFonts w:ascii="Times New Roman" w:hAnsi="Times New Roman" w:cs="Times New Roman"/>
+        </w:rPr>
+        <w:t>for example, to assess the job-creation impact of renewable energy investments in Moldova and the effects of climate shocks on the tourism industry in Namibia (Dorband et al., forthcoming). A dynamic version, MINDSET 2.0, was recently released for in</w:t>
+      </w:r>
+      <w:r>
+        <w:rPr>
+          <w:rFonts w:ascii="Times New Roman" w:hAnsi="Times New Roman" w:cs="Times New Roman"/>
+        </w:rPr>
+        <w:t>ternal</w:t>
+      </w:r>
+      <w:r>
+        <w:rPr>
+          <w:rFonts w:ascii="Times New Roman" w:hAnsi="Times New Roman" w:cs="Times New Roman"/>
+        </w:rPr>
+        <w:t xml:space="preserve"> user testing (Kiss-Dobronyi et al., 2026)</w:t>
+      </w:r>
+      <w:r>
+        <w:rPr>
+          <w:rFonts w:ascii="Times New Roman" w:hAnsi="Times New Roman" w:cs="Times New Roman"/>
+        </w:rPr>
+        <w:t>.</w:t>
+      </w:r>
+    </w:p>
+  </w:footnote>
+  <w:footnote w:id="6">
+    <w:p>
+      <w:pPr>
+        <w:pStyle w:val="FootnoteText"/>
+        <w:jc w:val="both"/>
+      </w:pPr>
+      <w:r>
+        <w:rPr>
+          <w:rStyle w:val="FootnoteReference"/>
+          <w:rFonts w:ascii="Times New Roman" w:hAnsi="Times New Roman" w:cs="Times New Roman"/>
+        </w:rPr>
+        <w:footnoteRef/>
+      </w:r>
+      <w:r>
+        <w:rPr>
+          <w:rFonts w:ascii="Times New Roman" w:hAnsi="Times New Roman" w:cs="Times New Roman"/>
+        </w:rPr>
+        <w:t xml:space="preserve"> </w:t>
+      </w:r>
+      <w:r>
+        <w:rPr>
+          <w:rFonts w:ascii="Times New Roman" w:hAnsi="Times New Roman" w:cs="Times New Roman"/>
+        </w:rPr>
+        <w:t>GLORIA</w:t>
+      </w:r>
+      <w:r>
+        <w:rPr>
+          <w:rFonts w:ascii="Times New Roman" w:hAnsi="Times New Roman" w:cs="Times New Roman"/>
+        </w:rPr>
+        <w:t xml:space="preserve"> </w:t>
+      </w:r>
+      <w:r>
+        <w:rPr>
+          <w:rFonts w:ascii="Times New Roman" w:hAnsi="Times New Roman" w:cs="Times New Roman"/>
+        </w:rPr>
+        <w:t>(</w:t>
+      </w:r>
+      <w:r>
+        <w:rPr>
+          <w:rFonts w:ascii="Times New Roman" w:hAnsi="Times New Roman" w:cs="Times New Roman"/>
+        </w:rPr>
+        <w:t>Global Resource Input-Output Assessment</w:t>
+      </w:r>
+      <w:r>
+        <w:rPr>
+          <w:rFonts w:ascii="Times New Roman" w:hAnsi="Times New Roman" w:cs="Times New Roman"/>
+        </w:rPr>
+        <w:t xml:space="preserve">) </w:t>
+      </w:r>
+      <w:r>
+        <w:rPr>
+          <w:rFonts w:ascii="Times New Roman" w:hAnsi="Times New Roman" w:cs="Times New Roman"/>
+        </w:rPr>
+        <w:t xml:space="preserve">database </w:t>
+      </w:r>
+      <w:r>
+        <w:rPr>
+          <w:rFonts w:ascii="Times New Roman" w:hAnsi="Times New Roman" w:cs="Times New Roman"/>
+        </w:rPr>
+        <w:t>is an initiative</w:t>
+      </w:r>
+      <w:r>
+        <w:rPr>
+          <w:rFonts w:ascii="Times New Roman" w:hAnsi="Times New Roman" w:cs="Times New Roman"/>
+        </w:rPr>
+        <w:t xml:space="preserve"> from</w:t>
+      </w:r>
+      <w:r>
+        <w:rPr>
+          <w:rFonts w:ascii="Times New Roman" w:hAnsi="Times New Roman" w:cs="Times New Roman"/>
+        </w:rPr>
+        <w:t xml:space="preserve"> the University of Sydney </w:t>
+      </w:r>
+      <w:r>
+        <w:rPr>
+          <w:rFonts w:ascii="Times New Roman" w:hAnsi="Times New Roman" w:cs="Times New Roman"/>
+        </w:rPr>
+        <w:t xml:space="preserve">in partnership with </w:t>
+      </w:r>
+      <w:r>
+        <w:rPr>
+          <w:rFonts w:ascii="Times New Roman" w:hAnsi="Times New Roman" w:cs="Times New Roman"/>
+        </w:rPr>
+        <w:t>the UN International Resource Panel</w:t>
+      </w:r>
+      <w:r>
+        <w:rPr>
+          <w:rFonts w:ascii="Times New Roman" w:hAnsi="Times New Roman" w:cs="Times New Roman"/>
+        </w:rPr>
+        <w:t>. F</w:t>
+      </w:r>
+      <w:r>
+        <w:rPr>
+          <w:rFonts w:ascii="Times New Roman" w:hAnsi="Times New Roman" w:cs="Times New Roman"/>
+        </w:rPr>
+        <w:t>or updated information</w:t>
+      </w:r>
+      <w:r>
+        <w:rPr>
+          <w:rFonts w:ascii="Times New Roman" w:hAnsi="Times New Roman" w:cs="Times New Roman"/>
+        </w:rPr>
+        <w:t xml:space="preserve"> and </w:t>
+      </w:r>
+      <w:r>
+        <w:rPr>
+          <w:rFonts w:ascii="Times New Roman" w:hAnsi="Times New Roman" w:cs="Times New Roman"/>
+        </w:rPr>
+        <w:t xml:space="preserve">data </w:t>
+      </w:r>
+      <w:r>
+        <w:rPr>
+          <w:rFonts w:ascii="Times New Roman" w:hAnsi="Times New Roman" w:cs="Times New Roman"/>
+        </w:rPr>
+        <w:t>download</w:t>
+      </w:r>
+      <w:r>
+        <w:rPr>
+          <w:rFonts w:ascii="Times New Roman" w:hAnsi="Times New Roman" w:cs="Times New Roman"/>
+        </w:rPr>
+        <w:t>, access:</w:t>
+      </w:r>
+      <w:r>
+        <w:t xml:space="preserve"> </w:t>
+      </w:r>
+      <w:hyperlink r:id="rId1" w:history="1">
+        <w:r>
+          <w:rPr>
+            <w:rStyle w:val="Hyperlink"/>
+            <w:rFonts w:ascii="Times New Roman" w:hAnsi="Times New Roman" w:cs="Times New Roman"/>
+          </w:rPr>
+          <w:t>https://ielab.info/labs/ielab-gloria</w:t>
+        </w:r>
+      </w:hyperlink>
+    </w:p>
+  </w:footnote>
+  <w:footnote w:id="7">
+    <w:p>
+      <w:pPr>
+        <w:pStyle w:val="FootnoteText"/>
+        <w:jc w:val="both"/>
+        <w:rPr>
+          <w:rFonts w:ascii="Times New Roman" w:hAnsi="Times New Roman" w:cs="Times New Roman"/>
+        </w:rPr>
+      </w:pPr>
+      <w:r>
+        <w:rPr>
+          <w:rStyle w:val="FootnoteReference"/>
+          <w:rFonts w:ascii="Times New Roman" w:hAnsi="Times New Roman" w:cs="Times New Roman"/>
+        </w:rPr>
+        <w:footnoteRef/>
+      </w:r>
+      <w:r>
+        <w:rPr>
+          <w:rFonts w:ascii="Times New Roman" w:hAnsi="Times New Roman" w:cs="Times New Roman"/>
+        </w:rPr>
+        <w:t xml:space="preserve"> </w:t>
+      </w:r>
+      <w:r>
+        <w:rPr>
+          <w:rFonts w:ascii="Times New Roman" w:hAnsi="Times New Roman" w:cs="Times New Roman"/>
+        </w:rPr>
+        <w:t>MINDSET 1.0 was developed by the World Bank Group and stands for Model of Innovation in Dynamic Low-Carbon Structural Economic and Employment Transformations.</w:t>
+      </w:r>
+    </w:p>
+  </w:footnote>
+  <w:footnote w:id="8">
+    <w:p>
+      <w:pPr>
+        <w:pStyle w:val="FootnoteText"/>
+        <w:jc w:val="both"/>
+        <w:rPr>
+          <w:rFonts w:ascii="Times New Roman" w:hAnsi="Times New Roman" w:cs="Times New Roman"/>
+        </w:rPr>
+      </w:pPr>
+      <w:r>
+        <w:rPr>
+          <w:rStyle w:val="FootnoteReference"/>
+        </w:rPr>
+        <w:footnoteRef/>
+      </w:r>
+      <w:r>
+        <w:t xml:space="preserve"> </w:t>
+      </w:r>
+      <w:r>
+        <w:rPr>
+          <w:rFonts w:ascii="Times New Roman" w:hAnsi="Times New Roman" w:cs="Times New Roman"/>
+        </w:rPr>
+        <w:t xml:space="preserve">As a global simulation model, MINDSET provides analysis across a broad range of climate and development topics, from the economic impacts of floods and heat stress to more traditional macroeconomic questions such as carbon taxes and sectoral subsidies. It has been applied in real-world settings </w:t>
+      </w:r>
+      <w:r>
+        <w:rPr>
+          <w:rFonts w:ascii="Times New Roman" w:hAnsi="Times New Roman" w:cs="Times New Roman"/>
+        </w:rPr>
+        <w:t xml:space="preserve">– </w:t>
+      </w:r>
+      <w:r>
+        <w:rPr>
+          <w:rFonts w:ascii="Times New Roman" w:hAnsi="Times New Roman" w:cs="Times New Roman"/>
+        </w:rPr>
+        <w:t>for example, to assess the job-creation impact of renewable energy investments in Moldova and the effects of climate shocks on the tourism industry in Namibia (Dorband et al., forthcoming). A dynamic version, MINDSET 2.0, was recently released for in</w:t>
+      </w:r>
+      <w:r>
+        <w:rPr>
+          <w:rFonts w:ascii="Times New Roman" w:hAnsi="Times New Roman" w:cs="Times New Roman"/>
+        </w:rPr>
+        <w:t>ternal</w:t>
+      </w:r>
+      <w:r>
+        <w:rPr>
+          <w:rFonts w:ascii="Times New Roman" w:hAnsi="Times New Roman" w:cs="Times New Roman"/>
+        </w:rPr>
+        <w:t xml:space="preserve"> user testing (Kiss-Dobronyi et al., 2026)</w:t>
       </w:r>
       <w:r>
         <w:rPr>
@@ -16611,6 +18210,7 @@
   <w:style w:type="character" w:default="1" w:styleId="DefaultParagraphFont">
     <w:name w:val="Default Paragraph Font"/>
     <w:uiPriority w:val="1"/>
+    <w:semiHidden/>
     <w:unhideWhenUsed/>
   </w:style>
   <w:style w:type="table" w:default="1" w:styleId="TableNormal">
@@ -17026,6 +18626,29 @@
       <w:szCs w:val="20"/>
     </w:rPr>
   </w:style>
+  <w:style w:type="character" w:styleId="Hyperlink">
+    <w:name w:val="Hyperlink"/>
+    <w:basedOn w:val="DefaultParagraphFont"/>
+    <w:uiPriority w:val="99"/>
+    <w:unhideWhenUsed/>
+    <w:rsid w:val="00DE264B"/>
+    <w:rPr>
+      <w:color w:val="467886" w:themeColor="hyperlink"/>
+      <w:u w:val="single"/>
+    </w:rPr>
+  </w:style>
+  <w:style w:type="character" w:styleId="UnresolvedMention">
+    <w:name w:val="Unresolved Mention"/>
+    <w:basedOn w:val="DefaultParagraphFont"/>
+    <w:uiPriority w:val="99"/>
+    <w:semiHidden/>
+    <w:unhideWhenUsed/>
+    <w:rsid w:val="00DE264B"/>
+    <w:rPr>
+      <w:color w:val="605E5C"/>
+      <w:shd w:val="clear" w:color="auto" w:fill="E1DFDD"/>
+    </w:rPr>
+  </w:style>
 </w:styles>
 </file>
 
